--- a/TheorynCoding/Study Material/Java Overall/Java Overall/Quick Java/oza sir/Study This/study material/Interview Question/LinkedIn Question Set1.docx
+++ b/TheorynCoding/Study Material/Java Overall/Java Overall/Quick Java/oza sir/Study This/study material/Interview Question/LinkedIn Question Set1.docx
@@ -3,6 +3,14 @@
 <w:document xmlns:wpc="http://schemas.microsoft.com/office/word/2010/wordprocessingCanvas" xmlns:mc="http://schemas.openxmlformats.org/markup-compatibility/2006" xmlns:o="urn:schemas-microsoft-com:office:office" xmlns:r="http://schemas.openxmlformats.org/officeDocument/2006/relationships" xmlns:m="http://schemas.openxmlformats.org/officeDocument/2006/math" xmlns:v="urn:schemas-microsoft-com:vml" xmlns:wp14="http://schemas.microsoft.com/office/word/2010/wordprocessingDrawing" xmlns:wp="http://schemas.openxmlformats.org/drawingml/2006/wordprocessingDrawing" xmlns:w10="urn:schemas-microsoft-com:office:word" xmlns:w="http://schemas.openxmlformats.org/wordprocessingml/2006/main" xmlns:w14="http://schemas.microsoft.com/office/word/2010/wordml" xmlns:wpg="http://schemas.microsoft.com/office/word/2010/wordprocessingGroup" xmlns:wpi="http://schemas.microsoft.com/office/word/2010/wordprocessingInk" xmlns:wne="http://schemas.microsoft.com/office/word/2006/wordml" xmlns:wps="http://schemas.microsoft.com/office/word/2010/wordprocessingShape" mc:Ignorable="w14 wp14">
   <w:body>
     <w:p>
+      <w:pPr>
+        <w:rPr>
+          <w:rFonts w:ascii="Segoe UI" w:hAnsi="Segoe UI" w:cs="Segoe UI"/>
+          <w:sz w:val="21"/>
+          <w:szCs w:val="21"/>
+          <w:shd w:val="clear" w:color="auto" w:fill="FFFFFF"/>
+        </w:rPr>
+      </w:pPr>
       <w:r>
         <w:rPr>
           <w:rFonts w:ascii="Segoe UI" w:hAnsi="Segoe UI" w:cs="Segoe UI"/>
@@ -37,24 +45,2542 @@
           <w:rFonts w:ascii="Segoe UI" w:hAnsi="Segoe UI" w:cs="Segoe UI"/>
           <w:sz w:val="21"/>
           <w:szCs w:val="21"/>
+          <w:highlight w:val="yellow"/>
           <w:shd w:val="clear" w:color="auto" w:fill="FFFFFF"/>
         </w:rPr>
         <w:t>→ How does Java achieve platform independence (JVM vs JRE)?</w:t>
       </w:r>
-      <w:r>
-        <w:rPr>
-          <w:rFonts w:ascii="Segoe UI" w:hAnsi="Segoe UI" w:cs="Segoe UI"/>
-          <w:sz w:val="21"/>
-          <w:szCs w:val="21"/>
-          <w:bdr w:val="none" w:sz="0" w:space="0" w:color="auto" w:frame="1"/>
-        </w:rPr>
-        <w:br/>
-      </w:r>
-      <w:r>
-        <w:rPr>
-          <w:rFonts w:ascii="Segoe UI" w:hAnsi="Segoe UI" w:cs="Segoe UI"/>
-          <w:sz w:val="21"/>
-          <w:szCs w:val="21"/>
+    </w:p>
+    <w:p>
+      <w:pPr>
+        <w:spacing w:before="100" w:beforeAutospacing="1" w:after="100" w:afterAutospacing="1" w:line="240" w:lineRule="auto"/>
+        <w:rPr>
+          <w:rFonts w:ascii="Times New Roman" w:eastAsia="Times New Roman" w:hAnsi="Times New Roman" w:cs="Times New Roman"/>
+          <w:sz w:val="24"/>
+          <w:szCs w:val="24"/>
+          <w:lang w:eastAsia="en-IN"/>
+        </w:rPr>
+      </w:pPr>
+      <w:r>
+        <w:rPr>
+          <w:rFonts w:ascii="Times New Roman" w:eastAsia="Times New Roman" w:hAnsi="Times New Roman" w:cs="Times New Roman"/>
+          <w:sz w:val="24"/>
+          <w:szCs w:val="24"/>
+          <w:lang w:eastAsia="en-IN"/>
+        </w:rPr>
+        <w:t>This is one of the most common Java interview questions.</w:t>
+      </w:r>
+    </w:p>
+    <w:p>
+      <w:pPr>
+        <w:spacing w:before="100" w:beforeAutospacing="1" w:after="100" w:afterAutospacing="1" w:line="240" w:lineRule="auto"/>
+        <w:outlineLvl w:val="2"/>
+        <w:rPr>
+          <w:rFonts w:ascii="Times New Roman" w:eastAsia="Times New Roman" w:hAnsi="Times New Roman" w:cs="Times New Roman"/>
+          <w:b/>
+          <w:bCs/>
+          <w:sz w:val="27"/>
+          <w:szCs w:val="27"/>
+          <w:lang w:eastAsia="en-IN"/>
+        </w:rPr>
+      </w:pPr>
+      <w:r>
+        <w:rPr>
+          <w:rFonts w:ascii="Times New Roman" w:eastAsia="Times New Roman" w:hAnsi="Times New Roman" w:cs="Times New Roman"/>
+          <w:b/>
+          <w:bCs/>
+          <w:sz w:val="27"/>
+          <w:szCs w:val="27"/>
+          <w:lang w:eastAsia="en-IN"/>
+        </w:rPr>
+        <w:t>Interview Answer (2 minutes)</w:t>
+      </w:r>
+    </w:p>
+    <w:p>
+      <w:pPr>
+        <w:spacing w:before="100" w:beforeAutospacing="1" w:after="100" w:afterAutospacing="1" w:line="240" w:lineRule="auto"/>
+        <w:rPr>
+          <w:rFonts w:ascii="Times New Roman" w:eastAsia="Times New Roman" w:hAnsi="Times New Roman" w:cs="Times New Roman"/>
+          <w:sz w:val="24"/>
+          <w:szCs w:val="24"/>
+          <w:lang w:eastAsia="en-IN"/>
+        </w:rPr>
+      </w:pPr>
+      <w:r>
+        <w:rPr>
+          <w:rFonts w:ascii="Times New Roman" w:eastAsia="Times New Roman" w:hAnsi="Times New Roman" w:cs="Times New Roman"/>
+          <w:b/>
+          <w:bCs/>
+          <w:sz w:val="24"/>
+          <w:szCs w:val="24"/>
+          <w:lang w:eastAsia="en-IN"/>
+        </w:rPr>
+        <w:t>Java achieves platform independence through Bytecode and the JVM.</w:t>
+      </w:r>
+    </w:p>
+    <w:p>
+      <w:pPr>
+        <w:spacing w:before="100" w:beforeAutospacing="1" w:after="100" w:afterAutospacing="1" w:line="240" w:lineRule="auto"/>
+        <w:rPr>
+          <w:rFonts w:ascii="Times New Roman" w:eastAsia="Times New Roman" w:hAnsi="Times New Roman" w:cs="Times New Roman"/>
+          <w:sz w:val="24"/>
+          <w:szCs w:val="24"/>
+          <w:lang w:eastAsia="en-IN"/>
+        </w:rPr>
+      </w:pPr>
+      <w:r>
+        <w:rPr>
+          <w:rFonts w:ascii="Times New Roman" w:eastAsia="Times New Roman" w:hAnsi="Times New Roman" w:cs="Times New Roman"/>
+          <w:sz w:val="24"/>
+          <w:szCs w:val="24"/>
+          <w:lang w:eastAsia="en-IN"/>
+        </w:rPr>
+        <w:t>When you write a Java program:</w:t>
+      </w:r>
+    </w:p>
+    <w:p>
+      <w:pPr>
+        <w:tabs>
+          <w:tab w:val="left" w:pos="916"/>
+          <w:tab w:val="left" w:pos="1832"/>
+          <w:tab w:val="left" w:pos="2748"/>
+          <w:tab w:val="left" w:pos="3664"/>
+          <w:tab w:val="left" w:pos="4580"/>
+          <w:tab w:val="left" w:pos="5496"/>
+          <w:tab w:val="left" w:pos="6412"/>
+          <w:tab w:val="left" w:pos="7328"/>
+          <w:tab w:val="left" w:pos="8244"/>
+          <w:tab w:val="left" w:pos="9160"/>
+          <w:tab w:val="left" w:pos="10076"/>
+          <w:tab w:val="left" w:pos="10992"/>
+          <w:tab w:val="left" w:pos="11908"/>
+          <w:tab w:val="left" w:pos="12824"/>
+          <w:tab w:val="left" w:pos="13740"/>
+          <w:tab w:val="left" w:pos="14656"/>
+        </w:tabs>
+        <w:spacing w:after="0" w:line="240" w:lineRule="auto"/>
+        <w:rPr>
+          <w:rFonts w:ascii="Courier New" w:eastAsia="Times New Roman" w:hAnsi="Courier New" w:cs="Courier New"/>
+          <w:sz w:val="20"/>
+          <w:szCs w:val="20"/>
+          <w:lang w:eastAsia="en-IN"/>
+        </w:rPr>
+      </w:pPr>
+      <w:r>
+        <w:rPr>
+          <w:rFonts w:ascii="Courier New" w:eastAsia="Times New Roman" w:hAnsi="Courier New" w:cs="Courier New"/>
+          <w:sz w:val="20"/>
+          <w:szCs w:val="20"/>
+          <w:lang w:eastAsia="en-IN"/>
+        </w:rPr>
+        <w:t>Hello.java</w:t>
+      </w:r>
+    </w:p>
+    <w:p>
+      <w:pPr>
+        <w:spacing w:before="100" w:beforeAutospacing="1" w:after="100" w:afterAutospacing="1" w:line="240" w:lineRule="auto"/>
+        <w:rPr>
+          <w:rFonts w:ascii="Times New Roman" w:eastAsia="Times New Roman" w:hAnsi="Times New Roman" w:cs="Times New Roman"/>
+          <w:sz w:val="24"/>
+          <w:szCs w:val="24"/>
+          <w:lang w:eastAsia="en-IN"/>
+        </w:rPr>
+      </w:pPr>
+      <w:r>
+        <w:rPr>
+          <w:rFonts w:ascii="Times New Roman" w:eastAsia="Times New Roman" w:hAnsi="Times New Roman" w:cs="Times New Roman"/>
+          <w:sz w:val="24"/>
+          <w:szCs w:val="24"/>
+          <w:lang w:eastAsia="en-IN"/>
+        </w:rPr>
+        <w:t xml:space="preserve">It is compiled by the </w:t>
+      </w:r>
+      <w:r>
+        <w:rPr>
+          <w:rFonts w:ascii="Times New Roman" w:eastAsia="Times New Roman" w:hAnsi="Times New Roman" w:cs="Times New Roman"/>
+          <w:b/>
+          <w:bCs/>
+          <w:sz w:val="24"/>
+          <w:szCs w:val="24"/>
+          <w:lang w:eastAsia="en-IN"/>
+        </w:rPr>
+        <w:t>Java Compiler (</w:t>
+      </w:r>
+      <w:proofErr w:type="spellStart"/>
+      <w:r>
+        <w:rPr>
+          <w:rFonts w:ascii="Courier New" w:eastAsia="Times New Roman" w:hAnsi="Courier New" w:cs="Courier New"/>
+          <w:b/>
+          <w:bCs/>
+          <w:sz w:val="20"/>
+          <w:szCs w:val="20"/>
+          <w:lang w:eastAsia="en-IN"/>
+        </w:rPr>
+        <w:t>javac</w:t>
+      </w:r>
+      <w:proofErr w:type="spellEnd"/>
+      <w:r>
+        <w:rPr>
+          <w:rFonts w:ascii="Times New Roman" w:eastAsia="Times New Roman" w:hAnsi="Times New Roman" w:cs="Times New Roman"/>
+          <w:b/>
+          <w:bCs/>
+          <w:sz w:val="24"/>
+          <w:szCs w:val="24"/>
+          <w:lang w:eastAsia="en-IN"/>
+        </w:rPr>
+        <w:t>)</w:t>
+      </w:r>
+      <w:r>
+        <w:rPr>
+          <w:rFonts w:ascii="Times New Roman" w:eastAsia="Times New Roman" w:hAnsi="Times New Roman" w:cs="Times New Roman"/>
+          <w:sz w:val="24"/>
+          <w:szCs w:val="24"/>
+          <w:lang w:eastAsia="en-IN"/>
+        </w:rPr>
+        <w:t xml:space="preserve"> into:</w:t>
+      </w:r>
+    </w:p>
+    <w:p>
+      <w:pPr>
+        <w:tabs>
+          <w:tab w:val="left" w:pos="916"/>
+          <w:tab w:val="left" w:pos="1832"/>
+          <w:tab w:val="left" w:pos="2748"/>
+          <w:tab w:val="left" w:pos="3664"/>
+          <w:tab w:val="left" w:pos="4580"/>
+          <w:tab w:val="left" w:pos="5496"/>
+          <w:tab w:val="left" w:pos="6412"/>
+          <w:tab w:val="left" w:pos="7328"/>
+          <w:tab w:val="left" w:pos="8244"/>
+          <w:tab w:val="left" w:pos="9160"/>
+          <w:tab w:val="left" w:pos="10076"/>
+          <w:tab w:val="left" w:pos="10992"/>
+          <w:tab w:val="left" w:pos="11908"/>
+          <w:tab w:val="left" w:pos="12824"/>
+          <w:tab w:val="left" w:pos="13740"/>
+          <w:tab w:val="left" w:pos="14656"/>
+        </w:tabs>
+        <w:spacing w:after="0" w:line="240" w:lineRule="auto"/>
+        <w:rPr>
+          <w:rFonts w:ascii="Courier New" w:eastAsia="Times New Roman" w:hAnsi="Courier New" w:cs="Courier New"/>
+          <w:sz w:val="20"/>
+          <w:szCs w:val="20"/>
+          <w:lang w:eastAsia="en-IN"/>
+        </w:rPr>
+      </w:pPr>
+      <w:proofErr w:type="spellStart"/>
+      <w:r>
+        <w:rPr>
+          <w:rFonts w:ascii="Courier New" w:eastAsia="Times New Roman" w:hAnsi="Courier New" w:cs="Courier New"/>
+          <w:sz w:val="20"/>
+          <w:szCs w:val="20"/>
+          <w:lang w:eastAsia="en-IN"/>
+        </w:rPr>
+        <w:t>Hello.class</w:t>
+      </w:r>
+      <w:proofErr w:type="spellEnd"/>
+    </w:p>
+    <w:p>
+      <w:pPr>
+        <w:spacing w:before="100" w:beforeAutospacing="1" w:after="100" w:afterAutospacing="1" w:line="240" w:lineRule="auto"/>
+        <w:rPr>
+          <w:rFonts w:ascii="Times New Roman" w:eastAsia="Times New Roman" w:hAnsi="Times New Roman" w:cs="Times New Roman"/>
+          <w:sz w:val="24"/>
+          <w:szCs w:val="24"/>
+          <w:lang w:eastAsia="en-IN"/>
+        </w:rPr>
+      </w:pPr>
+      <w:r>
+        <w:rPr>
+          <w:rFonts w:ascii="Times New Roman" w:eastAsia="Times New Roman" w:hAnsi="Times New Roman" w:cs="Times New Roman"/>
+          <w:sz w:val="24"/>
+          <w:szCs w:val="24"/>
+          <w:lang w:eastAsia="en-IN"/>
+        </w:rPr>
+        <w:t xml:space="preserve">The </w:t>
+      </w:r>
+      <w:r>
+        <w:rPr>
+          <w:rFonts w:ascii="Courier New" w:eastAsia="Times New Roman" w:hAnsi="Courier New" w:cs="Courier New"/>
+          <w:sz w:val="20"/>
+          <w:szCs w:val="20"/>
+          <w:lang w:eastAsia="en-IN"/>
+        </w:rPr>
+        <w:t>.class</w:t>
+      </w:r>
+      <w:r>
+        <w:rPr>
+          <w:rFonts w:ascii="Times New Roman" w:eastAsia="Times New Roman" w:hAnsi="Times New Roman" w:cs="Times New Roman"/>
+          <w:sz w:val="24"/>
+          <w:szCs w:val="24"/>
+          <w:lang w:eastAsia="en-IN"/>
+        </w:rPr>
+        <w:t xml:space="preserve"> file contains </w:t>
+      </w:r>
+      <w:r>
+        <w:rPr>
+          <w:rFonts w:ascii="Times New Roman" w:eastAsia="Times New Roman" w:hAnsi="Times New Roman" w:cs="Times New Roman"/>
+          <w:b/>
+          <w:bCs/>
+          <w:sz w:val="24"/>
+          <w:szCs w:val="24"/>
+          <w:lang w:eastAsia="en-IN"/>
+        </w:rPr>
+        <w:t>bytecode</w:t>
+      </w:r>
+      <w:r>
+        <w:rPr>
+          <w:rFonts w:ascii="Times New Roman" w:eastAsia="Times New Roman" w:hAnsi="Times New Roman" w:cs="Times New Roman"/>
+          <w:sz w:val="24"/>
+          <w:szCs w:val="24"/>
+          <w:lang w:eastAsia="en-IN"/>
+        </w:rPr>
+        <w:t>, not machine code.</w:t>
+      </w:r>
+    </w:p>
+    <w:p>
+      <w:pPr>
+        <w:spacing w:before="100" w:beforeAutospacing="1" w:after="100" w:afterAutospacing="1" w:line="240" w:lineRule="auto"/>
+        <w:rPr>
+          <w:rFonts w:ascii="Times New Roman" w:eastAsia="Times New Roman" w:hAnsi="Times New Roman" w:cs="Times New Roman"/>
+          <w:sz w:val="24"/>
+          <w:szCs w:val="24"/>
+          <w:lang w:eastAsia="en-IN"/>
+        </w:rPr>
+      </w:pPr>
+      <w:r>
+        <w:rPr>
+          <w:rFonts w:ascii="Times New Roman" w:eastAsia="Times New Roman" w:hAnsi="Times New Roman" w:cs="Times New Roman"/>
+          <w:sz w:val="24"/>
+          <w:szCs w:val="24"/>
+          <w:lang w:eastAsia="en-IN"/>
+        </w:rPr>
+        <w:t>This bytecode is the same on every operating system.</w:t>
+      </w:r>
+    </w:p>
+    <w:p>
+      <w:pPr>
+        <w:spacing w:before="100" w:beforeAutospacing="1" w:after="100" w:afterAutospacing="1" w:line="240" w:lineRule="auto"/>
+        <w:rPr>
+          <w:rFonts w:ascii="Times New Roman" w:eastAsia="Times New Roman" w:hAnsi="Times New Roman" w:cs="Times New Roman"/>
+          <w:sz w:val="24"/>
+          <w:szCs w:val="24"/>
+          <w:lang w:eastAsia="en-IN"/>
+        </w:rPr>
+      </w:pPr>
+      <w:r>
+        <w:rPr>
+          <w:rFonts w:ascii="Times New Roman" w:eastAsia="Times New Roman" w:hAnsi="Times New Roman" w:cs="Times New Roman"/>
+          <w:sz w:val="24"/>
+          <w:szCs w:val="24"/>
+          <w:lang w:eastAsia="en-IN"/>
+        </w:rPr>
+        <w:t xml:space="preserve">Now </w:t>
+      </w:r>
+      <w:proofErr w:type="gramStart"/>
+      <w:r>
+        <w:rPr>
+          <w:rFonts w:ascii="Times New Roman" w:eastAsia="Times New Roman" w:hAnsi="Times New Roman" w:cs="Times New Roman"/>
+          <w:sz w:val="24"/>
+          <w:szCs w:val="24"/>
+          <w:lang w:eastAsia="en-IN"/>
+        </w:rPr>
+        <w:t>comes</w:t>
+      </w:r>
+      <w:proofErr w:type="gramEnd"/>
+      <w:r>
+        <w:rPr>
+          <w:rFonts w:ascii="Times New Roman" w:eastAsia="Times New Roman" w:hAnsi="Times New Roman" w:cs="Times New Roman"/>
+          <w:sz w:val="24"/>
+          <w:szCs w:val="24"/>
+          <w:lang w:eastAsia="en-IN"/>
+        </w:rPr>
+        <w:t xml:space="preserve"> the role of the </w:t>
+      </w:r>
+      <w:r>
+        <w:rPr>
+          <w:rFonts w:ascii="Times New Roman" w:eastAsia="Times New Roman" w:hAnsi="Times New Roman" w:cs="Times New Roman"/>
+          <w:b/>
+          <w:bCs/>
+          <w:sz w:val="24"/>
+          <w:szCs w:val="24"/>
+          <w:lang w:eastAsia="en-IN"/>
+        </w:rPr>
+        <w:t>JVM (Java Virtual Machine).</w:t>
+      </w:r>
+    </w:p>
+    <w:p>
+      <w:pPr>
+        <w:numPr>
+          <w:ilvl w:val="0"/>
+          <w:numId w:val="1"/>
+        </w:numPr>
+        <w:spacing w:before="100" w:beforeAutospacing="1" w:after="100" w:afterAutospacing="1" w:line="240" w:lineRule="auto"/>
+        <w:rPr>
+          <w:rFonts w:ascii="Times New Roman" w:eastAsia="Times New Roman" w:hAnsi="Times New Roman" w:cs="Times New Roman"/>
+          <w:sz w:val="24"/>
+          <w:szCs w:val="24"/>
+          <w:lang w:eastAsia="en-IN"/>
+        </w:rPr>
+      </w:pPr>
+      <w:r>
+        <w:rPr>
+          <w:rFonts w:ascii="Times New Roman" w:eastAsia="Times New Roman" w:hAnsi="Times New Roman" w:cs="Times New Roman"/>
+          <w:sz w:val="24"/>
+          <w:szCs w:val="24"/>
+          <w:lang w:eastAsia="en-IN"/>
+        </w:rPr>
+        <w:t>Windows has a Windows JVM.</w:t>
+      </w:r>
+    </w:p>
+    <w:p>
+      <w:pPr>
+        <w:numPr>
+          <w:ilvl w:val="0"/>
+          <w:numId w:val="1"/>
+        </w:numPr>
+        <w:spacing w:before="100" w:beforeAutospacing="1" w:after="100" w:afterAutospacing="1" w:line="240" w:lineRule="auto"/>
+        <w:rPr>
+          <w:rFonts w:ascii="Times New Roman" w:eastAsia="Times New Roman" w:hAnsi="Times New Roman" w:cs="Times New Roman"/>
+          <w:sz w:val="24"/>
+          <w:szCs w:val="24"/>
+          <w:lang w:eastAsia="en-IN"/>
+        </w:rPr>
+      </w:pPr>
+      <w:r>
+        <w:rPr>
+          <w:rFonts w:ascii="Times New Roman" w:eastAsia="Times New Roman" w:hAnsi="Times New Roman" w:cs="Times New Roman"/>
+          <w:sz w:val="24"/>
+          <w:szCs w:val="24"/>
+          <w:lang w:eastAsia="en-IN"/>
+        </w:rPr>
+        <w:t>Linux has a Linux JVM.</w:t>
+      </w:r>
+    </w:p>
+    <w:p>
+      <w:pPr>
+        <w:numPr>
+          <w:ilvl w:val="0"/>
+          <w:numId w:val="1"/>
+        </w:numPr>
+        <w:spacing w:before="100" w:beforeAutospacing="1" w:after="100" w:afterAutospacing="1" w:line="240" w:lineRule="auto"/>
+        <w:rPr>
+          <w:rFonts w:ascii="Times New Roman" w:eastAsia="Times New Roman" w:hAnsi="Times New Roman" w:cs="Times New Roman"/>
+          <w:sz w:val="24"/>
+          <w:szCs w:val="24"/>
+          <w:lang w:eastAsia="en-IN"/>
+        </w:rPr>
+      </w:pPr>
+      <w:proofErr w:type="spellStart"/>
+      <w:proofErr w:type="gramStart"/>
+      <w:r>
+        <w:rPr>
+          <w:rFonts w:ascii="Times New Roman" w:eastAsia="Times New Roman" w:hAnsi="Times New Roman" w:cs="Times New Roman"/>
+          <w:sz w:val="24"/>
+          <w:szCs w:val="24"/>
+          <w:lang w:eastAsia="en-IN"/>
+        </w:rPr>
+        <w:t>macOS</w:t>
+      </w:r>
+      <w:proofErr w:type="spellEnd"/>
+      <w:proofErr w:type="gramEnd"/>
+      <w:r>
+        <w:rPr>
+          <w:rFonts w:ascii="Times New Roman" w:eastAsia="Times New Roman" w:hAnsi="Times New Roman" w:cs="Times New Roman"/>
+          <w:sz w:val="24"/>
+          <w:szCs w:val="24"/>
+          <w:lang w:eastAsia="en-IN"/>
+        </w:rPr>
+        <w:t xml:space="preserve"> has a </w:t>
+      </w:r>
+      <w:proofErr w:type="spellStart"/>
+      <w:r>
+        <w:rPr>
+          <w:rFonts w:ascii="Times New Roman" w:eastAsia="Times New Roman" w:hAnsi="Times New Roman" w:cs="Times New Roman"/>
+          <w:sz w:val="24"/>
+          <w:szCs w:val="24"/>
+          <w:lang w:eastAsia="en-IN"/>
+        </w:rPr>
+        <w:t>macOS</w:t>
+      </w:r>
+      <w:proofErr w:type="spellEnd"/>
+      <w:r>
+        <w:rPr>
+          <w:rFonts w:ascii="Times New Roman" w:eastAsia="Times New Roman" w:hAnsi="Times New Roman" w:cs="Times New Roman"/>
+          <w:sz w:val="24"/>
+          <w:szCs w:val="24"/>
+          <w:lang w:eastAsia="en-IN"/>
+        </w:rPr>
+        <w:t xml:space="preserve"> JVM.</w:t>
+      </w:r>
+    </w:p>
+    <w:p>
+      <w:pPr>
+        <w:spacing w:before="100" w:beforeAutospacing="1" w:after="100" w:afterAutospacing="1" w:line="240" w:lineRule="auto"/>
+        <w:rPr>
+          <w:rFonts w:ascii="Times New Roman" w:eastAsia="Times New Roman" w:hAnsi="Times New Roman" w:cs="Times New Roman"/>
+          <w:sz w:val="24"/>
+          <w:szCs w:val="24"/>
+          <w:lang w:eastAsia="en-IN"/>
+        </w:rPr>
+      </w:pPr>
+      <w:r>
+        <w:rPr>
+          <w:rFonts w:ascii="Times New Roman" w:eastAsia="Times New Roman" w:hAnsi="Times New Roman" w:cs="Times New Roman"/>
+          <w:sz w:val="24"/>
+          <w:szCs w:val="24"/>
+          <w:lang w:eastAsia="en-IN"/>
+        </w:rPr>
+        <w:t>Each JVM converts the same bytecode into native machine code for its operating system.</w:t>
+      </w:r>
+    </w:p>
+    <w:p>
+      <w:pPr>
+        <w:tabs>
+          <w:tab w:val="left" w:pos="916"/>
+          <w:tab w:val="left" w:pos="1832"/>
+          <w:tab w:val="left" w:pos="2748"/>
+          <w:tab w:val="left" w:pos="3664"/>
+          <w:tab w:val="left" w:pos="4580"/>
+          <w:tab w:val="left" w:pos="5496"/>
+          <w:tab w:val="left" w:pos="6412"/>
+          <w:tab w:val="left" w:pos="7328"/>
+          <w:tab w:val="left" w:pos="8244"/>
+          <w:tab w:val="left" w:pos="9160"/>
+          <w:tab w:val="left" w:pos="10076"/>
+          <w:tab w:val="left" w:pos="10992"/>
+          <w:tab w:val="left" w:pos="11908"/>
+          <w:tab w:val="left" w:pos="12824"/>
+          <w:tab w:val="left" w:pos="13740"/>
+          <w:tab w:val="left" w:pos="14656"/>
+        </w:tabs>
+        <w:spacing w:after="0" w:line="240" w:lineRule="auto"/>
+        <w:rPr>
+          <w:rFonts w:ascii="Courier New" w:eastAsia="Times New Roman" w:hAnsi="Courier New" w:cs="Courier New"/>
+          <w:sz w:val="20"/>
+          <w:szCs w:val="20"/>
+          <w:lang w:eastAsia="en-IN"/>
+        </w:rPr>
+      </w:pPr>
+      <w:r>
+        <w:rPr>
+          <w:rFonts w:ascii="Courier New" w:eastAsia="Times New Roman" w:hAnsi="Courier New" w:cs="Courier New"/>
+          <w:sz w:val="20"/>
+          <w:szCs w:val="20"/>
+          <w:lang w:eastAsia="en-IN"/>
+        </w:rPr>
+        <w:t>Java Source (.java)</w:t>
+      </w:r>
+    </w:p>
+    <w:p>
+      <w:pPr>
+        <w:tabs>
+          <w:tab w:val="left" w:pos="916"/>
+          <w:tab w:val="left" w:pos="1832"/>
+          <w:tab w:val="left" w:pos="2748"/>
+          <w:tab w:val="left" w:pos="3664"/>
+          <w:tab w:val="left" w:pos="4580"/>
+          <w:tab w:val="left" w:pos="5496"/>
+          <w:tab w:val="left" w:pos="6412"/>
+          <w:tab w:val="left" w:pos="7328"/>
+          <w:tab w:val="left" w:pos="8244"/>
+          <w:tab w:val="left" w:pos="9160"/>
+          <w:tab w:val="left" w:pos="10076"/>
+          <w:tab w:val="left" w:pos="10992"/>
+          <w:tab w:val="left" w:pos="11908"/>
+          <w:tab w:val="left" w:pos="12824"/>
+          <w:tab w:val="left" w:pos="13740"/>
+          <w:tab w:val="left" w:pos="14656"/>
+        </w:tabs>
+        <w:spacing w:after="0" w:line="240" w:lineRule="auto"/>
+        <w:rPr>
+          <w:rFonts w:ascii="Courier New" w:eastAsia="Times New Roman" w:hAnsi="Courier New" w:cs="Courier New"/>
+          <w:sz w:val="20"/>
+          <w:szCs w:val="20"/>
+          <w:lang w:eastAsia="en-IN"/>
+        </w:rPr>
+      </w:pPr>
+      <w:r>
+        <w:rPr>
+          <w:rFonts w:ascii="Courier New" w:eastAsia="Times New Roman" w:hAnsi="Courier New" w:cs="Courier New"/>
+          <w:sz w:val="20"/>
+          <w:szCs w:val="20"/>
+          <w:lang w:eastAsia="en-IN"/>
+        </w:rPr>
+        <w:t xml:space="preserve">        │</w:t>
+      </w:r>
+    </w:p>
+    <w:p>
+      <w:pPr>
+        <w:tabs>
+          <w:tab w:val="left" w:pos="916"/>
+          <w:tab w:val="left" w:pos="1832"/>
+          <w:tab w:val="left" w:pos="2748"/>
+          <w:tab w:val="left" w:pos="3664"/>
+          <w:tab w:val="left" w:pos="4580"/>
+          <w:tab w:val="left" w:pos="5496"/>
+          <w:tab w:val="left" w:pos="6412"/>
+          <w:tab w:val="left" w:pos="7328"/>
+          <w:tab w:val="left" w:pos="8244"/>
+          <w:tab w:val="left" w:pos="9160"/>
+          <w:tab w:val="left" w:pos="10076"/>
+          <w:tab w:val="left" w:pos="10992"/>
+          <w:tab w:val="left" w:pos="11908"/>
+          <w:tab w:val="left" w:pos="12824"/>
+          <w:tab w:val="left" w:pos="13740"/>
+          <w:tab w:val="left" w:pos="14656"/>
+        </w:tabs>
+        <w:spacing w:after="0" w:line="240" w:lineRule="auto"/>
+        <w:rPr>
+          <w:rFonts w:ascii="Courier New" w:eastAsia="Times New Roman" w:hAnsi="Courier New" w:cs="Courier New"/>
+          <w:sz w:val="20"/>
+          <w:szCs w:val="20"/>
+          <w:lang w:eastAsia="en-IN"/>
+        </w:rPr>
+      </w:pPr>
+      <w:r>
+        <w:rPr>
+          <w:rFonts w:ascii="Courier New" w:eastAsia="Times New Roman" w:hAnsi="Courier New" w:cs="Courier New"/>
+          <w:sz w:val="20"/>
+          <w:szCs w:val="20"/>
+          <w:lang w:eastAsia="en-IN"/>
+        </w:rPr>
+        <w:t xml:space="preserve">     </w:t>
+      </w:r>
+      <w:proofErr w:type="spellStart"/>
+      <w:proofErr w:type="gramStart"/>
+      <w:r>
+        <w:rPr>
+          <w:rFonts w:ascii="Courier New" w:eastAsia="Times New Roman" w:hAnsi="Courier New" w:cs="Courier New"/>
+          <w:sz w:val="20"/>
+          <w:szCs w:val="20"/>
+          <w:lang w:eastAsia="en-IN"/>
+        </w:rPr>
+        <w:t>javac</w:t>
+      </w:r>
+      <w:proofErr w:type="spellEnd"/>
+      <w:proofErr w:type="gramEnd"/>
+    </w:p>
+    <w:p>
+      <w:pPr>
+        <w:tabs>
+          <w:tab w:val="left" w:pos="916"/>
+          <w:tab w:val="left" w:pos="1832"/>
+          <w:tab w:val="left" w:pos="2748"/>
+          <w:tab w:val="left" w:pos="3664"/>
+          <w:tab w:val="left" w:pos="4580"/>
+          <w:tab w:val="left" w:pos="5496"/>
+          <w:tab w:val="left" w:pos="6412"/>
+          <w:tab w:val="left" w:pos="7328"/>
+          <w:tab w:val="left" w:pos="8244"/>
+          <w:tab w:val="left" w:pos="9160"/>
+          <w:tab w:val="left" w:pos="10076"/>
+          <w:tab w:val="left" w:pos="10992"/>
+          <w:tab w:val="left" w:pos="11908"/>
+          <w:tab w:val="left" w:pos="12824"/>
+          <w:tab w:val="left" w:pos="13740"/>
+          <w:tab w:val="left" w:pos="14656"/>
+        </w:tabs>
+        <w:spacing w:after="0" w:line="240" w:lineRule="auto"/>
+        <w:rPr>
+          <w:rFonts w:ascii="Courier New" w:eastAsia="Times New Roman" w:hAnsi="Courier New" w:cs="Courier New"/>
+          <w:sz w:val="20"/>
+          <w:szCs w:val="20"/>
+          <w:lang w:eastAsia="en-IN"/>
+        </w:rPr>
+      </w:pPr>
+      <w:r>
+        <w:rPr>
+          <w:rFonts w:ascii="Courier New" w:eastAsia="Times New Roman" w:hAnsi="Courier New" w:cs="Courier New"/>
+          <w:sz w:val="20"/>
+          <w:szCs w:val="20"/>
+          <w:lang w:eastAsia="en-IN"/>
+        </w:rPr>
+        <w:t xml:space="preserve">        │</w:t>
+      </w:r>
+    </w:p>
+    <w:p>
+      <w:pPr>
+        <w:tabs>
+          <w:tab w:val="left" w:pos="916"/>
+          <w:tab w:val="left" w:pos="1832"/>
+          <w:tab w:val="left" w:pos="2748"/>
+          <w:tab w:val="left" w:pos="3664"/>
+          <w:tab w:val="left" w:pos="4580"/>
+          <w:tab w:val="left" w:pos="5496"/>
+          <w:tab w:val="left" w:pos="6412"/>
+          <w:tab w:val="left" w:pos="7328"/>
+          <w:tab w:val="left" w:pos="8244"/>
+          <w:tab w:val="left" w:pos="9160"/>
+          <w:tab w:val="left" w:pos="10076"/>
+          <w:tab w:val="left" w:pos="10992"/>
+          <w:tab w:val="left" w:pos="11908"/>
+          <w:tab w:val="left" w:pos="12824"/>
+          <w:tab w:val="left" w:pos="13740"/>
+          <w:tab w:val="left" w:pos="14656"/>
+        </w:tabs>
+        <w:spacing w:after="0" w:line="240" w:lineRule="auto"/>
+        <w:rPr>
+          <w:rFonts w:ascii="Courier New" w:eastAsia="Times New Roman" w:hAnsi="Courier New" w:cs="Courier New"/>
+          <w:sz w:val="20"/>
+          <w:szCs w:val="20"/>
+          <w:lang w:eastAsia="en-IN"/>
+        </w:rPr>
+      </w:pPr>
+      <w:r>
+        <w:rPr>
+          <w:rFonts w:ascii="Courier New" w:eastAsia="Times New Roman" w:hAnsi="Courier New" w:cs="Courier New"/>
+          <w:sz w:val="20"/>
+          <w:szCs w:val="20"/>
+          <w:lang w:eastAsia="en-IN"/>
+        </w:rPr>
+        <w:t>Bytecode (.class)</w:t>
+      </w:r>
+    </w:p>
+    <w:p>
+      <w:pPr>
+        <w:tabs>
+          <w:tab w:val="left" w:pos="916"/>
+          <w:tab w:val="left" w:pos="1832"/>
+          <w:tab w:val="left" w:pos="2748"/>
+          <w:tab w:val="left" w:pos="3664"/>
+          <w:tab w:val="left" w:pos="4580"/>
+          <w:tab w:val="left" w:pos="5496"/>
+          <w:tab w:val="left" w:pos="6412"/>
+          <w:tab w:val="left" w:pos="7328"/>
+          <w:tab w:val="left" w:pos="8244"/>
+          <w:tab w:val="left" w:pos="9160"/>
+          <w:tab w:val="left" w:pos="10076"/>
+          <w:tab w:val="left" w:pos="10992"/>
+          <w:tab w:val="left" w:pos="11908"/>
+          <w:tab w:val="left" w:pos="12824"/>
+          <w:tab w:val="left" w:pos="13740"/>
+          <w:tab w:val="left" w:pos="14656"/>
+        </w:tabs>
+        <w:spacing w:after="0" w:line="240" w:lineRule="auto"/>
+        <w:rPr>
+          <w:rFonts w:ascii="Courier New" w:eastAsia="Times New Roman" w:hAnsi="Courier New" w:cs="Courier New"/>
+          <w:sz w:val="20"/>
+          <w:szCs w:val="20"/>
+          <w:lang w:eastAsia="en-IN"/>
+        </w:rPr>
+      </w:pPr>
+      <w:r>
+        <w:rPr>
+          <w:rFonts w:ascii="Courier New" w:eastAsia="Times New Roman" w:hAnsi="Courier New" w:cs="Courier New"/>
+          <w:sz w:val="20"/>
+          <w:szCs w:val="20"/>
+          <w:lang w:eastAsia="en-IN"/>
+        </w:rPr>
+        <w:t xml:space="preserve">        │</w:t>
+      </w:r>
+    </w:p>
+    <w:p>
+      <w:pPr>
+        <w:tabs>
+          <w:tab w:val="left" w:pos="916"/>
+          <w:tab w:val="left" w:pos="1832"/>
+          <w:tab w:val="left" w:pos="2748"/>
+          <w:tab w:val="left" w:pos="3664"/>
+          <w:tab w:val="left" w:pos="4580"/>
+          <w:tab w:val="left" w:pos="5496"/>
+          <w:tab w:val="left" w:pos="6412"/>
+          <w:tab w:val="left" w:pos="7328"/>
+          <w:tab w:val="left" w:pos="8244"/>
+          <w:tab w:val="left" w:pos="9160"/>
+          <w:tab w:val="left" w:pos="10076"/>
+          <w:tab w:val="left" w:pos="10992"/>
+          <w:tab w:val="left" w:pos="11908"/>
+          <w:tab w:val="left" w:pos="12824"/>
+          <w:tab w:val="left" w:pos="13740"/>
+          <w:tab w:val="left" w:pos="14656"/>
+        </w:tabs>
+        <w:spacing w:after="0" w:line="240" w:lineRule="auto"/>
+        <w:rPr>
+          <w:rFonts w:ascii="Courier New" w:eastAsia="Times New Roman" w:hAnsi="Courier New" w:cs="Courier New"/>
+          <w:sz w:val="20"/>
+          <w:szCs w:val="20"/>
+          <w:lang w:eastAsia="en-IN"/>
+        </w:rPr>
+      </w:pPr>
+      <w:r>
+        <w:rPr>
+          <w:rFonts w:ascii="Courier New" w:eastAsia="Times New Roman" w:hAnsi="Courier New" w:cs="Courier New"/>
+          <w:sz w:val="20"/>
+          <w:szCs w:val="20"/>
+          <w:lang w:eastAsia="en-IN"/>
+        </w:rPr>
+        <w:t xml:space="preserve"> ┌──────┼────────┐</w:t>
+      </w:r>
+    </w:p>
+    <w:p>
+      <w:pPr>
+        <w:tabs>
+          <w:tab w:val="left" w:pos="916"/>
+          <w:tab w:val="left" w:pos="1832"/>
+          <w:tab w:val="left" w:pos="2748"/>
+          <w:tab w:val="left" w:pos="3664"/>
+          <w:tab w:val="left" w:pos="4580"/>
+          <w:tab w:val="left" w:pos="5496"/>
+          <w:tab w:val="left" w:pos="6412"/>
+          <w:tab w:val="left" w:pos="7328"/>
+          <w:tab w:val="left" w:pos="8244"/>
+          <w:tab w:val="left" w:pos="9160"/>
+          <w:tab w:val="left" w:pos="10076"/>
+          <w:tab w:val="left" w:pos="10992"/>
+          <w:tab w:val="left" w:pos="11908"/>
+          <w:tab w:val="left" w:pos="12824"/>
+          <w:tab w:val="left" w:pos="13740"/>
+          <w:tab w:val="left" w:pos="14656"/>
+        </w:tabs>
+        <w:spacing w:after="0" w:line="240" w:lineRule="auto"/>
+        <w:rPr>
+          <w:rFonts w:ascii="Courier New" w:eastAsia="Times New Roman" w:hAnsi="Courier New" w:cs="Courier New"/>
+          <w:sz w:val="20"/>
+          <w:szCs w:val="20"/>
+          <w:lang w:eastAsia="en-IN"/>
+        </w:rPr>
+      </w:pPr>
+      <w:r>
+        <w:rPr>
+          <w:rFonts w:ascii="Courier New" w:eastAsia="Times New Roman" w:hAnsi="Courier New" w:cs="Courier New"/>
+          <w:sz w:val="20"/>
+          <w:szCs w:val="20"/>
+          <w:lang w:eastAsia="en-IN"/>
+        </w:rPr>
+        <w:t xml:space="preserve"> │      │        │</w:t>
+      </w:r>
+    </w:p>
+    <w:p>
+      <w:pPr>
+        <w:tabs>
+          <w:tab w:val="left" w:pos="916"/>
+          <w:tab w:val="left" w:pos="1832"/>
+          <w:tab w:val="left" w:pos="2748"/>
+          <w:tab w:val="left" w:pos="3664"/>
+          <w:tab w:val="left" w:pos="4580"/>
+          <w:tab w:val="left" w:pos="5496"/>
+          <w:tab w:val="left" w:pos="6412"/>
+          <w:tab w:val="left" w:pos="7328"/>
+          <w:tab w:val="left" w:pos="8244"/>
+          <w:tab w:val="left" w:pos="9160"/>
+          <w:tab w:val="left" w:pos="10076"/>
+          <w:tab w:val="left" w:pos="10992"/>
+          <w:tab w:val="left" w:pos="11908"/>
+          <w:tab w:val="left" w:pos="12824"/>
+          <w:tab w:val="left" w:pos="13740"/>
+          <w:tab w:val="left" w:pos="14656"/>
+        </w:tabs>
+        <w:spacing w:after="0" w:line="240" w:lineRule="auto"/>
+        <w:rPr>
+          <w:rFonts w:ascii="Courier New" w:eastAsia="Times New Roman" w:hAnsi="Courier New" w:cs="Courier New"/>
+          <w:sz w:val="20"/>
+          <w:szCs w:val="20"/>
+          <w:lang w:eastAsia="en-IN"/>
+        </w:rPr>
+      </w:pPr>
+      <w:r>
+        <w:rPr>
+          <w:rFonts w:ascii="Courier New" w:eastAsia="Times New Roman" w:hAnsi="Courier New" w:cs="Courier New"/>
+          <w:sz w:val="20"/>
+          <w:szCs w:val="20"/>
+          <w:lang w:eastAsia="en-IN"/>
+        </w:rPr>
+        <w:t xml:space="preserve">Windows </w:t>
+      </w:r>
+      <w:proofErr w:type="gramStart"/>
+      <w:r>
+        <w:rPr>
+          <w:rFonts w:ascii="Courier New" w:eastAsia="Times New Roman" w:hAnsi="Courier New" w:cs="Courier New"/>
+          <w:sz w:val="20"/>
+          <w:szCs w:val="20"/>
+          <w:lang w:eastAsia="en-IN"/>
+        </w:rPr>
+        <w:t xml:space="preserve">Linux  </w:t>
+      </w:r>
+      <w:proofErr w:type="spellStart"/>
+      <w:r>
+        <w:rPr>
+          <w:rFonts w:ascii="Courier New" w:eastAsia="Times New Roman" w:hAnsi="Courier New" w:cs="Courier New"/>
+          <w:sz w:val="20"/>
+          <w:szCs w:val="20"/>
+          <w:lang w:eastAsia="en-IN"/>
+        </w:rPr>
+        <w:t>macOS</w:t>
+      </w:r>
+      <w:proofErr w:type="spellEnd"/>
+      <w:proofErr w:type="gramEnd"/>
+    </w:p>
+    <w:p>
+      <w:pPr>
+        <w:tabs>
+          <w:tab w:val="left" w:pos="916"/>
+          <w:tab w:val="left" w:pos="1832"/>
+          <w:tab w:val="left" w:pos="2748"/>
+          <w:tab w:val="left" w:pos="3664"/>
+          <w:tab w:val="left" w:pos="4580"/>
+          <w:tab w:val="left" w:pos="5496"/>
+          <w:tab w:val="left" w:pos="6412"/>
+          <w:tab w:val="left" w:pos="7328"/>
+          <w:tab w:val="left" w:pos="8244"/>
+          <w:tab w:val="left" w:pos="9160"/>
+          <w:tab w:val="left" w:pos="10076"/>
+          <w:tab w:val="left" w:pos="10992"/>
+          <w:tab w:val="left" w:pos="11908"/>
+          <w:tab w:val="left" w:pos="12824"/>
+          <w:tab w:val="left" w:pos="13740"/>
+          <w:tab w:val="left" w:pos="14656"/>
+        </w:tabs>
+        <w:spacing w:after="0" w:line="240" w:lineRule="auto"/>
+        <w:rPr>
+          <w:rFonts w:ascii="Courier New" w:eastAsia="Times New Roman" w:hAnsi="Courier New" w:cs="Courier New"/>
+          <w:sz w:val="20"/>
+          <w:szCs w:val="20"/>
+          <w:lang w:eastAsia="en-IN"/>
+        </w:rPr>
+      </w:pPr>
+      <w:r>
+        <w:rPr>
+          <w:rFonts w:ascii="Courier New" w:eastAsia="Times New Roman" w:hAnsi="Courier New" w:cs="Courier New"/>
+          <w:sz w:val="20"/>
+          <w:szCs w:val="20"/>
+          <w:lang w:eastAsia="en-IN"/>
+        </w:rPr>
+        <w:lastRenderedPageBreak/>
+        <w:t xml:space="preserve"> JVM      </w:t>
+      </w:r>
+      <w:proofErr w:type="spellStart"/>
+      <w:r>
+        <w:rPr>
+          <w:rFonts w:ascii="Courier New" w:eastAsia="Times New Roman" w:hAnsi="Courier New" w:cs="Courier New"/>
+          <w:sz w:val="20"/>
+          <w:szCs w:val="20"/>
+          <w:lang w:eastAsia="en-IN"/>
+        </w:rPr>
+        <w:t>JVM</w:t>
+      </w:r>
+      <w:proofErr w:type="spellEnd"/>
+      <w:r>
+        <w:rPr>
+          <w:rFonts w:ascii="Courier New" w:eastAsia="Times New Roman" w:hAnsi="Courier New" w:cs="Courier New"/>
+          <w:sz w:val="20"/>
+          <w:szCs w:val="20"/>
+          <w:lang w:eastAsia="en-IN"/>
+        </w:rPr>
+        <w:t xml:space="preserve">     </w:t>
+      </w:r>
+      <w:proofErr w:type="spellStart"/>
+      <w:r>
+        <w:rPr>
+          <w:rFonts w:ascii="Courier New" w:eastAsia="Times New Roman" w:hAnsi="Courier New" w:cs="Courier New"/>
+          <w:sz w:val="20"/>
+          <w:szCs w:val="20"/>
+          <w:lang w:eastAsia="en-IN"/>
+        </w:rPr>
+        <w:t>JVM</w:t>
+      </w:r>
+      <w:proofErr w:type="spellEnd"/>
+    </w:p>
+    <w:p>
+      <w:pPr>
+        <w:tabs>
+          <w:tab w:val="left" w:pos="916"/>
+          <w:tab w:val="left" w:pos="1832"/>
+          <w:tab w:val="left" w:pos="2748"/>
+          <w:tab w:val="left" w:pos="3664"/>
+          <w:tab w:val="left" w:pos="4580"/>
+          <w:tab w:val="left" w:pos="5496"/>
+          <w:tab w:val="left" w:pos="6412"/>
+          <w:tab w:val="left" w:pos="7328"/>
+          <w:tab w:val="left" w:pos="8244"/>
+          <w:tab w:val="left" w:pos="9160"/>
+          <w:tab w:val="left" w:pos="10076"/>
+          <w:tab w:val="left" w:pos="10992"/>
+          <w:tab w:val="left" w:pos="11908"/>
+          <w:tab w:val="left" w:pos="12824"/>
+          <w:tab w:val="left" w:pos="13740"/>
+          <w:tab w:val="left" w:pos="14656"/>
+        </w:tabs>
+        <w:spacing w:after="0" w:line="240" w:lineRule="auto"/>
+        <w:rPr>
+          <w:rFonts w:ascii="Courier New" w:eastAsia="Times New Roman" w:hAnsi="Courier New" w:cs="Courier New"/>
+          <w:sz w:val="20"/>
+          <w:szCs w:val="20"/>
+          <w:lang w:eastAsia="en-IN"/>
+        </w:rPr>
+      </w:pPr>
+      <w:r>
+        <w:rPr>
+          <w:rFonts w:ascii="Courier New" w:eastAsia="Times New Roman" w:hAnsi="Courier New" w:cs="Courier New"/>
+          <w:sz w:val="20"/>
+          <w:szCs w:val="20"/>
+          <w:lang w:eastAsia="en-IN"/>
+        </w:rPr>
+        <w:t xml:space="preserve"> │        │        │</w:t>
+      </w:r>
+    </w:p>
+    <w:p>
+      <w:pPr>
+        <w:tabs>
+          <w:tab w:val="left" w:pos="916"/>
+          <w:tab w:val="left" w:pos="1832"/>
+          <w:tab w:val="left" w:pos="2748"/>
+          <w:tab w:val="left" w:pos="3664"/>
+          <w:tab w:val="left" w:pos="4580"/>
+          <w:tab w:val="left" w:pos="5496"/>
+          <w:tab w:val="left" w:pos="6412"/>
+          <w:tab w:val="left" w:pos="7328"/>
+          <w:tab w:val="left" w:pos="8244"/>
+          <w:tab w:val="left" w:pos="9160"/>
+          <w:tab w:val="left" w:pos="10076"/>
+          <w:tab w:val="left" w:pos="10992"/>
+          <w:tab w:val="left" w:pos="11908"/>
+          <w:tab w:val="left" w:pos="12824"/>
+          <w:tab w:val="left" w:pos="13740"/>
+          <w:tab w:val="left" w:pos="14656"/>
+        </w:tabs>
+        <w:spacing w:after="0" w:line="240" w:lineRule="auto"/>
+        <w:rPr>
+          <w:rFonts w:ascii="Courier New" w:eastAsia="Times New Roman" w:hAnsi="Courier New" w:cs="Courier New"/>
+          <w:sz w:val="20"/>
+          <w:szCs w:val="20"/>
+          <w:lang w:eastAsia="en-IN"/>
+        </w:rPr>
+      </w:pPr>
+      <w:r>
+        <w:rPr>
+          <w:rFonts w:ascii="Courier New" w:eastAsia="Times New Roman" w:hAnsi="Courier New" w:cs="Courier New"/>
+          <w:sz w:val="20"/>
+          <w:szCs w:val="20"/>
+          <w:lang w:eastAsia="en-IN"/>
+        </w:rPr>
+        <w:t xml:space="preserve">Machine </w:t>
+      </w:r>
+      <w:proofErr w:type="spellStart"/>
+      <w:r>
+        <w:rPr>
+          <w:rFonts w:ascii="Courier New" w:eastAsia="Times New Roman" w:hAnsi="Courier New" w:cs="Courier New"/>
+          <w:sz w:val="20"/>
+          <w:szCs w:val="20"/>
+          <w:lang w:eastAsia="en-IN"/>
+        </w:rPr>
+        <w:t>Machine</w:t>
+      </w:r>
+      <w:proofErr w:type="spellEnd"/>
+      <w:r>
+        <w:rPr>
+          <w:rFonts w:ascii="Courier New" w:eastAsia="Times New Roman" w:hAnsi="Courier New" w:cs="Courier New"/>
+          <w:sz w:val="20"/>
+          <w:szCs w:val="20"/>
+          <w:lang w:eastAsia="en-IN"/>
+        </w:rPr>
+        <w:t xml:space="preserve"> </w:t>
+      </w:r>
+      <w:proofErr w:type="spellStart"/>
+      <w:r>
+        <w:rPr>
+          <w:rFonts w:ascii="Courier New" w:eastAsia="Times New Roman" w:hAnsi="Courier New" w:cs="Courier New"/>
+          <w:sz w:val="20"/>
+          <w:szCs w:val="20"/>
+          <w:lang w:eastAsia="en-IN"/>
+        </w:rPr>
+        <w:t>Machine</w:t>
+      </w:r>
+      <w:proofErr w:type="spellEnd"/>
+    </w:p>
+    <w:p>
+      <w:pPr>
+        <w:tabs>
+          <w:tab w:val="left" w:pos="916"/>
+          <w:tab w:val="left" w:pos="1832"/>
+          <w:tab w:val="left" w:pos="2748"/>
+          <w:tab w:val="left" w:pos="3664"/>
+          <w:tab w:val="left" w:pos="4580"/>
+          <w:tab w:val="left" w:pos="5496"/>
+          <w:tab w:val="left" w:pos="6412"/>
+          <w:tab w:val="left" w:pos="7328"/>
+          <w:tab w:val="left" w:pos="8244"/>
+          <w:tab w:val="left" w:pos="9160"/>
+          <w:tab w:val="left" w:pos="10076"/>
+          <w:tab w:val="left" w:pos="10992"/>
+          <w:tab w:val="left" w:pos="11908"/>
+          <w:tab w:val="left" w:pos="12824"/>
+          <w:tab w:val="left" w:pos="13740"/>
+          <w:tab w:val="left" w:pos="14656"/>
+        </w:tabs>
+        <w:spacing w:after="0" w:line="240" w:lineRule="auto"/>
+        <w:rPr>
+          <w:rFonts w:ascii="Courier New" w:eastAsia="Times New Roman" w:hAnsi="Courier New" w:cs="Courier New"/>
+          <w:sz w:val="20"/>
+          <w:szCs w:val="20"/>
+          <w:lang w:eastAsia="en-IN"/>
+        </w:rPr>
+      </w:pPr>
+      <w:r>
+        <w:rPr>
+          <w:rFonts w:ascii="Courier New" w:eastAsia="Times New Roman" w:hAnsi="Courier New" w:cs="Courier New"/>
+          <w:sz w:val="20"/>
+          <w:szCs w:val="20"/>
+          <w:lang w:eastAsia="en-IN"/>
+        </w:rPr>
+        <w:t xml:space="preserve"> Code    </w:t>
+      </w:r>
+      <w:proofErr w:type="spellStart"/>
+      <w:r>
+        <w:rPr>
+          <w:rFonts w:ascii="Courier New" w:eastAsia="Times New Roman" w:hAnsi="Courier New" w:cs="Courier New"/>
+          <w:sz w:val="20"/>
+          <w:szCs w:val="20"/>
+          <w:lang w:eastAsia="en-IN"/>
+        </w:rPr>
+        <w:t>Code</w:t>
+      </w:r>
+      <w:proofErr w:type="spellEnd"/>
+      <w:r>
+        <w:rPr>
+          <w:rFonts w:ascii="Courier New" w:eastAsia="Times New Roman" w:hAnsi="Courier New" w:cs="Courier New"/>
+          <w:sz w:val="20"/>
+          <w:szCs w:val="20"/>
+          <w:lang w:eastAsia="en-IN"/>
+        </w:rPr>
+        <w:t xml:space="preserve">     </w:t>
+      </w:r>
+      <w:proofErr w:type="spellStart"/>
+      <w:r>
+        <w:rPr>
+          <w:rFonts w:ascii="Courier New" w:eastAsia="Times New Roman" w:hAnsi="Courier New" w:cs="Courier New"/>
+          <w:sz w:val="20"/>
+          <w:szCs w:val="20"/>
+          <w:lang w:eastAsia="en-IN"/>
+        </w:rPr>
+        <w:t>Code</w:t>
+      </w:r>
+      <w:proofErr w:type="spellEnd"/>
+    </w:p>
+    <w:p>
+      <w:pPr>
+        <w:spacing w:before="100" w:beforeAutospacing="1" w:after="100" w:afterAutospacing="1" w:line="240" w:lineRule="auto"/>
+        <w:rPr>
+          <w:rFonts w:ascii="Times New Roman" w:eastAsia="Times New Roman" w:hAnsi="Times New Roman" w:cs="Times New Roman"/>
+          <w:sz w:val="24"/>
+          <w:szCs w:val="24"/>
+          <w:lang w:eastAsia="en-IN"/>
+        </w:rPr>
+      </w:pPr>
+      <w:r>
+        <w:rPr>
+          <w:rFonts w:ascii="Times New Roman" w:eastAsia="Times New Roman" w:hAnsi="Times New Roman" w:cs="Times New Roman"/>
+          <w:sz w:val="24"/>
+          <w:szCs w:val="24"/>
+          <w:lang w:eastAsia="en-IN"/>
+        </w:rPr>
+        <w:t>So,</w:t>
+      </w:r>
+    </w:p>
+    <w:p>
+      <w:pPr>
+        <w:numPr>
+          <w:ilvl w:val="0"/>
+          <w:numId w:val="2"/>
+        </w:numPr>
+        <w:spacing w:before="100" w:beforeAutospacing="1" w:after="100" w:afterAutospacing="1" w:line="240" w:lineRule="auto"/>
+        <w:rPr>
+          <w:rFonts w:ascii="Times New Roman" w:eastAsia="Times New Roman" w:hAnsi="Times New Roman" w:cs="Times New Roman"/>
+          <w:sz w:val="24"/>
+          <w:szCs w:val="24"/>
+          <w:lang w:eastAsia="en-IN"/>
+        </w:rPr>
+      </w:pPr>
+      <w:r>
+        <w:rPr>
+          <w:rFonts w:ascii="Times New Roman" w:eastAsia="Times New Roman" w:hAnsi="Times New Roman" w:cs="Times New Roman"/>
+          <w:sz w:val="24"/>
+          <w:szCs w:val="24"/>
+          <w:lang w:eastAsia="en-IN"/>
+        </w:rPr>
+        <w:t>Compile Once</w:t>
+      </w:r>
+    </w:p>
+    <w:p>
+      <w:pPr>
+        <w:numPr>
+          <w:ilvl w:val="0"/>
+          <w:numId w:val="2"/>
+        </w:numPr>
+        <w:spacing w:before="100" w:beforeAutospacing="1" w:after="100" w:afterAutospacing="1" w:line="240" w:lineRule="auto"/>
+        <w:rPr>
+          <w:rFonts w:ascii="Times New Roman" w:eastAsia="Times New Roman" w:hAnsi="Times New Roman" w:cs="Times New Roman"/>
+          <w:sz w:val="24"/>
+          <w:szCs w:val="24"/>
+          <w:lang w:eastAsia="en-IN"/>
+        </w:rPr>
+      </w:pPr>
+      <w:r>
+        <w:rPr>
+          <w:rFonts w:ascii="Times New Roman" w:eastAsia="Times New Roman" w:hAnsi="Times New Roman" w:cs="Times New Roman"/>
+          <w:sz w:val="24"/>
+          <w:szCs w:val="24"/>
+          <w:lang w:eastAsia="en-IN"/>
+        </w:rPr>
+        <w:t>Run Anywhere (WORA)</w:t>
+      </w:r>
+    </w:p>
+    <w:p>
+      <w:pPr>
+        <w:spacing w:before="100" w:beforeAutospacing="1" w:after="100" w:afterAutospacing="1" w:line="240" w:lineRule="auto"/>
+        <w:rPr>
+          <w:rFonts w:ascii="Times New Roman" w:eastAsia="Times New Roman" w:hAnsi="Times New Roman" w:cs="Times New Roman"/>
+          <w:sz w:val="24"/>
+          <w:szCs w:val="24"/>
+          <w:lang w:eastAsia="en-IN"/>
+        </w:rPr>
+      </w:pPr>
+      <w:r>
+        <w:rPr>
+          <w:rFonts w:ascii="Times New Roman" w:eastAsia="Times New Roman" w:hAnsi="Times New Roman" w:cs="Times New Roman"/>
+          <w:sz w:val="24"/>
+          <w:szCs w:val="24"/>
+          <w:lang w:eastAsia="en-IN"/>
+        </w:rPr>
+        <w:t xml:space="preserve">This is why Java is called </w:t>
+      </w:r>
+      <w:r>
+        <w:rPr>
+          <w:rFonts w:ascii="Times New Roman" w:eastAsia="Times New Roman" w:hAnsi="Times New Roman" w:cs="Times New Roman"/>
+          <w:b/>
+          <w:bCs/>
+          <w:sz w:val="24"/>
+          <w:szCs w:val="24"/>
+          <w:lang w:eastAsia="en-IN"/>
+        </w:rPr>
+        <w:t>platform independent</w:t>
+      </w:r>
+      <w:r>
+        <w:rPr>
+          <w:rFonts w:ascii="Times New Roman" w:eastAsia="Times New Roman" w:hAnsi="Times New Roman" w:cs="Times New Roman"/>
+          <w:sz w:val="24"/>
+          <w:szCs w:val="24"/>
+          <w:lang w:eastAsia="en-IN"/>
+        </w:rPr>
+        <w:t>.</w:t>
+      </w:r>
+    </w:p>
+    <w:p>
+      <w:pPr>
+        <w:spacing w:after="0" w:line="240" w:lineRule="auto"/>
+        <w:rPr>
+          <w:rFonts w:ascii="Times New Roman" w:eastAsia="Times New Roman" w:hAnsi="Times New Roman" w:cs="Times New Roman"/>
+          <w:sz w:val="24"/>
+          <w:szCs w:val="24"/>
+          <w:lang w:eastAsia="en-IN"/>
+        </w:rPr>
+      </w:pPr>
+      <w:r>
+        <w:rPr>
+          <w:rFonts w:ascii="Times New Roman" w:eastAsia="Times New Roman" w:hAnsi="Times New Roman" w:cs="Times New Roman"/>
+          <w:sz w:val="24"/>
+          <w:szCs w:val="24"/>
+          <w:lang w:eastAsia="en-IN"/>
+        </w:rPr>
+        <w:pict>
+          <v:rect id="_x0000_i1025" style="width:0;height:1.5pt" o:hralign="center" o:hrstd="t" o:hr="t" fillcolor="#a0a0a0" stroked="f"/>
+        </w:pict>
+      </w:r>
+    </w:p>
+    <w:p>
+      <w:pPr>
+        <w:spacing w:before="100" w:beforeAutospacing="1" w:after="100" w:afterAutospacing="1" w:line="240" w:lineRule="auto"/>
+        <w:outlineLvl w:val="1"/>
+        <w:rPr>
+          <w:rFonts w:ascii="Times New Roman" w:eastAsia="Times New Roman" w:hAnsi="Times New Roman" w:cs="Times New Roman"/>
+          <w:b/>
+          <w:bCs/>
+          <w:sz w:val="36"/>
+          <w:szCs w:val="36"/>
+          <w:lang w:eastAsia="en-IN"/>
+        </w:rPr>
+      </w:pPr>
+      <w:r>
+        <w:rPr>
+          <w:rFonts w:ascii="Times New Roman" w:eastAsia="Times New Roman" w:hAnsi="Times New Roman" w:cs="Times New Roman"/>
+          <w:b/>
+          <w:bCs/>
+          <w:sz w:val="36"/>
+          <w:szCs w:val="36"/>
+          <w:lang w:eastAsia="en-IN"/>
+        </w:rPr>
+        <w:t>JVM vs JRE</w:t>
+      </w:r>
+    </w:p>
+    <w:p>
+      <w:pPr>
+        <w:spacing w:before="100" w:beforeAutospacing="1" w:after="100" w:afterAutospacing="1" w:line="240" w:lineRule="auto"/>
+        <w:outlineLvl w:val="2"/>
+        <w:rPr>
+          <w:rFonts w:ascii="Times New Roman" w:eastAsia="Times New Roman" w:hAnsi="Times New Roman" w:cs="Times New Roman"/>
+          <w:b/>
+          <w:bCs/>
+          <w:sz w:val="27"/>
+          <w:szCs w:val="27"/>
+          <w:lang w:eastAsia="en-IN"/>
+        </w:rPr>
+      </w:pPr>
+      <w:r>
+        <w:rPr>
+          <w:rFonts w:ascii="Times New Roman" w:eastAsia="Times New Roman" w:hAnsi="Times New Roman" w:cs="Times New Roman"/>
+          <w:b/>
+          <w:bCs/>
+          <w:sz w:val="27"/>
+          <w:szCs w:val="27"/>
+          <w:lang w:eastAsia="en-IN"/>
+        </w:rPr>
+        <w:t>JVM (Java Virtual Machine)</w:t>
+      </w:r>
+    </w:p>
+    <w:p>
+      <w:pPr>
+        <w:spacing w:before="100" w:beforeAutospacing="1" w:after="100" w:afterAutospacing="1" w:line="240" w:lineRule="auto"/>
+        <w:rPr>
+          <w:rFonts w:ascii="Times New Roman" w:eastAsia="Times New Roman" w:hAnsi="Times New Roman" w:cs="Times New Roman"/>
+          <w:sz w:val="24"/>
+          <w:szCs w:val="24"/>
+          <w:lang w:eastAsia="en-IN"/>
+        </w:rPr>
+      </w:pPr>
+      <w:r>
+        <w:rPr>
+          <w:rFonts w:ascii="Times New Roman" w:eastAsia="Times New Roman" w:hAnsi="Times New Roman" w:cs="Times New Roman"/>
+          <w:sz w:val="24"/>
+          <w:szCs w:val="24"/>
+          <w:lang w:eastAsia="en-IN"/>
+        </w:rPr>
+        <w:t>The JVM is responsible for:</w:t>
+      </w:r>
+    </w:p>
+    <w:p>
+      <w:pPr>
+        <w:numPr>
+          <w:ilvl w:val="0"/>
+          <w:numId w:val="3"/>
+        </w:numPr>
+        <w:spacing w:before="100" w:beforeAutospacing="1" w:after="100" w:afterAutospacing="1" w:line="240" w:lineRule="auto"/>
+        <w:rPr>
+          <w:rFonts w:ascii="Times New Roman" w:eastAsia="Times New Roman" w:hAnsi="Times New Roman" w:cs="Times New Roman"/>
+          <w:sz w:val="24"/>
+          <w:szCs w:val="24"/>
+          <w:lang w:eastAsia="en-IN"/>
+        </w:rPr>
+      </w:pPr>
+      <w:r>
+        <w:rPr>
+          <w:rFonts w:ascii="Times New Roman" w:eastAsia="Times New Roman" w:hAnsi="Times New Roman" w:cs="Times New Roman"/>
+          <w:sz w:val="24"/>
+          <w:szCs w:val="24"/>
+          <w:lang w:eastAsia="en-IN"/>
+        </w:rPr>
+        <w:t>Loading class files</w:t>
+      </w:r>
+    </w:p>
+    <w:p>
+      <w:pPr>
+        <w:numPr>
+          <w:ilvl w:val="0"/>
+          <w:numId w:val="3"/>
+        </w:numPr>
+        <w:spacing w:before="100" w:beforeAutospacing="1" w:after="100" w:afterAutospacing="1" w:line="240" w:lineRule="auto"/>
+        <w:rPr>
+          <w:rFonts w:ascii="Times New Roman" w:eastAsia="Times New Roman" w:hAnsi="Times New Roman" w:cs="Times New Roman"/>
+          <w:sz w:val="24"/>
+          <w:szCs w:val="24"/>
+          <w:lang w:eastAsia="en-IN"/>
+        </w:rPr>
+      </w:pPr>
+      <w:r>
+        <w:rPr>
+          <w:rFonts w:ascii="Times New Roman" w:eastAsia="Times New Roman" w:hAnsi="Times New Roman" w:cs="Times New Roman"/>
+          <w:sz w:val="24"/>
+          <w:szCs w:val="24"/>
+          <w:lang w:eastAsia="en-IN"/>
+        </w:rPr>
+        <w:t>Verifying bytecode</w:t>
+      </w:r>
+    </w:p>
+    <w:p>
+      <w:pPr>
+        <w:numPr>
+          <w:ilvl w:val="0"/>
+          <w:numId w:val="3"/>
+        </w:numPr>
+        <w:spacing w:before="100" w:beforeAutospacing="1" w:after="100" w:afterAutospacing="1" w:line="240" w:lineRule="auto"/>
+        <w:rPr>
+          <w:rFonts w:ascii="Times New Roman" w:eastAsia="Times New Roman" w:hAnsi="Times New Roman" w:cs="Times New Roman"/>
+          <w:sz w:val="24"/>
+          <w:szCs w:val="24"/>
+          <w:lang w:eastAsia="en-IN"/>
+        </w:rPr>
+      </w:pPr>
+      <w:r>
+        <w:rPr>
+          <w:rFonts w:ascii="Times New Roman" w:eastAsia="Times New Roman" w:hAnsi="Times New Roman" w:cs="Times New Roman"/>
+          <w:sz w:val="24"/>
+          <w:szCs w:val="24"/>
+          <w:lang w:eastAsia="en-IN"/>
+        </w:rPr>
+        <w:t>Executing bytecode</w:t>
+      </w:r>
+    </w:p>
+    <w:p>
+      <w:pPr>
+        <w:numPr>
+          <w:ilvl w:val="0"/>
+          <w:numId w:val="3"/>
+        </w:numPr>
+        <w:spacing w:before="100" w:beforeAutospacing="1" w:after="100" w:afterAutospacing="1" w:line="240" w:lineRule="auto"/>
+        <w:rPr>
+          <w:rFonts w:ascii="Times New Roman" w:eastAsia="Times New Roman" w:hAnsi="Times New Roman" w:cs="Times New Roman"/>
+          <w:sz w:val="24"/>
+          <w:szCs w:val="24"/>
+          <w:lang w:eastAsia="en-IN"/>
+        </w:rPr>
+      </w:pPr>
+      <w:r>
+        <w:rPr>
+          <w:rFonts w:ascii="Times New Roman" w:eastAsia="Times New Roman" w:hAnsi="Times New Roman" w:cs="Times New Roman"/>
+          <w:sz w:val="24"/>
+          <w:szCs w:val="24"/>
+          <w:lang w:eastAsia="en-IN"/>
+        </w:rPr>
+        <w:t>Managing memory</w:t>
+      </w:r>
+    </w:p>
+    <w:p>
+      <w:pPr>
+        <w:numPr>
+          <w:ilvl w:val="0"/>
+          <w:numId w:val="3"/>
+        </w:numPr>
+        <w:spacing w:before="100" w:beforeAutospacing="1" w:after="100" w:afterAutospacing="1" w:line="240" w:lineRule="auto"/>
+        <w:rPr>
+          <w:rFonts w:ascii="Times New Roman" w:eastAsia="Times New Roman" w:hAnsi="Times New Roman" w:cs="Times New Roman"/>
+          <w:sz w:val="24"/>
+          <w:szCs w:val="24"/>
+          <w:lang w:eastAsia="en-IN"/>
+        </w:rPr>
+      </w:pPr>
+      <w:r>
+        <w:rPr>
+          <w:rFonts w:ascii="Times New Roman" w:eastAsia="Times New Roman" w:hAnsi="Times New Roman" w:cs="Times New Roman"/>
+          <w:sz w:val="24"/>
+          <w:szCs w:val="24"/>
+          <w:lang w:eastAsia="en-IN"/>
+        </w:rPr>
+        <w:t>Garbage Collection</w:t>
+      </w:r>
+    </w:p>
+    <w:p>
+      <w:pPr>
+        <w:numPr>
+          <w:ilvl w:val="0"/>
+          <w:numId w:val="3"/>
+        </w:numPr>
+        <w:spacing w:before="100" w:beforeAutospacing="1" w:after="100" w:afterAutospacing="1" w:line="240" w:lineRule="auto"/>
+        <w:rPr>
+          <w:rFonts w:ascii="Times New Roman" w:eastAsia="Times New Roman" w:hAnsi="Times New Roman" w:cs="Times New Roman"/>
+          <w:sz w:val="24"/>
+          <w:szCs w:val="24"/>
+          <w:lang w:eastAsia="en-IN"/>
+        </w:rPr>
+      </w:pPr>
+      <w:r>
+        <w:rPr>
+          <w:rFonts w:ascii="Times New Roman" w:eastAsia="Times New Roman" w:hAnsi="Times New Roman" w:cs="Times New Roman"/>
+          <w:sz w:val="24"/>
+          <w:szCs w:val="24"/>
+          <w:lang w:eastAsia="en-IN"/>
+        </w:rPr>
+        <w:t>JIT Compilation</w:t>
+      </w:r>
+    </w:p>
+    <w:p>
+      <w:pPr>
+        <w:spacing w:before="100" w:beforeAutospacing="1" w:after="100" w:afterAutospacing="1" w:line="240" w:lineRule="auto"/>
+        <w:rPr>
+          <w:rFonts w:ascii="Times New Roman" w:eastAsia="Times New Roman" w:hAnsi="Times New Roman" w:cs="Times New Roman"/>
+          <w:sz w:val="24"/>
+          <w:szCs w:val="24"/>
+          <w:lang w:eastAsia="en-IN"/>
+        </w:rPr>
+      </w:pPr>
+      <w:r>
+        <w:rPr>
+          <w:rFonts w:ascii="Times New Roman" w:eastAsia="Times New Roman" w:hAnsi="Times New Roman" w:cs="Times New Roman"/>
+          <w:sz w:val="24"/>
+          <w:szCs w:val="24"/>
+          <w:lang w:eastAsia="en-IN"/>
+        </w:rPr>
+        <w:t xml:space="preserve">Think of it as the </w:t>
+      </w:r>
+      <w:r>
+        <w:rPr>
+          <w:rFonts w:ascii="Times New Roman" w:eastAsia="Times New Roman" w:hAnsi="Times New Roman" w:cs="Times New Roman"/>
+          <w:b/>
+          <w:bCs/>
+          <w:sz w:val="24"/>
+          <w:szCs w:val="24"/>
+          <w:lang w:eastAsia="en-IN"/>
+        </w:rPr>
+        <w:t>engine that runs Java programs</w:t>
+      </w:r>
+      <w:r>
+        <w:rPr>
+          <w:rFonts w:ascii="Times New Roman" w:eastAsia="Times New Roman" w:hAnsi="Times New Roman" w:cs="Times New Roman"/>
+          <w:sz w:val="24"/>
+          <w:szCs w:val="24"/>
+          <w:lang w:eastAsia="en-IN"/>
+        </w:rPr>
+        <w:t>.</w:t>
+      </w:r>
+    </w:p>
+    <w:p>
+      <w:pPr>
+        <w:spacing w:after="0" w:line="240" w:lineRule="auto"/>
+        <w:rPr>
+          <w:rFonts w:ascii="Times New Roman" w:eastAsia="Times New Roman" w:hAnsi="Times New Roman" w:cs="Times New Roman"/>
+          <w:sz w:val="24"/>
+          <w:szCs w:val="24"/>
+          <w:lang w:eastAsia="en-IN"/>
+        </w:rPr>
+      </w:pPr>
+      <w:r>
+        <w:rPr>
+          <w:rFonts w:ascii="Times New Roman" w:eastAsia="Times New Roman" w:hAnsi="Times New Roman" w:cs="Times New Roman"/>
+          <w:sz w:val="24"/>
+          <w:szCs w:val="24"/>
+          <w:lang w:eastAsia="en-IN"/>
+        </w:rPr>
+        <w:pict>
+          <v:rect id="_x0000_i1026" style="width:0;height:1.5pt" o:hralign="center" o:hrstd="t" o:hr="t" fillcolor="#a0a0a0" stroked="f"/>
+        </w:pict>
+      </w:r>
+    </w:p>
+    <w:p>
+      <w:pPr>
+        <w:spacing w:before="100" w:beforeAutospacing="1" w:after="100" w:afterAutospacing="1" w:line="240" w:lineRule="auto"/>
+        <w:outlineLvl w:val="2"/>
+        <w:rPr>
+          <w:rFonts w:ascii="Times New Roman" w:eastAsia="Times New Roman" w:hAnsi="Times New Roman" w:cs="Times New Roman"/>
+          <w:b/>
+          <w:bCs/>
+          <w:sz w:val="27"/>
+          <w:szCs w:val="27"/>
+          <w:lang w:eastAsia="en-IN"/>
+        </w:rPr>
+      </w:pPr>
+      <w:r>
+        <w:rPr>
+          <w:rFonts w:ascii="Times New Roman" w:eastAsia="Times New Roman" w:hAnsi="Times New Roman" w:cs="Times New Roman"/>
+          <w:b/>
+          <w:bCs/>
+          <w:sz w:val="27"/>
+          <w:szCs w:val="27"/>
+          <w:lang w:eastAsia="en-IN"/>
+        </w:rPr>
+        <w:t>JRE (Java Runtime Environment)</w:t>
+      </w:r>
+    </w:p>
+    <w:p>
+      <w:pPr>
+        <w:spacing w:before="100" w:beforeAutospacing="1" w:after="100" w:afterAutospacing="1" w:line="240" w:lineRule="auto"/>
+        <w:rPr>
+          <w:rFonts w:ascii="Times New Roman" w:eastAsia="Times New Roman" w:hAnsi="Times New Roman" w:cs="Times New Roman"/>
+          <w:sz w:val="24"/>
+          <w:szCs w:val="24"/>
+          <w:lang w:eastAsia="en-IN"/>
+        </w:rPr>
+      </w:pPr>
+      <w:r>
+        <w:rPr>
+          <w:rFonts w:ascii="Times New Roman" w:eastAsia="Times New Roman" w:hAnsi="Times New Roman" w:cs="Times New Roman"/>
+          <w:sz w:val="24"/>
+          <w:szCs w:val="24"/>
+          <w:lang w:eastAsia="en-IN"/>
+        </w:rPr>
+        <w:t>The JRE is a package that contains:</w:t>
+      </w:r>
+    </w:p>
+    <w:p>
+      <w:pPr>
+        <w:numPr>
+          <w:ilvl w:val="0"/>
+          <w:numId w:val="4"/>
+        </w:numPr>
+        <w:spacing w:before="100" w:beforeAutospacing="1" w:after="100" w:afterAutospacing="1" w:line="240" w:lineRule="auto"/>
+        <w:rPr>
+          <w:rFonts w:ascii="Times New Roman" w:eastAsia="Times New Roman" w:hAnsi="Times New Roman" w:cs="Times New Roman"/>
+          <w:sz w:val="24"/>
+          <w:szCs w:val="24"/>
+          <w:lang w:eastAsia="en-IN"/>
+        </w:rPr>
+      </w:pPr>
+      <w:r>
+        <w:rPr>
+          <w:rFonts w:ascii="Times New Roman" w:eastAsia="Times New Roman" w:hAnsi="Times New Roman" w:cs="Times New Roman"/>
+          <w:sz w:val="24"/>
+          <w:szCs w:val="24"/>
+          <w:lang w:eastAsia="en-IN"/>
+        </w:rPr>
+        <w:t>JVM</w:t>
+      </w:r>
+    </w:p>
+    <w:p>
+      <w:pPr>
+        <w:numPr>
+          <w:ilvl w:val="0"/>
+          <w:numId w:val="4"/>
+        </w:numPr>
+        <w:spacing w:before="100" w:beforeAutospacing="1" w:after="100" w:afterAutospacing="1" w:line="240" w:lineRule="auto"/>
+        <w:rPr>
+          <w:rFonts w:ascii="Times New Roman" w:eastAsia="Times New Roman" w:hAnsi="Times New Roman" w:cs="Times New Roman"/>
+          <w:sz w:val="24"/>
+          <w:szCs w:val="24"/>
+          <w:lang w:eastAsia="en-IN"/>
+        </w:rPr>
+      </w:pPr>
+      <w:r>
+        <w:rPr>
+          <w:rFonts w:ascii="Times New Roman" w:eastAsia="Times New Roman" w:hAnsi="Times New Roman" w:cs="Times New Roman"/>
+          <w:sz w:val="24"/>
+          <w:szCs w:val="24"/>
+          <w:lang w:eastAsia="en-IN"/>
+        </w:rPr>
+        <w:t>Java standard libraries (</w:t>
+      </w:r>
+      <w:proofErr w:type="spellStart"/>
+      <w:r>
+        <w:rPr>
+          <w:rFonts w:ascii="Courier New" w:eastAsia="Times New Roman" w:hAnsi="Courier New" w:cs="Courier New"/>
+          <w:sz w:val="20"/>
+          <w:szCs w:val="20"/>
+          <w:lang w:eastAsia="en-IN"/>
+        </w:rPr>
+        <w:t>java.lang</w:t>
+      </w:r>
+      <w:proofErr w:type="spellEnd"/>
+      <w:r>
+        <w:rPr>
+          <w:rFonts w:ascii="Times New Roman" w:eastAsia="Times New Roman" w:hAnsi="Times New Roman" w:cs="Times New Roman"/>
+          <w:sz w:val="24"/>
+          <w:szCs w:val="24"/>
+          <w:lang w:eastAsia="en-IN"/>
+        </w:rPr>
+        <w:t xml:space="preserve">, </w:t>
+      </w:r>
+      <w:r>
+        <w:rPr>
+          <w:rFonts w:ascii="Courier New" w:eastAsia="Times New Roman" w:hAnsi="Courier New" w:cs="Courier New"/>
+          <w:sz w:val="20"/>
+          <w:szCs w:val="20"/>
+          <w:lang w:eastAsia="en-IN"/>
+        </w:rPr>
+        <w:t>java.util</w:t>
+      </w:r>
+      <w:r>
+        <w:rPr>
+          <w:rFonts w:ascii="Times New Roman" w:eastAsia="Times New Roman" w:hAnsi="Times New Roman" w:cs="Times New Roman"/>
+          <w:sz w:val="24"/>
+          <w:szCs w:val="24"/>
+          <w:lang w:eastAsia="en-IN"/>
+        </w:rPr>
+        <w:t>, etc.)</w:t>
+      </w:r>
+    </w:p>
+    <w:p>
+      <w:pPr>
+        <w:numPr>
+          <w:ilvl w:val="0"/>
+          <w:numId w:val="4"/>
+        </w:numPr>
+        <w:spacing w:before="100" w:beforeAutospacing="1" w:after="100" w:afterAutospacing="1" w:line="240" w:lineRule="auto"/>
+        <w:rPr>
+          <w:rFonts w:ascii="Times New Roman" w:eastAsia="Times New Roman" w:hAnsi="Times New Roman" w:cs="Times New Roman"/>
+          <w:sz w:val="24"/>
+          <w:szCs w:val="24"/>
+          <w:lang w:eastAsia="en-IN"/>
+        </w:rPr>
+      </w:pPr>
+      <w:r>
+        <w:rPr>
+          <w:rFonts w:ascii="Times New Roman" w:eastAsia="Times New Roman" w:hAnsi="Times New Roman" w:cs="Times New Roman"/>
+          <w:sz w:val="24"/>
+          <w:szCs w:val="24"/>
+          <w:lang w:eastAsia="en-IN"/>
+        </w:rPr>
+        <w:t>Runtime files needed to execute Java applications</w:t>
+      </w:r>
+    </w:p>
+    <w:p>
+      <w:pPr>
+        <w:spacing w:before="100" w:beforeAutospacing="1" w:after="100" w:afterAutospacing="1" w:line="240" w:lineRule="auto"/>
+        <w:rPr>
+          <w:rFonts w:ascii="Times New Roman" w:eastAsia="Times New Roman" w:hAnsi="Times New Roman" w:cs="Times New Roman"/>
+          <w:sz w:val="24"/>
+          <w:szCs w:val="24"/>
+          <w:lang w:eastAsia="en-IN"/>
+        </w:rPr>
+      </w:pPr>
+      <w:r>
+        <w:rPr>
+          <w:rFonts w:ascii="Times New Roman" w:eastAsia="Times New Roman" w:hAnsi="Times New Roman" w:cs="Times New Roman"/>
+          <w:sz w:val="24"/>
+          <w:szCs w:val="24"/>
+          <w:lang w:eastAsia="en-IN"/>
+        </w:rPr>
+        <w:lastRenderedPageBreak/>
+        <w:t>Formula:</w:t>
+      </w:r>
+    </w:p>
+    <w:p>
+      <w:pPr>
+        <w:tabs>
+          <w:tab w:val="left" w:pos="916"/>
+          <w:tab w:val="left" w:pos="1832"/>
+          <w:tab w:val="left" w:pos="2748"/>
+          <w:tab w:val="left" w:pos="3664"/>
+          <w:tab w:val="left" w:pos="4580"/>
+          <w:tab w:val="left" w:pos="5496"/>
+          <w:tab w:val="left" w:pos="6412"/>
+          <w:tab w:val="left" w:pos="7328"/>
+          <w:tab w:val="left" w:pos="8244"/>
+          <w:tab w:val="left" w:pos="9160"/>
+          <w:tab w:val="left" w:pos="10076"/>
+          <w:tab w:val="left" w:pos="10992"/>
+          <w:tab w:val="left" w:pos="11908"/>
+          <w:tab w:val="left" w:pos="12824"/>
+          <w:tab w:val="left" w:pos="13740"/>
+          <w:tab w:val="left" w:pos="14656"/>
+        </w:tabs>
+        <w:spacing w:after="0" w:line="240" w:lineRule="auto"/>
+        <w:rPr>
+          <w:rFonts w:ascii="Courier New" w:eastAsia="Times New Roman" w:hAnsi="Courier New" w:cs="Courier New"/>
+          <w:sz w:val="20"/>
+          <w:szCs w:val="20"/>
+          <w:lang w:eastAsia="en-IN"/>
+        </w:rPr>
+      </w:pPr>
+      <w:r>
+        <w:rPr>
+          <w:rFonts w:ascii="Courier New" w:eastAsia="Times New Roman" w:hAnsi="Courier New" w:cs="Courier New"/>
+          <w:sz w:val="20"/>
+          <w:szCs w:val="20"/>
+          <w:lang w:eastAsia="en-IN"/>
+        </w:rPr>
+        <w:t>JRE = JVM + Libraries + Runtime Files</w:t>
+      </w:r>
+    </w:p>
+    <w:p>
+      <w:pPr>
+        <w:spacing w:before="100" w:beforeAutospacing="1" w:after="100" w:afterAutospacing="1" w:line="240" w:lineRule="auto"/>
+        <w:rPr>
+          <w:rFonts w:ascii="Times New Roman" w:eastAsia="Times New Roman" w:hAnsi="Times New Roman" w:cs="Times New Roman"/>
+          <w:sz w:val="24"/>
+          <w:szCs w:val="24"/>
+          <w:lang w:eastAsia="en-IN"/>
+        </w:rPr>
+      </w:pPr>
+      <w:r>
+        <w:rPr>
+          <w:rFonts w:ascii="Times New Roman" w:eastAsia="Times New Roman" w:hAnsi="Times New Roman" w:cs="Times New Roman"/>
+          <w:sz w:val="24"/>
+          <w:szCs w:val="24"/>
+          <w:lang w:eastAsia="en-IN"/>
+        </w:rPr>
+        <w:t>Without the JRE, the JVM alone cannot run most Java applications because the standard libraries are missing.</w:t>
+      </w:r>
+    </w:p>
+    <w:p>
+      <w:pPr>
+        <w:spacing w:after="0" w:line="240" w:lineRule="auto"/>
+        <w:rPr>
+          <w:rFonts w:ascii="Times New Roman" w:eastAsia="Times New Roman" w:hAnsi="Times New Roman" w:cs="Times New Roman"/>
+          <w:sz w:val="24"/>
+          <w:szCs w:val="24"/>
+          <w:lang w:eastAsia="en-IN"/>
+        </w:rPr>
+      </w:pPr>
+      <w:r>
+        <w:rPr>
+          <w:rFonts w:ascii="Times New Roman" w:eastAsia="Times New Roman" w:hAnsi="Times New Roman" w:cs="Times New Roman"/>
+          <w:sz w:val="24"/>
+          <w:szCs w:val="24"/>
+          <w:lang w:eastAsia="en-IN"/>
+        </w:rPr>
+        <w:pict>
+          <v:rect id="_x0000_i1027" style="width:0;height:1.5pt" o:hralign="center" o:hrstd="t" o:hr="t" fillcolor="#a0a0a0" stroked="f"/>
+        </w:pict>
+      </w:r>
+    </w:p>
+    <w:p>
+      <w:pPr>
+        <w:spacing w:before="100" w:beforeAutospacing="1" w:after="100" w:afterAutospacing="1" w:line="240" w:lineRule="auto"/>
+        <w:outlineLvl w:val="2"/>
+        <w:rPr>
+          <w:rFonts w:ascii="Times New Roman" w:eastAsia="Times New Roman" w:hAnsi="Times New Roman" w:cs="Times New Roman"/>
+          <w:b/>
+          <w:bCs/>
+          <w:sz w:val="27"/>
+          <w:szCs w:val="27"/>
+          <w:lang w:eastAsia="en-IN"/>
+        </w:rPr>
+      </w:pPr>
+      <w:r>
+        <w:rPr>
+          <w:rFonts w:ascii="Times New Roman" w:eastAsia="Times New Roman" w:hAnsi="Times New Roman" w:cs="Times New Roman"/>
+          <w:b/>
+          <w:bCs/>
+          <w:sz w:val="27"/>
+          <w:szCs w:val="27"/>
+          <w:lang w:eastAsia="en-IN"/>
+        </w:rPr>
+        <w:t>JDK (for completeness)</w:t>
+      </w:r>
+    </w:p>
+    <w:p>
+      <w:pPr>
+        <w:tabs>
+          <w:tab w:val="left" w:pos="916"/>
+          <w:tab w:val="left" w:pos="1832"/>
+          <w:tab w:val="left" w:pos="2748"/>
+          <w:tab w:val="left" w:pos="3664"/>
+          <w:tab w:val="left" w:pos="4580"/>
+          <w:tab w:val="left" w:pos="5496"/>
+          <w:tab w:val="left" w:pos="6412"/>
+          <w:tab w:val="left" w:pos="7328"/>
+          <w:tab w:val="left" w:pos="8244"/>
+          <w:tab w:val="left" w:pos="9160"/>
+          <w:tab w:val="left" w:pos="10076"/>
+          <w:tab w:val="left" w:pos="10992"/>
+          <w:tab w:val="left" w:pos="11908"/>
+          <w:tab w:val="left" w:pos="12824"/>
+          <w:tab w:val="left" w:pos="13740"/>
+          <w:tab w:val="left" w:pos="14656"/>
+        </w:tabs>
+        <w:spacing w:after="0" w:line="240" w:lineRule="auto"/>
+        <w:rPr>
+          <w:rFonts w:ascii="Courier New" w:eastAsia="Times New Roman" w:hAnsi="Courier New" w:cs="Courier New"/>
+          <w:sz w:val="20"/>
+          <w:szCs w:val="20"/>
+          <w:lang w:eastAsia="en-IN"/>
+        </w:rPr>
+      </w:pPr>
+      <w:r>
+        <w:rPr>
+          <w:rFonts w:ascii="Courier New" w:eastAsia="Times New Roman" w:hAnsi="Courier New" w:cs="Courier New"/>
+          <w:sz w:val="20"/>
+          <w:szCs w:val="20"/>
+          <w:lang w:eastAsia="en-IN"/>
+        </w:rPr>
+        <w:t>JDK</w:t>
+      </w:r>
+    </w:p>
+    <w:p>
+      <w:pPr>
+        <w:tabs>
+          <w:tab w:val="left" w:pos="916"/>
+          <w:tab w:val="left" w:pos="1832"/>
+          <w:tab w:val="left" w:pos="2748"/>
+          <w:tab w:val="left" w:pos="3664"/>
+          <w:tab w:val="left" w:pos="4580"/>
+          <w:tab w:val="left" w:pos="5496"/>
+          <w:tab w:val="left" w:pos="6412"/>
+          <w:tab w:val="left" w:pos="7328"/>
+          <w:tab w:val="left" w:pos="8244"/>
+          <w:tab w:val="left" w:pos="9160"/>
+          <w:tab w:val="left" w:pos="10076"/>
+          <w:tab w:val="left" w:pos="10992"/>
+          <w:tab w:val="left" w:pos="11908"/>
+          <w:tab w:val="left" w:pos="12824"/>
+          <w:tab w:val="left" w:pos="13740"/>
+          <w:tab w:val="left" w:pos="14656"/>
+        </w:tabs>
+        <w:spacing w:after="0" w:line="240" w:lineRule="auto"/>
+        <w:rPr>
+          <w:rFonts w:ascii="Courier New" w:eastAsia="Times New Roman" w:hAnsi="Courier New" w:cs="Courier New"/>
+          <w:sz w:val="20"/>
+          <w:szCs w:val="20"/>
+          <w:lang w:eastAsia="en-IN"/>
+        </w:rPr>
+      </w:pPr>
+      <w:r>
+        <w:rPr>
+          <w:rFonts w:ascii="Courier New" w:eastAsia="Times New Roman" w:hAnsi="Courier New" w:cs="Courier New"/>
+          <w:sz w:val="20"/>
+          <w:szCs w:val="20"/>
+          <w:lang w:eastAsia="en-IN"/>
+        </w:rPr>
+        <w:t xml:space="preserve"> ├── JRE</w:t>
+      </w:r>
+    </w:p>
+    <w:p>
+      <w:pPr>
+        <w:tabs>
+          <w:tab w:val="left" w:pos="916"/>
+          <w:tab w:val="left" w:pos="1832"/>
+          <w:tab w:val="left" w:pos="2748"/>
+          <w:tab w:val="left" w:pos="3664"/>
+          <w:tab w:val="left" w:pos="4580"/>
+          <w:tab w:val="left" w:pos="5496"/>
+          <w:tab w:val="left" w:pos="6412"/>
+          <w:tab w:val="left" w:pos="7328"/>
+          <w:tab w:val="left" w:pos="8244"/>
+          <w:tab w:val="left" w:pos="9160"/>
+          <w:tab w:val="left" w:pos="10076"/>
+          <w:tab w:val="left" w:pos="10992"/>
+          <w:tab w:val="left" w:pos="11908"/>
+          <w:tab w:val="left" w:pos="12824"/>
+          <w:tab w:val="left" w:pos="13740"/>
+          <w:tab w:val="left" w:pos="14656"/>
+        </w:tabs>
+        <w:spacing w:after="0" w:line="240" w:lineRule="auto"/>
+        <w:rPr>
+          <w:rFonts w:ascii="Courier New" w:eastAsia="Times New Roman" w:hAnsi="Courier New" w:cs="Courier New"/>
+          <w:sz w:val="20"/>
+          <w:szCs w:val="20"/>
+          <w:lang w:eastAsia="en-IN"/>
+        </w:rPr>
+      </w:pPr>
+      <w:r>
+        <w:rPr>
+          <w:rFonts w:ascii="Courier New" w:eastAsia="Times New Roman" w:hAnsi="Courier New" w:cs="Courier New"/>
+          <w:sz w:val="20"/>
+          <w:szCs w:val="20"/>
+          <w:lang w:eastAsia="en-IN"/>
+        </w:rPr>
+        <w:t xml:space="preserve"> │     ├── JVM</w:t>
+      </w:r>
+    </w:p>
+    <w:p>
+      <w:pPr>
+        <w:tabs>
+          <w:tab w:val="left" w:pos="916"/>
+          <w:tab w:val="left" w:pos="1832"/>
+          <w:tab w:val="left" w:pos="2748"/>
+          <w:tab w:val="left" w:pos="3664"/>
+          <w:tab w:val="left" w:pos="4580"/>
+          <w:tab w:val="left" w:pos="5496"/>
+          <w:tab w:val="left" w:pos="6412"/>
+          <w:tab w:val="left" w:pos="7328"/>
+          <w:tab w:val="left" w:pos="8244"/>
+          <w:tab w:val="left" w:pos="9160"/>
+          <w:tab w:val="left" w:pos="10076"/>
+          <w:tab w:val="left" w:pos="10992"/>
+          <w:tab w:val="left" w:pos="11908"/>
+          <w:tab w:val="left" w:pos="12824"/>
+          <w:tab w:val="left" w:pos="13740"/>
+          <w:tab w:val="left" w:pos="14656"/>
+        </w:tabs>
+        <w:spacing w:after="0" w:line="240" w:lineRule="auto"/>
+        <w:rPr>
+          <w:rFonts w:ascii="Courier New" w:eastAsia="Times New Roman" w:hAnsi="Courier New" w:cs="Courier New"/>
+          <w:sz w:val="20"/>
+          <w:szCs w:val="20"/>
+          <w:lang w:eastAsia="en-IN"/>
+        </w:rPr>
+      </w:pPr>
+      <w:r>
+        <w:rPr>
+          <w:rFonts w:ascii="Courier New" w:eastAsia="Times New Roman" w:hAnsi="Courier New" w:cs="Courier New"/>
+          <w:sz w:val="20"/>
+          <w:szCs w:val="20"/>
+          <w:lang w:eastAsia="en-IN"/>
+        </w:rPr>
+        <w:t xml:space="preserve"> │     └── Libraries</w:t>
+      </w:r>
+    </w:p>
+    <w:p>
+      <w:pPr>
+        <w:tabs>
+          <w:tab w:val="left" w:pos="916"/>
+          <w:tab w:val="left" w:pos="1832"/>
+          <w:tab w:val="left" w:pos="2748"/>
+          <w:tab w:val="left" w:pos="3664"/>
+          <w:tab w:val="left" w:pos="4580"/>
+          <w:tab w:val="left" w:pos="5496"/>
+          <w:tab w:val="left" w:pos="6412"/>
+          <w:tab w:val="left" w:pos="7328"/>
+          <w:tab w:val="left" w:pos="8244"/>
+          <w:tab w:val="left" w:pos="9160"/>
+          <w:tab w:val="left" w:pos="10076"/>
+          <w:tab w:val="left" w:pos="10992"/>
+          <w:tab w:val="left" w:pos="11908"/>
+          <w:tab w:val="left" w:pos="12824"/>
+          <w:tab w:val="left" w:pos="13740"/>
+          <w:tab w:val="left" w:pos="14656"/>
+        </w:tabs>
+        <w:spacing w:after="0" w:line="240" w:lineRule="auto"/>
+        <w:rPr>
+          <w:rFonts w:ascii="Courier New" w:eastAsia="Times New Roman" w:hAnsi="Courier New" w:cs="Courier New"/>
+          <w:sz w:val="20"/>
+          <w:szCs w:val="20"/>
+          <w:lang w:eastAsia="en-IN"/>
+        </w:rPr>
+      </w:pPr>
+      <w:r>
+        <w:rPr>
+          <w:rFonts w:ascii="Courier New" w:eastAsia="Times New Roman" w:hAnsi="Courier New" w:cs="Courier New"/>
+          <w:sz w:val="20"/>
+          <w:szCs w:val="20"/>
+          <w:lang w:eastAsia="en-IN"/>
+        </w:rPr>
+        <w:t xml:space="preserve"> └── Development Tools</w:t>
+      </w:r>
+    </w:p>
+    <w:p>
+      <w:pPr>
+        <w:tabs>
+          <w:tab w:val="left" w:pos="916"/>
+          <w:tab w:val="left" w:pos="1832"/>
+          <w:tab w:val="left" w:pos="2748"/>
+          <w:tab w:val="left" w:pos="3664"/>
+          <w:tab w:val="left" w:pos="4580"/>
+          <w:tab w:val="left" w:pos="5496"/>
+          <w:tab w:val="left" w:pos="6412"/>
+          <w:tab w:val="left" w:pos="7328"/>
+          <w:tab w:val="left" w:pos="8244"/>
+          <w:tab w:val="left" w:pos="9160"/>
+          <w:tab w:val="left" w:pos="10076"/>
+          <w:tab w:val="left" w:pos="10992"/>
+          <w:tab w:val="left" w:pos="11908"/>
+          <w:tab w:val="left" w:pos="12824"/>
+          <w:tab w:val="left" w:pos="13740"/>
+          <w:tab w:val="left" w:pos="14656"/>
+        </w:tabs>
+        <w:spacing w:after="0" w:line="240" w:lineRule="auto"/>
+        <w:rPr>
+          <w:rFonts w:ascii="Courier New" w:eastAsia="Times New Roman" w:hAnsi="Courier New" w:cs="Courier New"/>
+          <w:sz w:val="20"/>
+          <w:szCs w:val="20"/>
+          <w:lang w:eastAsia="en-IN"/>
+        </w:rPr>
+      </w:pPr>
+      <w:r>
+        <w:rPr>
+          <w:rFonts w:ascii="Courier New" w:eastAsia="Times New Roman" w:hAnsi="Courier New" w:cs="Courier New"/>
+          <w:sz w:val="20"/>
+          <w:szCs w:val="20"/>
+          <w:lang w:eastAsia="en-IN"/>
+        </w:rPr>
+        <w:t xml:space="preserve">      </w:t>
+      </w:r>
+      <w:proofErr w:type="spellStart"/>
+      <w:proofErr w:type="gramStart"/>
+      <w:r>
+        <w:rPr>
+          <w:rFonts w:ascii="Courier New" w:eastAsia="Times New Roman" w:hAnsi="Courier New" w:cs="Courier New"/>
+          <w:sz w:val="20"/>
+          <w:szCs w:val="20"/>
+          <w:lang w:eastAsia="en-IN"/>
+        </w:rPr>
+        <w:t>javac</w:t>
+      </w:r>
+      <w:proofErr w:type="spellEnd"/>
+      <w:proofErr w:type="gramEnd"/>
+    </w:p>
+    <w:p>
+      <w:pPr>
+        <w:tabs>
+          <w:tab w:val="left" w:pos="916"/>
+          <w:tab w:val="left" w:pos="1832"/>
+          <w:tab w:val="left" w:pos="2748"/>
+          <w:tab w:val="left" w:pos="3664"/>
+          <w:tab w:val="left" w:pos="4580"/>
+          <w:tab w:val="left" w:pos="5496"/>
+          <w:tab w:val="left" w:pos="6412"/>
+          <w:tab w:val="left" w:pos="7328"/>
+          <w:tab w:val="left" w:pos="8244"/>
+          <w:tab w:val="left" w:pos="9160"/>
+          <w:tab w:val="left" w:pos="10076"/>
+          <w:tab w:val="left" w:pos="10992"/>
+          <w:tab w:val="left" w:pos="11908"/>
+          <w:tab w:val="left" w:pos="12824"/>
+          <w:tab w:val="left" w:pos="13740"/>
+          <w:tab w:val="left" w:pos="14656"/>
+        </w:tabs>
+        <w:spacing w:after="0" w:line="240" w:lineRule="auto"/>
+        <w:rPr>
+          <w:rFonts w:ascii="Courier New" w:eastAsia="Times New Roman" w:hAnsi="Courier New" w:cs="Courier New"/>
+          <w:sz w:val="20"/>
+          <w:szCs w:val="20"/>
+          <w:lang w:eastAsia="en-IN"/>
+        </w:rPr>
+      </w:pPr>
+      <w:r>
+        <w:rPr>
+          <w:rFonts w:ascii="Courier New" w:eastAsia="Times New Roman" w:hAnsi="Courier New" w:cs="Courier New"/>
+          <w:sz w:val="20"/>
+          <w:szCs w:val="20"/>
+          <w:lang w:eastAsia="en-IN"/>
+        </w:rPr>
+        <w:t xml:space="preserve">      </w:t>
+      </w:r>
+      <w:proofErr w:type="gramStart"/>
+      <w:r>
+        <w:rPr>
+          <w:rFonts w:ascii="Courier New" w:eastAsia="Times New Roman" w:hAnsi="Courier New" w:cs="Courier New"/>
+          <w:sz w:val="20"/>
+          <w:szCs w:val="20"/>
+          <w:lang w:eastAsia="en-IN"/>
+        </w:rPr>
+        <w:t>jar</w:t>
+      </w:r>
+      <w:proofErr w:type="gramEnd"/>
+    </w:p>
+    <w:p>
+      <w:pPr>
+        <w:tabs>
+          <w:tab w:val="left" w:pos="916"/>
+          <w:tab w:val="left" w:pos="1832"/>
+          <w:tab w:val="left" w:pos="2748"/>
+          <w:tab w:val="left" w:pos="3664"/>
+          <w:tab w:val="left" w:pos="4580"/>
+          <w:tab w:val="left" w:pos="5496"/>
+          <w:tab w:val="left" w:pos="6412"/>
+          <w:tab w:val="left" w:pos="7328"/>
+          <w:tab w:val="left" w:pos="8244"/>
+          <w:tab w:val="left" w:pos="9160"/>
+          <w:tab w:val="left" w:pos="10076"/>
+          <w:tab w:val="left" w:pos="10992"/>
+          <w:tab w:val="left" w:pos="11908"/>
+          <w:tab w:val="left" w:pos="12824"/>
+          <w:tab w:val="left" w:pos="13740"/>
+          <w:tab w:val="left" w:pos="14656"/>
+        </w:tabs>
+        <w:spacing w:after="0" w:line="240" w:lineRule="auto"/>
+        <w:rPr>
+          <w:rFonts w:ascii="Courier New" w:eastAsia="Times New Roman" w:hAnsi="Courier New" w:cs="Courier New"/>
+          <w:sz w:val="20"/>
+          <w:szCs w:val="20"/>
+          <w:lang w:eastAsia="en-IN"/>
+        </w:rPr>
+      </w:pPr>
+      <w:r>
+        <w:rPr>
+          <w:rFonts w:ascii="Courier New" w:eastAsia="Times New Roman" w:hAnsi="Courier New" w:cs="Courier New"/>
+          <w:sz w:val="20"/>
+          <w:szCs w:val="20"/>
+          <w:lang w:eastAsia="en-IN"/>
+        </w:rPr>
+        <w:t xml:space="preserve">      </w:t>
+      </w:r>
+      <w:proofErr w:type="spellStart"/>
+      <w:proofErr w:type="gramStart"/>
+      <w:r>
+        <w:rPr>
+          <w:rFonts w:ascii="Courier New" w:eastAsia="Times New Roman" w:hAnsi="Courier New" w:cs="Courier New"/>
+          <w:sz w:val="20"/>
+          <w:szCs w:val="20"/>
+          <w:lang w:eastAsia="en-IN"/>
+        </w:rPr>
+        <w:t>javadoc</w:t>
+      </w:r>
+      <w:proofErr w:type="spellEnd"/>
+      <w:proofErr w:type="gramEnd"/>
+    </w:p>
+    <w:p>
+      <w:pPr>
+        <w:tabs>
+          <w:tab w:val="left" w:pos="916"/>
+          <w:tab w:val="left" w:pos="1832"/>
+          <w:tab w:val="left" w:pos="2748"/>
+          <w:tab w:val="left" w:pos="3664"/>
+          <w:tab w:val="left" w:pos="4580"/>
+          <w:tab w:val="left" w:pos="5496"/>
+          <w:tab w:val="left" w:pos="6412"/>
+          <w:tab w:val="left" w:pos="7328"/>
+          <w:tab w:val="left" w:pos="8244"/>
+          <w:tab w:val="left" w:pos="9160"/>
+          <w:tab w:val="left" w:pos="10076"/>
+          <w:tab w:val="left" w:pos="10992"/>
+          <w:tab w:val="left" w:pos="11908"/>
+          <w:tab w:val="left" w:pos="12824"/>
+          <w:tab w:val="left" w:pos="13740"/>
+          <w:tab w:val="left" w:pos="14656"/>
+        </w:tabs>
+        <w:spacing w:after="0" w:line="240" w:lineRule="auto"/>
+        <w:rPr>
+          <w:rFonts w:ascii="Courier New" w:eastAsia="Times New Roman" w:hAnsi="Courier New" w:cs="Courier New"/>
+          <w:sz w:val="20"/>
+          <w:szCs w:val="20"/>
+          <w:lang w:eastAsia="en-IN"/>
+        </w:rPr>
+      </w:pPr>
+      <w:r>
+        <w:rPr>
+          <w:rFonts w:ascii="Courier New" w:eastAsia="Times New Roman" w:hAnsi="Courier New" w:cs="Courier New"/>
+          <w:sz w:val="20"/>
+          <w:szCs w:val="20"/>
+          <w:lang w:eastAsia="en-IN"/>
+        </w:rPr>
+        <w:t xml:space="preserve">      </w:t>
+      </w:r>
+      <w:proofErr w:type="spellStart"/>
+      <w:proofErr w:type="gramStart"/>
+      <w:r>
+        <w:rPr>
+          <w:rFonts w:ascii="Courier New" w:eastAsia="Times New Roman" w:hAnsi="Courier New" w:cs="Courier New"/>
+          <w:sz w:val="20"/>
+          <w:szCs w:val="20"/>
+          <w:lang w:eastAsia="en-IN"/>
+        </w:rPr>
+        <w:t>jdb</w:t>
+      </w:r>
+      <w:proofErr w:type="spellEnd"/>
+      <w:proofErr w:type="gramEnd"/>
+    </w:p>
+    <w:p>
+      <w:pPr>
+        <w:spacing w:before="100" w:beforeAutospacing="1" w:after="100" w:afterAutospacing="1" w:line="240" w:lineRule="auto"/>
+        <w:rPr>
+          <w:rFonts w:ascii="Times New Roman" w:eastAsia="Times New Roman" w:hAnsi="Times New Roman" w:cs="Times New Roman"/>
+          <w:sz w:val="24"/>
+          <w:szCs w:val="24"/>
+          <w:lang w:eastAsia="en-IN"/>
+        </w:rPr>
+      </w:pPr>
+      <w:r>
+        <w:rPr>
+          <w:rFonts w:ascii="Times New Roman" w:eastAsia="Times New Roman" w:hAnsi="Times New Roman" w:cs="Times New Roman"/>
+          <w:sz w:val="24"/>
+          <w:szCs w:val="24"/>
+          <w:lang w:eastAsia="en-IN"/>
+        </w:rPr>
+        <w:t>Formula:</w:t>
+      </w:r>
+    </w:p>
+    <w:p>
+      <w:pPr>
+        <w:tabs>
+          <w:tab w:val="left" w:pos="916"/>
+          <w:tab w:val="left" w:pos="1832"/>
+          <w:tab w:val="left" w:pos="2748"/>
+          <w:tab w:val="left" w:pos="3664"/>
+          <w:tab w:val="left" w:pos="4580"/>
+          <w:tab w:val="left" w:pos="5496"/>
+          <w:tab w:val="left" w:pos="6412"/>
+          <w:tab w:val="left" w:pos="7328"/>
+          <w:tab w:val="left" w:pos="8244"/>
+          <w:tab w:val="left" w:pos="9160"/>
+          <w:tab w:val="left" w:pos="10076"/>
+          <w:tab w:val="left" w:pos="10992"/>
+          <w:tab w:val="left" w:pos="11908"/>
+          <w:tab w:val="left" w:pos="12824"/>
+          <w:tab w:val="left" w:pos="13740"/>
+          <w:tab w:val="left" w:pos="14656"/>
+        </w:tabs>
+        <w:spacing w:after="0" w:line="240" w:lineRule="auto"/>
+        <w:rPr>
+          <w:rFonts w:ascii="Courier New" w:eastAsia="Times New Roman" w:hAnsi="Courier New" w:cs="Courier New"/>
+          <w:sz w:val="20"/>
+          <w:szCs w:val="20"/>
+          <w:lang w:eastAsia="en-IN"/>
+        </w:rPr>
+      </w:pPr>
+      <w:r>
+        <w:rPr>
+          <w:rFonts w:ascii="Courier New" w:eastAsia="Times New Roman" w:hAnsi="Courier New" w:cs="Courier New"/>
+          <w:sz w:val="20"/>
+          <w:szCs w:val="20"/>
+          <w:lang w:eastAsia="en-IN"/>
+        </w:rPr>
+        <w:t>JDK = JRE + Development Tools</w:t>
+      </w:r>
+    </w:p>
+    <w:p>
+      <w:pPr>
+        <w:spacing w:after="0" w:line="240" w:lineRule="auto"/>
+        <w:rPr>
+          <w:rFonts w:ascii="Times New Roman" w:eastAsia="Times New Roman" w:hAnsi="Times New Roman" w:cs="Times New Roman"/>
+          <w:sz w:val="24"/>
+          <w:szCs w:val="24"/>
+          <w:lang w:eastAsia="en-IN"/>
+        </w:rPr>
+      </w:pPr>
+      <w:r>
+        <w:rPr>
+          <w:rFonts w:ascii="Times New Roman" w:eastAsia="Times New Roman" w:hAnsi="Times New Roman" w:cs="Times New Roman"/>
+          <w:sz w:val="24"/>
+          <w:szCs w:val="24"/>
+          <w:lang w:eastAsia="en-IN"/>
+        </w:rPr>
+        <w:pict>
+          <v:rect id="_x0000_i1028" style="width:0;height:1.5pt" o:hralign="center" o:hrstd="t" o:hr="t" fillcolor="#a0a0a0" stroked="f"/>
+        </w:pict>
+      </w:r>
+    </w:p>
+    <w:p>
+      <w:pPr>
+        <w:spacing w:before="100" w:beforeAutospacing="1" w:after="100" w:afterAutospacing="1" w:line="240" w:lineRule="auto"/>
+        <w:outlineLvl w:val="1"/>
+        <w:rPr>
+          <w:rFonts w:ascii="Times New Roman" w:eastAsia="Times New Roman" w:hAnsi="Times New Roman" w:cs="Times New Roman"/>
+          <w:b/>
+          <w:bCs/>
+          <w:sz w:val="36"/>
+          <w:szCs w:val="36"/>
+          <w:lang w:eastAsia="en-IN"/>
+        </w:rPr>
+      </w:pPr>
+      <w:r>
+        <w:rPr>
+          <w:rFonts w:ascii="Times New Roman" w:eastAsia="Times New Roman" w:hAnsi="Times New Roman" w:cs="Times New Roman"/>
+          <w:b/>
+          <w:bCs/>
+          <w:sz w:val="36"/>
+          <w:szCs w:val="36"/>
+          <w:lang w:eastAsia="en-IN"/>
+        </w:rPr>
+        <w:t>Interview One-Line Answer</w:t>
+      </w:r>
+    </w:p>
+    <w:p>
+      <w:pPr>
+        <w:spacing w:beforeAutospacing="1" w:after="100" w:afterAutospacing="1" w:line="240" w:lineRule="auto"/>
+        <w:rPr>
+          <w:rFonts w:ascii="Times New Roman" w:eastAsia="Times New Roman" w:hAnsi="Times New Roman" w:cs="Times New Roman"/>
+          <w:sz w:val="24"/>
+          <w:szCs w:val="24"/>
+          <w:lang w:eastAsia="en-IN"/>
+        </w:rPr>
+      </w:pPr>
+      <w:r>
+        <w:rPr>
+          <w:rFonts w:ascii="Times New Roman" w:eastAsia="Times New Roman" w:hAnsi="Times New Roman" w:cs="Times New Roman"/>
+          <w:sz w:val="24"/>
+          <w:szCs w:val="24"/>
+          <w:lang w:eastAsia="en-IN"/>
+        </w:rPr>
+        <w:t>Java is platform independent because the Java compiler converts source code into platform-independent bytecode, and each operating system has its own JVM that translates that bytecode into native machine code.</w:t>
+      </w:r>
+    </w:p>
+    <w:p>
+      <w:pPr>
+        <w:spacing w:after="0" w:line="240" w:lineRule="auto"/>
+        <w:rPr>
+          <w:rFonts w:ascii="Times New Roman" w:eastAsia="Times New Roman" w:hAnsi="Times New Roman" w:cs="Times New Roman"/>
+          <w:sz w:val="24"/>
+          <w:szCs w:val="24"/>
+          <w:lang w:eastAsia="en-IN"/>
+        </w:rPr>
+      </w:pPr>
+      <w:r>
+        <w:rPr>
+          <w:rFonts w:ascii="Times New Roman" w:eastAsia="Times New Roman" w:hAnsi="Times New Roman" w:cs="Times New Roman"/>
+          <w:sz w:val="24"/>
+          <w:szCs w:val="24"/>
+          <w:lang w:eastAsia="en-IN"/>
+        </w:rPr>
+        <w:pict>
+          <v:rect id="_x0000_i1029" style="width:0;height:1.5pt" o:hralign="center" o:hrstd="t" o:hr="t" fillcolor="#a0a0a0" stroked="f"/>
+        </w:pict>
+      </w:r>
+    </w:p>
+    <w:p>
+      <w:pPr>
+        <w:spacing w:before="100" w:beforeAutospacing="1" w:after="100" w:afterAutospacing="1" w:line="240" w:lineRule="auto"/>
+        <w:outlineLvl w:val="1"/>
+        <w:rPr>
+          <w:rFonts w:ascii="Times New Roman" w:eastAsia="Times New Roman" w:hAnsi="Times New Roman" w:cs="Times New Roman"/>
+          <w:b/>
+          <w:bCs/>
+          <w:sz w:val="36"/>
+          <w:szCs w:val="36"/>
+          <w:lang w:eastAsia="en-IN"/>
+        </w:rPr>
+      </w:pPr>
+      <w:r>
+        <w:rPr>
+          <w:rFonts w:ascii="Times New Roman" w:eastAsia="Times New Roman" w:hAnsi="Times New Roman" w:cs="Times New Roman"/>
+          <w:b/>
+          <w:bCs/>
+          <w:sz w:val="36"/>
+          <w:szCs w:val="36"/>
+          <w:lang w:eastAsia="en-IN"/>
+        </w:rPr>
+        <w:t>Common Follow-up Questions</w:t>
+      </w:r>
+    </w:p>
+    <w:p>
+      <w:pPr>
+        <w:numPr>
+          <w:ilvl w:val="0"/>
+          <w:numId w:val="5"/>
+        </w:numPr>
+        <w:spacing w:before="100" w:beforeAutospacing="1" w:after="100" w:afterAutospacing="1" w:line="240" w:lineRule="auto"/>
+        <w:rPr>
+          <w:rFonts w:ascii="Times New Roman" w:eastAsia="Times New Roman" w:hAnsi="Times New Roman" w:cs="Times New Roman"/>
+          <w:sz w:val="24"/>
+          <w:szCs w:val="24"/>
+          <w:lang w:eastAsia="en-IN"/>
+        </w:rPr>
+      </w:pPr>
+      <w:r>
+        <w:rPr>
+          <w:rFonts w:ascii="Times New Roman" w:eastAsia="Times New Roman" w:hAnsi="Times New Roman" w:cs="Times New Roman"/>
+          <w:sz w:val="24"/>
+          <w:szCs w:val="24"/>
+          <w:lang w:eastAsia="en-IN"/>
+        </w:rPr>
+        <w:t>Why is Java called "Write Once, Run Anywhere"?</w:t>
+      </w:r>
+    </w:p>
+    <w:p>
+      <w:pPr>
+        <w:numPr>
+          <w:ilvl w:val="0"/>
+          <w:numId w:val="5"/>
+        </w:numPr>
+        <w:spacing w:before="100" w:beforeAutospacing="1" w:after="100" w:afterAutospacing="1" w:line="240" w:lineRule="auto"/>
+        <w:rPr>
+          <w:rFonts w:ascii="Times New Roman" w:eastAsia="Times New Roman" w:hAnsi="Times New Roman" w:cs="Times New Roman"/>
+          <w:sz w:val="24"/>
+          <w:szCs w:val="24"/>
+          <w:lang w:eastAsia="en-IN"/>
+        </w:rPr>
+      </w:pPr>
+      <w:r>
+        <w:rPr>
+          <w:rFonts w:ascii="Times New Roman" w:eastAsia="Times New Roman" w:hAnsi="Times New Roman" w:cs="Times New Roman"/>
+          <w:sz w:val="24"/>
+          <w:szCs w:val="24"/>
+          <w:lang w:eastAsia="en-IN"/>
+        </w:rPr>
+        <w:t>Why is Java not 100% platform independent?</w:t>
+      </w:r>
+    </w:p>
+    <w:p>
+      <w:pPr>
+        <w:numPr>
+          <w:ilvl w:val="0"/>
+          <w:numId w:val="5"/>
+        </w:numPr>
+        <w:spacing w:before="100" w:beforeAutospacing="1" w:after="100" w:afterAutospacing="1" w:line="240" w:lineRule="auto"/>
+        <w:rPr>
+          <w:rFonts w:ascii="Times New Roman" w:eastAsia="Times New Roman" w:hAnsi="Times New Roman" w:cs="Times New Roman"/>
+          <w:sz w:val="24"/>
+          <w:szCs w:val="24"/>
+          <w:lang w:eastAsia="en-IN"/>
+        </w:rPr>
+      </w:pPr>
+      <w:r>
+        <w:rPr>
+          <w:rFonts w:ascii="Times New Roman" w:eastAsia="Times New Roman" w:hAnsi="Times New Roman" w:cs="Times New Roman"/>
+          <w:sz w:val="24"/>
+          <w:szCs w:val="24"/>
+          <w:lang w:eastAsia="en-IN"/>
+        </w:rPr>
+        <w:t>What is bytecode?</w:t>
+      </w:r>
+    </w:p>
+    <w:p>
+      <w:pPr>
+        <w:numPr>
+          <w:ilvl w:val="0"/>
+          <w:numId w:val="5"/>
+        </w:numPr>
+        <w:spacing w:before="100" w:beforeAutospacing="1" w:after="100" w:afterAutospacing="1" w:line="240" w:lineRule="auto"/>
+        <w:rPr>
+          <w:rFonts w:ascii="Times New Roman" w:eastAsia="Times New Roman" w:hAnsi="Times New Roman" w:cs="Times New Roman"/>
+          <w:sz w:val="24"/>
+          <w:szCs w:val="24"/>
+          <w:lang w:eastAsia="en-IN"/>
+        </w:rPr>
+      </w:pPr>
+      <w:r>
+        <w:rPr>
+          <w:rFonts w:ascii="Times New Roman" w:eastAsia="Times New Roman" w:hAnsi="Times New Roman" w:cs="Times New Roman"/>
+          <w:sz w:val="24"/>
+          <w:szCs w:val="24"/>
+          <w:lang w:eastAsia="en-IN"/>
+        </w:rPr>
+        <w:lastRenderedPageBreak/>
+        <w:t>What is the difference between JDK, JRE, and JVM?</w:t>
+      </w:r>
+    </w:p>
+    <w:p>
+      <w:pPr>
+        <w:numPr>
+          <w:ilvl w:val="0"/>
+          <w:numId w:val="5"/>
+        </w:numPr>
+        <w:spacing w:before="100" w:beforeAutospacing="1" w:after="100" w:afterAutospacing="1" w:line="240" w:lineRule="auto"/>
+        <w:rPr>
+          <w:rFonts w:ascii="Times New Roman" w:eastAsia="Times New Roman" w:hAnsi="Times New Roman" w:cs="Times New Roman"/>
+          <w:sz w:val="24"/>
+          <w:szCs w:val="24"/>
+          <w:lang w:eastAsia="en-IN"/>
+        </w:rPr>
+      </w:pPr>
+      <w:r>
+        <w:rPr>
+          <w:rFonts w:ascii="Times New Roman" w:eastAsia="Times New Roman" w:hAnsi="Times New Roman" w:cs="Times New Roman"/>
+          <w:sz w:val="24"/>
+          <w:szCs w:val="24"/>
+          <w:lang w:eastAsia="en-IN"/>
+        </w:rPr>
+        <w:t xml:space="preserve">What happens internally when we run </w:t>
+      </w:r>
+      <w:r>
+        <w:rPr>
+          <w:rFonts w:ascii="Courier New" w:eastAsia="Times New Roman" w:hAnsi="Courier New" w:cs="Courier New"/>
+          <w:sz w:val="20"/>
+          <w:szCs w:val="20"/>
+          <w:lang w:eastAsia="en-IN"/>
+        </w:rPr>
+        <w:t>java Hello</w:t>
+      </w:r>
+      <w:r>
+        <w:rPr>
+          <w:rFonts w:ascii="Times New Roman" w:eastAsia="Times New Roman" w:hAnsi="Times New Roman" w:cs="Times New Roman"/>
+          <w:sz w:val="24"/>
+          <w:szCs w:val="24"/>
+          <w:lang w:eastAsia="en-IN"/>
+        </w:rPr>
+        <w:t>?</w:t>
+      </w:r>
+    </w:p>
+    <w:p>
+      <w:pPr>
+        <w:rPr>
+          <w:rFonts w:ascii="Segoe UI" w:hAnsi="Segoe UI" w:cs="Segoe UI"/>
+          <w:sz w:val="21"/>
+          <w:szCs w:val="21"/>
+          <w:shd w:val="clear" w:color="auto" w:fill="FFFFFF"/>
+        </w:rPr>
+      </w:pPr>
+    </w:p>
+    <w:p>
+      <w:pPr>
+        <w:rPr>
+          <w:rFonts w:ascii="Segoe UI" w:hAnsi="Segoe UI" w:cs="Segoe UI"/>
+          <w:sz w:val="21"/>
+          <w:szCs w:val="21"/>
+          <w:shd w:val="clear" w:color="auto" w:fill="FFFFFF"/>
+        </w:rPr>
+      </w:pPr>
+      <w:r>
+        <w:rPr>
+          <w:rFonts w:ascii="Segoe UI" w:hAnsi="Segoe UI" w:cs="Segoe UI"/>
+          <w:sz w:val="21"/>
+          <w:szCs w:val="21"/>
+          <w:bdr w:val="none" w:sz="0" w:space="0" w:color="auto" w:frame="1"/>
+        </w:rPr>
+        <w:br/>
+      </w:r>
+      <w:r>
+        <w:rPr>
+          <w:rFonts w:ascii="Segoe UI" w:hAnsi="Segoe UI" w:cs="Segoe UI"/>
+          <w:sz w:val="21"/>
+          <w:szCs w:val="21"/>
+          <w:highlight w:val="yellow"/>
           <w:shd w:val="clear" w:color="auto" w:fill="FFFFFF"/>
         </w:rPr>
         <w:t xml:space="preserve">→ </w:t>
@@ -65,6 +2591,7 @@
           <w:rFonts w:ascii="Segoe UI" w:hAnsi="Segoe UI" w:cs="Segoe UI"/>
           <w:sz w:val="21"/>
           <w:szCs w:val="21"/>
+          <w:highlight w:val="yellow"/>
           <w:shd w:val="clear" w:color="auto" w:fill="FFFFFF"/>
         </w:rPr>
         <w:t>What</w:t>
@@ -75,6 +2602,7 @@
           <w:rFonts w:ascii="Segoe UI" w:hAnsi="Segoe UI" w:cs="Segoe UI"/>
           <w:sz w:val="21"/>
           <w:szCs w:val="21"/>
+          <w:highlight w:val="yellow"/>
           <w:shd w:val="clear" w:color="auto" w:fill="FFFFFF"/>
         </w:rPr>
         <w:t xml:space="preserve"> is the role of a </w:t>
@@ -85,6 +2613,7 @@
           <w:rFonts w:ascii="Segoe UI" w:hAnsi="Segoe UI" w:cs="Segoe UI"/>
           <w:sz w:val="21"/>
           <w:szCs w:val="21"/>
+          <w:highlight w:val="yellow"/>
           <w:shd w:val="clear" w:color="auto" w:fill="FFFFFF"/>
         </w:rPr>
         <w:t>ClassLoader</w:t>
@@ -95,10 +2624,25 @@
           <w:rFonts w:ascii="Segoe UI" w:hAnsi="Segoe UI" w:cs="Segoe UI"/>
           <w:sz w:val="21"/>
           <w:szCs w:val="21"/>
+          <w:highlight w:val="yellow"/>
           <w:shd w:val="clear" w:color="auto" w:fill="FFFFFF"/>
         </w:rPr>
         <w:t>?</w:t>
       </w:r>
+    </w:p>
+    <w:p>
+      <w:pPr>
+        <w:rPr>
+          <w:rFonts w:ascii="Segoe UI" w:hAnsi="Segoe UI" w:cs="Segoe UI"/>
+          <w:sz w:val="21"/>
+          <w:szCs w:val="21"/>
+          <w:shd w:val="clear" w:color="auto" w:fill="FFFFFF"/>
+        </w:rPr>
+      </w:pPr>
+    </w:p>
+    <w:p>
+      <w:bookmarkStart w:id="0" w:name="_GoBack"/>
+      <w:bookmarkEnd w:id="0"/>
       <w:r>
         <w:rPr>
           <w:rFonts w:ascii="Segoe UI" w:hAnsi="Segoe UI" w:cs="Segoe UI"/>
@@ -604,6 +3148,7 @@
           <w:szCs w:val="21"/>
           <w:shd w:val="clear" w:color="auto" w:fill="FFFFFF"/>
         </w:rPr>
+        <w:lastRenderedPageBreak/>
         <w:t>Concurrency:</w:t>
       </w:r>
       <w:r>
@@ -703,7 +3248,6 @@
           <w:szCs w:val="21"/>
           <w:shd w:val="clear" w:color="auto" w:fill="FFFFFF"/>
         </w:rPr>
-        <w:lastRenderedPageBreak/>
         <w:t>→ Singleton Pattern Implementation</w:t>
       </w:r>
       <w:r>
@@ -1001,7 +3545,7 @@
         </w:rPr>
         <w:t xml:space="preserve"> </w:t>
       </w:r>
-      <w:hyperlink r:id="rId5" w:tgtFrame="_self" w:history="1">
+      <w:hyperlink r:id="rId6" w:tgtFrame="_self" w:history="1">
         <w:proofErr w:type="spellStart"/>
         <w:r>
           <w:rPr>
@@ -1374,6 +3918,7 @@
           <w:szCs w:val="21"/>
           <w:bdr w:val="none" w:sz="0" w:space="0" w:color="auto" w:frame="1"/>
         </w:rPr>
+        <w:lastRenderedPageBreak/>
         <w:br/>
       </w:r>
       <w:r>
@@ -1473,241 +4018,837 @@
           <w:szCs w:val="21"/>
           <w:shd w:val="clear" w:color="auto" w:fill="FFFFFF"/>
         </w:rPr>
+        <w:t>→ map() vs flatMap()</w:t>
+      </w:r>
+      <w:r>
+        <w:rPr>
+          <w:rFonts w:ascii="Segoe UI" w:hAnsi="Segoe UI" w:cs="Segoe UI"/>
+          <w:sz w:val="21"/>
+          <w:szCs w:val="21"/>
+          <w:bdr w:val="none" w:sz="0" w:space="0" w:color="auto" w:frame="1"/>
+        </w:rPr>
+        <w:br/>
+      </w:r>
+      <w:r>
+        <w:rPr>
+          <w:rFonts w:ascii="Segoe UI" w:hAnsi="Segoe UI" w:cs="Segoe UI"/>
+          <w:sz w:val="21"/>
+          <w:szCs w:val="21"/>
+          <w:shd w:val="clear" w:color="auto" w:fill="FFFFFF"/>
+        </w:rPr>
+        <w:t xml:space="preserve">→ collect(), </w:t>
+      </w:r>
+      <w:proofErr w:type="spellStart"/>
+      <w:r>
+        <w:rPr>
+          <w:rFonts w:ascii="Segoe UI" w:hAnsi="Segoe UI" w:cs="Segoe UI"/>
+          <w:sz w:val="21"/>
+          <w:szCs w:val="21"/>
+          <w:shd w:val="clear" w:color="auto" w:fill="FFFFFF"/>
+        </w:rPr>
+        <w:t>findFirst</w:t>
+      </w:r>
+      <w:proofErr w:type="spellEnd"/>
+      <w:r>
+        <w:rPr>
+          <w:rFonts w:ascii="Segoe UI" w:hAnsi="Segoe UI" w:cs="Segoe UI"/>
+          <w:sz w:val="21"/>
+          <w:szCs w:val="21"/>
+          <w:shd w:val="clear" w:color="auto" w:fill="FFFFFF"/>
+        </w:rPr>
+        <w:t xml:space="preserve">(), </w:t>
+      </w:r>
+      <w:proofErr w:type="spellStart"/>
+      <w:r>
+        <w:rPr>
+          <w:rFonts w:ascii="Segoe UI" w:hAnsi="Segoe UI" w:cs="Segoe UI"/>
+          <w:sz w:val="21"/>
+          <w:szCs w:val="21"/>
+          <w:shd w:val="clear" w:color="auto" w:fill="FFFFFF"/>
+        </w:rPr>
+        <w:t>findAny</w:t>
+      </w:r>
+      <w:proofErr w:type="spellEnd"/>
+      <w:r>
+        <w:rPr>
+          <w:rFonts w:ascii="Segoe UI" w:hAnsi="Segoe UI" w:cs="Segoe UI"/>
+          <w:sz w:val="21"/>
+          <w:szCs w:val="21"/>
+          <w:shd w:val="clear" w:color="auto" w:fill="FFFFFF"/>
+        </w:rPr>
+        <w:t>()</w:t>
+      </w:r>
+      <w:r>
+        <w:rPr>
+          <w:rFonts w:ascii="Segoe UI" w:hAnsi="Segoe UI" w:cs="Segoe UI"/>
+          <w:sz w:val="21"/>
+          <w:szCs w:val="21"/>
+          <w:bdr w:val="none" w:sz="0" w:space="0" w:color="auto" w:frame="1"/>
+        </w:rPr>
+        <w:br/>
+      </w:r>
+      <w:r>
+        <w:rPr>
+          <w:rFonts w:ascii="Segoe UI" w:hAnsi="Segoe UI" w:cs="Segoe UI"/>
+          <w:sz w:val="21"/>
+          <w:szCs w:val="21"/>
+          <w:bdr w:val="none" w:sz="0" w:space="0" w:color="auto" w:frame="1"/>
+        </w:rPr>
+        <w:br/>
+      </w:r>
+      <w:r>
+        <w:rPr>
+          <w:rFonts w:ascii="Segoe UI" w:hAnsi="Segoe UI" w:cs="Segoe UI"/>
+          <w:sz w:val="21"/>
+          <w:szCs w:val="21"/>
+          <w:shd w:val="clear" w:color="auto" w:fill="FFFFFF"/>
+        </w:rPr>
+        <w:t>→ Exception Handling in Streams</w:t>
+      </w:r>
+      <w:r>
+        <w:rPr>
+          <w:rFonts w:ascii="Segoe UI" w:hAnsi="Segoe UI" w:cs="Segoe UI"/>
+          <w:sz w:val="21"/>
+          <w:szCs w:val="21"/>
+          <w:bdr w:val="none" w:sz="0" w:space="0" w:color="auto" w:frame="1"/>
+        </w:rPr>
+        <w:br/>
+      </w:r>
+      <w:r>
+        <w:rPr>
+          <w:rFonts w:ascii="Segoe UI" w:hAnsi="Segoe UI" w:cs="Segoe UI"/>
+          <w:sz w:val="21"/>
+          <w:szCs w:val="21"/>
+          <w:shd w:val="clear" w:color="auto" w:fill="FFFFFF"/>
+        </w:rPr>
+        <w:t>→ Converting a Stream to a Collection</w:t>
+      </w:r>
+      <w:r>
+        <w:rPr>
+          <w:rFonts w:ascii="Segoe UI" w:hAnsi="Segoe UI" w:cs="Segoe UI"/>
+          <w:sz w:val="21"/>
+          <w:szCs w:val="21"/>
+          <w:bdr w:val="none" w:sz="0" w:space="0" w:color="auto" w:frame="1"/>
+        </w:rPr>
+        <w:br/>
+      </w:r>
+      <w:r>
+        <w:rPr>
+          <w:rFonts w:ascii="Segoe UI" w:hAnsi="Segoe UI" w:cs="Segoe UI"/>
+          <w:sz w:val="21"/>
+          <w:szCs w:val="21"/>
+          <w:shd w:val="clear" w:color="auto" w:fill="FFFFFF"/>
+        </w:rPr>
+        <w:t>→ Sequential vs Parallel Streams</w:t>
+      </w:r>
+      <w:r>
+        <w:rPr>
+          <w:rFonts w:ascii="Segoe UI" w:hAnsi="Segoe UI" w:cs="Segoe UI"/>
+          <w:sz w:val="21"/>
+          <w:szCs w:val="21"/>
+          <w:bdr w:val="none" w:sz="0" w:space="0" w:color="auto" w:frame="1"/>
+        </w:rPr>
+        <w:br/>
+      </w:r>
+      <w:r>
+        <w:rPr>
+          <w:rFonts w:ascii="Segoe UI" w:hAnsi="Segoe UI" w:cs="Segoe UI"/>
+          <w:sz w:val="21"/>
+          <w:szCs w:val="21"/>
+          <w:bdr w:val="none" w:sz="0" w:space="0" w:color="auto" w:frame="1"/>
+        </w:rPr>
+        <w:br/>
+      </w:r>
+      <w:r>
+        <w:rPr>
+          <w:rFonts w:ascii="Segoe UI" w:hAnsi="Segoe UI" w:cs="Segoe UI"/>
+          <w:sz w:val="21"/>
+          <w:szCs w:val="21"/>
+          <w:shd w:val="clear" w:color="auto" w:fill="FFFFFF"/>
+        </w:rPr>
+        <w:t>Functional Programming:</w:t>
+      </w:r>
+      <w:r>
+        <w:rPr>
+          <w:rFonts w:ascii="Segoe UI" w:hAnsi="Segoe UI" w:cs="Segoe UI"/>
+          <w:sz w:val="21"/>
+          <w:szCs w:val="21"/>
+          <w:bdr w:val="none" w:sz="0" w:space="0" w:color="auto" w:frame="1"/>
+        </w:rPr>
+        <w:br/>
+      </w:r>
+      <w:r>
+        <w:rPr>
+          <w:rFonts w:ascii="Segoe UI" w:hAnsi="Segoe UI" w:cs="Segoe UI"/>
+          <w:sz w:val="21"/>
+          <w:szCs w:val="21"/>
+          <w:shd w:val="clear" w:color="auto" w:fill="FFFFFF"/>
+        </w:rPr>
+        <w:t>→ What is a Functional Interface?</w:t>
+      </w:r>
+      <w:r>
+        <w:rPr>
+          <w:rFonts w:ascii="Segoe UI" w:hAnsi="Segoe UI" w:cs="Segoe UI"/>
+          <w:sz w:val="21"/>
+          <w:szCs w:val="21"/>
+          <w:bdr w:val="none" w:sz="0" w:space="0" w:color="auto" w:frame="1"/>
+        </w:rPr>
+        <w:br/>
+      </w:r>
+      <w:r>
+        <w:rPr>
+          <w:rFonts w:ascii="Segoe UI" w:hAnsi="Segoe UI" w:cs="Segoe UI"/>
+          <w:sz w:val="21"/>
+          <w:szCs w:val="21"/>
+          <w:shd w:val="clear" w:color="auto" w:fill="FFFFFF"/>
+        </w:rPr>
+        <w:t>→ Can Functional Interfaces contain default and static methods?</w:t>
+      </w:r>
+      <w:r>
+        <w:rPr>
+          <w:rFonts w:ascii="Segoe UI" w:hAnsi="Segoe UI" w:cs="Segoe UI"/>
+          <w:sz w:val="21"/>
+          <w:szCs w:val="21"/>
+          <w:bdr w:val="none" w:sz="0" w:space="0" w:color="auto" w:frame="1"/>
+        </w:rPr>
+        <w:br/>
+      </w:r>
+      <w:r>
+        <w:rPr>
+          <w:rFonts w:ascii="Segoe UI" w:hAnsi="Segoe UI" w:cs="Segoe UI"/>
+          <w:sz w:val="21"/>
+          <w:szCs w:val="21"/>
+          <w:shd w:val="clear" w:color="auto" w:fill="FFFFFF"/>
+        </w:rPr>
+        <w:t>→ Common Examples (Runnable, Comparator, Callable)</w:t>
+      </w:r>
+      <w:r>
+        <w:rPr>
+          <w:rFonts w:ascii="Segoe UI" w:hAnsi="Segoe UI" w:cs="Segoe UI"/>
+          <w:sz w:val="21"/>
+          <w:szCs w:val="21"/>
+          <w:bdr w:val="none" w:sz="0" w:space="0" w:color="auto" w:frame="1"/>
+        </w:rPr>
+        <w:br/>
+      </w:r>
+    </w:p>
+    <w:p/>
+    <w:p>
+      <w:r>
+        <w:rPr>
+          <w:rFonts w:ascii="Cambria Math" w:hAnsi="Cambria Math" w:cs="Cambria Math"/>
+          <w:sz w:val="21"/>
+          <w:szCs w:val="21"/>
+          <w:highlight w:val="yellow"/>
+          <w:shd w:val="clear" w:color="auto" w:fill="FFFFFF"/>
+        </w:rPr>
+        <w:t>𝐄𝐱𝐞𝐜𝐮𝐭𝐨𝐫𝐒𝐞𝐫𝐯𝐢𝐜𝐞</w:t>
+      </w:r>
+      <w:r>
+        <w:rPr>
+          <w:rFonts w:ascii="Segoe UI" w:hAnsi="Segoe UI" w:cs="Segoe UI"/>
+          <w:sz w:val="21"/>
+          <w:szCs w:val="21"/>
+          <w:shd w:val="clear" w:color="auto" w:fill="FFFFFF"/>
+        </w:rPr>
+        <w:t xml:space="preserve"> is just a contract — it says "</w:t>
+      </w:r>
+      <w:r>
+        <w:rPr>
+          <w:rFonts w:ascii="Cambria Math" w:hAnsi="Cambria Math" w:cs="Cambria Math"/>
+          <w:sz w:val="21"/>
+          <w:szCs w:val="21"/>
+          <w:shd w:val="clear" w:color="auto" w:fill="FFFFFF"/>
+        </w:rPr>
+        <w:t>𝘐</w:t>
+      </w:r>
+      <w:r>
+        <w:rPr>
+          <w:rFonts w:ascii="Segoe UI" w:hAnsi="Segoe UI" w:cs="Segoe UI"/>
+          <w:sz w:val="21"/>
+          <w:szCs w:val="21"/>
+          <w:shd w:val="clear" w:color="auto" w:fill="FFFFFF"/>
+        </w:rPr>
+        <w:t xml:space="preserve"> </w:t>
+      </w:r>
+      <w:r>
+        <w:rPr>
+          <w:rFonts w:ascii="Cambria Math" w:hAnsi="Cambria Math" w:cs="Cambria Math"/>
+          <w:sz w:val="21"/>
+          <w:szCs w:val="21"/>
+          <w:shd w:val="clear" w:color="auto" w:fill="FFFFFF"/>
+        </w:rPr>
+        <w:t>𝘤𝘢𝘯</w:t>
+      </w:r>
+      <w:r>
+        <w:rPr>
+          <w:rFonts w:ascii="Segoe UI" w:hAnsi="Segoe UI" w:cs="Segoe UI"/>
+          <w:sz w:val="21"/>
+          <w:szCs w:val="21"/>
+          <w:shd w:val="clear" w:color="auto" w:fill="FFFFFF"/>
+        </w:rPr>
+        <w:t xml:space="preserve"> </w:t>
+      </w:r>
+      <w:r>
+        <w:rPr>
+          <w:rFonts w:ascii="Cambria Math" w:hAnsi="Cambria Math" w:cs="Cambria Math"/>
+          <w:sz w:val="21"/>
+          <w:szCs w:val="21"/>
+          <w:shd w:val="clear" w:color="auto" w:fill="FFFFFF"/>
+        </w:rPr>
+        <w:t>𝘢𝘤𝘤𝘦𝘱𝘵</w:t>
+      </w:r>
+      <w:r>
+        <w:rPr>
+          <w:rFonts w:ascii="Segoe UI" w:hAnsi="Segoe UI" w:cs="Segoe UI"/>
+          <w:sz w:val="21"/>
+          <w:szCs w:val="21"/>
+          <w:shd w:val="clear" w:color="auto" w:fill="FFFFFF"/>
+        </w:rPr>
+        <w:t xml:space="preserve"> </w:t>
+      </w:r>
+      <w:r>
+        <w:rPr>
+          <w:rFonts w:ascii="Cambria Math" w:hAnsi="Cambria Math" w:cs="Cambria Math"/>
+          <w:sz w:val="21"/>
+          <w:szCs w:val="21"/>
+          <w:shd w:val="clear" w:color="auto" w:fill="FFFFFF"/>
+        </w:rPr>
+        <w:t>𝘵𝘢𝘴𝘬𝘴</w:t>
+      </w:r>
+      <w:r>
+        <w:rPr>
+          <w:rFonts w:ascii="Segoe UI" w:hAnsi="Segoe UI" w:cs="Segoe UI"/>
+          <w:sz w:val="21"/>
+          <w:szCs w:val="21"/>
+          <w:shd w:val="clear" w:color="auto" w:fill="FFFFFF"/>
+        </w:rPr>
+        <w:t xml:space="preserve"> </w:t>
+      </w:r>
+      <w:r>
+        <w:rPr>
+          <w:rFonts w:ascii="Cambria Math" w:hAnsi="Cambria Math" w:cs="Cambria Math"/>
+          <w:sz w:val="21"/>
+          <w:szCs w:val="21"/>
+          <w:shd w:val="clear" w:color="auto" w:fill="FFFFFF"/>
+        </w:rPr>
+        <w:t>𝘢𝘯𝘥</w:t>
+      </w:r>
+      <w:r>
+        <w:rPr>
+          <w:rFonts w:ascii="Segoe UI" w:hAnsi="Segoe UI" w:cs="Segoe UI"/>
+          <w:sz w:val="21"/>
+          <w:szCs w:val="21"/>
+          <w:shd w:val="clear" w:color="auto" w:fill="FFFFFF"/>
+        </w:rPr>
+        <w:t xml:space="preserve"> </w:t>
+      </w:r>
+      <w:r>
+        <w:rPr>
+          <w:rFonts w:ascii="Cambria Math" w:hAnsi="Cambria Math" w:cs="Cambria Math"/>
+          <w:sz w:val="21"/>
+          <w:szCs w:val="21"/>
+          <w:shd w:val="clear" w:color="auto" w:fill="FFFFFF"/>
+        </w:rPr>
+        <w:t>𝘦𝘹𝘦𝘤𝘶𝘵𝘦</w:t>
+      </w:r>
+      <w:r>
+        <w:rPr>
+          <w:rFonts w:ascii="Segoe UI" w:hAnsi="Segoe UI" w:cs="Segoe UI"/>
+          <w:sz w:val="21"/>
+          <w:szCs w:val="21"/>
+          <w:shd w:val="clear" w:color="auto" w:fill="FFFFFF"/>
+        </w:rPr>
+        <w:t xml:space="preserve"> </w:t>
+      </w:r>
+      <w:r>
+        <w:rPr>
+          <w:rFonts w:ascii="Cambria Math" w:hAnsi="Cambria Math" w:cs="Cambria Math"/>
+          <w:sz w:val="21"/>
+          <w:szCs w:val="21"/>
+          <w:shd w:val="clear" w:color="auto" w:fill="FFFFFF"/>
+        </w:rPr>
+        <w:t>𝘵𝘩𝘦𝘮</w:t>
+      </w:r>
+      <w:r>
+        <w:rPr>
+          <w:rFonts w:ascii="Segoe UI" w:hAnsi="Segoe UI" w:cs="Segoe UI"/>
+          <w:sz w:val="21"/>
+          <w:szCs w:val="21"/>
+          <w:shd w:val="clear" w:color="auto" w:fill="FFFFFF"/>
+        </w:rPr>
+        <w:t>." Following are four different implementations of that contract, each built for a different purpose.</w:t>
+      </w:r>
+      <w:r>
+        <w:rPr>
+          <w:rFonts w:ascii="Segoe UI" w:hAnsi="Segoe UI" w:cs="Segoe UI"/>
+          <w:sz w:val="21"/>
+          <w:szCs w:val="21"/>
+          <w:bdr w:val="none" w:sz="0" w:space="0" w:color="auto" w:frame="1"/>
+        </w:rPr>
+        <w:br/>
+      </w:r>
+      <w:r>
+        <w:rPr>
+          <w:rFonts w:ascii="Segoe UI" w:hAnsi="Segoe UI" w:cs="Segoe UI"/>
+          <w:sz w:val="21"/>
+          <w:szCs w:val="21"/>
+          <w:shd w:val="clear" w:color="auto" w:fill="FFFFFF"/>
+        </w:rPr>
+        <w:t xml:space="preserve">1. </w:t>
+      </w:r>
+      <w:r>
+        <w:rPr>
+          <w:rFonts w:ascii="Cambria Math" w:hAnsi="Cambria Math" w:cs="Cambria Math"/>
+          <w:sz w:val="21"/>
+          <w:szCs w:val="21"/>
+          <w:shd w:val="clear" w:color="auto" w:fill="FFFFFF"/>
+        </w:rPr>
+        <w:t>𝐓𝐡𝐫𝐞𝐚𝐝</w:t>
+      </w:r>
+      <w:r>
+        <w:rPr>
+          <w:rFonts w:ascii="Segoe UI" w:hAnsi="Segoe UI" w:cs="Segoe UI"/>
+          <w:sz w:val="21"/>
+          <w:szCs w:val="21"/>
+          <w:shd w:val="clear" w:color="auto" w:fill="FFFFFF"/>
+        </w:rPr>
+        <w:t xml:space="preserve"> </w:t>
+      </w:r>
+      <w:r>
+        <w:rPr>
+          <w:rFonts w:ascii="Cambria Math" w:hAnsi="Cambria Math" w:cs="Cambria Math"/>
+          <w:sz w:val="21"/>
+          <w:szCs w:val="21"/>
+          <w:shd w:val="clear" w:color="auto" w:fill="FFFFFF"/>
+        </w:rPr>
+        <w:t>𝐏𝐨𝐨𝐥</w:t>
+      </w:r>
+      <w:r>
+        <w:rPr>
+          <w:rFonts w:ascii="Segoe UI" w:hAnsi="Segoe UI" w:cs="Segoe UI"/>
+          <w:sz w:val="21"/>
+          <w:szCs w:val="21"/>
+          <w:shd w:val="clear" w:color="auto" w:fill="FFFFFF"/>
+        </w:rPr>
+        <w:t xml:space="preserve"> </w:t>
+      </w:r>
+      <w:r>
+        <w:rPr>
+          <w:rFonts w:ascii="Cambria Math" w:hAnsi="Cambria Math" w:cs="Cambria Math"/>
+          <w:sz w:val="21"/>
+          <w:szCs w:val="21"/>
+          <w:shd w:val="clear" w:color="auto" w:fill="FFFFFF"/>
+        </w:rPr>
+        <w:t>𝐄𝐱𝐞𝐜𝐮𝐭𝐨𝐫</w:t>
+      </w:r>
+      <w:r>
+        <w:rPr>
+          <w:rFonts w:ascii="Segoe UI" w:hAnsi="Segoe UI" w:cs="Segoe UI"/>
+          <w:sz w:val="21"/>
+          <w:szCs w:val="21"/>
+          <w:bdr w:val="none" w:sz="0" w:space="0" w:color="auto" w:frame="1"/>
+        </w:rPr>
+        <w:br/>
+      </w:r>
+      <w:r>
+        <w:rPr>
+          <w:rFonts w:ascii="Segoe UI" w:hAnsi="Segoe UI" w:cs="Segoe UI"/>
+          <w:sz w:val="21"/>
+          <w:szCs w:val="21"/>
+          <w:shd w:val="clear" w:color="auto" w:fill="FFFFFF"/>
+        </w:rPr>
+        <w:t>• Built for general purpose, I/O bound work</w:t>
+      </w:r>
+      <w:r>
+        <w:rPr>
+          <w:rFonts w:ascii="Segoe UI" w:hAnsi="Segoe UI" w:cs="Segoe UI"/>
+          <w:sz w:val="21"/>
+          <w:szCs w:val="21"/>
+          <w:bdr w:val="none" w:sz="0" w:space="0" w:color="auto" w:frame="1"/>
+        </w:rPr>
+        <w:br/>
+      </w:r>
+      <w:r>
+        <w:rPr>
+          <w:rFonts w:ascii="Segoe UI" w:hAnsi="Segoe UI" w:cs="Segoe UI"/>
+          <w:sz w:val="21"/>
+          <w:szCs w:val="21"/>
+          <w:shd w:val="clear" w:color="auto" w:fill="FFFFFF"/>
+        </w:rPr>
+        <w:t>• Example include DB calls, Http calls, File reads</w:t>
+      </w:r>
+      <w:r>
+        <w:rPr>
+          <w:rFonts w:ascii="Segoe UI" w:hAnsi="Segoe UI" w:cs="Segoe UI"/>
+          <w:sz w:val="21"/>
+          <w:szCs w:val="21"/>
+          <w:bdr w:val="none" w:sz="0" w:space="0" w:color="auto" w:frame="1"/>
+        </w:rPr>
+        <w:br/>
+      </w:r>
+      <w:r>
+        <w:rPr>
+          <w:rFonts w:ascii="Segoe UI" w:hAnsi="Segoe UI" w:cs="Segoe UI"/>
+          <w:sz w:val="21"/>
+          <w:szCs w:val="21"/>
+          <w:shd w:val="clear" w:color="auto" w:fill="FFFFFF"/>
+        </w:rPr>
+        <w:t xml:space="preserve">2. </w:t>
+      </w:r>
+      <w:r>
+        <w:rPr>
+          <w:rFonts w:ascii="Cambria Math" w:hAnsi="Cambria Math" w:cs="Cambria Math"/>
+          <w:sz w:val="21"/>
+          <w:szCs w:val="21"/>
+          <w:shd w:val="clear" w:color="auto" w:fill="FFFFFF"/>
+        </w:rPr>
+        <w:t>𝐅𝐨𝐫𝐤</w:t>
+      </w:r>
+      <w:r>
+        <w:rPr>
+          <w:rFonts w:ascii="Segoe UI" w:hAnsi="Segoe UI" w:cs="Segoe UI"/>
+          <w:sz w:val="21"/>
+          <w:szCs w:val="21"/>
+          <w:shd w:val="clear" w:color="auto" w:fill="FFFFFF"/>
+        </w:rPr>
+        <w:t xml:space="preserve"> </w:t>
+      </w:r>
+      <w:r>
+        <w:rPr>
+          <w:rFonts w:ascii="Cambria Math" w:hAnsi="Cambria Math" w:cs="Cambria Math"/>
+          <w:sz w:val="21"/>
+          <w:szCs w:val="21"/>
+          <w:shd w:val="clear" w:color="auto" w:fill="FFFFFF"/>
+        </w:rPr>
+        <w:t>𝐉𝐨𝐢𝐧</w:t>
+      </w:r>
+      <w:r>
+        <w:rPr>
+          <w:rFonts w:ascii="Segoe UI" w:hAnsi="Segoe UI" w:cs="Segoe UI"/>
+          <w:sz w:val="21"/>
+          <w:szCs w:val="21"/>
+          <w:shd w:val="clear" w:color="auto" w:fill="FFFFFF"/>
+        </w:rPr>
+        <w:t xml:space="preserve"> </w:t>
+      </w:r>
+      <w:r>
+        <w:rPr>
+          <w:rFonts w:ascii="Cambria Math" w:hAnsi="Cambria Math" w:cs="Cambria Math"/>
+          <w:sz w:val="21"/>
+          <w:szCs w:val="21"/>
+          <w:shd w:val="clear" w:color="auto" w:fill="FFFFFF"/>
+        </w:rPr>
+        <w:t>𝐏𝐨𝐨𝐥</w:t>
+      </w:r>
+      <w:r>
+        <w:rPr>
+          <w:rFonts w:ascii="Segoe UI" w:hAnsi="Segoe UI" w:cs="Segoe UI"/>
+          <w:sz w:val="21"/>
+          <w:szCs w:val="21"/>
+          <w:bdr w:val="none" w:sz="0" w:space="0" w:color="auto" w:frame="1"/>
+        </w:rPr>
+        <w:br/>
+      </w:r>
+      <w:r>
+        <w:rPr>
+          <w:rFonts w:ascii="Segoe UI" w:hAnsi="Segoe UI" w:cs="Segoe UI"/>
+          <w:sz w:val="21"/>
+          <w:szCs w:val="21"/>
+          <w:shd w:val="clear" w:color="auto" w:fill="FFFFFF"/>
+        </w:rPr>
+        <w:t>• Splits big task into subtasks, CPU bound</w:t>
+      </w:r>
+      <w:r>
+        <w:rPr>
+          <w:rFonts w:ascii="Segoe UI" w:hAnsi="Segoe UI" w:cs="Segoe UI"/>
+          <w:sz w:val="21"/>
+          <w:szCs w:val="21"/>
+          <w:bdr w:val="none" w:sz="0" w:space="0" w:color="auto" w:frame="1"/>
+        </w:rPr>
+        <w:br/>
+      </w:r>
+      <w:r>
+        <w:rPr>
+          <w:rFonts w:ascii="Segoe UI" w:hAnsi="Segoe UI" w:cs="Segoe UI"/>
+          <w:sz w:val="21"/>
+          <w:szCs w:val="21"/>
+          <w:shd w:val="clear" w:color="auto" w:fill="FFFFFF"/>
+        </w:rPr>
+        <w:t>• Examples include sorting, tree traversal, parallel streams</w:t>
+      </w:r>
+      <w:r>
+        <w:rPr>
+          <w:rFonts w:ascii="Segoe UI" w:hAnsi="Segoe UI" w:cs="Segoe UI"/>
+          <w:sz w:val="21"/>
+          <w:szCs w:val="21"/>
+          <w:bdr w:val="none" w:sz="0" w:space="0" w:color="auto" w:frame="1"/>
+        </w:rPr>
+        <w:br/>
+      </w:r>
+      <w:r>
+        <w:rPr>
+          <w:rFonts w:ascii="Segoe UI" w:hAnsi="Segoe UI" w:cs="Segoe UI"/>
+          <w:sz w:val="21"/>
+          <w:szCs w:val="21"/>
+          <w:shd w:val="clear" w:color="auto" w:fill="FFFFFF"/>
+        </w:rPr>
+        <w:t xml:space="preserve">3. </w:t>
+      </w:r>
+      <w:r>
+        <w:rPr>
+          <w:rFonts w:ascii="Cambria Math" w:hAnsi="Cambria Math" w:cs="Cambria Math"/>
+          <w:sz w:val="21"/>
+          <w:szCs w:val="21"/>
+          <w:shd w:val="clear" w:color="auto" w:fill="FFFFFF"/>
+        </w:rPr>
+        <w:t>𝐒𝐜𝐡𝐞𝐝𝐮𝐥𝐞</w:t>
+      </w:r>
+      <w:r>
+        <w:rPr>
+          <w:rFonts w:ascii="Segoe UI" w:hAnsi="Segoe UI" w:cs="Segoe UI"/>
+          <w:sz w:val="21"/>
+          <w:szCs w:val="21"/>
+          <w:shd w:val="clear" w:color="auto" w:fill="FFFFFF"/>
+        </w:rPr>
+        <w:t xml:space="preserve"> </w:t>
+      </w:r>
+      <w:r>
+        <w:rPr>
+          <w:rFonts w:ascii="Cambria Math" w:hAnsi="Cambria Math" w:cs="Cambria Math"/>
+          <w:sz w:val="21"/>
+          <w:szCs w:val="21"/>
+          <w:shd w:val="clear" w:color="auto" w:fill="FFFFFF"/>
+        </w:rPr>
+        <w:t>𝐓𝐡𝐫𝐞𝐚𝐝</w:t>
+      </w:r>
+      <w:r>
+        <w:rPr>
+          <w:rFonts w:ascii="Segoe UI" w:hAnsi="Segoe UI" w:cs="Segoe UI"/>
+          <w:sz w:val="21"/>
+          <w:szCs w:val="21"/>
+          <w:shd w:val="clear" w:color="auto" w:fill="FFFFFF"/>
+        </w:rPr>
+        <w:t xml:space="preserve"> </w:t>
+      </w:r>
+      <w:r>
+        <w:rPr>
+          <w:rFonts w:ascii="Cambria Math" w:hAnsi="Cambria Math" w:cs="Cambria Math"/>
+          <w:sz w:val="21"/>
+          <w:szCs w:val="21"/>
+          <w:shd w:val="clear" w:color="auto" w:fill="FFFFFF"/>
+        </w:rPr>
+        <w:t>𝐏𝐨𝐨𝐥</w:t>
+      </w:r>
+      <w:r>
+        <w:rPr>
+          <w:rFonts w:ascii="Segoe UI" w:hAnsi="Segoe UI" w:cs="Segoe UI"/>
+          <w:sz w:val="21"/>
+          <w:szCs w:val="21"/>
+          <w:shd w:val="clear" w:color="auto" w:fill="FFFFFF"/>
+        </w:rPr>
+        <w:t xml:space="preserve"> </w:t>
+      </w:r>
+      <w:r>
+        <w:rPr>
+          <w:rFonts w:ascii="Cambria Math" w:hAnsi="Cambria Math" w:cs="Cambria Math"/>
+          <w:sz w:val="21"/>
+          <w:szCs w:val="21"/>
+          <w:shd w:val="clear" w:color="auto" w:fill="FFFFFF"/>
+        </w:rPr>
+        <w:t>𝐄𝐱𝐞𝐜𝐮𝐭𝐨𝐫</w:t>
+      </w:r>
+      <w:r>
+        <w:rPr>
+          <w:rFonts w:ascii="Segoe UI" w:hAnsi="Segoe UI" w:cs="Segoe UI"/>
+          <w:sz w:val="21"/>
+          <w:szCs w:val="21"/>
+          <w:bdr w:val="none" w:sz="0" w:space="0" w:color="auto" w:frame="1"/>
+        </w:rPr>
+        <w:br/>
+      </w:r>
+      <w:r>
+        <w:rPr>
+          <w:rFonts w:ascii="Segoe UI" w:hAnsi="Segoe UI" w:cs="Segoe UI"/>
+          <w:sz w:val="21"/>
+          <w:szCs w:val="21"/>
+          <w:shd w:val="clear" w:color="auto" w:fill="FFFFFF"/>
+        </w:rPr>
+        <w:t>• Runs tasks after delay or repeatedly</w:t>
+      </w:r>
+      <w:r>
+        <w:rPr>
+          <w:rFonts w:ascii="Segoe UI" w:hAnsi="Segoe UI" w:cs="Segoe UI"/>
+          <w:sz w:val="21"/>
+          <w:szCs w:val="21"/>
+          <w:bdr w:val="none" w:sz="0" w:space="0" w:color="auto" w:frame="1"/>
+        </w:rPr>
+        <w:br/>
+      </w:r>
+      <w:r>
+        <w:rPr>
+          <w:rFonts w:ascii="Segoe UI" w:hAnsi="Segoe UI" w:cs="Segoe UI"/>
+          <w:sz w:val="21"/>
+          <w:szCs w:val="21"/>
+          <w:shd w:val="clear" w:color="auto" w:fill="FFFFFF"/>
+        </w:rPr>
+        <w:t xml:space="preserve">• </w:t>
+      </w:r>
+      <w:proofErr w:type="spellStart"/>
+      <w:r>
+        <w:rPr>
+          <w:rFonts w:ascii="Segoe UI" w:hAnsi="Segoe UI" w:cs="Segoe UI"/>
+          <w:sz w:val="21"/>
+          <w:szCs w:val="21"/>
+          <w:shd w:val="clear" w:color="auto" w:fill="FFFFFF"/>
+        </w:rPr>
+        <w:t>Cron</w:t>
+      </w:r>
+      <w:proofErr w:type="spellEnd"/>
+      <w:r>
+        <w:rPr>
+          <w:rFonts w:ascii="Segoe UI" w:hAnsi="Segoe UI" w:cs="Segoe UI"/>
+          <w:sz w:val="21"/>
+          <w:szCs w:val="21"/>
+          <w:shd w:val="clear" w:color="auto" w:fill="FFFFFF"/>
+        </w:rPr>
+        <w:t xml:space="preserve"> jobs, cache refresh, health checks</w:t>
+      </w:r>
+      <w:r>
+        <w:rPr>
+          <w:rFonts w:ascii="Segoe UI" w:hAnsi="Segoe UI" w:cs="Segoe UI"/>
+          <w:sz w:val="21"/>
+          <w:szCs w:val="21"/>
+          <w:bdr w:val="none" w:sz="0" w:space="0" w:color="auto" w:frame="1"/>
+        </w:rPr>
+        <w:br/>
+      </w:r>
+      <w:r>
+        <w:rPr>
+          <w:rFonts w:ascii="Segoe UI" w:hAnsi="Segoe UI" w:cs="Segoe UI"/>
+          <w:sz w:val="21"/>
+          <w:szCs w:val="21"/>
+          <w:shd w:val="clear" w:color="auto" w:fill="FFFFFF"/>
+        </w:rPr>
+        <w:t xml:space="preserve">4. </w:t>
+      </w:r>
+      <w:r>
+        <w:rPr>
+          <w:rFonts w:ascii="Cambria Math" w:hAnsi="Cambria Math" w:cs="Cambria Math"/>
+          <w:sz w:val="21"/>
+          <w:szCs w:val="21"/>
+          <w:shd w:val="clear" w:color="auto" w:fill="FFFFFF"/>
+        </w:rPr>
+        <w:t>𝐕𝐢𝐫𝐭𝐮𝐚𝐥</w:t>
+      </w:r>
+      <w:r>
+        <w:rPr>
+          <w:rFonts w:ascii="Segoe UI" w:hAnsi="Segoe UI" w:cs="Segoe UI"/>
+          <w:sz w:val="21"/>
+          <w:szCs w:val="21"/>
+          <w:shd w:val="clear" w:color="auto" w:fill="FFFFFF"/>
+        </w:rPr>
+        <w:t xml:space="preserve"> </w:t>
+      </w:r>
+      <w:r>
+        <w:rPr>
+          <w:rFonts w:ascii="Cambria Math" w:hAnsi="Cambria Math" w:cs="Cambria Math"/>
+          <w:sz w:val="21"/>
+          <w:szCs w:val="21"/>
+          <w:shd w:val="clear" w:color="auto" w:fill="FFFFFF"/>
+        </w:rPr>
+        <w:t>𝐓𝐡𝐫𝐞𝐚𝐝</w:t>
+      </w:r>
+      <w:r>
+        <w:rPr>
+          <w:rFonts w:ascii="Segoe UI" w:hAnsi="Segoe UI" w:cs="Segoe UI"/>
+          <w:sz w:val="21"/>
+          <w:szCs w:val="21"/>
+          <w:shd w:val="clear" w:color="auto" w:fill="FFFFFF"/>
+        </w:rPr>
+        <w:t xml:space="preserve"> </w:t>
+      </w:r>
+      <w:r>
+        <w:rPr>
+          <w:rFonts w:ascii="Cambria Math" w:hAnsi="Cambria Math" w:cs="Cambria Math"/>
+          <w:sz w:val="21"/>
+          <w:szCs w:val="21"/>
+          <w:shd w:val="clear" w:color="auto" w:fill="FFFFFF"/>
+        </w:rPr>
+        <w:t>𝐄𝐱𝐞𝐜𝐮𝐭𝐨𝐫</w:t>
+      </w:r>
+      <w:r>
+        <w:rPr>
+          <w:rFonts w:ascii="Segoe UI" w:hAnsi="Segoe UI" w:cs="Segoe UI"/>
+          <w:sz w:val="21"/>
+          <w:szCs w:val="21"/>
+          <w:bdr w:val="none" w:sz="0" w:space="0" w:color="auto" w:frame="1"/>
+        </w:rPr>
+        <w:br/>
+      </w:r>
+      <w:r>
+        <w:rPr>
+          <w:rFonts w:ascii="Segoe UI" w:hAnsi="Segoe UI" w:cs="Segoe UI"/>
+          <w:sz w:val="21"/>
+          <w:szCs w:val="21"/>
+          <w:shd w:val="clear" w:color="auto" w:fill="FFFFFF"/>
+        </w:rPr>
         <w:lastRenderedPageBreak/>
-        <w:t>→ map() vs flatMap()</w:t>
-      </w:r>
-      <w:r>
-        <w:rPr>
-          <w:rFonts w:ascii="Segoe UI" w:hAnsi="Segoe UI" w:cs="Segoe UI"/>
-          <w:sz w:val="21"/>
-          <w:szCs w:val="21"/>
-          <w:bdr w:val="none" w:sz="0" w:space="0" w:color="auto" w:frame="1"/>
-        </w:rPr>
-        <w:br/>
-      </w:r>
-      <w:r>
-        <w:rPr>
-          <w:rFonts w:ascii="Segoe UI" w:hAnsi="Segoe UI" w:cs="Segoe UI"/>
-          <w:sz w:val="21"/>
-          <w:szCs w:val="21"/>
-          <w:shd w:val="clear" w:color="auto" w:fill="FFFFFF"/>
-        </w:rPr>
-        <w:t xml:space="preserve">→ collect(), </w:t>
-      </w:r>
-      <w:proofErr w:type="spellStart"/>
-      <w:r>
-        <w:rPr>
-          <w:rFonts w:ascii="Segoe UI" w:hAnsi="Segoe UI" w:cs="Segoe UI"/>
-          <w:sz w:val="21"/>
-          <w:szCs w:val="21"/>
-          <w:shd w:val="clear" w:color="auto" w:fill="FFFFFF"/>
-        </w:rPr>
-        <w:t>findFirst</w:t>
-      </w:r>
-      <w:proofErr w:type="spellEnd"/>
-      <w:r>
-        <w:rPr>
-          <w:rFonts w:ascii="Segoe UI" w:hAnsi="Segoe UI" w:cs="Segoe UI"/>
-          <w:sz w:val="21"/>
-          <w:szCs w:val="21"/>
-          <w:shd w:val="clear" w:color="auto" w:fill="FFFFFF"/>
-        </w:rPr>
-        <w:t xml:space="preserve">(), </w:t>
-      </w:r>
-      <w:proofErr w:type="spellStart"/>
-      <w:r>
-        <w:rPr>
-          <w:rFonts w:ascii="Segoe UI" w:hAnsi="Segoe UI" w:cs="Segoe UI"/>
-          <w:sz w:val="21"/>
-          <w:szCs w:val="21"/>
-          <w:shd w:val="clear" w:color="auto" w:fill="FFFFFF"/>
-        </w:rPr>
-        <w:t>findAny</w:t>
-      </w:r>
-      <w:proofErr w:type="spellEnd"/>
-      <w:r>
-        <w:rPr>
-          <w:rFonts w:ascii="Segoe UI" w:hAnsi="Segoe UI" w:cs="Segoe UI"/>
-          <w:sz w:val="21"/>
-          <w:szCs w:val="21"/>
-          <w:shd w:val="clear" w:color="auto" w:fill="FFFFFF"/>
-        </w:rPr>
-        <w:t>()</w:t>
-      </w:r>
-      <w:r>
-        <w:rPr>
-          <w:rFonts w:ascii="Segoe UI" w:hAnsi="Segoe UI" w:cs="Segoe UI"/>
-          <w:sz w:val="21"/>
-          <w:szCs w:val="21"/>
-          <w:bdr w:val="none" w:sz="0" w:space="0" w:color="auto" w:frame="1"/>
-        </w:rPr>
-        <w:br/>
-      </w:r>
-      <w:r>
-        <w:rPr>
-          <w:rFonts w:ascii="Segoe UI" w:hAnsi="Segoe UI" w:cs="Segoe UI"/>
-          <w:sz w:val="21"/>
-          <w:szCs w:val="21"/>
-          <w:bdr w:val="none" w:sz="0" w:space="0" w:color="auto" w:frame="1"/>
-        </w:rPr>
-        <w:br/>
-      </w:r>
-      <w:r>
-        <w:rPr>
-          <w:rFonts w:ascii="Segoe UI" w:hAnsi="Segoe UI" w:cs="Segoe UI"/>
-          <w:sz w:val="21"/>
-          <w:szCs w:val="21"/>
-          <w:shd w:val="clear" w:color="auto" w:fill="FFFFFF"/>
-        </w:rPr>
-        <w:t>→ Exception Handling in Streams</w:t>
-      </w:r>
-      <w:r>
-        <w:rPr>
-          <w:rFonts w:ascii="Segoe UI" w:hAnsi="Segoe UI" w:cs="Segoe UI"/>
-          <w:sz w:val="21"/>
-          <w:szCs w:val="21"/>
-          <w:bdr w:val="none" w:sz="0" w:space="0" w:color="auto" w:frame="1"/>
-        </w:rPr>
-        <w:br/>
-      </w:r>
-      <w:r>
-        <w:rPr>
-          <w:rFonts w:ascii="Segoe UI" w:hAnsi="Segoe UI" w:cs="Segoe UI"/>
-          <w:sz w:val="21"/>
-          <w:szCs w:val="21"/>
-          <w:shd w:val="clear" w:color="auto" w:fill="FFFFFF"/>
-        </w:rPr>
-        <w:t>→ Converting a Stream to a Collection</w:t>
-      </w:r>
-      <w:r>
-        <w:rPr>
-          <w:rFonts w:ascii="Segoe UI" w:hAnsi="Segoe UI" w:cs="Segoe UI"/>
-          <w:sz w:val="21"/>
-          <w:szCs w:val="21"/>
-          <w:bdr w:val="none" w:sz="0" w:space="0" w:color="auto" w:frame="1"/>
-        </w:rPr>
-        <w:br/>
-      </w:r>
-      <w:r>
-        <w:rPr>
-          <w:rFonts w:ascii="Segoe UI" w:hAnsi="Segoe UI" w:cs="Segoe UI"/>
-          <w:sz w:val="21"/>
-          <w:szCs w:val="21"/>
-          <w:shd w:val="clear" w:color="auto" w:fill="FFFFFF"/>
-        </w:rPr>
-        <w:t>→ Sequential vs Parallel Streams</w:t>
-      </w:r>
-      <w:r>
-        <w:rPr>
-          <w:rFonts w:ascii="Segoe UI" w:hAnsi="Segoe UI" w:cs="Segoe UI"/>
-          <w:sz w:val="21"/>
-          <w:szCs w:val="21"/>
-          <w:bdr w:val="none" w:sz="0" w:space="0" w:color="auto" w:frame="1"/>
-        </w:rPr>
-        <w:br/>
-      </w:r>
-      <w:r>
-        <w:rPr>
-          <w:rFonts w:ascii="Segoe UI" w:hAnsi="Segoe UI" w:cs="Segoe UI"/>
-          <w:sz w:val="21"/>
-          <w:szCs w:val="21"/>
-          <w:bdr w:val="none" w:sz="0" w:space="0" w:color="auto" w:frame="1"/>
-        </w:rPr>
-        <w:br/>
-      </w:r>
-      <w:r>
-        <w:rPr>
-          <w:rFonts w:ascii="Segoe UI" w:hAnsi="Segoe UI" w:cs="Segoe UI"/>
-          <w:sz w:val="21"/>
-          <w:szCs w:val="21"/>
-          <w:shd w:val="clear" w:color="auto" w:fill="FFFFFF"/>
-        </w:rPr>
-        <w:t>Functional Programming:</w:t>
-      </w:r>
-      <w:r>
-        <w:rPr>
-          <w:rFonts w:ascii="Segoe UI" w:hAnsi="Segoe UI" w:cs="Segoe UI"/>
-          <w:sz w:val="21"/>
-          <w:szCs w:val="21"/>
-          <w:bdr w:val="none" w:sz="0" w:space="0" w:color="auto" w:frame="1"/>
-        </w:rPr>
-        <w:br/>
-      </w:r>
-      <w:r>
-        <w:rPr>
-          <w:rFonts w:ascii="Segoe UI" w:hAnsi="Segoe UI" w:cs="Segoe UI"/>
-          <w:sz w:val="21"/>
-          <w:szCs w:val="21"/>
-          <w:shd w:val="clear" w:color="auto" w:fill="FFFFFF"/>
-        </w:rPr>
-        <w:t>→ What is a Functional Interface?</w:t>
-      </w:r>
-      <w:r>
-        <w:rPr>
-          <w:rFonts w:ascii="Segoe UI" w:hAnsi="Segoe UI" w:cs="Segoe UI"/>
-          <w:sz w:val="21"/>
-          <w:szCs w:val="21"/>
-          <w:bdr w:val="none" w:sz="0" w:space="0" w:color="auto" w:frame="1"/>
-        </w:rPr>
-        <w:br/>
-      </w:r>
-      <w:r>
-        <w:rPr>
-          <w:rFonts w:ascii="Segoe UI" w:hAnsi="Segoe UI" w:cs="Segoe UI"/>
-          <w:sz w:val="21"/>
-          <w:szCs w:val="21"/>
-          <w:shd w:val="clear" w:color="auto" w:fill="FFFFFF"/>
-        </w:rPr>
-        <w:t>→ Can Functional Interfaces contain default and static methods?</w:t>
-      </w:r>
-      <w:r>
-        <w:rPr>
-          <w:rFonts w:ascii="Segoe UI" w:hAnsi="Segoe UI" w:cs="Segoe UI"/>
-          <w:sz w:val="21"/>
-          <w:szCs w:val="21"/>
-          <w:bdr w:val="none" w:sz="0" w:space="0" w:color="auto" w:frame="1"/>
-        </w:rPr>
-        <w:br/>
-      </w:r>
-      <w:r>
-        <w:rPr>
-          <w:rFonts w:ascii="Segoe UI" w:hAnsi="Segoe UI" w:cs="Segoe UI"/>
-          <w:sz w:val="21"/>
-          <w:szCs w:val="21"/>
-          <w:shd w:val="clear" w:color="auto" w:fill="FFFFFF"/>
-        </w:rPr>
-        <w:t>→ Common Examples (Runnable, Comparator, Callable)</w:t>
-      </w:r>
-      <w:r>
-        <w:rPr>
-          <w:rFonts w:ascii="Segoe UI" w:hAnsi="Segoe UI" w:cs="Segoe UI"/>
-          <w:sz w:val="21"/>
-          <w:szCs w:val="21"/>
-          <w:bdr w:val="none" w:sz="0" w:space="0" w:color="auto" w:frame="1"/>
-        </w:rPr>
-        <w:br/>
-      </w:r>
-    </w:p>
-    <w:p/>
-    <w:p>
+        <w:t>• Massive Concurrency, Java 21 onwards</w:t>
+      </w:r>
+      <w:r>
+        <w:rPr>
+          <w:rFonts w:ascii="Segoe UI" w:hAnsi="Segoe UI" w:cs="Segoe UI"/>
+          <w:sz w:val="21"/>
+          <w:szCs w:val="21"/>
+          <w:bdr w:val="none" w:sz="0" w:space="0" w:color="auto" w:frame="1"/>
+        </w:rPr>
+        <w:br/>
+      </w:r>
+      <w:r>
+        <w:rPr>
+          <w:rFonts w:ascii="Segoe UI" w:hAnsi="Segoe UI" w:cs="Segoe UI"/>
+          <w:sz w:val="21"/>
+          <w:szCs w:val="21"/>
+          <w:shd w:val="clear" w:color="auto" w:fill="FFFFFF"/>
+        </w:rPr>
+        <w:t>• Examples include high throughput APIs, thousands of concurrent requests</w:t>
+      </w:r>
+      <w:r>
+        <w:rPr>
+          <w:rFonts w:ascii="Segoe UI" w:hAnsi="Segoe UI" w:cs="Segoe UI"/>
+          <w:sz w:val="21"/>
+          <w:szCs w:val="21"/>
+          <w:bdr w:val="none" w:sz="0" w:space="0" w:color="auto" w:frame="1"/>
+        </w:rPr>
+        <w:br/>
+      </w:r>
+      <w:r>
+        <w:rPr>
+          <w:rFonts w:ascii="Segoe UI" w:hAnsi="Segoe UI" w:cs="Segoe UI"/>
+          <w:sz w:val="21"/>
+          <w:szCs w:val="21"/>
+          <w:bdr w:val="none" w:sz="0" w:space="0" w:color="auto" w:frame="1"/>
+        </w:rPr>
+        <w:br/>
+      </w:r>
       <w:r>
         <w:rPr>
           <w:rFonts w:ascii="Cambria Math" w:hAnsi="Cambria Math" w:cs="Cambria Math"/>
           <w:sz w:val="21"/>
           <w:szCs w:val="21"/>
-          <w:highlight w:val="yellow"/>
-          <w:shd w:val="clear" w:color="auto" w:fill="FFFFFF"/>
-        </w:rPr>
-        <w:t>𝐄𝐱𝐞𝐜𝐮𝐭𝐨𝐫𝐒𝐞𝐫𝐯𝐢𝐜𝐞</w:t>
-      </w:r>
-      <w:r>
-        <w:rPr>
-          <w:rFonts w:ascii="Segoe UI" w:hAnsi="Segoe UI" w:cs="Segoe UI"/>
-          <w:sz w:val="21"/>
-          <w:szCs w:val="21"/>
-          <w:shd w:val="clear" w:color="auto" w:fill="FFFFFF"/>
-        </w:rPr>
-        <w:t xml:space="preserve"> is just a contract — it says "</w:t>
+          <w:shd w:val="clear" w:color="auto" w:fill="FFFFFF"/>
+        </w:rPr>
+        <w:t>𝐓𝐇𝐑𝐄𝐀𝐃</w:t>
+      </w:r>
+      <w:r>
+        <w:rPr>
+          <w:rFonts w:ascii="Segoe UI" w:hAnsi="Segoe UI" w:cs="Segoe UI"/>
+          <w:sz w:val="21"/>
+          <w:szCs w:val="21"/>
+          <w:shd w:val="clear" w:color="auto" w:fill="FFFFFF"/>
+        </w:rPr>
+        <w:t xml:space="preserve"> </w:t>
       </w:r>
       <w:r>
         <w:rPr>
@@ -1716,7 +4857,25 @@
           <w:szCs w:val="21"/>
           <w:shd w:val="clear" w:color="auto" w:fill="FFFFFF"/>
         </w:rPr>
-        <w:t>𝘐</w:t>
+        <w:t>𝐏𝐎𝐎𝐋𝐒</w:t>
+      </w:r>
+      <w:r>
+        <w:rPr>
+          <w:rFonts w:ascii="Segoe UI" w:hAnsi="Segoe UI" w:cs="Segoe UI"/>
+          <w:sz w:val="21"/>
+          <w:szCs w:val="21"/>
+          <w:shd w:val="clear" w:color="auto" w:fill="FFFFFF"/>
+        </w:rPr>
+        <w:t xml:space="preserve"> — </w:t>
+      </w:r>
+      <w:r>
+        <w:rPr>
+          <w:rFonts w:ascii="Cambria Math" w:hAnsi="Cambria Math" w:cs="Cambria Math"/>
+          <w:sz w:val="21"/>
+          <w:szCs w:val="21"/>
+          <w:shd w:val="clear" w:color="auto" w:fill="FFFFFF"/>
+        </w:rPr>
+        <w:t>𝐌𝐀𝐍𝐀𝐆𝐈𝐍𝐆</w:t>
       </w:r>
       <w:r>
         <w:rPr>
@@ -1734,7 +4893,7 @@
           <w:szCs w:val="21"/>
           <w:shd w:val="clear" w:color="auto" w:fill="FFFFFF"/>
         </w:rPr>
-        <w:t>𝘤𝘢𝘯</w:t>
+        <w:t>𝐓𝐇𝐑𝐄𝐀𝐃𝐒</w:t>
       </w:r>
       <w:r>
         <w:rPr>
@@ -1752,7 +4911,34 @@
           <w:szCs w:val="21"/>
           <w:shd w:val="clear" w:color="auto" w:fill="FFFFFF"/>
         </w:rPr>
-        <w:t>𝘢𝘤𝘤𝘦𝘱𝘵</w:t>
+        <w:t>𝐄𝐅𝐅𝐈𝐂𝐈𝐄𝐍𝐓𝐋𝐘</w:t>
+      </w:r>
+      <w:r>
+        <w:rPr>
+          <w:rFonts w:ascii="Segoe UI" w:hAnsi="Segoe UI" w:cs="Segoe UI"/>
+          <w:sz w:val="21"/>
+          <w:szCs w:val="21"/>
+          <w:bdr w:val="none" w:sz="0" w:space="0" w:color="auto" w:frame="1"/>
+        </w:rPr>
+        <w:br/>
+      </w:r>
+      <w:r>
+        <w:rPr>
+          <w:rFonts w:ascii="Segoe UI" w:hAnsi="Segoe UI" w:cs="Segoe UI"/>
+          <w:sz w:val="21"/>
+          <w:szCs w:val="21"/>
+          <w:bdr w:val="none" w:sz="0" w:space="0" w:color="auto" w:frame="1"/>
+        </w:rPr>
+        <w:br/>
+      </w:r>
+      <w:r>
+        <w:rPr>
+          <w:rFonts w:ascii="Cambria Math" w:hAnsi="Cambria Math" w:cs="Cambria Math"/>
+          <w:sz w:val="21"/>
+          <w:szCs w:val="21"/>
+          <w:shd w:val="clear" w:color="auto" w:fill="FFFFFF"/>
+        </w:rPr>
+        <w:t>𝐖𝐇𝐘</w:t>
       </w:r>
       <w:r>
         <w:rPr>
@@ -1770,7 +4956,34 @@
           <w:szCs w:val="21"/>
           <w:shd w:val="clear" w:color="auto" w:fill="FFFFFF"/>
         </w:rPr>
-        <w:t>𝘵𝘢𝘴𝘬𝘴</w:t>
+        <w:t>𝐏𝐎𝐎𝐋𝐒</w:t>
+      </w:r>
+      <w:r>
+        <w:rPr>
+          <w:rFonts w:ascii="Segoe UI" w:hAnsi="Segoe UI" w:cs="Segoe UI"/>
+          <w:sz w:val="21"/>
+          <w:szCs w:val="21"/>
+          <w:shd w:val="clear" w:color="auto" w:fill="FFFFFF"/>
+        </w:rPr>
+        <w:t>?</w:t>
+      </w:r>
+      <w:r>
+        <w:rPr>
+          <w:rFonts w:ascii="Segoe UI" w:hAnsi="Segoe UI" w:cs="Segoe UI"/>
+          <w:sz w:val="21"/>
+          <w:szCs w:val="21"/>
+          <w:bdr w:val="none" w:sz="0" w:space="0" w:color="auto" w:frame="1"/>
+        </w:rPr>
+        <w:br/>
+      </w:r>
+      <w:r>
+        <w:rPr>
+          <w:rFonts w:ascii="Cambria Math" w:hAnsi="Cambria Math" w:cs="Cambria Math"/>
+          <w:sz w:val="21"/>
+          <w:szCs w:val="21"/>
+          <w:shd w:val="clear" w:color="auto" w:fill="FFFFFF"/>
+        </w:rPr>
+        <w:t>𝐂𝐫𝐞𝐚𝐭𝐢𝐧𝐠</w:t>
       </w:r>
       <w:r>
         <w:rPr>
@@ -1788,7 +5001,7 @@
           <w:szCs w:val="21"/>
           <w:shd w:val="clear" w:color="auto" w:fill="FFFFFF"/>
         </w:rPr>
-        <w:t>𝘢𝘯𝘥</w:t>
+        <w:t>𝐚</w:t>
       </w:r>
       <w:r>
         <w:rPr>
@@ -1806,7 +5019,7 @@
           <w:szCs w:val="21"/>
           <w:shd w:val="clear" w:color="auto" w:fill="FFFFFF"/>
         </w:rPr>
-        <w:t>𝘦𝘹𝘦𝘤𝘶𝘵𝘦</w:t>
+        <w:t>𝐭𝐡𝐫𝐞𝐚𝐝</w:t>
       </w:r>
       <w:r>
         <w:rPr>
@@ -1824,34 +5037,16 @@
           <w:szCs w:val="21"/>
           <w:shd w:val="clear" w:color="auto" w:fill="FFFFFF"/>
         </w:rPr>
-        <w:t>𝘵𝘩𝘦𝘮</w:t>
-      </w:r>
-      <w:r>
-        <w:rPr>
-          <w:rFonts w:ascii="Segoe UI" w:hAnsi="Segoe UI" w:cs="Segoe UI"/>
-          <w:sz w:val="21"/>
-          <w:szCs w:val="21"/>
-          <w:shd w:val="clear" w:color="auto" w:fill="FFFFFF"/>
-        </w:rPr>
-        <w:t>." Following are four different implementations of that contract, each built for a different purpose.</w:t>
-      </w:r>
-      <w:r>
-        <w:rPr>
-          <w:rFonts w:ascii="Segoe UI" w:hAnsi="Segoe UI" w:cs="Segoe UI"/>
-          <w:sz w:val="21"/>
-          <w:szCs w:val="21"/>
-          <w:bdr w:val="none" w:sz="0" w:space="0" w:color="auto" w:frame="1"/>
-        </w:rPr>
-        <w:br/>
-      </w:r>
-      <w:r>
-        <w:rPr>
-          <w:rFonts w:ascii="Segoe UI" w:hAnsi="Segoe UI" w:cs="Segoe UI"/>
-          <w:sz w:val="21"/>
-          <w:szCs w:val="21"/>
-          <w:shd w:val="clear" w:color="auto" w:fill="FFFFFF"/>
-        </w:rPr>
-        <w:t xml:space="preserve">1. </w:t>
+        <w:t>𝐢𝐬</w:t>
+      </w:r>
+      <w:r>
+        <w:rPr>
+          <w:rFonts w:ascii="Segoe UI" w:hAnsi="Segoe UI" w:cs="Segoe UI"/>
+          <w:sz w:val="21"/>
+          <w:szCs w:val="21"/>
+          <w:shd w:val="clear" w:color="auto" w:fill="FFFFFF"/>
+        </w:rPr>
+        <w:t xml:space="preserve"> </w:t>
       </w:r>
       <w:r>
         <w:rPr>
@@ -1860,6 +5055,52 @@
           <w:szCs w:val="21"/>
           <w:shd w:val="clear" w:color="auto" w:fill="FFFFFF"/>
         </w:rPr>
+        <w:t>𝐞𝐱𝐩𝐞𝐧𝐬𝐢𝐯𝐞</w:t>
+      </w:r>
+      <w:r>
+        <w:rPr>
+          <w:rFonts w:ascii="Segoe UI" w:hAnsi="Segoe UI" w:cs="Segoe UI"/>
+          <w:sz w:val="21"/>
+          <w:szCs w:val="21"/>
+          <w:shd w:val="clear" w:color="auto" w:fill="FFFFFF"/>
+        </w:rPr>
+        <w:t xml:space="preserve"> — OS call, memory allocation, scheduler registration. Creating one per request = disaster at scale.</w:t>
+      </w:r>
+      <w:r>
+        <w:rPr>
+          <w:rStyle w:val="white-space-pre"/>
+          <w:rFonts w:ascii="Segoe UI" w:hAnsi="Segoe UI" w:cs="Segoe UI"/>
+          <w:sz w:val="21"/>
+          <w:szCs w:val="21"/>
+          <w:bdr w:val="none" w:sz="0" w:space="0" w:color="auto" w:frame="1"/>
+        </w:rPr>
+        <w:t xml:space="preserve"> </w:t>
+      </w:r>
+      <w:r>
+        <w:rPr>
+          <w:rFonts w:ascii="Segoe UI" w:hAnsi="Segoe UI" w:cs="Segoe UI"/>
+          <w:sz w:val="21"/>
+          <w:szCs w:val="21"/>
+          <w:bdr w:val="none" w:sz="0" w:space="0" w:color="auto" w:frame="1"/>
+        </w:rPr>
+        <w:br/>
+      </w:r>
+      <w:r>
+        <w:rPr>
+          <w:rFonts w:ascii="Segoe UI" w:hAnsi="Segoe UI" w:cs="Segoe UI"/>
+          <w:sz w:val="21"/>
+          <w:szCs w:val="21"/>
+          <w:bdr w:val="none" w:sz="0" w:space="0" w:color="auto" w:frame="1"/>
+        </w:rPr>
+        <w:br/>
+      </w:r>
+      <w:r>
+        <w:rPr>
+          <w:rFonts w:ascii="Cambria Math" w:hAnsi="Cambria Math" w:cs="Cambria Math"/>
+          <w:sz w:val="21"/>
+          <w:szCs w:val="21"/>
+          <w:shd w:val="clear" w:color="auto" w:fill="FFFFFF"/>
+        </w:rPr>
         <w:t>𝐓𝐡𝐫𝐞𝐚𝐝</w:t>
       </w:r>
       <w:r>
@@ -1878,7 +5119,7 @@
           <w:szCs w:val="21"/>
           <w:shd w:val="clear" w:color="auto" w:fill="FFFFFF"/>
         </w:rPr>
-        <w:t>𝐏𝐨𝐨𝐥</w:t>
+        <w:t>𝐩𝐨𝐨𝐥</w:t>
       </w:r>
       <w:r>
         <w:rPr>
@@ -1896,72 +5137,52 @@
           <w:szCs w:val="21"/>
           <w:shd w:val="clear" w:color="auto" w:fill="FFFFFF"/>
         </w:rPr>
-        <w:t>𝐄𝐱𝐞𝐜𝐮𝐭𝐨𝐫</w:t>
-      </w:r>
-      <w:r>
-        <w:rPr>
-          <w:rFonts w:ascii="Segoe UI" w:hAnsi="Segoe UI" w:cs="Segoe UI"/>
-          <w:sz w:val="21"/>
-          <w:szCs w:val="21"/>
-          <w:bdr w:val="none" w:sz="0" w:space="0" w:color="auto" w:frame="1"/>
-        </w:rPr>
-        <w:br/>
-      </w:r>
-      <w:r>
-        <w:rPr>
-          <w:rFonts w:ascii="Segoe UI" w:hAnsi="Segoe UI" w:cs="Segoe UI"/>
-          <w:sz w:val="21"/>
-          <w:szCs w:val="21"/>
-          <w:shd w:val="clear" w:color="auto" w:fill="FFFFFF"/>
-        </w:rPr>
-        <w:t xml:space="preserve">• Built for general purpose, </w:t>
-      </w:r>
-      <w:bookmarkStart w:id="0" w:name="_GoBack"/>
-      <w:bookmarkEnd w:id="0"/>
-      <w:r>
-        <w:rPr>
-          <w:rFonts w:ascii="Segoe UI" w:hAnsi="Segoe UI" w:cs="Segoe UI"/>
-          <w:sz w:val="21"/>
-          <w:szCs w:val="21"/>
-          <w:shd w:val="clear" w:color="auto" w:fill="FFFFFF"/>
-        </w:rPr>
-        <w:t>I/O bound work</w:t>
-      </w:r>
-      <w:r>
-        <w:rPr>
-          <w:rFonts w:ascii="Segoe UI" w:hAnsi="Segoe UI" w:cs="Segoe UI"/>
-          <w:sz w:val="21"/>
-          <w:szCs w:val="21"/>
-          <w:bdr w:val="none" w:sz="0" w:space="0" w:color="auto" w:frame="1"/>
-        </w:rPr>
-        <w:br/>
-      </w:r>
-      <w:r>
-        <w:rPr>
-          <w:rFonts w:ascii="Segoe UI" w:hAnsi="Segoe UI" w:cs="Segoe UI"/>
-          <w:sz w:val="21"/>
-          <w:szCs w:val="21"/>
-          <w:shd w:val="clear" w:color="auto" w:fill="FFFFFF"/>
-        </w:rPr>
-        <w:t>• Example include DB calls, Http calls, File reads</w:t>
-      </w:r>
-      <w:r>
-        <w:rPr>
-          <w:rFonts w:ascii="Segoe UI" w:hAnsi="Segoe UI" w:cs="Segoe UI"/>
-          <w:sz w:val="21"/>
-          <w:szCs w:val="21"/>
-          <w:bdr w:val="none" w:sz="0" w:space="0" w:color="auto" w:frame="1"/>
-        </w:rPr>
-        <w:br/>
-      </w:r>
-      <w:r>
-        <w:rPr>
-          <w:rFonts w:ascii="Segoe UI" w:hAnsi="Segoe UI" w:cs="Segoe UI"/>
-          <w:sz w:val="21"/>
-          <w:szCs w:val="21"/>
-          <w:shd w:val="clear" w:color="auto" w:fill="FFFFFF"/>
-        </w:rPr>
-        <w:t xml:space="preserve">2. </w:t>
+        <w:t>𝐬𝐨𝐥𝐮𝐭𝐢𝐨𝐧</w:t>
+      </w:r>
+      <w:r>
+        <w:rPr>
+          <w:rFonts w:ascii="Segoe UI" w:hAnsi="Segoe UI" w:cs="Segoe UI"/>
+          <w:sz w:val="21"/>
+          <w:szCs w:val="21"/>
+          <w:shd w:val="clear" w:color="auto" w:fill="FFFFFF"/>
+        </w:rPr>
+        <w:t>: Create threads once, reuse them forever.</w:t>
+      </w:r>
+      <w:r>
+        <w:rPr>
+          <w:rFonts w:ascii="Segoe UI" w:hAnsi="Segoe UI" w:cs="Segoe UI"/>
+          <w:sz w:val="21"/>
+          <w:szCs w:val="21"/>
+          <w:bdr w:val="none" w:sz="0" w:space="0" w:color="auto" w:frame="1"/>
+        </w:rPr>
+        <w:br/>
+      </w:r>
+      <w:r>
+        <w:rPr>
+          <w:rFonts w:ascii="Segoe UI" w:hAnsi="Segoe UI" w:cs="Segoe UI"/>
+          <w:sz w:val="21"/>
+          <w:szCs w:val="21"/>
+          <w:shd w:val="clear" w:color="auto" w:fill="FFFFFF"/>
+        </w:rPr>
+        <w:t>Using Executor Service Implementations, we can create single thread or a pool of threads. Each Executor Service Implementation can be used based on different context as mentioned in attached image.</w:t>
+      </w:r>
+      <w:r>
+        <w:rPr>
+          <w:rFonts w:ascii="Segoe UI" w:hAnsi="Segoe UI" w:cs="Segoe UI"/>
+          <w:sz w:val="21"/>
+          <w:szCs w:val="21"/>
+          <w:bdr w:val="none" w:sz="0" w:space="0" w:color="auto" w:frame="1"/>
+        </w:rPr>
+        <w:br/>
+      </w:r>
+      <w:r>
+        <w:rPr>
+          <w:rFonts w:ascii="Segoe UI" w:hAnsi="Segoe UI" w:cs="Segoe UI"/>
+          <w:sz w:val="21"/>
+          <w:szCs w:val="21"/>
+          <w:bdr w:val="none" w:sz="0" w:space="0" w:color="auto" w:frame="1"/>
+        </w:rPr>
+        <w:br/>
       </w:r>
       <w:r>
         <w:rPr>
@@ -1970,7 +5191,7 @@
           <w:szCs w:val="21"/>
           <w:shd w:val="clear" w:color="auto" w:fill="FFFFFF"/>
         </w:rPr>
-        <w:t>𝐅𝐨𝐫𝐤</w:t>
+        <w:t>𝐂𝐨𝐧𝐭𝐞𝐱𝐭</w:t>
       </w:r>
       <w:r>
         <w:rPr>
@@ -1988,79 +5209,201 @@
           <w:szCs w:val="21"/>
           <w:shd w:val="clear" w:color="auto" w:fill="FFFFFF"/>
         </w:rPr>
-        <w:t>𝐉𝐨𝐢𝐧</w:t>
-      </w:r>
-      <w:r>
-        <w:rPr>
-          <w:rFonts w:ascii="Segoe UI" w:hAnsi="Segoe UI" w:cs="Segoe UI"/>
-          <w:sz w:val="21"/>
-          <w:szCs w:val="21"/>
-          <w:shd w:val="clear" w:color="auto" w:fill="FFFFFF"/>
+        <w:t>𝐒𝐰𝐢𝐭𝐜𝐡𝐢𝐧𝐠</w:t>
+      </w:r>
+      <w:r>
+        <w:rPr>
+          <w:rFonts w:ascii="Segoe UI" w:hAnsi="Segoe UI" w:cs="Segoe UI"/>
+          <w:sz w:val="21"/>
+          <w:szCs w:val="21"/>
+          <w:shd w:val="clear" w:color="auto" w:fill="FFFFFF"/>
+        </w:rPr>
+        <w:t>:</w:t>
+      </w:r>
+      <w:r>
+        <w:rPr>
+          <w:rFonts w:ascii="Segoe UI" w:hAnsi="Segoe UI" w:cs="Segoe UI"/>
+          <w:sz w:val="21"/>
+          <w:szCs w:val="21"/>
+          <w:bdr w:val="none" w:sz="0" w:space="0" w:color="auto" w:frame="1"/>
+        </w:rPr>
+        <w:br/>
+      </w:r>
+      <w:r>
+        <w:rPr>
+          <w:rFonts w:ascii="Segoe UI" w:hAnsi="Segoe UI" w:cs="Segoe UI"/>
+          <w:sz w:val="21"/>
+          <w:szCs w:val="21"/>
+          <w:shd w:val="clear" w:color="auto" w:fill="FFFFFF"/>
+        </w:rPr>
+        <w:t>"Is a thread permanently assigned to a CPU core? NO.</w:t>
+      </w:r>
+      <w:r>
+        <w:rPr>
+          <w:rStyle w:val="white-space-pre"/>
+          <w:rFonts w:ascii="Segoe UI" w:hAnsi="Segoe UI" w:cs="Segoe UI"/>
+          <w:sz w:val="21"/>
+          <w:szCs w:val="21"/>
+          <w:bdr w:val="none" w:sz="0" w:space="0" w:color="auto" w:frame="1"/>
         </w:rPr>
         <w:t xml:space="preserve"> </w:t>
       </w:r>
       <w:r>
         <w:rPr>
+          <w:rFonts w:ascii="Segoe UI" w:hAnsi="Segoe UI" w:cs="Segoe UI"/>
+          <w:sz w:val="21"/>
+          <w:szCs w:val="21"/>
+          <w:bdr w:val="none" w:sz="0" w:space="0" w:color="auto" w:frame="1"/>
+        </w:rPr>
+        <w:br/>
+      </w:r>
+      <w:r>
+        <w:rPr>
+          <w:rFonts w:ascii="Segoe UI" w:hAnsi="Segoe UI" w:cs="Segoe UI"/>
+          <w:sz w:val="21"/>
+          <w:szCs w:val="21"/>
+          <w:shd w:val="clear" w:color="auto" w:fill="FFFFFF"/>
+        </w:rPr>
+        <w:t>Threads are not pinned to cores.</w:t>
+      </w:r>
+      <w:r>
+        <w:rPr>
+          <w:rFonts w:ascii="Segoe UI" w:hAnsi="Segoe UI" w:cs="Segoe UI"/>
+          <w:sz w:val="21"/>
+          <w:szCs w:val="21"/>
+          <w:bdr w:val="none" w:sz="0" w:space="0" w:color="auto" w:frame="1"/>
+        </w:rPr>
+        <w:br/>
+      </w:r>
+      <w:proofErr w:type="gramStart"/>
+      <w:r>
+        <w:rPr>
+          <w:rFonts w:ascii="Segoe UI" w:hAnsi="Segoe UI" w:cs="Segoe UI"/>
+          <w:sz w:val="21"/>
+          <w:szCs w:val="21"/>
+          <w:shd w:val="clear" w:color="auto" w:fill="FFFFFF"/>
+        </w:rPr>
+        <w:t>o</w:t>
+      </w:r>
+      <w:proofErr w:type="gramEnd"/>
+      <w:r>
+        <w:rPr>
+          <w:rFonts w:ascii="Segoe UI" w:hAnsi="Segoe UI" w:cs="Segoe UI"/>
+          <w:sz w:val="21"/>
+          <w:szCs w:val="21"/>
+          <w:shd w:val="clear" w:color="auto" w:fill="FFFFFF"/>
+        </w:rPr>
+        <w:t xml:space="preserve"> 4 CPU Cores = 4 race tracks</w:t>
+      </w:r>
+      <w:r>
+        <w:rPr>
+          <w:rStyle w:val="white-space-pre"/>
+          <w:rFonts w:ascii="Segoe UI" w:hAnsi="Segoe UI" w:cs="Segoe UI"/>
+          <w:sz w:val="21"/>
+          <w:szCs w:val="21"/>
+          <w:bdr w:val="none" w:sz="0" w:space="0" w:color="auto" w:frame="1"/>
+        </w:rPr>
+        <w:t xml:space="preserve"> </w:t>
+      </w:r>
+      <w:r>
+        <w:rPr>
+          <w:rFonts w:ascii="Segoe UI" w:hAnsi="Segoe UI" w:cs="Segoe UI"/>
+          <w:sz w:val="21"/>
+          <w:szCs w:val="21"/>
+          <w:bdr w:val="none" w:sz="0" w:space="0" w:color="auto" w:frame="1"/>
+        </w:rPr>
+        <w:br/>
+      </w:r>
+      <w:r>
+        <w:rPr>
+          <w:rFonts w:ascii="Segoe UI" w:hAnsi="Segoe UI" w:cs="Segoe UI"/>
+          <w:sz w:val="21"/>
+          <w:szCs w:val="21"/>
+          <w:shd w:val="clear" w:color="auto" w:fill="FFFFFF"/>
+        </w:rPr>
+        <w:t>o 100 Threads = 100 cars wanting to race</w:t>
+      </w:r>
+      <w:r>
+        <w:rPr>
+          <w:rStyle w:val="white-space-pre"/>
+          <w:rFonts w:ascii="Segoe UI" w:hAnsi="Segoe UI" w:cs="Segoe UI"/>
+          <w:sz w:val="21"/>
+          <w:szCs w:val="21"/>
+          <w:bdr w:val="none" w:sz="0" w:space="0" w:color="auto" w:frame="1"/>
+        </w:rPr>
+        <w:t xml:space="preserve"> </w:t>
+      </w:r>
+      <w:r>
+        <w:rPr>
+          <w:rFonts w:ascii="Segoe UI" w:hAnsi="Segoe UI" w:cs="Segoe UI"/>
+          <w:sz w:val="21"/>
+          <w:szCs w:val="21"/>
+          <w:bdr w:val="none" w:sz="0" w:space="0" w:color="auto" w:frame="1"/>
+        </w:rPr>
+        <w:br/>
+      </w:r>
+      <w:r>
+        <w:rPr>
+          <w:rFonts w:ascii="Segoe UI" w:hAnsi="Segoe UI" w:cs="Segoe UI"/>
+          <w:sz w:val="21"/>
+          <w:szCs w:val="21"/>
+          <w:shd w:val="clear" w:color="auto" w:fill="FFFFFF"/>
+        </w:rPr>
+        <w:t>o OS Traffic Controller = decides which car runs on which track, when</w:t>
+      </w:r>
+      <w:r>
+        <w:rPr>
+          <w:rFonts w:ascii="Segoe UI" w:hAnsi="Segoe UI" w:cs="Segoe UI"/>
+          <w:sz w:val="21"/>
+          <w:szCs w:val="21"/>
+          <w:bdr w:val="none" w:sz="0" w:space="0" w:color="auto" w:frame="1"/>
+        </w:rPr>
+        <w:br/>
+      </w:r>
+      <w:r>
+        <w:rPr>
+          <w:rFonts w:ascii="Segoe UI" w:hAnsi="Segoe UI" w:cs="Segoe UI"/>
+          <w:sz w:val="21"/>
+          <w:szCs w:val="21"/>
+          <w:shd w:val="clear" w:color="auto" w:fill="FFFFFF"/>
+        </w:rPr>
+        <w:t>At any moment only 4 threads truly run (on 4-core machine). OS rapidly switches threads — this is context switching. It happens so fast it feels threads are running simultaneously</w:t>
+      </w:r>
+      <w:r>
+        <w:rPr>
+          <w:rFonts w:ascii="Segoe UI" w:hAnsi="Segoe UI" w:cs="Segoe UI"/>
+          <w:sz w:val="21"/>
+          <w:szCs w:val="21"/>
+          <w:bdr w:val="none" w:sz="0" w:space="0" w:color="auto" w:frame="1"/>
+        </w:rPr>
+        <w:br/>
+      </w:r>
+      <w:r>
+        <w:rPr>
+          <w:rFonts w:ascii="Segoe UI" w:hAnsi="Segoe UI" w:cs="Segoe UI"/>
+          <w:sz w:val="21"/>
+          <w:szCs w:val="21"/>
+          <w:bdr w:val="none" w:sz="0" w:space="0" w:color="auto" w:frame="1"/>
+        </w:rPr>
+        <w:br/>
+      </w:r>
+      <w:r>
+        <w:rPr>
           <w:rFonts w:ascii="Cambria Math" w:hAnsi="Cambria Math" w:cs="Cambria Math"/>
           <w:sz w:val="21"/>
           <w:szCs w:val="21"/>
           <w:shd w:val="clear" w:color="auto" w:fill="FFFFFF"/>
         </w:rPr>
-        <w:t>𝐏𝐨𝐨𝐥</w:t>
-      </w:r>
-      <w:r>
-        <w:rPr>
-          <w:rFonts w:ascii="Segoe UI" w:hAnsi="Segoe UI" w:cs="Segoe UI"/>
-          <w:sz w:val="21"/>
-          <w:szCs w:val="21"/>
-          <w:bdr w:val="none" w:sz="0" w:space="0" w:color="auto" w:frame="1"/>
-        </w:rPr>
-        <w:br/>
-      </w:r>
-      <w:r>
-        <w:rPr>
-          <w:rFonts w:ascii="Segoe UI" w:hAnsi="Segoe UI" w:cs="Segoe UI"/>
-          <w:sz w:val="21"/>
-          <w:szCs w:val="21"/>
-          <w:shd w:val="clear" w:color="auto" w:fill="FFFFFF"/>
-        </w:rPr>
-        <w:t>• Splits big task into subtasks, CPU bound</w:t>
-      </w:r>
-      <w:r>
-        <w:rPr>
-          <w:rFonts w:ascii="Segoe UI" w:hAnsi="Segoe UI" w:cs="Segoe UI"/>
-          <w:sz w:val="21"/>
-          <w:szCs w:val="21"/>
-          <w:bdr w:val="none" w:sz="0" w:space="0" w:color="auto" w:frame="1"/>
-        </w:rPr>
-        <w:br/>
-      </w:r>
-      <w:r>
-        <w:rPr>
-          <w:rFonts w:ascii="Segoe UI" w:hAnsi="Segoe UI" w:cs="Segoe UI"/>
-          <w:sz w:val="21"/>
-          <w:szCs w:val="21"/>
-          <w:shd w:val="clear" w:color="auto" w:fill="FFFFFF"/>
-        </w:rPr>
-        <w:t>• Examples include sorting, tree traversal, parallel streams</w:t>
-      </w:r>
-      <w:r>
-        <w:rPr>
-          <w:rFonts w:ascii="Segoe UI" w:hAnsi="Segoe UI" w:cs="Segoe UI"/>
-          <w:sz w:val="21"/>
-          <w:szCs w:val="21"/>
-          <w:bdr w:val="none" w:sz="0" w:space="0" w:color="auto" w:frame="1"/>
-        </w:rPr>
-        <w:br/>
-      </w:r>
-      <w:r>
-        <w:rPr>
-          <w:rFonts w:ascii="Segoe UI" w:hAnsi="Segoe UI" w:cs="Segoe UI"/>
-          <w:sz w:val="21"/>
-          <w:szCs w:val="21"/>
-          <w:shd w:val="clear" w:color="auto" w:fill="FFFFFF"/>
-        </w:rPr>
-        <w:t xml:space="preserve">3. </w:t>
+        <w:t>𝐂𝐨𝐧𝐭𝐞𝐱𝐭</w:t>
+      </w:r>
+      <w:r>
+        <w:rPr>
+          <w:rFonts w:ascii="Segoe UI" w:hAnsi="Segoe UI" w:cs="Segoe UI"/>
+          <w:sz w:val="21"/>
+          <w:szCs w:val="21"/>
+          <w:shd w:val="clear" w:color="auto" w:fill="FFFFFF"/>
+        </w:rPr>
+        <w:t xml:space="preserve"> </w:t>
       </w:r>
       <w:r>
         <w:rPr>
@@ -2069,7 +5412,7 @@
           <w:szCs w:val="21"/>
           <w:shd w:val="clear" w:color="auto" w:fill="FFFFFF"/>
         </w:rPr>
-        <w:t>𝐒𝐜𝐡𝐞𝐝𝐮𝐥𝐞</w:t>
+        <w:t>𝐒𝐰𝐢𝐭𝐜𝐡</w:t>
       </w:r>
       <w:r>
         <w:rPr>
@@ -2087,7 +5430,63 @@
           <w:szCs w:val="21"/>
           <w:shd w:val="clear" w:color="auto" w:fill="FFFFFF"/>
         </w:rPr>
-        <w:t>𝐓𝐡𝐫𝐞𝐚𝐝</w:t>
+        <w:t>𝐂𝐨𝐬𝐭</w:t>
+      </w:r>
+      <w:proofErr w:type="gramStart"/>
+      <w:r>
+        <w:rPr>
+          <w:rFonts w:ascii="Segoe UI" w:hAnsi="Segoe UI" w:cs="Segoe UI"/>
+          <w:sz w:val="21"/>
+          <w:szCs w:val="21"/>
+          <w:shd w:val="clear" w:color="auto" w:fill="FFFFFF"/>
+        </w:rPr>
+        <w:t>:</w:t>
+      </w:r>
+      <w:proofErr w:type="gramEnd"/>
+      <w:r>
+        <w:rPr>
+          <w:rFonts w:ascii="Segoe UI" w:hAnsi="Segoe UI" w:cs="Segoe UI"/>
+          <w:sz w:val="21"/>
+          <w:szCs w:val="21"/>
+          <w:bdr w:val="none" w:sz="0" w:space="0" w:color="auto" w:frame="1"/>
+        </w:rPr>
+        <w:br/>
+      </w:r>
+      <w:r>
+        <w:rPr>
+          <w:rFonts w:ascii="Segoe UI" w:hAnsi="Segoe UI" w:cs="Segoe UI"/>
+          <w:sz w:val="21"/>
+          <w:szCs w:val="21"/>
+          <w:shd w:val="clear" w:color="auto" w:fill="FFFFFF"/>
+        </w:rPr>
+        <w:t>Every switch has a cost: This saving/loading takes microseconds — wasted time. With thousands of threads, context switching overhead dominates. App slows down despite more threads.</w:t>
+      </w:r>
+      <w:r>
+        <w:rPr>
+          <w:rFonts w:ascii="Segoe UI" w:hAnsi="Segoe UI" w:cs="Segoe UI"/>
+          <w:sz w:val="21"/>
+          <w:szCs w:val="21"/>
+          <w:bdr w:val="none" w:sz="0" w:space="0" w:color="auto" w:frame="1"/>
+        </w:rPr>
+        <w:br/>
+      </w:r>
+      <w:r>
+        <w:rPr>
+          <w:rFonts w:ascii="Segoe UI" w:hAnsi="Segoe UI" w:cs="Segoe UI"/>
+          <w:sz w:val="21"/>
+          <w:szCs w:val="21"/>
+          <w:bdr w:val="none" w:sz="0" w:space="0" w:color="auto" w:frame="1"/>
+        </w:rPr>
+        <w:br/>
+      </w:r>
+      <w:r>
+        <w:rPr>
+          <w:rFonts w:ascii="Cambria Math" w:hAnsi="Cambria Math" w:cs="Cambria Math"/>
+          <w:sz w:val="21"/>
+          <w:szCs w:val="21"/>
+          <w:shd w:val="clear" w:color="auto" w:fill="FFFFFF"/>
+        </w:rPr>
+        <w:t>𝐒𝐰𝐞𝐞𝐭</w:t>
       </w:r>
       <w:r>
         <w:rPr>
@@ -2105,918 +5504,62 @@
           <w:szCs w:val="21"/>
           <w:shd w:val="clear" w:color="auto" w:fill="FFFFFF"/>
         </w:rPr>
-        <w:t>𝐏𝐨𝐨𝐥</w:t>
-      </w:r>
-      <w:r>
-        <w:rPr>
-          <w:rFonts w:ascii="Segoe UI" w:hAnsi="Segoe UI" w:cs="Segoe UI"/>
-          <w:sz w:val="21"/>
-          <w:szCs w:val="21"/>
-          <w:shd w:val="clear" w:color="auto" w:fill="FFFFFF"/>
-        </w:rPr>
-        <w:t xml:space="preserve"> </w:t>
-      </w:r>
-      <w:r>
-        <w:rPr>
-          <w:rFonts w:ascii="Cambria Math" w:hAnsi="Cambria Math" w:cs="Cambria Math"/>
-          <w:sz w:val="21"/>
-          <w:szCs w:val="21"/>
-          <w:shd w:val="clear" w:color="auto" w:fill="FFFFFF"/>
-        </w:rPr>
-        <w:t>𝐄𝐱𝐞𝐜𝐮𝐭𝐨𝐫</w:t>
-      </w:r>
-      <w:r>
-        <w:rPr>
-          <w:rFonts w:ascii="Segoe UI" w:hAnsi="Segoe UI" w:cs="Segoe UI"/>
-          <w:sz w:val="21"/>
-          <w:szCs w:val="21"/>
-          <w:bdr w:val="none" w:sz="0" w:space="0" w:color="auto" w:frame="1"/>
-        </w:rPr>
-        <w:br/>
-      </w:r>
-      <w:r>
-        <w:rPr>
-          <w:rFonts w:ascii="Segoe UI" w:hAnsi="Segoe UI" w:cs="Segoe UI"/>
-          <w:sz w:val="21"/>
-          <w:szCs w:val="21"/>
-          <w:shd w:val="clear" w:color="auto" w:fill="FFFFFF"/>
-        </w:rPr>
-        <w:t>• Runs tasks after delay or repeatedly</w:t>
-      </w:r>
-      <w:r>
-        <w:rPr>
-          <w:rFonts w:ascii="Segoe UI" w:hAnsi="Segoe UI" w:cs="Segoe UI"/>
-          <w:sz w:val="21"/>
-          <w:szCs w:val="21"/>
-          <w:bdr w:val="none" w:sz="0" w:space="0" w:color="auto" w:frame="1"/>
-        </w:rPr>
-        <w:br/>
-      </w:r>
-      <w:r>
-        <w:rPr>
-          <w:rFonts w:ascii="Segoe UI" w:hAnsi="Segoe UI" w:cs="Segoe UI"/>
-          <w:sz w:val="21"/>
-          <w:szCs w:val="21"/>
-          <w:shd w:val="clear" w:color="auto" w:fill="FFFFFF"/>
-        </w:rPr>
-        <w:t xml:space="preserve">• </w:t>
-      </w:r>
-      <w:proofErr w:type="spellStart"/>
-      <w:r>
-        <w:rPr>
-          <w:rFonts w:ascii="Segoe UI" w:hAnsi="Segoe UI" w:cs="Segoe UI"/>
-          <w:sz w:val="21"/>
-          <w:szCs w:val="21"/>
-          <w:shd w:val="clear" w:color="auto" w:fill="FFFFFF"/>
-        </w:rPr>
-        <w:t>Cron</w:t>
-      </w:r>
-      <w:proofErr w:type="spellEnd"/>
-      <w:r>
-        <w:rPr>
-          <w:rFonts w:ascii="Segoe UI" w:hAnsi="Segoe UI" w:cs="Segoe UI"/>
-          <w:sz w:val="21"/>
-          <w:szCs w:val="21"/>
-          <w:shd w:val="clear" w:color="auto" w:fill="FFFFFF"/>
-        </w:rPr>
-        <w:t xml:space="preserve"> jobs, cache refresh, health checks</w:t>
-      </w:r>
-      <w:r>
-        <w:rPr>
-          <w:rFonts w:ascii="Segoe UI" w:hAnsi="Segoe UI" w:cs="Segoe UI"/>
-          <w:sz w:val="21"/>
-          <w:szCs w:val="21"/>
-          <w:bdr w:val="none" w:sz="0" w:space="0" w:color="auto" w:frame="1"/>
-        </w:rPr>
-        <w:br/>
-      </w:r>
-      <w:r>
-        <w:rPr>
-          <w:rFonts w:ascii="Segoe UI" w:hAnsi="Segoe UI" w:cs="Segoe UI"/>
-          <w:sz w:val="21"/>
-          <w:szCs w:val="21"/>
-          <w:shd w:val="clear" w:color="auto" w:fill="FFFFFF"/>
-        </w:rPr>
-        <w:t xml:space="preserve">4. </w:t>
-      </w:r>
-      <w:r>
-        <w:rPr>
-          <w:rFonts w:ascii="Cambria Math" w:hAnsi="Cambria Math" w:cs="Cambria Math"/>
-          <w:sz w:val="21"/>
-          <w:szCs w:val="21"/>
-          <w:shd w:val="clear" w:color="auto" w:fill="FFFFFF"/>
-        </w:rPr>
-        <w:t>𝐕𝐢𝐫𝐭𝐮𝐚𝐥</w:t>
-      </w:r>
-      <w:r>
-        <w:rPr>
-          <w:rFonts w:ascii="Segoe UI" w:hAnsi="Segoe UI" w:cs="Segoe UI"/>
-          <w:sz w:val="21"/>
-          <w:szCs w:val="21"/>
-          <w:shd w:val="clear" w:color="auto" w:fill="FFFFFF"/>
-        </w:rPr>
-        <w:t xml:space="preserve"> </w:t>
-      </w:r>
-      <w:r>
-        <w:rPr>
-          <w:rFonts w:ascii="Cambria Math" w:hAnsi="Cambria Math" w:cs="Cambria Math"/>
-          <w:sz w:val="21"/>
-          <w:szCs w:val="21"/>
-          <w:shd w:val="clear" w:color="auto" w:fill="FFFFFF"/>
-        </w:rPr>
-        <w:t>𝐓𝐡𝐫𝐞𝐚𝐝</w:t>
-      </w:r>
-      <w:r>
-        <w:rPr>
-          <w:rFonts w:ascii="Segoe UI" w:hAnsi="Segoe UI" w:cs="Segoe UI"/>
-          <w:sz w:val="21"/>
-          <w:szCs w:val="21"/>
-          <w:shd w:val="clear" w:color="auto" w:fill="FFFFFF"/>
-        </w:rPr>
-        <w:t xml:space="preserve"> </w:t>
-      </w:r>
-      <w:r>
-        <w:rPr>
-          <w:rFonts w:ascii="Cambria Math" w:hAnsi="Cambria Math" w:cs="Cambria Math"/>
-          <w:sz w:val="21"/>
-          <w:szCs w:val="21"/>
-          <w:shd w:val="clear" w:color="auto" w:fill="FFFFFF"/>
-        </w:rPr>
-        <w:t>𝐄𝐱𝐞𝐜𝐮𝐭𝐨𝐫</w:t>
-      </w:r>
-      <w:r>
-        <w:rPr>
-          <w:rFonts w:ascii="Segoe UI" w:hAnsi="Segoe UI" w:cs="Segoe UI"/>
-          <w:sz w:val="21"/>
-          <w:szCs w:val="21"/>
-          <w:bdr w:val="none" w:sz="0" w:space="0" w:color="auto" w:frame="1"/>
-        </w:rPr>
-        <w:br/>
-      </w:r>
-      <w:r>
-        <w:rPr>
-          <w:rFonts w:ascii="Segoe UI" w:hAnsi="Segoe UI" w:cs="Segoe UI"/>
-          <w:sz w:val="21"/>
-          <w:szCs w:val="21"/>
-          <w:shd w:val="clear" w:color="auto" w:fill="FFFFFF"/>
-        </w:rPr>
-        <w:t>• Massive Concurrency, Java 21 onwards</w:t>
-      </w:r>
-      <w:r>
-        <w:rPr>
-          <w:rFonts w:ascii="Segoe UI" w:hAnsi="Segoe UI" w:cs="Segoe UI"/>
-          <w:sz w:val="21"/>
-          <w:szCs w:val="21"/>
-          <w:bdr w:val="none" w:sz="0" w:space="0" w:color="auto" w:frame="1"/>
-        </w:rPr>
-        <w:br/>
-      </w:r>
-      <w:r>
-        <w:rPr>
-          <w:rFonts w:ascii="Segoe UI" w:hAnsi="Segoe UI" w:cs="Segoe UI"/>
-          <w:sz w:val="21"/>
-          <w:szCs w:val="21"/>
-          <w:shd w:val="clear" w:color="auto" w:fill="FFFFFF"/>
-        </w:rPr>
-        <w:t>• Examples include high throughput APIs, thousands of concurrent requests</w:t>
-      </w:r>
-      <w:r>
-        <w:rPr>
-          <w:rFonts w:ascii="Segoe UI" w:hAnsi="Segoe UI" w:cs="Segoe UI"/>
-          <w:sz w:val="21"/>
-          <w:szCs w:val="21"/>
-          <w:bdr w:val="none" w:sz="0" w:space="0" w:color="auto" w:frame="1"/>
-        </w:rPr>
-        <w:br/>
-      </w:r>
-      <w:r>
-        <w:rPr>
-          <w:rFonts w:ascii="Segoe UI" w:hAnsi="Segoe UI" w:cs="Segoe UI"/>
-          <w:sz w:val="21"/>
-          <w:szCs w:val="21"/>
-          <w:bdr w:val="none" w:sz="0" w:space="0" w:color="auto" w:frame="1"/>
-        </w:rPr>
-        <w:br/>
-      </w:r>
-      <w:r>
-        <w:rPr>
-          <w:rFonts w:ascii="Cambria Math" w:hAnsi="Cambria Math" w:cs="Cambria Math"/>
-          <w:sz w:val="21"/>
-          <w:szCs w:val="21"/>
-          <w:shd w:val="clear" w:color="auto" w:fill="FFFFFF"/>
-        </w:rPr>
-        <w:t>𝐓𝐇𝐑𝐄𝐀𝐃</w:t>
-      </w:r>
-      <w:r>
-        <w:rPr>
-          <w:rFonts w:ascii="Segoe UI" w:hAnsi="Segoe UI" w:cs="Segoe UI"/>
-          <w:sz w:val="21"/>
-          <w:szCs w:val="21"/>
-          <w:shd w:val="clear" w:color="auto" w:fill="FFFFFF"/>
-        </w:rPr>
-        <w:t xml:space="preserve"> </w:t>
-      </w:r>
-      <w:r>
-        <w:rPr>
-          <w:rFonts w:ascii="Cambria Math" w:hAnsi="Cambria Math" w:cs="Cambria Math"/>
-          <w:sz w:val="21"/>
-          <w:szCs w:val="21"/>
-          <w:shd w:val="clear" w:color="auto" w:fill="FFFFFF"/>
-        </w:rPr>
-        <w:t>𝐏𝐎𝐎𝐋𝐒</w:t>
-      </w:r>
-      <w:r>
-        <w:rPr>
-          <w:rFonts w:ascii="Segoe UI" w:hAnsi="Segoe UI" w:cs="Segoe UI"/>
-          <w:sz w:val="21"/>
-          <w:szCs w:val="21"/>
-          <w:shd w:val="clear" w:color="auto" w:fill="FFFFFF"/>
-        </w:rPr>
-        <w:t xml:space="preserve"> — </w:t>
-      </w:r>
-      <w:r>
-        <w:rPr>
-          <w:rFonts w:ascii="Cambria Math" w:hAnsi="Cambria Math" w:cs="Cambria Math"/>
-          <w:sz w:val="21"/>
-          <w:szCs w:val="21"/>
-          <w:shd w:val="clear" w:color="auto" w:fill="FFFFFF"/>
-        </w:rPr>
-        <w:t>𝐌𝐀𝐍𝐀𝐆𝐈𝐍𝐆</w:t>
-      </w:r>
-      <w:r>
-        <w:rPr>
-          <w:rFonts w:ascii="Segoe UI" w:hAnsi="Segoe UI" w:cs="Segoe UI"/>
-          <w:sz w:val="21"/>
-          <w:szCs w:val="21"/>
-          <w:shd w:val="clear" w:color="auto" w:fill="FFFFFF"/>
-        </w:rPr>
-        <w:t xml:space="preserve"> </w:t>
-      </w:r>
-      <w:r>
-        <w:rPr>
-          <w:rFonts w:ascii="Cambria Math" w:hAnsi="Cambria Math" w:cs="Cambria Math"/>
-          <w:sz w:val="21"/>
-          <w:szCs w:val="21"/>
-          <w:shd w:val="clear" w:color="auto" w:fill="FFFFFF"/>
-        </w:rPr>
-        <w:t>𝐓𝐇𝐑𝐄𝐀𝐃𝐒</w:t>
-      </w:r>
-      <w:r>
-        <w:rPr>
-          <w:rFonts w:ascii="Segoe UI" w:hAnsi="Segoe UI" w:cs="Segoe UI"/>
-          <w:sz w:val="21"/>
-          <w:szCs w:val="21"/>
-          <w:shd w:val="clear" w:color="auto" w:fill="FFFFFF"/>
-        </w:rPr>
-        <w:t xml:space="preserve"> </w:t>
-      </w:r>
-      <w:r>
-        <w:rPr>
-          <w:rFonts w:ascii="Cambria Math" w:hAnsi="Cambria Math" w:cs="Cambria Math"/>
-          <w:sz w:val="21"/>
-          <w:szCs w:val="21"/>
-          <w:shd w:val="clear" w:color="auto" w:fill="FFFFFF"/>
-        </w:rPr>
-        <w:t>𝐄𝐅𝐅𝐈𝐂𝐈𝐄𝐍𝐓𝐋𝐘</w:t>
-      </w:r>
-      <w:r>
-        <w:rPr>
-          <w:rFonts w:ascii="Segoe UI" w:hAnsi="Segoe UI" w:cs="Segoe UI"/>
-          <w:sz w:val="21"/>
-          <w:szCs w:val="21"/>
-          <w:bdr w:val="none" w:sz="0" w:space="0" w:color="auto" w:frame="1"/>
-        </w:rPr>
-        <w:br/>
-      </w:r>
-      <w:r>
-        <w:rPr>
-          <w:rFonts w:ascii="Segoe UI" w:hAnsi="Segoe UI" w:cs="Segoe UI"/>
-          <w:sz w:val="21"/>
-          <w:szCs w:val="21"/>
-          <w:bdr w:val="none" w:sz="0" w:space="0" w:color="auto" w:frame="1"/>
-        </w:rPr>
-        <w:br/>
-      </w:r>
-      <w:r>
-        <w:rPr>
-          <w:rFonts w:ascii="Cambria Math" w:hAnsi="Cambria Math" w:cs="Cambria Math"/>
+        <w:t>𝐬𝐩𝐨𝐭</w:t>
+      </w:r>
+      <w:r>
+        <w:rPr>
+          <w:rFonts w:ascii="Segoe UI" w:hAnsi="Segoe UI" w:cs="Segoe UI"/>
+          <w:sz w:val="21"/>
+          <w:szCs w:val="21"/>
+          <w:shd w:val="clear" w:color="auto" w:fill="FFFFFF"/>
+        </w:rPr>
+        <w:t>:</w:t>
+      </w:r>
+      <w:r>
+        <w:rPr>
+          <w:rFonts w:ascii="Segoe UI" w:hAnsi="Segoe UI" w:cs="Segoe UI"/>
+          <w:sz w:val="21"/>
+          <w:szCs w:val="21"/>
+          <w:bdr w:val="none" w:sz="0" w:space="0" w:color="auto" w:frame="1"/>
+        </w:rPr>
+        <w:br/>
+      </w:r>
+      <w:r>
+        <w:rPr>
+          <w:rFonts w:ascii="Segoe UI" w:hAnsi="Segoe UI" w:cs="Segoe UI"/>
+          <w:sz w:val="21"/>
+          <w:szCs w:val="21"/>
+          <w:shd w:val="clear" w:color="auto" w:fill="FFFFFF"/>
+        </w:rPr>
+        <w:t>• Number of threads ≈ number of CPU cores for CPU-bound work.</w:t>
+      </w:r>
+      <w:r>
+        <w:rPr>
+          <w:rFonts w:ascii="Segoe UI" w:hAnsi="Segoe UI" w:cs="Segoe UI"/>
+          <w:sz w:val="21"/>
+          <w:szCs w:val="21"/>
+          <w:bdr w:val="none" w:sz="0" w:space="0" w:color="auto" w:frame="1"/>
+        </w:rPr>
+        <w:br/>
+      </w:r>
+      <w:r>
+        <w:rPr>
+          <w:rFonts w:ascii="Segoe UI" w:hAnsi="Segoe UI" w:cs="Segoe UI"/>
+          <w:sz w:val="21"/>
+          <w:szCs w:val="21"/>
+          <w:shd w:val="clear" w:color="auto" w:fill="FFFFFF"/>
+        </w:rPr>
+        <w:t xml:space="preserve">• For I/O bound work, more threads are fine since they spend most time </w:t>
+      </w:r>
+      <w:r>
+        <w:rPr>
+          <w:rFonts w:ascii="Segoe UI" w:hAnsi="Segoe UI" w:cs="Segoe UI"/>
           <w:sz w:val="21"/>
           <w:szCs w:val="21"/>
           <w:shd w:val="clear" w:color="auto" w:fill="FFFFFF"/>
         </w:rPr>
         <w:lastRenderedPageBreak/>
-        <w:t>𝐖𝐇𝐘</w:t>
-      </w:r>
-      <w:r>
-        <w:rPr>
-          <w:rFonts w:ascii="Segoe UI" w:hAnsi="Segoe UI" w:cs="Segoe UI"/>
-          <w:sz w:val="21"/>
-          <w:szCs w:val="21"/>
-          <w:shd w:val="clear" w:color="auto" w:fill="FFFFFF"/>
-        </w:rPr>
-        <w:t xml:space="preserve"> </w:t>
-      </w:r>
-      <w:r>
-        <w:rPr>
-          <w:rFonts w:ascii="Cambria Math" w:hAnsi="Cambria Math" w:cs="Cambria Math"/>
-          <w:sz w:val="21"/>
-          <w:szCs w:val="21"/>
-          <w:shd w:val="clear" w:color="auto" w:fill="FFFFFF"/>
-        </w:rPr>
-        <w:t>𝐏𝐎𝐎𝐋𝐒</w:t>
-      </w:r>
-      <w:r>
-        <w:rPr>
-          <w:rFonts w:ascii="Segoe UI" w:hAnsi="Segoe UI" w:cs="Segoe UI"/>
-          <w:sz w:val="21"/>
-          <w:szCs w:val="21"/>
-          <w:shd w:val="clear" w:color="auto" w:fill="FFFFFF"/>
-        </w:rPr>
-        <w:t>?</w:t>
-      </w:r>
-      <w:r>
-        <w:rPr>
-          <w:rFonts w:ascii="Segoe UI" w:hAnsi="Segoe UI" w:cs="Segoe UI"/>
-          <w:sz w:val="21"/>
-          <w:szCs w:val="21"/>
-          <w:bdr w:val="none" w:sz="0" w:space="0" w:color="auto" w:frame="1"/>
-        </w:rPr>
-        <w:br/>
-      </w:r>
-      <w:r>
-        <w:rPr>
-          <w:rFonts w:ascii="Cambria Math" w:hAnsi="Cambria Math" w:cs="Cambria Math"/>
-          <w:sz w:val="21"/>
-          <w:szCs w:val="21"/>
-          <w:shd w:val="clear" w:color="auto" w:fill="FFFFFF"/>
-        </w:rPr>
-        <w:t>𝐂𝐫𝐞𝐚𝐭𝐢𝐧𝐠</w:t>
-      </w:r>
-      <w:r>
-        <w:rPr>
-          <w:rFonts w:ascii="Segoe UI" w:hAnsi="Segoe UI" w:cs="Segoe UI"/>
-          <w:sz w:val="21"/>
-          <w:szCs w:val="21"/>
-          <w:shd w:val="clear" w:color="auto" w:fill="FFFFFF"/>
-        </w:rPr>
-        <w:t xml:space="preserve"> </w:t>
-      </w:r>
-      <w:r>
-        <w:rPr>
-          <w:rFonts w:ascii="Cambria Math" w:hAnsi="Cambria Math" w:cs="Cambria Math"/>
-          <w:sz w:val="21"/>
-          <w:szCs w:val="21"/>
-          <w:shd w:val="clear" w:color="auto" w:fill="FFFFFF"/>
-        </w:rPr>
-        <w:t>𝐚</w:t>
-      </w:r>
-      <w:r>
-        <w:rPr>
-          <w:rFonts w:ascii="Segoe UI" w:hAnsi="Segoe UI" w:cs="Segoe UI"/>
-          <w:sz w:val="21"/>
-          <w:szCs w:val="21"/>
-          <w:shd w:val="clear" w:color="auto" w:fill="FFFFFF"/>
-        </w:rPr>
-        <w:t xml:space="preserve"> </w:t>
-      </w:r>
-      <w:r>
-        <w:rPr>
-          <w:rFonts w:ascii="Cambria Math" w:hAnsi="Cambria Math" w:cs="Cambria Math"/>
-          <w:sz w:val="21"/>
-          <w:szCs w:val="21"/>
-          <w:shd w:val="clear" w:color="auto" w:fill="FFFFFF"/>
-        </w:rPr>
-        <w:t>𝐭𝐡𝐫𝐞𝐚𝐝</w:t>
-      </w:r>
-      <w:r>
-        <w:rPr>
-          <w:rFonts w:ascii="Segoe UI" w:hAnsi="Segoe UI" w:cs="Segoe UI"/>
-          <w:sz w:val="21"/>
-          <w:szCs w:val="21"/>
-          <w:shd w:val="clear" w:color="auto" w:fill="FFFFFF"/>
-        </w:rPr>
-        <w:t xml:space="preserve"> </w:t>
-      </w:r>
-      <w:r>
-        <w:rPr>
-          <w:rFonts w:ascii="Cambria Math" w:hAnsi="Cambria Math" w:cs="Cambria Math"/>
-          <w:sz w:val="21"/>
-          <w:szCs w:val="21"/>
-          <w:shd w:val="clear" w:color="auto" w:fill="FFFFFF"/>
-        </w:rPr>
-        <w:t>𝐢𝐬</w:t>
-      </w:r>
-      <w:r>
-        <w:rPr>
-          <w:rFonts w:ascii="Segoe UI" w:hAnsi="Segoe UI" w:cs="Segoe UI"/>
-          <w:sz w:val="21"/>
-          <w:szCs w:val="21"/>
-          <w:shd w:val="clear" w:color="auto" w:fill="FFFFFF"/>
-        </w:rPr>
-        <w:t xml:space="preserve"> </w:t>
-      </w:r>
-      <w:r>
-        <w:rPr>
-          <w:rFonts w:ascii="Cambria Math" w:hAnsi="Cambria Math" w:cs="Cambria Math"/>
-          <w:sz w:val="21"/>
-          <w:szCs w:val="21"/>
-          <w:shd w:val="clear" w:color="auto" w:fill="FFFFFF"/>
-        </w:rPr>
-        <w:t>𝐞𝐱𝐩𝐞𝐧𝐬𝐢𝐯𝐞</w:t>
-      </w:r>
-      <w:r>
-        <w:rPr>
-          <w:rFonts w:ascii="Segoe UI" w:hAnsi="Segoe UI" w:cs="Segoe UI"/>
-          <w:sz w:val="21"/>
-          <w:szCs w:val="21"/>
-          <w:shd w:val="clear" w:color="auto" w:fill="FFFFFF"/>
-        </w:rPr>
-        <w:t xml:space="preserve"> — OS call, memory allocation, scheduler registration. Creating one per request = disaster at scale.</w:t>
-      </w:r>
-      <w:r>
-        <w:rPr>
-          <w:rStyle w:val="white-space-pre"/>
-          <w:rFonts w:ascii="Segoe UI" w:hAnsi="Segoe UI" w:cs="Segoe UI"/>
-          <w:sz w:val="21"/>
-          <w:szCs w:val="21"/>
-          <w:bdr w:val="none" w:sz="0" w:space="0" w:color="auto" w:frame="1"/>
-        </w:rPr>
-        <w:t xml:space="preserve"> </w:t>
-      </w:r>
-      <w:r>
-        <w:rPr>
-          <w:rFonts w:ascii="Segoe UI" w:hAnsi="Segoe UI" w:cs="Segoe UI"/>
-          <w:sz w:val="21"/>
-          <w:szCs w:val="21"/>
-          <w:bdr w:val="none" w:sz="0" w:space="0" w:color="auto" w:frame="1"/>
-        </w:rPr>
-        <w:br/>
-      </w:r>
-      <w:r>
-        <w:rPr>
-          <w:rFonts w:ascii="Segoe UI" w:hAnsi="Segoe UI" w:cs="Segoe UI"/>
-          <w:sz w:val="21"/>
-          <w:szCs w:val="21"/>
-          <w:bdr w:val="none" w:sz="0" w:space="0" w:color="auto" w:frame="1"/>
-        </w:rPr>
-        <w:br/>
-      </w:r>
-      <w:r>
-        <w:rPr>
-          <w:rFonts w:ascii="Cambria Math" w:hAnsi="Cambria Math" w:cs="Cambria Math"/>
-          <w:sz w:val="21"/>
-          <w:szCs w:val="21"/>
-          <w:shd w:val="clear" w:color="auto" w:fill="FFFFFF"/>
-        </w:rPr>
-        <w:t>𝐓𝐡𝐫𝐞𝐚𝐝</w:t>
-      </w:r>
-      <w:r>
-        <w:rPr>
-          <w:rFonts w:ascii="Segoe UI" w:hAnsi="Segoe UI" w:cs="Segoe UI"/>
-          <w:sz w:val="21"/>
-          <w:szCs w:val="21"/>
-          <w:shd w:val="clear" w:color="auto" w:fill="FFFFFF"/>
-        </w:rPr>
-        <w:t xml:space="preserve"> </w:t>
-      </w:r>
-      <w:r>
-        <w:rPr>
-          <w:rFonts w:ascii="Cambria Math" w:hAnsi="Cambria Math" w:cs="Cambria Math"/>
-          <w:sz w:val="21"/>
-          <w:szCs w:val="21"/>
-          <w:shd w:val="clear" w:color="auto" w:fill="FFFFFF"/>
-        </w:rPr>
-        <w:t>𝐩𝐨𝐨𝐥</w:t>
-      </w:r>
-      <w:r>
-        <w:rPr>
-          <w:rFonts w:ascii="Segoe UI" w:hAnsi="Segoe UI" w:cs="Segoe UI"/>
-          <w:sz w:val="21"/>
-          <w:szCs w:val="21"/>
-          <w:shd w:val="clear" w:color="auto" w:fill="FFFFFF"/>
-        </w:rPr>
-        <w:t xml:space="preserve"> </w:t>
-      </w:r>
-      <w:r>
-        <w:rPr>
-          <w:rFonts w:ascii="Cambria Math" w:hAnsi="Cambria Math" w:cs="Cambria Math"/>
-          <w:sz w:val="21"/>
-          <w:szCs w:val="21"/>
-          <w:shd w:val="clear" w:color="auto" w:fill="FFFFFF"/>
-        </w:rPr>
-        <w:t>𝐬𝐨𝐥𝐮𝐭𝐢𝐨𝐧</w:t>
-      </w:r>
-      <w:r>
-        <w:rPr>
-          <w:rFonts w:ascii="Segoe UI" w:hAnsi="Segoe UI" w:cs="Segoe UI"/>
-          <w:sz w:val="21"/>
-          <w:szCs w:val="21"/>
-          <w:shd w:val="clear" w:color="auto" w:fill="FFFFFF"/>
-        </w:rPr>
-        <w:t>: Create threads once, reuse them forever.</w:t>
-      </w:r>
-      <w:r>
-        <w:rPr>
-          <w:rFonts w:ascii="Segoe UI" w:hAnsi="Segoe UI" w:cs="Segoe UI"/>
-          <w:sz w:val="21"/>
-          <w:szCs w:val="21"/>
-          <w:bdr w:val="none" w:sz="0" w:space="0" w:color="auto" w:frame="1"/>
-        </w:rPr>
-        <w:br/>
-      </w:r>
-      <w:r>
-        <w:rPr>
-          <w:rFonts w:ascii="Segoe UI" w:hAnsi="Segoe UI" w:cs="Segoe UI"/>
-          <w:sz w:val="21"/>
-          <w:szCs w:val="21"/>
-          <w:shd w:val="clear" w:color="auto" w:fill="FFFFFF"/>
-        </w:rPr>
-        <w:t>Using Executor Service Implementations, we can create single thread or a pool of threads. Each Executor Service Implementation can be used based on different context as mentioned in attached image.</w:t>
-      </w:r>
-      <w:r>
-        <w:rPr>
-          <w:rFonts w:ascii="Segoe UI" w:hAnsi="Segoe UI" w:cs="Segoe UI"/>
-          <w:sz w:val="21"/>
-          <w:szCs w:val="21"/>
-          <w:bdr w:val="none" w:sz="0" w:space="0" w:color="auto" w:frame="1"/>
-        </w:rPr>
-        <w:br/>
-      </w:r>
-      <w:r>
-        <w:rPr>
-          <w:rFonts w:ascii="Segoe UI" w:hAnsi="Segoe UI" w:cs="Segoe UI"/>
-          <w:sz w:val="21"/>
-          <w:szCs w:val="21"/>
-          <w:bdr w:val="none" w:sz="0" w:space="0" w:color="auto" w:frame="1"/>
-        </w:rPr>
-        <w:br/>
-      </w:r>
-      <w:r>
-        <w:rPr>
-          <w:rFonts w:ascii="Cambria Math" w:hAnsi="Cambria Math" w:cs="Cambria Math"/>
-          <w:sz w:val="21"/>
-          <w:szCs w:val="21"/>
-          <w:shd w:val="clear" w:color="auto" w:fill="FFFFFF"/>
-        </w:rPr>
-        <w:t>𝐂𝐨𝐧𝐭𝐞𝐱𝐭</w:t>
-      </w:r>
-      <w:r>
-        <w:rPr>
-          <w:rFonts w:ascii="Segoe UI" w:hAnsi="Segoe UI" w:cs="Segoe UI"/>
-          <w:sz w:val="21"/>
-          <w:szCs w:val="21"/>
-          <w:shd w:val="clear" w:color="auto" w:fill="FFFFFF"/>
-        </w:rPr>
-        <w:t xml:space="preserve"> </w:t>
-      </w:r>
-      <w:r>
-        <w:rPr>
-          <w:rFonts w:ascii="Cambria Math" w:hAnsi="Cambria Math" w:cs="Cambria Math"/>
-          <w:sz w:val="21"/>
-          <w:szCs w:val="21"/>
-          <w:shd w:val="clear" w:color="auto" w:fill="FFFFFF"/>
-        </w:rPr>
-        <w:t>𝐒𝐰𝐢𝐭𝐜𝐡𝐢𝐧𝐠</w:t>
-      </w:r>
-      <w:r>
-        <w:rPr>
-          <w:rFonts w:ascii="Segoe UI" w:hAnsi="Segoe UI" w:cs="Segoe UI"/>
-          <w:sz w:val="21"/>
-          <w:szCs w:val="21"/>
-          <w:shd w:val="clear" w:color="auto" w:fill="FFFFFF"/>
-        </w:rPr>
-        <w:t>:</w:t>
-      </w:r>
-      <w:r>
-        <w:rPr>
-          <w:rFonts w:ascii="Segoe UI" w:hAnsi="Segoe UI" w:cs="Segoe UI"/>
-          <w:sz w:val="21"/>
-          <w:szCs w:val="21"/>
-          <w:bdr w:val="none" w:sz="0" w:space="0" w:color="auto" w:frame="1"/>
-        </w:rPr>
-        <w:br/>
-      </w:r>
-      <w:r>
-        <w:rPr>
-          <w:rFonts w:ascii="Segoe UI" w:hAnsi="Segoe UI" w:cs="Segoe UI"/>
-          <w:sz w:val="21"/>
-          <w:szCs w:val="21"/>
-          <w:shd w:val="clear" w:color="auto" w:fill="FFFFFF"/>
-        </w:rPr>
-        <w:t>"Is a thread permanently assigned to a CPU core? NO.</w:t>
-      </w:r>
-      <w:r>
-        <w:rPr>
-          <w:rStyle w:val="white-space-pre"/>
-          <w:rFonts w:ascii="Segoe UI" w:hAnsi="Segoe UI" w:cs="Segoe UI"/>
-          <w:sz w:val="21"/>
-          <w:szCs w:val="21"/>
-          <w:bdr w:val="none" w:sz="0" w:space="0" w:color="auto" w:frame="1"/>
-        </w:rPr>
-        <w:t xml:space="preserve"> </w:t>
-      </w:r>
-      <w:r>
-        <w:rPr>
-          <w:rFonts w:ascii="Segoe UI" w:hAnsi="Segoe UI" w:cs="Segoe UI"/>
-          <w:sz w:val="21"/>
-          <w:szCs w:val="21"/>
-          <w:bdr w:val="none" w:sz="0" w:space="0" w:color="auto" w:frame="1"/>
-        </w:rPr>
-        <w:br/>
-      </w:r>
-      <w:r>
-        <w:rPr>
-          <w:rFonts w:ascii="Segoe UI" w:hAnsi="Segoe UI" w:cs="Segoe UI"/>
-          <w:sz w:val="21"/>
-          <w:szCs w:val="21"/>
-          <w:shd w:val="clear" w:color="auto" w:fill="FFFFFF"/>
-        </w:rPr>
-        <w:t>Threads are not pinned to cores.</w:t>
-      </w:r>
-      <w:r>
-        <w:rPr>
-          <w:rFonts w:ascii="Segoe UI" w:hAnsi="Segoe UI" w:cs="Segoe UI"/>
-          <w:sz w:val="21"/>
-          <w:szCs w:val="21"/>
-          <w:bdr w:val="none" w:sz="0" w:space="0" w:color="auto" w:frame="1"/>
-        </w:rPr>
-        <w:br/>
-      </w:r>
-      <w:proofErr w:type="gramStart"/>
-      <w:r>
-        <w:rPr>
-          <w:rFonts w:ascii="Segoe UI" w:hAnsi="Segoe UI" w:cs="Segoe UI"/>
-          <w:sz w:val="21"/>
-          <w:szCs w:val="21"/>
-          <w:shd w:val="clear" w:color="auto" w:fill="FFFFFF"/>
-        </w:rPr>
-        <w:t>o</w:t>
-      </w:r>
-      <w:proofErr w:type="gramEnd"/>
-      <w:r>
-        <w:rPr>
-          <w:rFonts w:ascii="Segoe UI" w:hAnsi="Segoe UI" w:cs="Segoe UI"/>
-          <w:sz w:val="21"/>
-          <w:szCs w:val="21"/>
-          <w:shd w:val="clear" w:color="auto" w:fill="FFFFFF"/>
-        </w:rPr>
-        <w:t xml:space="preserve"> 4 CPU Cores = 4 race tracks</w:t>
-      </w:r>
-      <w:r>
-        <w:rPr>
-          <w:rStyle w:val="white-space-pre"/>
-          <w:rFonts w:ascii="Segoe UI" w:hAnsi="Segoe UI" w:cs="Segoe UI"/>
-          <w:sz w:val="21"/>
-          <w:szCs w:val="21"/>
-          <w:bdr w:val="none" w:sz="0" w:space="0" w:color="auto" w:frame="1"/>
-        </w:rPr>
-        <w:t xml:space="preserve"> </w:t>
-      </w:r>
-      <w:r>
-        <w:rPr>
-          <w:rFonts w:ascii="Segoe UI" w:hAnsi="Segoe UI" w:cs="Segoe UI"/>
-          <w:sz w:val="21"/>
-          <w:szCs w:val="21"/>
-          <w:bdr w:val="none" w:sz="0" w:space="0" w:color="auto" w:frame="1"/>
-        </w:rPr>
-        <w:br/>
-      </w:r>
-      <w:r>
-        <w:rPr>
-          <w:rFonts w:ascii="Segoe UI" w:hAnsi="Segoe UI" w:cs="Segoe UI"/>
-          <w:sz w:val="21"/>
-          <w:szCs w:val="21"/>
-          <w:shd w:val="clear" w:color="auto" w:fill="FFFFFF"/>
-        </w:rPr>
-        <w:t>o 100 Threads = 100 cars wanting to race</w:t>
-      </w:r>
-      <w:r>
-        <w:rPr>
-          <w:rStyle w:val="white-space-pre"/>
-          <w:rFonts w:ascii="Segoe UI" w:hAnsi="Segoe UI" w:cs="Segoe UI"/>
-          <w:sz w:val="21"/>
-          <w:szCs w:val="21"/>
-          <w:bdr w:val="none" w:sz="0" w:space="0" w:color="auto" w:frame="1"/>
-        </w:rPr>
-        <w:t xml:space="preserve"> </w:t>
-      </w:r>
-      <w:r>
-        <w:rPr>
-          <w:rFonts w:ascii="Segoe UI" w:hAnsi="Segoe UI" w:cs="Segoe UI"/>
-          <w:sz w:val="21"/>
-          <w:szCs w:val="21"/>
-          <w:bdr w:val="none" w:sz="0" w:space="0" w:color="auto" w:frame="1"/>
-        </w:rPr>
-        <w:br/>
-      </w:r>
-      <w:r>
-        <w:rPr>
-          <w:rFonts w:ascii="Segoe UI" w:hAnsi="Segoe UI" w:cs="Segoe UI"/>
-          <w:sz w:val="21"/>
-          <w:szCs w:val="21"/>
-          <w:shd w:val="clear" w:color="auto" w:fill="FFFFFF"/>
-        </w:rPr>
-        <w:t>o OS Traffic Controller = decides which car runs on which track, when</w:t>
-      </w:r>
-      <w:r>
-        <w:rPr>
-          <w:rFonts w:ascii="Segoe UI" w:hAnsi="Segoe UI" w:cs="Segoe UI"/>
-          <w:sz w:val="21"/>
-          <w:szCs w:val="21"/>
-          <w:bdr w:val="none" w:sz="0" w:space="0" w:color="auto" w:frame="1"/>
-        </w:rPr>
-        <w:br/>
-      </w:r>
-      <w:r>
-        <w:rPr>
-          <w:rFonts w:ascii="Segoe UI" w:hAnsi="Segoe UI" w:cs="Segoe UI"/>
-          <w:sz w:val="21"/>
-          <w:szCs w:val="21"/>
-          <w:shd w:val="clear" w:color="auto" w:fill="FFFFFF"/>
-        </w:rPr>
-        <w:t>At any moment only 4 threads truly run (on 4-core machine). OS rapidly switches threads — this is context switching. It happens so fast it feels threads are running simultaneously</w:t>
-      </w:r>
-      <w:r>
-        <w:rPr>
-          <w:rFonts w:ascii="Segoe UI" w:hAnsi="Segoe UI" w:cs="Segoe UI"/>
-          <w:sz w:val="21"/>
-          <w:szCs w:val="21"/>
-          <w:bdr w:val="none" w:sz="0" w:space="0" w:color="auto" w:frame="1"/>
-        </w:rPr>
-        <w:br/>
-      </w:r>
-      <w:r>
-        <w:rPr>
-          <w:rFonts w:ascii="Segoe UI" w:hAnsi="Segoe UI" w:cs="Segoe UI"/>
-          <w:sz w:val="21"/>
-          <w:szCs w:val="21"/>
-          <w:bdr w:val="none" w:sz="0" w:space="0" w:color="auto" w:frame="1"/>
-        </w:rPr>
-        <w:br/>
-      </w:r>
-      <w:r>
-        <w:rPr>
-          <w:rFonts w:ascii="Cambria Math" w:hAnsi="Cambria Math" w:cs="Cambria Math"/>
-          <w:sz w:val="21"/>
-          <w:szCs w:val="21"/>
-          <w:shd w:val="clear" w:color="auto" w:fill="FFFFFF"/>
-        </w:rPr>
-        <w:t>𝐂𝐨𝐧𝐭𝐞𝐱𝐭</w:t>
-      </w:r>
-      <w:r>
-        <w:rPr>
-          <w:rFonts w:ascii="Segoe UI" w:hAnsi="Segoe UI" w:cs="Segoe UI"/>
-          <w:sz w:val="21"/>
-          <w:szCs w:val="21"/>
-          <w:shd w:val="clear" w:color="auto" w:fill="FFFFFF"/>
-        </w:rPr>
-        <w:t xml:space="preserve"> </w:t>
-      </w:r>
-      <w:r>
-        <w:rPr>
-          <w:rFonts w:ascii="Cambria Math" w:hAnsi="Cambria Math" w:cs="Cambria Math"/>
-          <w:sz w:val="21"/>
-          <w:szCs w:val="21"/>
-          <w:shd w:val="clear" w:color="auto" w:fill="FFFFFF"/>
-        </w:rPr>
-        <w:t>𝐒𝐰𝐢𝐭𝐜𝐡</w:t>
-      </w:r>
-      <w:r>
-        <w:rPr>
-          <w:rFonts w:ascii="Segoe UI" w:hAnsi="Segoe UI" w:cs="Segoe UI"/>
-          <w:sz w:val="21"/>
-          <w:szCs w:val="21"/>
-          <w:shd w:val="clear" w:color="auto" w:fill="FFFFFF"/>
-        </w:rPr>
-        <w:t xml:space="preserve"> </w:t>
-      </w:r>
-      <w:r>
-        <w:rPr>
-          <w:rFonts w:ascii="Cambria Math" w:hAnsi="Cambria Math" w:cs="Cambria Math"/>
-          <w:sz w:val="21"/>
-          <w:szCs w:val="21"/>
-          <w:shd w:val="clear" w:color="auto" w:fill="FFFFFF"/>
-        </w:rPr>
-        <w:t>𝐂𝐨𝐬𝐭</w:t>
-      </w:r>
-      <w:proofErr w:type="gramStart"/>
-      <w:r>
-        <w:rPr>
-          <w:rFonts w:ascii="Segoe UI" w:hAnsi="Segoe UI" w:cs="Segoe UI"/>
-          <w:sz w:val="21"/>
-          <w:szCs w:val="21"/>
-          <w:shd w:val="clear" w:color="auto" w:fill="FFFFFF"/>
-        </w:rPr>
-        <w:t>:</w:t>
-      </w:r>
-      <w:proofErr w:type="gramEnd"/>
-      <w:r>
-        <w:rPr>
-          <w:rFonts w:ascii="Segoe UI" w:hAnsi="Segoe UI" w:cs="Segoe UI"/>
-          <w:sz w:val="21"/>
-          <w:szCs w:val="21"/>
-          <w:bdr w:val="none" w:sz="0" w:space="0" w:color="auto" w:frame="1"/>
-        </w:rPr>
-        <w:br/>
-      </w:r>
-      <w:r>
-        <w:rPr>
-          <w:rFonts w:ascii="Segoe UI" w:hAnsi="Segoe UI" w:cs="Segoe UI"/>
-          <w:sz w:val="21"/>
-          <w:szCs w:val="21"/>
-          <w:shd w:val="clear" w:color="auto" w:fill="FFFFFF"/>
-        </w:rPr>
-        <w:t>Every switch has a cost: This saving/loading takes microseconds — wasted time. With thousands of threads, context switching overhead dominates. App slows down despite more threads.</w:t>
-      </w:r>
-      <w:r>
-        <w:rPr>
-          <w:rFonts w:ascii="Segoe UI" w:hAnsi="Segoe UI" w:cs="Segoe UI"/>
-          <w:sz w:val="21"/>
-          <w:szCs w:val="21"/>
-          <w:bdr w:val="none" w:sz="0" w:space="0" w:color="auto" w:frame="1"/>
-        </w:rPr>
-        <w:br/>
-      </w:r>
-      <w:r>
-        <w:rPr>
-          <w:rFonts w:ascii="Segoe UI" w:hAnsi="Segoe UI" w:cs="Segoe UI"/>
-          <w:sz w:val="21"/>
-          <w:szCs w:val="21"/>
-          <w:bdr w:val="none" w:sz="0" w:space="0" w:color="auto" w:frame="1"/>
-        </w:rPr>
-        <w:br/>
-      </w:r>
-      <w:r>
-        <w:rPr>
-          <w:rFonts w:ascii="Cambria Math" w:hAnsi="Cambria Math" w:cs="Cambria Math"/>
-          <w:sz w:val="21"/>
-          <w:szCs w:val="21"/>
-          <w:shd w:val="clear" w:color="auto" w:fill="FFFFFF"/>
-        </w:rPr>
-        <w:t>𝐒𝐰𝐞𝐞𝐭</w:t>
-      </w:r>
-      <w:r>
-        <w:rPr>
-          <w:rFonts w:ascii="Segoe UI" w:hAnsi="Segoe UI" w:cs="Segoe UI"/>
-          <w:sz w:val="21"/>
-          <w:szCs w:val="21"/>
-          <w:shd w:val="clear" w:color="auto" w:fill="FFFFFF"/>
-        </w:rPr>
-        <w:t xml:space="preserve"> </w:t>
-      </w:r>
-      <w:r>
-        <w:rPr>
-          <w:rFonts w:ascii="Cambria Math" w:hAnsi="Cambria Math" w:cs="Cambria Math"/>
-          <w:sz w:val="21"/>
-          <w:szCs w:val="21"/>
-          <w:shd w:val="clear" w:color="auto" w:fill="FFFFFF"/>
-        </w:rPr>
-        <w:t>𝐬𝐩𝐨𝐭</w:t>
-      </w:r>
-      <w:r>
-        <w:rPr>
-          <w:rFonts w:ascii="Segoe UI" w:hAnsi="Segoe UI" w:cs="Segoe UI"/>
-          <w:sz w:val="21"/>
-          <w:szCs w:val="21"/>
-          <w:shd w:val="clear" w:color="auto" w:fill="FFFFFF"/>
-        </w:rPr>
-        <w:t>:</w:t>
-      </w:r>
-      <w:r>
-        <w:rPr>
-          <w:rFonts w:ascii="Segoe UI" w:hAnsi="Segoe UI" w:cs="Segoe UI"/>
-          <w:sz w:val="21"/>
-          <w:szCs w:val="21"/>
-          <w:bdr w:val="none" w:sz="0" w:space="0" w:color="auto" w:frame="1"/>
-        </w:rPr>
-        <w:br/>
-      </w:r>
-      <w:r>
-        <w:rPr>
-          <w:rFonts w:ascii="Segoe UI" w:hAnsi="Segoe UI" w:cs="Segoe UI"/>
-          <w:sz w:val="21"/>
-          <w:szCs w:val="21"/>
-          <w:shd w:val="clear" w:color="auto" w:fill="FFFFFF"/>
-        </w:rPr>
-        <w:t>• Number of threads ≈ number of CPU cores for CPU-bound work.</w:t>
-      </w:r>
-      <w:r>
-        <w:rPr>
-          <w:rFonts w:ascii="Segoe UI" w:hAnsi="Segoe UI" w:cs="Segoe UI"/>
-          <w:sz w:val="21"/>
-          <w:szCs w:val="21"/>
-          <w:bdr w:val="none" w:sz="0" w:space="0" w:color="auto" w:frame="1"/>
-        </w:rPr>
-        <w:br/>
-      </w:r>
-      <w:r>
-        <w:rPr>
-          <w:rFonts w:ascii="Segoe UI" w:hAnsi="Segoe UI" w:cs="Segoe UI"/>
-          <w:sz w:val="21"/>
-          <w:szCs w:val="21"/>
-          <w:shd w:val="clear" w:color="auto" w:fill="FFFFFF"/>
-        </w:rPr>
-        <w:t>• For I/O bound work, more threads are fine since they spend most time waiting, not running.</w:t>
+        <w:t>waiting, not running.</w:t>
       </w:r>
       <w:r>
         <w:rPr>
@@ -3092,6 +5635,735 @@
     </w:sectPr>
   </w:body>
 </w:document>
+</file>
+
+<file path=word/numbering.xml><?xml version="1.0" encoding="utf-8"?>
+<w:numbering xmlns:wpc="http://schemas.microsoft.com/office/word/2010/wordprocessingCanvas" xmlns:mc="http://schemas.openxmlformats.org/markup-compatibility/2006" xmlns:o="urn:schemas-microsoft-com:office:office" xmlns:r="http://schemas.openxmlformats.org/officeDocument/2006/relationships" xmlns:m="http://schemas.openxmlformats.org/officeDocument/2006/math" xmlns:v="urn:schemas-microsoft-com:vml" xmlns:wp14="http://schemas.microsoft.com/office/word/2010/wordprocessingDrawing" xmlns:wp="http://schemas.openxmlformats.org/drawingml/2006/wordprocessingDrawing" xmlns:w10="urn:schemas-microsoft-com:office:word" xmlns:w="http://schemas.openxmlformats.org/wordprocessingml/2006/main" xmlns:w14="http://schemas.microsoft.com/office/word/2010/wordml" xmlns:wpg="http://schemas.microsoft.com/office/word/2010/wordprocessingGroup" xmlns:wpi="http://schemas.microsoft.com/office/word/2010/wordprocessingInk" xmlns:wne="http://schemas.microsoft.com/office/word/2006/wordml" xmlns:wps="http://schemas.microsoft.com/office/word/2010/wordprocessingShape" mc:Ignorable="w14 wp14">
+  <w:abstractNum w:abstractNumId="0">
+    <w:nsid w:val="169C0B5A"/>
+    <w:multiLevelType w:val="multilevel"/>
+    <w:tmpl w:val="6B46BD32"/>
+    <w:lvl w:ilvl="0">
+      <w:start w:val="1"/>
+      <w:numFmt w:val="bullet"/>
+      <w:lvlText w:val=""/>
+      <w:lvlJc w:val="left"/>
+      <w:pPr>
+        <w:tabs>
+          <w:tab w:val="num" w:pos="720"/>
+        </w:tabs>
+        <w:ind w:left="720" w:hanging="360"/>
+      </w:pPr>
+      <w:rPr>
+        <w:rFonts w:ascii="Symbol" w:hAnsi="Symbol" w:hint="default"/>
+        <w:sz w:val="20"/>
+      </w:rPr>
+    </w:lvl>
+    <w:lvl w:ilvl="1" w:tentative="1">
+      <w:start w:val="1"/>
+      <w:numFmt w:val="bullet"/>
+      <w:lvlText w:val="o"/>
+      <w:lvlJc w:val="left"/>
+      <w:pPr>
+        <w:tabs>
+          <w:tab w:val="num" w:pos="1440"/>
+        </w:tabs>
+        <w:ind w:left="1440" w:hanging="360"/>
+      </w:pPr>
+      <w:rPr>
+        <w:rFonts w:ascii="Courier New" w:hAnsi="Courier New" w:hint="default"/>
+        <w:sz w:val="20"/>
+      </w:rPr>
+    </w:lvl>
+    <w:lvl w:ilvl="2" w:tentative="1">
+      <w:start w:val="1"/>
+      <w:numFmt w:val="bullet"/>
+      <w:lvlText w:val=""/>
+      <w:lvlJc w:val="left"/>
+      <w:pPr>
+        <w:tabs>
+          <w:tab w:val="num" w:pos="2160"/>
+        </w:tabs>
+        <w:ind w:left="2160" w:hanging="360"/>
+      </w:pPr>
+      <w:rPr>
+        <w:rFonts w:ascii="Wingdings" w:hAnsi="Wingdings" w:hint="default"/>
+        <w:sz w:val="20"/>
+      </w:rPr>
+    </w:lvl>
+    <w:lvl w:ilvl="3" w:tentative="1">
+      <w:start w:val="1"/>
+      <w:numFmt w:val="bullet"/>
+      <w:lvlText w:val=""/>
+      <w:lvlJc w:val="left"/>
+      <w:pPr>
+        <w:tabs>
+          <w:tab w:val="num" w:pos="2880"/>
+        </w:tabs>
+        <w:ind w:left="2880" w:hanging="360"/>
+      </w:pPr>
+      <w:rPr>
+        <w:rFonts w:ascii="Wingdings" w:hAnsi="Wingdings" w:hint="default"/>
+        <w:sz w:val="20"/>
+      </w:rPr>
+    </w:lvl>
+    <w:lvl w:ilvl="4" w:tentative="1">
+      <w:start w:val="1"/>
+      <w:numFmt w:val="bullet"/>
+      <w:lvlText w:val=""/>
+      <w:lvlJc w:val="left"/>
+      <w:pPr>
+        <w:tabs>
+          <w:tab w:val="num" w:pos="3600"/>
+        </w:tabs>
+        <w:ind w:left="3600" w:hanging="360"/>
+      </w:pPr>
+      <w:rPr>
+        <w:rFonts w:ascii="Wingdings" w:hAnsi="Wingdings" w:hint="default"/>
+        <w:sz w:val="20"/>
+      </w:rPr>
+    </w:lvl>
+    <w:lvl w:ilvl="5" w:tentative="1">
+      <w:start w:val="1"/>
+      <w:numFmt w:val="bullet"/>
+      <w:lvlText w:val=""/>
+      <w:lvlJc w:val="left"/>
+      <w:pPr>
+        <w:tabs>
+          <w:tab w:val="num" w:pos="4320"/>
+        </w:tabs>
+        <w:ind w:left="4320" w:hanging="360"/>
+      </w:pPr>
+      <w:rPr>
+        <w:rFonts w:ascii="Wingdings" w:hAnsi="Wingdings" w:hint="default"/>
+        <w:sz w:val="20"/>
+      </w:rPr>
+    </w:lvl>
+    <w:lvl w:ilvl="6" w:tentative="1">
+      <w:start w:val="1"/>
+      <w:numFmt w:val="bullet"/>
+      <w:lvlText w:val=""/>
+      <w:lvlJc w:val="left"/>
+      <w:pPr>
+        <w:tabs>
+          <w:tab w:val="num" w:pos="5040"/>
+        </w:tabs>
+        <w:ind w:left="5040" w:hanging="360"/>
+      </w:pPr>
+      <w:rPr>
+        <w:rFonts w:ascii="Wingdings" w:hAnsi="Wingdings" w:hint="default"/>
+        <w:sz w:val="20"/>
+      </w:rPr>
+    </w:lvl>
+    <w:lvl w:ilvl="7" w:tentative="1">
+      <w:start w:val="1"/>
+      <w:numFmt w:val="bullet"/>
+      <w:lvlText w:val=""/>
+      <w:lvlJc w:val="left"/>
+      <w:pPr>
+        <w:tabs>
+          <w:tab w:val="num" w:pos="5760"/>
+        </w:tabs>
+        <w:ind w:left="5760" w:hanging="360"/>
+      </w:pPr>
+      <w:rPr>
+        <w:rFonts w:ascii="Wingdings" w:hAnsi="Wingdings" w:hint="default"/>
+        <w:sz w:val="20"/>
+      </w:rPr>
+    </w:lvl>
+    <w:lvl w:ilvl="8" w:tentative="1">
+      <w:start w:val="1"/>
+      <w:numFmt w:val="bullet"/>
+      <w:lvlText w:val=""/>
+      <w:lvlJc w:val="left"/>
+      <w:pPr>
+        <w:tabs>
+          <w:tab w:val="num" w:pos="6480"/>
+        </w:tabs>
+        <w:ind w:left="6480" w:hanging="360"/>
+      </w:pPr>
+      <w:rPr>
+        <w:rFonts w:ascii="Wingdings" w:hAnsi="Wingdings" w:hint="default"/>
+        <w:sz w:val="20"/>
+      </w:rPr>
+    </w:lvl>
+  </w:abstractNum>
+  <w:abstractNum w:abstractNumId="1">
+    <w:nsid w:val="1B361AF2"/>
+    <w:multiLevelType w:val="multilevel"/>
+    <w:tmpl w:val="CC72ED0C"/>
+    <w:lvl w:ilvl="0">
+      <w:start w:val="1"/>
+      <w:numFmt w:val="decimal"/>
+      <w:lvlText w:val="%1."/>
+      <w:lvlJc w:val="left"/>
+      <w:pPr>
+        <w:tabs>
+          <w:tab w:val="num" w:pos="720"/>
+        </w:tabs>
+        <w:ind w:left="720" w:hanging="360"/>
+      </w:pPr>
+    </w:lvl>
+    <w:lvl w:ilvl="1" w:tentative="1">
+      <w:start w:val="1"/>
+      <w:numFmt w:val="decimal"/>
+      <w:lvlText w:val="%2."/>
+      <w:lvlJc w:val="left"/>
+      <w:pPr>
+        <w:tabs>
+          <w:tab w:val="num" w:pos="1440"/>
+        </w:tabs>
+        <w:ind w:left="1440" w:hanging="360"/>
+      </w:pPr>
+    </w:lvl>
+    <w:lvl w:ilvl="2" w:tentative="1">
+      <w:start w:val="1"/>
+      <w:numFmt w:val="decimal"/>
+      <w:lvlText w:val="%3."/>
+      <w:lvlJc w:val="left"/>
+      <w:pPr>
+        <w:tabs>
+          <w:tab w:val="num" w:pos="2160"/>
+        </w:tabs>
+        <w:ind w:left="2160" w:hanging="360"/>
+      </w:pPr>
+    </w:lvl>
+    <w:lvl w:ilvl="3" w:tentative="1">
+      <w:start w:val="1"/>
+      <w:numFmt w:val="decimal"/>
+      <w:lvlText w:val="%4."/>
+      <w:lvlJc w:val="left"/>
+      <w:pPr>
+        <w:tabs>
+          <w:tab w:val="num" w:pos="2880"/>
+        </w:tabs>
+        <w:ind w:left="2880" w:hanging="360"/>
+      </w:pPr>
+    </w:lvl>
+    <w:lvl w:ilvl="4" w:tentative="1">
+      <w:start w:val="1"/>
+      <w:numFmt w:val="decimal"/>
+      <w:lvlText w:val="%5."/>
+      <w:lvlJc w:val="left"/>
+      <w:pPr>
+        <w:tabs>
+          <w:tab w:val="num" w:pos="3600"/>
+        </w:tabs>
+        <w:ind w:left="3600" w:hanging="360"/>
+      </w:pPr>
+    </w:lvl>
+    <w:lvl w:ilvl="5" w:tentative="1">
+      <w:start w:val="1"/>
+      <w:numFmt w:val="decimal"/>
+      <w:lvlText w:val="%6."/>
+      <w:lvlJc w:val="left"/>
+      <w:pPr>
+        <w:tabs>
+          <w:tab w:val="num" w:pos="4320"/>
+        </w:tabs>
+        <w:ind w:left="4320" w:hanging="360"/>
+      </w:pPr>
+    </w:lvl>
+    <w:lvl w:ilvl="6" w:tentative="1">
+      <w:start w:val="1"/>
+      <w:numFmt w:val="decimal"/>
+      <w:lvlText w:val="%7."/>
+      <w:lvlJc w:val="left"/>
+      <w:pPr>
+        <w:tabs>
+          <w:tab w:val="num" w:pos="5040"/>
+        </w:tabs>
+        <w:ind w:left="5040" w:hanging="360"/>
+      </w:pPr>
+    </w:lvl>
+    <w:lvl w:ilvl="7" w:tentative="1">
+      <w:start w:val="1"/>
+      <w:numFmt w:val="decimal"/>
+      <w:lvlText w:val="%8."/>
+      <w:lvlJc w:val="left"/>
+      <w:pPr>
+        <w:tabs>
+          <w:tab w:val="num" w:pos="5760"/>
+        </w:tabs>
+        <w:ind w:left="5760" w:hanging="360"/>
+      </w:pPr>
+    </w:lvl>
+    <w:lvl w:ilvl="8" w:tentative="1">
+      <w:start w:val="1"/>
+      <w:numFmt w:val="decimal"/>
+      <w:lvlText w:val="%9."/>
+      <w:lvlJc w:val="left"/>
+      <w:pPr>
+        <w:tabs>
+          <w:tab w:val="num" w:pos="6480"/>
+        </w:tabs>
+        <w:ind w:left="6480" w:hanging="360"/>
+      </w:pPr>
+    </w:lvl>
+  </w:abstractNum>
+  <w:abstractNum w:abstractNumId="2">
+    <w:nsid w:val="28E17A8E"/>
+    <w:multiLevelType w:val="multilevel"/>
+    <w:tmpl w:val="B84E1ECA"/>
+    <w:lvl w:ilvl="0">
+      <w:start w:val="1"/>
+      <w:numFmt w:val="bullet"/>
+      <w:lvlText w:val=""/>
+      <w:lvlJc w:val="left"/>
+      <w:pPr>
+        <w:tabs>
+          <w:tab w:val="num" w:pos="720"/>
+        </w:tabs>
+        <w:ind w:left="720" w:hanging="360"/>
+      </w:pPr>
+      <w:rPr>
+        <w:rFonts w:ascii="Symbol" w:hAnsi="Symbol" w:hint="default"/>
+        <w:sz w:val="20"/>
+      </w:rPr>
+    </w:lvl>
+    <w:lvl w:ilvl="1" w:tentative="1">
+      <w:start w:val="1"/>
+      <w:numFmt w:val="bullet"/>
+      <w:lvlText w:val="o"/>
+      <w:lvlJc w:val="left"/>
+      <w:pPr>
+        <w:tabs>
+          <w:tab w:val="num" w:pos="1440"/>
+        </w:tabs>
+        <w:ind w:left="1440" w:hanging="360"/>
+      </w:pPr>
+      <w:rPr>
+        <w:rFonts w:ascii="Courier New" w:hAnsi="Courier New" w:hint="default"/>
+        <w:sz w:val="20"/>
+      </w:rPr>
+    </w:lvl>
+    <w:lvl w:ilvl="2" w:tentative="1">
+      <w:start w:val="1"/>
+      <w:numFmt w:val="bullet"/>
+      <w:lvlText w:val=""/>
+      <w:lvlJc w:val="left"/>
+      <w:pPr>
+        <w:tabs>
+          <w:tab w:val="num" w:pos="2160"/>
+        </w:tabs>
+        <w:ind w:left="2160" w:hanging="360"/>
+      </w:pPr>
+      <w:rPr>
+        <w:rFonts w:ascii="Wingdings" w:hAnsi="Wingdings" w:hint="default"/>
+        <w:sz w:val="20"/>
+      </w:rPr>
+    </w:lvl>
+    <w:lvl w:ilvl="3" w:tentative="1">
+      <w:start w:val="1"/>
+      <w:numFmt w:val="bullet"/>
+      <w:lvlText w:val=""/>
+      <w:lvlJc w:val="left"/>
+      <w:pPr>
+        <w:tabs>
+          <w:tab w:val="num" w:pos="2880"/>
+        </w:tabs>
+        <w:ind w:left="2880" w:hanging="360"/>
+      </w:pPr>
+      <w:rPr>
+        <w:rFonts w:ascii="Wingdings" w:hAnsi="Wingdings" w:hint="default"/>
+        <w:sz w:val="20"/>
+      </w:rPr>
+    </w:lvl>
+    <w:lvl w:ilvl="4" w:tentative="1">
+      <w:start w:val="1"/>
+      <w:numFmt w:val="bullet"/>
+      <w:lvlText w:val=""/>
+      <w:lvlJc w:val="left"/>
+      <w:pPr>
+        <w:tabs>
+          <w:tab w:val="num" w:pos="3600"/>
+        </w:tabs>
+        <w:ind w:left="3600" w:hanging="360"/>
+      </w:pPr>
+      <w:rPr>
+        <w:rFonts w:ascii="Wingdings" w:hAnsi="Wingdings" w:hint="default"/>
+        <w:sz w:val="20"/>
+      </w:rPr>
+    </w:lvl>
+    <w:lvl w:ilvl="5" w:tentative="1">
+      <w:start w:val="1"/>
+      <w:numFmt w:val="bullet"/>
+      <w:lvlText w:val=""/>
+      <w:lvlJc w:val="left"/>
+      <w:pPr>
+        <w:tabs>
+          <w:tab w:val="num" w:pos="4320"/>
+        </w:tabs>
+        <w:ind w:left="4320" w:hanging="360"/>
+      </w:pPr>
+      <w:rPr>
+        <w:rFonts w:ascii="Wingdings" w:hAnsi="Wingdings" w:hint="default"/>
+        <w:sz w:val="20"/>
+      </w:rPr>
+    </w:lvl>
+    <w:lvl w:ilvl="6" w:tentative="1">
+      <w:start w:val="1"/>
+      <w:numFmt w:val="bullet"/>
+      <w:lvlText w:val=""/>
+      <w:lvlJc w:val="left"/>
+      <w:pPr>
+        <w:tabs>
+          <w:tab w:val="num" w:pos="5040"/>
+        </w:tabs>
+        <w:ind w:left="5040" w:hanging="360"/>
+      </w:pPr>
+      <w:rPr>
+        <w:rFonts w:ascii="Wingdings" w:hAnsi="Wingdings" w:hint="default"/>
+        <w:sz w:val="20"/>
+      </w:rPr>
+    </w:lvl>
+    <w:lvl w:ilvl="7" w:tentative="1">
+      <w:start w:val="1"/>
+      <w:numFmt w:val="bullet"/>
+      <w:lvlText w:val=""/>
+      <w:lvlJc w:val="left"/>
+      <w:pPr>
+        <w:tabs>
+          <w:tab w:val="num" w:pos="5760"/>
+        </w:tabs>
+        <w:ind w:left="5760" w:hanging="360"/>
+      </w:pPr>
+      <w:rPr>
+        <w:rFonts w:ascii="Wingdings" w:hAnsi="Wingdings" w:hint="default"/>
+        <w:sz w:val="20"/>
+      </w:rPr>
+    </w:lvl>
+    <w:lvl w:ilvl="8" w:tentative="1">
+      <w:start w:val="1"/>
+      <w:numFmt w:val="bullet"/>
+      <w:lvlText w:val=""/>
+      <w:lvlJc w:val="left"/>
+      <w:pPr>
+        <w:tabs>
+          <w:tab w:val="num" w:pos="6480"/>
+        </w:tabs>
+        <w:ind w:left="6480" w:hanging="360"/>
+      </w:pPr>
+      <w:rPr>
+        <w:rFonts w:ascii="Wingdings" w:hAnsi="Wingdings" w:hint="default"/>
+        <w:sz w:val="20"/>
+      </w:rPr>
+    </w:lvl>
+  </w:abstractNum>
+  <w:abstractNum w:abstractNumId="3">
+    <w:nsid w:val="36906652"/>
+    <w:multiLevelType w:val="multilevel"/>
+    <w:tmpl w:val="4FB2C352"/>
+    <w:lvl w:ilvl="0">
+      <w:start w:val="1"/>
+      <w:numFmt w:val="bullet"/>
+      <w:lvlText w:val=""/>
+      <w:lvlJc w:val="left"/>
+      <w:pPr>
+        <w:tabs>
+          <w:tab w:val="num" w:pos="720"/>
+        </w:tabs>
+        <w:ind w:left="720" w:hanging="360"/>
+      </w:pPr>
+      <w:rPr>
+        <w:rFonts w:ascii="Symbol" w:hAnsi="Symbol" w:hint="default"/>
+        <w:sz w:val="20"/>
+      </w:rPr>
+    </w:lvl>
+    <w:lvl w:ilvl="1" w:tentative="1">
+      <w:start w:val="1"/>
+      <w:numFmt w:val="bullet"/>
+      <w:lvlText w:val="o"/>
+      <w:lvlJc w:val="left"/>
+      <w:pPr>
+        <w:tabs>
+          <w:tab w:val="num" w:pos="1440"/>
+        </w:tabs>
+        <w:ind w:left="1440" w:hanging="360"/>
+      </w:pPr>
+      <w:rPr>
+        <w:rFonts w:ascii="Courier New" w:hAnsi="Courier New" w:hint="default"/>
+        <w:sz w:val="20"/>
+      </w:rPr>
+    </w:lvl>
+    <w:lvl w:ilvl="2" w:tentative="1">
+      <w:start w:val="1"/>
+      <w:numFmt w:val="bullet"/>
+      <w:lvlText w:val=""/>
+      <w:lvlJc w:val="left"/>
+      <w:pPr>
+        <w:tabs>
+          <w:tab w:val="num" w:pos="2160"/>
+        </w:tabs>
+        <w:ind w:left="2160" w:hanging="360"/>
+      </w:pPr>
+      <w:rPr>
+        <w:rFonts w:ascii="Wingdings" w:hAnsi="Wingdings" w:hint="default"/>
+        <w:sz w:val="20"/>
+      </w:rPr>
+    </w:lvl>
+    <w:lvl w:ilvl="3" w:tentative="1">
+      <w:start w:val="1"/>
+      <w:numFmt w:val="bullet"/>
+      <w:lvlText w:val=""/>
+      <w:lvlJc w:val="left"/>
+      <w:pPr>
+        <w:tabs>
+          <w:tab w:val="num" w:pos="2880"/>
+        </w:tabs>
+        <w:ind w:left="2880" w:hanging="360"/>
+      </w:pPr>
+      <w:rPr>
+        <w:rFonts w:ascii="Wingdings" w:hAnsi="Wingdings" w:hint="default"/>
+        <w:sz w:val="20"/>
+      </w:rPr>
+    </w:lvl>
+    <w:lvl w:ilvl="4" w:tentative="1">
+      <w:start w:val="1"/>
+      <w:numFmt w:val="bullet"/>
+      <w:lvlText w:val=""/>
+      <w:lvlJc w:val="left"/>
+      <w:pPr>
+        <w:tabs>
+          <w:tab w:val="num" w:pos="3600"/>
+        </w:tabs>
+        <w:ind w:left="3600" w:hanging="360"/>
+      </w:pPr>
+      <w:rPr>
+        <w:rFonts w:ascii="Wingdings" w:hAnsi="Wingdings" w:hint="default"/>
+        <w:sz w:val="20"/>
+      </w:rPr>
+    </w:lvl>
+    <w:lvl w:ilvl="5" w:tentative="1">
+      <w:start w:val="1"/>
+      <w:numFmt w:val="bullet"/>
+      <w:lvlText w:val=""/>
+      <w:lvlJc w:val="left"/>
+      <w:pPr>
+        <w:tabs>
+          <w:tab w:val="num" w:pos="4320"/>
+        </w:tabs>
+        <w:ind w:left="4320" w:hanging="360"/>
+      </w:pPr>
+      <w:rPr>
+        <w:rFonts w:ascii="Wingdings" w:hAnsi="Wingdings" w:hint="default"/>
+        <w:sz w:val="20"/>
+      </w:rPr>
+    </w:lvl>
+    <w:lvl w:ilvl="6" w:tentative="1">
+      <w:start w:val="1"/>
+      <w:numFmt w:val="bullet"/>
+      <w:lvlText w:val=""/>
+      <w:lvlJc w:val="left"/>
+      <w:pPr>
+        <w:tabs>
+          <w:tab w:val="num" w:pos="5040"/>
+        </w:tabs>
+        <w:ind w:left="5040" w:hanging="360"/>
+      </w:pPr>
+      <w:rPr>
+        <w:rFonts w:ascii="Wingdings" w:hAnsi="Wingdings" w:hint="default"/>
+        <w:sz w:val="20"/>
+      </w:rPr>
+    </w:lvl>
+    <w:lvl w:ilvl="7" w:tentative="1">
+      <w:start w:val="1"/>
+      <w:numFmt w:val="bullet"/>
+      <w:lvlText w:val=""/>
+      <w:lvlJc w:val="left"/>
+      <w:pPr>
+        <w:tabs>
+          <w:tab w:val="num" w:pos="5760"/>
+        </w:tabs>
+        <w:ind w:left="5760" w:hanging="360"/>
+      </w:pPr>
+      <w:rPr>
+        <w:rFonts w:ascii="Wingdings" w:hAnsi="Wingdings" w:hint="default"/>
+        <w:sz w:val="20"/>
+      </w:rPr>
+    </w:lvl>
+    <w:lvl w:ilvl="8" w:tentative="1">
+      <w:start w:val="1"/>
+      <w:numFmt w:val="bullet"/>
+      <w:lvlText w:val=""/>
+      <w:lvlJc w:val="left"/>
+      <w:pPr>
+        <w:tabs>
+          <w:tab w:val="num" w:pos="6480"/>
+        </w:tabs>
+        <w:ind w:left="6480" w:hanging="360"/>
+      </w:pPr>
+      <w:rPr>
+        <w:rFonts w:ascii="Wingdings" w:hAnsi="Wingdings" w:hint="default"/>
+        <w:sz w:val="20"/>
+      </w:rPr>
+    </w:lvl>
+  </w:abstractNum>
+  <w:abstractNum w:abstractNumId="4">
+    <w:nsid w:val="59BA6C76"/>
+    <w:multiLevelType w:val="multilevel"/>
+    <w:tmpl w:val="4CE08058"/>
+    <w:lvl w:ilvl="0">
+      <w:start w:val="1"/>
+      <w:numFmt w:val="bullet"/>
+      <w:lvlText w:val=""/>
+      <w:lvlJc w:val="left"/>
+      <w:pPr>
+        <w:tabs>
+          <w:tab w:val="num" w:pos="720"/>
+        </w:tabs>
+        <w:ind w:left="720" w:hanging="360"/>
+      </w:pPr>
+      <w:rPr>
+        <w:rFonts w:ascii="Symbol" w:hAnsi="Symbol" w:hint="default"/>
+        <w:sz w:val="20"/>
+      </w:rPr>
+    </w:lvl>
+    <w:lvl w:ilvl="1" w:tentative="1">
+      <w:start w:val="1"/>
+      <w:numFmt w:val="bullet"/>
+      <w:lvlText w:val="o"/>
+      <w:lvlJc w:val="left"/>
+      <w:pPr>
+        <w:tabs>
+          <w:tab w:val="num" w:pos="1440"/>
+        </w:tabs>
+        <w:ind w:left="1440" w:hanging="360"/>
+      </w:pPr>
+      <w:rPr>
+        <w:rFonts w:ascii="Courier New" w:hAnsi="Courier New" w:hint="default"/>
+        <w:sz w:val="20"/>
+      </w:rPr>
+    </w:lvl>
+    <w:lvl w:ilvl="2" w:tentative="1">
+      <w:start w:val="1"/>
+      <w:numFmt w:val="bullet"/>
+      <w:lvlText w:val=""/>
+      <w:lvlJc w:val="left"/>
+      <w:pPr>
+        <w:tabs>
+          <w:tab w:val="num" w:pos="2160"/>
+        </w:tabs>
+        <w:ind w:left="2160" w:hanging="360"/>
+      </w:pPr>
+      <w:rPr>
+        <w:rFonts w:ascii="Wingdings" w:hAnsi="Wingdings" w:hint="default"/>
+        <w:sz w:val="20"/>
+      </w:rPr>
+    </w:lvl>
+    <w:lvl w:ilvl="3" w:tentative="1">
+      <w:start w:val="1"/>
+      <w:numFmt w:val="bullet"/>
+      <w:lvlText w:val=""/>
+      <w:lvlJc w:val="left"/>
+      <w:pPr>
+        <w:tabs>
+          <w:tab w:val="num" w:pos="2880"/>
+        </w:tabs>
+        <w:ind w:left="2880" w:hanging="360"/>
+      </w:pPr>
+      <w:rPr>
+        <w:rFonts w:ascii="Wingdings" w:hAnsi="Wingdings" w:hint="default"/>
+        <w:sz w:val="20"/>
+      </w:rPr>
+    </w:lvl>
+    <w:lvl w:ilvl="4" w:tentative="1">
+      <w:start w:val="1"/>
+      <w:numFmt w:val="bullet"/>
+      <w:lvlText w:val=""/>
+      <w:lvlJc w:val="left"/>
+      <w:pPr>
+        <w:tabs>
+          <w:tab w:val="num" w:pos="3600"/>
+        </w:tabs>
+        <w:ind w:left="3600" w:hanging="360"/>
+      </w:pPr>
+      <w:rPr>
+        <w:rFonts w:ascii="Wingdings" w:hAnsi="Wingdings" w:hint="default"/>
+        <w:sz w:val="20"/>
+      </w:rPr>
+    </w:lvl>
+    <w:lvl w:ilvl="5" w:tentative="1">
+      <w:start w:val="1"/>
+      <w:numFmt w:val="bullet"/>
+      <w:lvlText w:val=""/>
+      <w:lvlJc w:val="left"/>
+      <w:pPr>
+        <w:tabs>
+          <w:tab w:val="num" w:pos="4320"/>
+        </w:tabs>
+        <w:ind w:left="4320" w:hanging="360"/>
+      </w:pPr>
+      <w:rPr>
+        <w:rFonts w:ascii="Wingdings" w:hAnsi="Wingdings" w:hint="default"/>
+        <w:sz w:val="20"/>
+      </w:rPr>
+    </w:lvl>
+    <w:lvl w:ilvl="6" w:tentative="1">
+      <w:start w:val="1"/>
+      <w:numFmt w:val="bullet"/>
+      <w:lvlText w:val=""/>
+      <w:lvlJc w:val="left"/>
+      <w:pPr>
+        <w:tabs>
+          <w:tab w:val="num" w:pos="5040"/>
+        </w:tabs>
+        <w:ind w:left="5040" w:hanging="360"/>
+      </w:pPr>
+      <w:rPr>
+        <w:rFonts w:ascii="Wingdings" w:hAnsi="Wingdings" w:hint="default"/>
+        <w:sz w:val="20"/>
+      </w:rPr>
+    </w:lvl>
+    <w:lvl w:ilvl="7" w:tentative="1">
+      <w:start w:val="1"/>
+      <w:numFmt w:val="bullet"/>
+      <w:lvlText w:val=""/>
+      <w:lvlJc w:val="left"/>
+      <w:pPr>
+        <w:tabs>
+          <w:tab w:val="num" w:pos="5760"/>
+        </w:tabs>
+        <w:ind w:left="5760" w:hanging="360"/>
+      </w:pPr>
+      <w:rPr>
+        <w:rFonts w:ascii="Wingdings" w:hAnsi="Wingdings" w:hint="default"/>
+        <w:sz w:val="20"/>
+      </w:rPr>
+    </w:lvl>
+    <w:lvl w:ilvl="8" w:tentative="1">
+      <w:start w:val="1"/>
+      <w:numFmt w:val="bullet"/>
+      <w:lvlText w:val=""/>
+      <w:lvlJc w:val="left"/>
+      <w:pPr>
+        <w:tabs>
+          <w:tab w:val="num" w:pos="6480"/>
+        </w:tabs>
+        <w:ind w:left="6480" w:hanging="360"/>
+      </w:pPr>
+      <w:rPr>
+        <w:rFonts w:ascii="Wingdings" w:hAnsi="Wingdings" w:hint="default"/>
+        <w:sz w:val="20"/>
+      </w:rPr>
+    </w:lvl>
+  </w:abstractNum>
+  <w:num w:numId="1">
+    <w:abstractNumId w:val="2"/>
+  </w:num>
+  <w:num w:numId="2">
+    <w:abstractNumId w:val="3"/>
+  </w:num>
+  <w:num w:numId="3">
+    <w:abstractNumId w:val="4"/>
+  </w:num>
+  <w:num w:numId="4">
+    <w:abstractNumId w:val="0"/>
+  </w:num>
+  <w:num w:numId="5">
+    <w:abstractNumId w:val="1"/>
+  </w:num>
+</w:numbering>
 </file>
 
 <file path=word/styles.xml><?xml version="1.0" encoding="utf-8"?>
@@ -3254,6 +6526,46 @@
     <w:name w:val="Normal"/>
     <w:qFormat/>
   </w:style>
+  <w:style w:type="paragraph" w:styleId="Heading2">
+    <w:name w:val="heading 2"/>
+    <w:basedOn w:val="Normal"/>
+    <w:link w:val="Heading2Char"/>
+    <w:uiPriority w:val="9"/>
+    <w:qFormat/>
+    <w:rsid w:val="00BE17EE"/>
+    <w:pPr>
+      <w:spacing w:before="100" w:beforeAutospacing="1" w:after="100" w:afterAutospacing="1" w:line="240" w:lineRule="auto"/>
+      <w:outlineLvl w:val="1"/>
+    </w:pPr>
+    <w:rPr>
+      <w:rFonts w:ascii="Times New Roman" w:eastAsia="Times New Roman" w:hAnsi="Times New Roman" w:cs="Times New Roman"/>
+      <w:b/>
+      <w:bCs/>
+      <w:sz w:val="36"/>
+      <w:szCs w:val="36"/>
+      <w:lang w:eastAsia="en-IN"/>
+    </w:rPr>
+  </w:style>
+  <w:style w:type="paragraph" w:styleId="Heading3">
+    <w:name w:val="heading 3"/>
+    <w:basedOn w:val="Normal"/>
+    <w:link w:val="Heading3Char"/>
+    <w:uiPriority w:val="9"/>
+    <w:qFormat/>
+    <w:rsid w:val="00BE17EE"/>
+    <w:pPr>
+      <w:spacing w:before="100" w:beforeAutospacing="1" w:after="100" w:afterAutospacing="1" w:line="240" w:lineRule="auto"/>
+      <w:outlineLvl w:val="2"/>
+    </w:pPr>
+    <w:rPr>
+      <w:rFonts w:ascii="Times New Roman" w:eastAsia="Times New Roman" w:hAnsi="Times New Roman" w:cs="Times New Roman"/>
+      <w:b/>
+      <w:bCs/>
+      <w:sz w:val="27"/>
+      <w:szCs w:val="27"/>
+      <w:lang w:eastAsia="en-IN"/>
+    </w:rPr>
+  </w:style>
   <w:style w:type="character" w:default="1" w:styleId="DefaultParagraphFont">
     <w:name w:val="Default Paragraph Font"/>
     <w:uiPriority w:val="1"/>
@@ -3296,6 +6608,127 @@
     <w:rPr>
       <w:color w:val="0000FF"/>
       <w:u w:val="single"/>
+    </w:rPr>
+  </w:style>
+  <w:style w:type="character" w:customStyle="1" w:styleId="Heading2Char">
+    <w:name w:val="Heading 2 Char"/>
+    <w:basedOn w:val="DefaultParagraphFont"/>
+    <w:link w:val="Heading2"/>
+    <w:uiPriority w:val="9"/>
+    <w:rsid w:val="00BE17EE"/>
+    <w:rPr>
+      <w:rFonts w:ascii="Times New Roman" w:eastAsia="Times New Roman" w:hAnsi="Times New Roman" w:cs="Times New Roman"/>
+      <w:b/>
+      <w:bCs/>
+      <w:sz w:val="36"/>
+      <w:szCs w:val="36"/>
+      <w:lang w:eastAsia="en-IN"/>
+    </w:rPr>
+  </w:style>
+  <w:style w:type="character" w:customStyle="1" w:styleId="Heading3Char">
+    <w:name w:val="Heading 3 Char"/>
+    <w:basedOn w:val="DefaultParagraphFont"/>
+    <w:link w:val="Heading3"/>
+    <w:uiPriority w:val="9"/>
+    <w:rsid w:val="00BE17EE"/>
+    <w:rPr>
+      <w:rFonts w:ascii="Times New Roman" w:eastAsia="Times New Roman" w:hAnsi="Times New Roman" w:cs="Times New Roman"/>
+      <w:b/>
+      <w:bCs/>
+      <w:sz w:val="27"/>
+      <w:szCs w:val="27"/>
+      <w:lang w:eastAsia="en-IN"/>
+    </w:rPr>
+  </w:style>
+  <w:style w:type="paragraph" w:styleId="NormalWeb">
+    <w:name w:val="Normal (Web)"/>
+    <w:basedOn w:val="Normal"/>
+    <w:uiPriority w:val="99"/>
+    <w:semiHidden/>
+    <w:unhideWhenUsed/>
+    <w:rsid w:val="00BE17EE"/>
+    <w:pPr>
+      <w:spacing w:before="100" w:beforeAutospacing="1" w:after="100" w:afterAutospacing="1" w:line="240" w:lineRule="auto"/>
+    </w:pPr>
+    <w:rPr>
+      <w:rFonts w:ascii="Times New Roman" w:eastAsia="Times New Roman" w:hAnsi="Times New Roman" w:cs="Times New Roman"/>
+      <w:sz w:val="24"/>
+      <w:szCs w:val="24"/>
+      <w:lang w:eastAsia="en-IN"/>
+    </w:rPr>
+  </w:style>
+  <w:style w:type="character" w:styleId="Strong">
+    <w:name w:val="Strong"/>
+    <w:basedOn w:val="DefaultParagraphFont"/>
+    <w:uiPriority w:val="22"/>
+    <w:qFormat/>
+    <w:rsid w:val="00BE17EE"/>
+    <w:rPr>
+      <w:b/>
+      <w:bCs/>
+    </w:rPr>
+  </w:style>
+  <w:style w:type="paragraph" w:styleId="HTMLPreformatted">
+    <w:name w:val="HTML Preformatted"/>
+    <w:basedOn w:val="Normal"/>
+    <w:link w:val="HTMLPreformattedChar"/>
+    <w:uiPriority w:val="99"/>
+    <w:semiHidden/>
+    <w:unhideWhenUsed/>
+    <w:rsid w:val="00BE17EE"/>
+    <w:pPr>
+      <w:tabs>
+        <w:tab w:val="left" w:pos="916"/>
+        <w:tab w:val="left" w:pos="1832"/>
+        <w:tab w:val="left" w:pos="2748"/>
+        <w:tab w:val="left" w:pos="3664"/>
+        <w:tab w:val="left" w:pos="4580"/>
+        <w:tab w:val="left" w:pos="5496"/>
+        <w:tab w:val="left" w:pos="6412"/>
+        <w:tab w:val="left" w:pos="7328"/>
+        <w:tab w:val="left" w:pos="8244"/>
+        <w:tab w:val="left" w:pos="9160"/>
+        <w:tab w:val="left" w:pos="10076"/>
+        <w:tab w:val="left" w:pos="10992"/>
+        <w:tab w:val="left" w:pos="11908"/>
+        <w:tab w:val="left" w:pos="12824"/>
+        <w:tab w:val="left" w:pos="13740"/>
+        <w:tab w:val="left" w:pos="14656"/>
+      </w:tabs>
+      <w:spacing w:after="0" w:line="240" w:lineRule="auto"/>
+    </w:pPr>
+    <w:rPr>
+      <w:rFonts w:ascii="Courier New" w:eastAsia="Times New Roman" w:hAnsi="Courier New" w:cs="Courier New"/>
+      <w:sz w:val="20"/>
+      <w:szCs w:val="20"/>
+      <w:lang w:eastAsia="en-IN"/>
+    </w:rPr>
+  </w:style>
+  <w:style w:type="character" w:customStyle="1" w:styleId="HTMLPreformattedChar">
+    <w:name w:val="HTML Preformatted Char"/>
+    <w:basedOn w:val="DefaultParagraphFont"/>
+    <w:link w:val="HTMLPreformatted"/>
+    <w:uiPriority w:val="99"/>
+    <w:semiHidden/>
+    <w:rsid w:val="00BE17EE"/>
+    <w:rPr>
+      <w:rFonts w:ascii="Courier New" w:eastAsia="Times New Roman" w:hAnsi="Courier New" w:cs="Courier New"/>
+      <w:sz w:val="20"/>
+      <w:szCs w:val="20"/>
+      <w:lang w:eastAsia="en-IN"/>
+    </w:rPr>
+  </w:style>
+  <w:style w:type="character" w:styleId="HTMLCode">
+    <w:name w:val="HTML Code"/>
+    <w:basedOn w:val="DefaultParagraphFont"/>
+    <w:uiPriority w:val="99"/>
+    <w:semiHidden/>
+    <w:unhideWhenUsed/>
+    <w:rsid w:val="00BE17EE"/>
+    <w:rPr>
+      <w:rFonts w:ascii="Courier New" w:eastAsia="Times New Roman" w:hAnsi="Courier New" w:cs="Courier New"/>
+      <w:sz w:val="20"/>
+      <w:szCs w:val="20"/>
     </w:rPr>
   </w:style>
 </w:styles>
@@ -3461,6 +6894,46 @@
     <w:name w:val="Normal"/>
     <w:qFormat/>
   </w:style>
+  <w:style w:type="paragraph" w:styleId="Heading2">
+    <w:name w:val="heading 2"/>
+    <w:basedOn w:val="Normal"/>
+    <w:link w:val="Heading2Char"/>
+    <w:uiPriority w:val="9"/>
+    <w:qFormat/>
+    <w:rsid w:val="00BE17EE"/>
+    <w:pPr>
+      <w:spacing w:before="100" w:beforeAutospacing="1" w:after="100" w:afterAutospacing="1" w:line="240" w:lineRule="auto"/>
+      <w:outlineLvl w:val="1"/>
+    </w:pPr>
+    <w:rPr>
+      <w:rFonts w:ascii="Times New Roman" w:eastAsia="Times New Roman" w:hAnsi="Times New Roman" w:cs="Times New Roman"/>
+      <w:b/>
+      <w:bCs/>
+      <w:sz w:val="36"/>
+      <w:szCs w:val="36"/>
+      <w:lang w:eastAsia="en-IN"/>
+    </w:rPr>
+  </w:style>
+  <w:style w:type="paragraph" w:styleId="Heading3">
+    <w:name w:val="heading 3"/>
+    <w:basedOn w:val="Normal"/>
+    <w:link w:val="Heading3Char"/>
+    <w:uiPriority w:val="9"/>
+    <w:qFormat/>
+    <w:rsid w:val="00BE17EE"/>
+    <w:pPr>
+      <w:spacing w:before="100" w:beforeAutospacing="1" w:after="100" w:afterAutospacing="1" w:line="240" w:lineRule="auto"/>
+      <w:outlineLvl w:val="2"/>
+    </w:pPr>
+    <w:rPr>
+      <w:rFonts w:ascii="Times New Roman" w:eastAsia="Times New Roman" w:hAnsi="Times New Roman" w:cs="Times New Roman"/>
+      <w:b/>
+      <w:bCs/>
+      <w:sz w:val="27"/>
+      <w:szCs w:val="27"/>
+      <w:lang w:eastAsia="en-IN"/>
+    </w:rPr>
+  </w:style>
   <w:style w:type="character" w:default="1" w:styleId="DefaultParagraphFont">
     <w:name w:val="Default Paragraph Font"/>
     <w:uiPriority w:val="1"/>
@@ -3503,6 +6976,127 @@
     <w:rPr>
       <w:color w:val="0000FF"/>
       <w:u w:val="single"/>
+    </w:rPr>
+  </w:style>
+  <w:style w:type="character" w:customStyle="1" w:styleId="Heading2Char">
+    <w:name w:val="Heading 2 Char"/>
+    <w:basedOn w:val="DefaultParagraphFont"/>
+    <w:link w:val="Heading2"/>
+    <w:uiPriority w:val="9"/>
+    <w:rsid w:val="00BE17EE"/>
+    <w:rPr>
+      <w:rFonts w:ascii="Times New Roman" w:eastAsia="Times New Roman" w:hAnsi="Times New Roman" w:cs="Times New Roman"/>
+      <w:b/>
+      <w:bCs/>
+      <w:sz w:val="36"/>
+      <w:szCs w:val="36"/>
+      <w:lang w:eastAsia="en-IN"/>
+    </w:rPr>
+  </w:style>
+  <w:style w:type="character" w:customStyle="1" w:styleId="Heading3Char">
+    <w:name w:val="Heading 3 Char"/>
+    <w:basedOn w:val="DefaultParagraphFont"/>
+    <w:link w:val="Heading3"/>
+    <w:uiPriority w:val="9"/>
+    <w:rsid w:val="00BE17EE"/>
+    <w:rPr>
+      <w:rFonts w:ascii="Times New Roman" w:eastAsia="Times New Roman" w:hAnsi="Times New Roman" w:cs="Times New Roman"/>
+      <w:b/>
+      <w:bCs/>
+      <w:sz w:val="27"/>
+      <w:szCs w:val="27"/>
+      <w:lang w:eastAsia="en-IN"/>
+    </w:rPr>
+  </w:style>
+  <w:style w:type="paragraph" w:styleId="NormalWeb">
+    <w:name w:val="Normal (Web)"/>
+    <w:basedOn w:val="Normal"/>
+    <w:uiPriority w:val="99"/>
+    <w:semiHidden/>
+    <w:unhideWhenUsed/>
+    <w:rsid w:val="00BE17EE"/>
+    <w:pPr>
+      <w:spacing w:before="100" w:beforeAutospacing="1" w:after="100" w:afterAutospacing="1" w:line="240" w:lineRule="auto"/>
+    </w:pPr>
+    <w:rPr>
+      <w:rFonts w:ascii="Times New Roman" w:eastAsia="Times New Roman" w:hAnsi="Times New Roman" w:cs="Times New Roman"/>
+      <w:sz w:val="24"/>
+      <w:szCs w:val="24"/>
+      <w:lang w:eastAsia="en-IN"/>
+    </w:rPr>
+  </w:style>
+  <w:style w:type="character" w:styleId="Strong">
+    <w:name w:val="Strong"/>
+    <w:basedOn w:val="DefaultParagraphFont"/>
+    <w:uiPriority w:val="22"/>
+    <w:qFormat/>
+    <w:rsid w:val="00BE17EE"/>
+    <w:rPr>
+      <w:b/>
+      <w:bCs/>
+    </w:rPr>
+  </w:style>
+  <w:style w:type="paragraph" w:styleId="HTMLPreformatted">
+    <w:name w:val="HTML Preformatted"/>
+    <w:basedOn w:val="Normal"/>
+    <w:link w:val="HTMLPreformattedChar"/>
+    <w:uiPriority w:val="99"/>
+    <w:semiHidden/>
+    <w:unhideWhenUsed/>
+    <w:rsid w:val="00BE17EE"/>
+    <w:pPr>
+      <w:tabs>
+        <w:tab w:val="left" w:pos="916"/>
+        <w:tab w:val="left" w:pos="1832"/>
+        <w:tab w:val="left" w:pos="2748"/>
+        <w:tab w:val="left" w:pos="3664"/>
+        <w:tab w:val="left" w:pos="4580"/>
+        <w:tab w:val="left" w:pos="5496"/>
+        <w:tab w:val="left" w:pos="6412"/>
+        <w:tab w:val="left" w:pos="7328"/>
+        <w:tab w:val="left" w:pos="8244"/>
+        <w:tab w:val="left" w:pos="9160"/>
+        <w:tab w:val="left" w:pos="10076"/>
+        <w:tab w:val="left" w:pos="10992"/>
+        <w:tab w:val="left" w:pos="11908"/>
+        <w:tab w:val="left" w:pos="12824"/>
+        <w:tab w:val="left" w:pos="13740"/>
+        <w:tab w:val="left" w:pos="14656"/>
+      </w:tabs>
+      <w:spacing w:after="0" w:line="240" w:lineRule="auto"/>
+    </w:pPr>
+    <w:rPr>
+      <w:rFonts w:ascii="Courier New" w:eastAsia="Times New Roman" w:hAnsi="Courier New" w:cs="Courier New"/>
+      <w:sz w:val="20"/>
+      <w:szCs w:val="20"/>
+      <w:lang w:eastAsia="en-IN"/>
+    </w:rPr>
+  </w:style>
+  <w:style w:type="character" w:customStyle="1" w:styleId="HTMLPreformattedChar">
+    <w:name w:val="HTML Preformatted Char"/>
+    <w:basedOn w:val="DefaultParagraphFont"/>
+    <w:link w:val="HTMLPreformatted"/>
+    <w:uiPriority w:val="99"/>
+    <w:semiHidden/>
+    <w:rsid w:val="00BE17EE"/>
+    <w:rPr>
+      <w:rFonts w:ascii="Courier New" w:eastAsia="Times New Roman" w:hAnsi="Courier New" w:cs="Courier New"/>
+      <w:sz w:val="20"/>
+      <w:szCs w:val="20"/>
+      <w:lang w:eastAsia="en-IN"/>
+    </w:rPr>
+  </w:style>
+  <w:style w:type="character" w:styleId="HTMLCode">
+    <w:name w:val="HTML Code"/>
+    <w:basedOn w:val="DefaultParagraphFont"/>
+    <w:uiPriority w:val="99"/>
+    <w:semiHidden/>
+    <w:unhideWhenUsed/>
+    <w:rsid w:val="00BE17EE"/>
+    <w:rPr>
+      <w:rFonts w:ascii="Courier New" w:eastAsia="Times New Roman" w:hAnsi="Courier New" w:cs="Courier New"/>
+      <w:sz w:val="20"/>
+      <w:szCs w:val="20"/>
     </w:rPr>
   </w:style>
 </w:styles>

--- a/TheorynCoding/Study Material/Java Overall/Java Overall/Quick Java/oza sir/Study This/study material/Interview Question/LinkedIn Question Set1.docx
+++ b/TheorynCoding/Study Material/Java Overall/Java Overall/Quick Java/oza sir/Study This/study material/Interview Question/LinkedIn Question Set1.docx
@@ -2861,6 +2861,272 @@
       </w:r>
     </w:p>
     <w:p>
+      <w:pPr>
+        <w:pStyle w:val="NormalWeb"/>
+      </w:pPr>
+      <w:r>
+        <w:t>Examples:</w:t>
+      </w:r>
+    </w:p>
+    <w:p>
+      <w:pPr>
+        <w:spacing w:after="0" w:line="240" w:lineRule="auto"/>
+        <w:rPr>
+          <w:rFonts w:ascii="Times New Roman" w:eastAsia="Times New Roman" w:hAnsi="Times New Roman" w:cs="Times New Roman"/>
+          <w:sz w:val="24"/>
+          <w:szCs w:val="24"/>
+          <w:lang w:eastAsia="en-IN"/>
+        </w:rPr>
+      </w:pPr>
+      <w:r>
+        <w:rPr>
+          <w:rFonts w:ascii="Times New Roman" w:eastAsia="Times New Roman" w:hAnsi="Symbol" w:cs="Times New Roman"/>
+          <w:sz w:val="24"/>
+          <w:szCs w:val="24"/>
+          <w:lang w:eastAsia="en-IN"/>
+        </w:rPr>
+        <w:t></w:t>
+      </w:r>
+      <w:r>
+        <w:rPr>
+          <w:rFonts w:ascii="Times New Roman" w:eastAsia="Times New Roman" w:hAnsi="Times New Roman" w:cs="Times New Roman"/>
+          <w:sz w:val="24"/>
+          <w:szCs w:val="24"/>
+          <w:lang w:eastAsia="en-IN"/>
+        </w:rPr>
+        <w:t xml:space="preserve">  </w:t>
+      </w:r>
+      <w:r>
+        <w:rPr>
+          <w:rFonts w:ascii="Courier New" w:eastAsia="Times New Roman" w:hAnsi="Courier New" w:cs="Courier New"/>
+          <w:sz w:val="20"/>
+          <w:szCs w:val="20"/>
+          <w:lang w:eastAsia="en-IN"/>
+        </w:rPr>
+        <w:t>java.sql.Connection</w:t>
+      </w:r>
+      <w:r>
+        <w:rPr>
+          <w:rFonts w:ascii="Times New Roman" w:eastAsia="Times New Roman" w:hAnsi="Times New Roman" w:cs="Times New Roman"/>
+          <w:sz w:val="24"/>
+          <w:szCs w:val="24"/>
+          <w:lang w:eastAsia="en-IN"/>
+        </w:rPr>
+        <w:t xml:space="preserve"> </w:t>
+      </w:r>
+    </w:p>
+    <w:p>
+      <w:pPr>
+        <w:spacing w:after="0" w:line="240" w:lineRule="auto"/>
+        <w:rPr>
+          <w:rFonts w:ascii="Times New Roman" w:eastAsia="Times New Roman" w:hAnsi="Times New Roman" w:cs="Times New Roman"/>
+          <w:sz w:val="24"/>
+          <w:szCs w:val="24"/>
+          <w:lang w:eastAsia="en-IN"/>
+        </w:rPr>
+      </w:pPr>
+      <w:r>
+        <w:rPr>
+          <w:rFonts w:ascii="Times New Roman" w:eastAsia="Times New Roman" w:hAnsi="Symbol" w:cs="Times New Roman"/>
+          <w:sz w:val="24"/>
+          <w:szCs w:val="24"/>
+          <w:lang w:eastAsia="en-IN"/>
+        </w:rPr>
+        <w:t></w:t>
+      </w:r>
+      <w:r>
+        <w:rPr>
+          <w:rFonts w:ascii="Times New Roman" w:eastAsia="Times New Roman" w:hAnsi="Times New Roman" w:cs="Times New Roman"/>
+          <w:sz w:val="24"/>
+          <w:szCs w:val="24"/>
+          <w:lang w:eastAsia="en-IN"/>
+        </w:rPr>
+        <w:t xml:space="preserve">  </w:t>
+      </w:r>
+      <w:r>
+        <w:rPr>
+          <w:rFonts w:ascii="Courier New" w:eastAsia="Times New Roman" w:hAnsi="Courier New" w:cs="Courier New"/>
+          <w:sz w:val="20"/>
+          <w:szCs w:val="20"/>
+          <w:lang w:eastAsia="en-IN"/>
+        </w:rPr>
+        <w:t>java.sql.DriverManager</w:t>
+      </w:r>
+      <w:r>
+        <w:rPr>
+          <w:rFonts w:ascii="Times New Roman" w:eastAsia="Times New Roman" w:hAnsi="Times New Roman" w:cs="Times New Roman"/>
+          <w:sz w:val="24"/>
+          <w:szCs w:val="24"/>
+          <w:lang w:eastAsia="en-IN"/>
+        </w:rPr>
+        <w:t xml:space="preserve"> </w:t>
+      </w:r>
+    </w:p>
+    <w:p>
+      <w:pPr>
+        <w:spacing w:after="0" w:line="240" w:lineRule="auto"/>
+        <w:rPr>
+          <w:rFonts w:ascii="Times New Roman" w:eastAsia="Times New Roman" w:hAnsi="Times New Roman" w:cs="Times New Roman"/>
+          <w:sz w:val="24"/>
+          <w:szCs w:val="24"/>
+          <w:lang w:eastAsia="en-IN"/>
+        </w:rPr>
+      </w:pPr>
+      <w:r>
+        <w:rPr>
+          <w:rFonts w:ascii="Times New Roman" w:eastAsia="Times New Roman" w:hAnsi="Symbol" w:cs="Times New Roman"/>
+          <w:sz w:val="24"/>
+          <w:szCs w:val="24"/>
+          <w:lang w:eastAsia="en-IN"/>
+        </w:rPr>
+        <w:lastRenderedPageBreak/>
+        <w:t></w:t>
+      </w:r>
+      <w:r>
+        <w:rPr>
+          <w:rFonts w:ascii="Times New Roman" w:eastAsia="Times New Roman" w:hAnsi="Times New Roman" w:cs="Times New Roman"/>
+          <w:sz w:val="24"/>
+          <w:szCs w:val="24"/>
+          <w:lang w:eastAsia="en-IN"/>
+        </w:rPr>
+        <w:t xml:space="preserve">  </w:t>
+      </w:r>
+      <w:r>
+        <w:rPr>
+          <w:rFonts w:ascii="Courier New" w:eastAsia="Times New Roman" w:hAnsi="Courier New" w:cs="Courier New"/>
+          <w:sz w:val="20"/>
+          <w:szCs w:val="20"/>
+          <w:lang w:eastAsia="en-IN"/>
+        </w:rPr>
+        <w:t>java.xml.parsers.DocumentBuilder</w:t>
+      </w:r>
+      <w:r>
+        <w:rPr>
+          <w:rFonts w:ascii="Times New Roman" w:eastAsia="Times New Roman" w:hAnsi="Times New Roman" w:cs="Times New Roman"/>
+          <w:sz w:val="24"/>
+          <w:szCs w:val="24"/>
+          <w:lang w:eastAsia="en-IN"/>
+        </w:rPr>
+        <w:t xml:space="preserve"> </w:t>
+      </w:r>
+    </w:p>
+    <w:p>
+      <w:pPr>
+        <w:spacing w:after="0" w:line="240" w:lineRule="auto"/>
+        <w:rPr>
+          <w:rFonts w:ascii="Times New Roman" w:eastAsia="Times New Roman" w:hAnsi="Times New Roman" w:cs="Times New Roman"/>
+          <w:sz w:val="24"/>
+          <w:szCs w:val="24"/>
+          <w:lang w:eastAsia="en-IN"/>
+        </w:rPr>
+      </w:pPr>
+      <w:r>
+        <w:rPr>
+          <w:rFonts w:ascii="Times New Roman" w:eastAsia="Times New Roman" w:hAnsi="Symbol" w:cs="Times New Roman"/>
+          <w:sz w:val="24"/>
+          <w:szCs w:val="24"/>
+          <w:lang w:eastAsia="en-IN"/>
+        </w:rPr>
+        <w:t></w:t>
+      </w:r>
+      <w:r>
+        <w:rPr>
+          <w:rFonts w:ascii="Times New Roman" w:eastAsia="Times New Roman" w:hAnsi="Times New Roman" w:cs="Times New Roman"/>
+          <w:sz w:val="24"/>
+          <w:szCs w:val="24"/>
+          <w:lang w:eastAsia="en-IN"/>
+        </w:rPr>
+        <w:t xml:space="preserve">  </w:t>
+      </w:r>
+      <w:r>
+        <w:rPr>
+          <w:rFonts w:ascii="Courier New" w:eastAsia="Times New Roman" w:hAnsi="Courier New" w:cs="Courier New"/>
+          <w:sz w:val="20"/>
+          <w:szCs w:val="20"/>
+          <w:lang w:eastAsia="en-IN"/>
+        </w:rPr>
+        <w:t>javax.crypto.Cipher</w:t>
+      </w:r>
+      <w:r>
+        <w:rPr>
+          <w:rFonts w:ascii="Times New Roman" w:eastAsia="Times New Roman" w:hAnsi="Times New Roman" w:cs="Times New Roman"/>
+          <w:sz w:val="24"/>
+          <w:szCs w:val="24"/>
+          <w:lang w:eastAsia="en-IN"/>
+        </w:rPr>
+        <w:t xml:space="preserve"> </w:t>
+      </w:r>
+    </w:p>
+    <w:p>
+      <w:pPr>
+        <w:spacing w:after="0" w:line="240" w:lineRule="auto"/>
+        <w:rPr>
+          <w:rFonts w:ascii="Times New Roman" w:eastAsia="Times New Roman" w:hAnsi="Times New Roman" w:cs="Times New Roman"/>
+          <w:sz w:val="24"/>
+          <w:szCs w:val="24"/>
+          <w:lang w:eastAsia="en-IN"/>
+        </w:rPr>
+      </w:pPr>
+      <w:r>
+        <w:rPr>
+          <w:rFonts w:ascii="Times New Roman" w:eastAsia="Times New Roman" w:hAnsi="Symbol" w:cs="Times New Roman"/>
+          <w:sz w:val="24"/>
+          <w:szCs w:val="24"/>
+          <w:lang w:eastAsia="en-IN"/>
+        </w:rPr>
+        <w:t></w:t>
+      </w:r>
+      <w:r>
+        <w:rPr>
+          <w:rFonts w:ascii="Times New Roman" w:eastAsia="Times New Roman" w:hAnsi="Times New Roman" w:cs="Times New Roman"/>
+          <w:sz w:val="24"/>
+          <w:szCs w:val="24"/>
+          <w:lang w:eastAsia="en-IN"/>
+        </w:rPr>
+        <w:t xml:space="preserve">  </w:t>
+      </w:r>
+      <w:r>
+        <w:rPr>
+          <w:rFonts w:ascii="Courier New" w:eastAsia="Times New Roman" w:hAnsi="Courier New" w:cs="Courier New"/>
+          <w:sz w:val="20"/>
+          <w:szCs w:val="20"/>
+          <w:lang w:eastAsia="en-IN"/>
+        </w:rPr>
+        <w:t>javax.naming.Context</w:t>
+      </w:r>
+      <w:r>
+        <w:rPr>
+          <w:rFonts w:ascii="Times New Roman" w:eastAsia="Times New Roman" w:hAnsi="Times New Roman" w:cs="Times New Roman"/>
+          <w:sz w:val="24"/>
+          <w:szCs w:val="24"/>
+          <w:lang w:eastAsia="en-IN"/>
+        </w:rPr>
+        <w:t xml:space="preserve"> </w:t>
+      </w:r>
+    </w:p>
+    <w:p>
+      <w:pPr>
+        <w:pStyle w:val="NormalWeb"/>
+      </w:pPr>
+      <w:r>
+        <w:rPr>
+          <w:rFonts w:hAnsi="Symbol"/>
+        </w:rPr>
+        <w:t></w:t>
+      </w:r>
+      <w:r>
+        <w:t xml:space="preserve">  </w:t>
+      </w:r>
+      <w:r>
+        <w:rPr>
+          <w:rFonts w:ascii="Courier New" w:hAnsi="Courier New" w:cs="Courier New"/>
+          <w:sz w:val="20"/>
+          <w:szCs w:val="20"/>
+        </w:rPr>
+        <w:t>java.net.http.HttpClient</w:t>
+      </w:r>
+    </w:p>
+    <w:p>
       <w:r>
         <w:pict>
           <v:rect id="_x0000_i1033" style="width:0;height:1.5pt" o:hralign="center" o:hrstd="t" o:hr="t" fillcolor="#a0a0a0" stroked="f"/>
@@ -2884,7 +3150,6 @@
         </w:numPr>
       </w:pPr>
       <w:r>
-        <w:lastRenderedPageBreak/>
         <w:t>Loads classes from your application's classpath.</w:t>
       </w:r>
     </w:p>
@@ -3059,6 +3324,7 @@
         <w:pStyle w:val="NormalWeb"/>
       </w:pPr>
       <w:r>
+        <w:lastRenderedPageBreak/>
         <w:t xml:space="preserve">Bootstrap finds </w:t>
       </w:r>
       <w:r>
@@ -3134,7 +3400,6 @@
         <w:rPr>
           <w:rStyle w:val="HTMLCode"/>
         </w:rPr>
-        <w:lastRenderedPageBreak/>
         <w:t xml:space="preserve">          ▼</w:t>
       </w:r>
     </w:p>
@@ -3297,6 +3562,7 @@
         <w:pStyle w:val="Heading1"/>
       </w:pPr>
       <w:r>
+        <w:lastRenderedPageBreak/>
         <w:t>Common Follow-up Questions</w:t>
       </w:r>
     </w:p>
@@ -3357,7 +3623,6 @@
         </w:numPr>
       </w:pPr>
       <w:r>
-        <w:lastRenderedPageBreak/>
         <w:t xml:space="preserve">What is a </w:t>
       </w:r>
       <w:r>
@@ -3670,6 +3935,7 @@
               </w:rPr>
             </w:pPr>
             <w:r>
+              <w:lastRenderedPageBreak/>
               <w:t xml:space="preserve">Usually happens with methods like </w:t>
             </w:r>
             <w:r>
@@ -3757,7 +4023,6 @@
     </w:tbl>
     <w:p>
       <w:r>
-        <w:lastRenderedPageBreak/>
         <w:pict>
           <v:rect id="_x0000_i1038" style="width:0;height:1.5pt" o:hralign="center" o:hrstd="t" o:hr="t" fillcolor="#a0a0a0" stroked="f"/>
         </w:pict>
@@ -3999,6 +4264,7 @@
         </w:numPr>
       </w:pPr>
       <w:r>
+        <w:lastRenderedPageBreak/>
         <w:t>Class not in the classpath</w:t>
       </w:r>
     </w:p>
@@ -4047,7 +4313,6 @@
         <w:pStyle w:val="NormalWeb"/>
       </w:pPr>
       <w:r>
-        <w:lastRenderedPageBreak/>
         <w:t>Compile both classes:</w:t>
       </w:r>
     </w:p>
@@ -4248,6 +4513,7 @@
         <w:pStyle w:val="Heading1"/>
       </w:pPr>
       <w:r>
+        <w:lastRenderedPageBreak/>
         <w:t>Another Cause of NoClassDefFoundError</w:t>
       </w:r>
     </w:p>
@@ -4373,7 +4639,6 @@
         <w:pStyle w:val="NormalWeb"/>
       </w:pPr>
       <w:r>
-        <w:lastRenderedPageBreak/>
         <w:t xml:space="preserve">The static block throws an exception during class initialization, so the </w:t>
       </w:r>
       <w:r>
@@ -4491,6 +4756,7 @@
     </w:p>
     <w:p>
       <w:r>
+        <w:lastRenderedPageBreak/>
         <w:pict>
           <v:rect id="_x0000_i1043" style="width:0;height:1.5pt" o:hralign="center" o:hrstd="t" o:hr="t" fillcolor="#a0a0a0" stroked="f"/>
         </w:pict>
@@ -4627,6 +4893,463 @@
     <w:p>
       <w:pPr>
         <w:pStyle w:val="NormalWeb"/>
+        <w:shd w:val="clear" w:color="auto" w:fill="C4BC96" w:themeFill="background2" w:themeFillShade="BF"/>
+      </w:pPr>
+    </w:p>
+    <w:p>
+      <w:pPr>
+        <w:pStyle w:val="NormalWeb"/>
+        <w:shd w:val="clear" w:color="auto" w:fill="C4BC96" w:themeFill="background2" w:themeFillShade="BF"/>
+      </w:pPr>
+      <w:r>
+        <w:t>Operating System (OS)</w:t>
+      </w:r>
+      <w:r>
+        <w:br/>
+        <w:t>│</w:t>
+      </w:r>
+      <w:r>
+        <w:br/>
+        <w:t>└── JVM Process</w:t>
+      </w:r>
+      <w:r>
+        <w:br/>
+        <w:t>│</w:t>
+      </w:r>
+      <w:r>
+        <w:br/>
+      </w:r>
+      <w:r>
+        <w:rPr>
+          <w:rFonts w:ascii="Arial" w:hAnsi="Arial" w:cs="Arial"/>
+        </w:rPr>
+        <w:t>├</w:t>
+      </w:r>
+      <w:r>
+        <w:rPr>
+          <w:rFonts w:ascii="Calibri" w:hAnsi="Calibri" w:cs="Calibri"/>
+        </w:rPr>
+        <w:t>──</w:t>
+      </w:r>
+      <w:r>
+        <w:t xml:space="preserve"> Heap Memory</w:t>
+      </w:r>
+      <w:r>
+        <w:br/>
+        <w:t xml:space="preserve">│ </w:t>
+      </w:r>
+      <w:r>
+        <w:rPr>
+          <w:rFonts w:ascii="Arial" w:hAnsi="Arial" w:cs="Arial"/>
+        </w:rPr>
+        <w:t>├</w:t>
+      </w:r>
+      <w:r>
+        <w:rPr>
+          <w:rFonts w:ascii="Calibri" w:hAnsi="Calibri" w:cs="Calibri"/>
+        </w:rPr>
+        <w:t>──</w:t>
+      </w:r>
+      <w:r>
+        <w:t xml:space="preserve"> Objects</w:t>
+      </w:r>
+      <w:r>
+        <w:br/>
+        <w:t xml:space="preserve">│ </w:t>
+      </w:r>
+      <w:r>
+        <w:rPr>
+          <w:rFonts w:ascii="Arial" w:hAnsi="Arial" w:cs="Arial"/>
+        </w:rPr>
+        <w:t>├</w:t>
+      </w:r>
+      <w:r>
+        <w:rPr>
+          <w:rFonts w:ascii="Calibri" w:hAnsi="Calibri" w:cs="Calibri"/>
+        </w:rPr>
+        <w:t>──</w:t>
+      </w:r>
+      <w:r>
+        <w:t xml:space="preserve"> Arrays</w:t>
+      </w:r>
+      <w:r>
+        <w:br/>
+        <w:t xml:space="preserve">│ </w:t>
+      </w:r>
+      <w:r>
+        <w:rPr>
+          <w:rFonts w:ascii="Arial" w:hAnsi="Arial" w:cs="Arial"/>
+        </w:rPr>
+        <w:t>├</w:t>
+      </w:r>
+      <w:r>
+        <w:rPr>
+          <w:rFonts w:ascii="Calibri" w:hAnsi="Calibri" w:cs="Calibri"/>
+        </w:rPr>
+        <w:t>──</w:t>
+      </w:r>
+      <w:r>
+        <w:t xml:space="preserve"> Instance variables</w:t>
+      </w:r>
+      <w:r>
+        <w:br/>
+        <w:t>│ └── String Pool (Java 7+)</w:t>
+      </w:r>
+      <w:r>
+        <w:br/>
+        <w:t>│</w:t>
+      </w:r>
+      <w:r>
+        <w:br/>
+      </w:r>
+      <w:r>
+        <w:rPr>
+          <w:rFonts w:ascii="Arial" w:hAnsi="Arial" w:cs="Arial"/>
+        </w:rPr>
+        <w:lastRenderedPageBreak/>
+        <w:t>├</w:t>
+      </w:r>
+      <w:r>
+        <w:rPr>
+          <w:rFonts w:ascii="Calibri" w:hAnsi="Calibri" w:cs="Calibri"/>
+        </w:rPr>
+        <w:t>──</w:t>
+      </w:r>
+      <w:r>
+        <w:t xml:space="preserve"> Metaspace (Java 8+)</w:t>
+      </w:r>
+      <w:r>
+        <w:br/>
+        <w:t xml:space="preserve">│ </w:t>
+      </w:r>
+      <w:r>
+        <w:rPr>
+          <w:rFonts w:ascii="Arial" w:hAnsi="Arial" w:cs="Arial"/>
+        </w:rPr>
+        <w:t>├</w:t>
+      </w:r>
+      <w:r>
+        <w:rPr>
+          <w:rFonts w:ascii="Calibri" w:hAnsi="Calibri" w:cs="Calibri"/>
+        </w:rPr>
+        <w:t>──</w:t>
+      </w:r>
+      <w:r>
+        <w:t xml:space="preserve"> Class metadata</w:t>
+      </w:r>
+      <w:r>
+        <w:br/>
+        <w:t xml:space="preserve">│ </w:t>
+      </w:r>
+      <w:r>
+        <w:rPr>
+          <w:rFonts w:ascii="Arial" w:hAnsi="Arial" w:cs="Arial"/>
+        </w:rPr>
+        <w:t>├</w:t>
+      </w:r>
+      <w:r>
+        <w:rPr>
+          <w:rFonts w:ascii="Calibri" w:hAnsi="Calibri" w:cs="Calibri"/>
+        </w:rPr>
+        <w:t>──</w:t>
+      </w:r>
+      <w:r>
+        <w:t xml:space="preserve"> Method metadata</w:t>
+      </w:r>
+      <w:r>
+        <w:br/>
+        <w:t xml:space="preserve">│ </w:t>
+      </w:r>
+      <w:r>
+        <w:rPr>
+          <w:rFonts w:ascii="Arial" w:hAnsi="Arial" w:cs="Arial"/>
+        </w:rPr>
+        <w:t>├</w:t>
+      </w:r>
+      <w:r>
+        <w:rPr>
+          <w:rFonts w:ascii="Calibri" w:hAnsi="Calibri" w:cs="Calibri"/>
+        </w:rPr>
+        <w:t>──</w:t>
+      </w:r>
+      <w:r>
+        <w:t xml:space="preserve"> Field information</w:t>
+      </w:r>
+      <w:r>
+        <w:br/>
+        <w:t xml:space="preserve">│ </w:t>
+      </w:r>
+      <w:r>
+        <w:rPr>
+          <w:rFonts w:ascii="Arial" w:hAnsi="Arial" w:cs="Arial"/>
+        </w:rPr>
+        <w:t>├</w:t>
+      </w:r>
+      <w:r>
+        <w:rPr>
+          <w:rFonts w:ascii="Calibri" w:hAnsi="Calibri" w:cs="Calibri"/>
+        </w:rPr>
+        <w:t>──</w:t>
+      </w:r>
+      <w:r>
+        <w:t xml:space="preserve"> Runtime constant pool</w:t>
+      </w:r>
+      <w:r>
+        <w:br/>
+        <w:t>│ └── Static variables (of classes)</w:t>
+      </w:r>
+      <w:r>
+        <w:br/>
+        <w:t>│</w:t>
+      </w:r>
+      <w:r>
+        <w:br/>
+      </w:r>
+      <w:r>
+        <w:rPr>
+          <w:rFonts w:ascii="Arial" w:hAnsi="Arial" w:cs="Arial"/>
+        </w:rPr>
+        <w:t>├</w:t>
+      </w:r>
+      <w:r>
+        <w:rPr>
+          <w:rFonts w:ascii="Calibri" w:hAnsi="Calibri" w:cs="Calibri"/>
+        </w:rPr>
+        <w:t>──</w:t>
+      </w:r>
+      <w:r>
+        <w:t xml:space="preserve"> PermGen (Java 6 and earlier)</w:t>
+      </w:r>
+      <w:r>
+        <w:br/>
+        <w:t xml:space="preserve">│ </w:t>
+      </w:r>
+      <w:r>
+        <w:rPr>
+          <w:rFonts w:ascii="Arial" w:hAnsi="Arial" w:cs="Arial"/>
+        </w:rPr>
+        <w:t>├</w:t>
+      </w:r>
+      <w:r>
+        <w:rPr>
+          <w:rFonts w:ascii="Calibri" w:hAnsi="Calibri" w:cs="Calibri"/>
+        </w:rPr>
+        <w:t>──</w:t>
+      </w:r>
+      <w:r>
+        <w:t xml:space="preserve"> Class metadata</w:t>
+      </w:r>
+      <w:r>
+        <w:br/>
+        <w:t xml:space="preserve">│ </w:t>
+      </w:r>
+      <w:r>
+        <w:rPr>
+          <w:rFonts w:ascii="Arial" w:hAnsi="Arial" w:cs="Arial"/>
+        </w:rPr>
+        <w:t>├</w:t>
+      </w:r>
+      <w:r>
+        <w:rPr>
+          <w:rFonts w:ascii="Calibri" w:hAnsi="Calibri" w:cs="Calibri"/>
+        </w:rPr>
+        <w:t>──</w:t>
+      </w:r>
+      <w:r>
+        <w:t xml:space="preserve"> Method metadata</w:t>
+      </w:r>
+      <w:r>
+        <w:br/>
+        <w:t xml:space="preserve">│ </w:t>
+      </w:r>
+      <w:r>
+        <w:rPr>
+          <w:rFonts w:ascii="Arial" w:hAnsi="Arial" w:cs="Arial"/>
+        </w:rPr>
+        <w:t>├</w:t>
+      </w:r>
+      <w:r>
+        <w:rPr>
+          <w:rFonts w:ascii="Calibri" w:hAnsi="Calibri" w:cs="Calibri"/>
+        </w:rPr>
+        <w:t>──</w:t>
+      </w:r>
+      <w:r>
+        <w:t xml:space="preserve"> Runtime constant pool</w:t>
+      </w:r>
+      <w:r>
+        <w:br/>
+        <w:t xml:space="preserve">│ </w:t>
+      </w:r>
+      <w:r>
+        <w:rPr>
+          <w:rFonts w:ascii="Arial" w:hAnsi="Arial" w:cs="Arial"/>
+        </w:rPr>
+        <w:t>├</w:t>
+      </w:r>
+      <w:r>
+        <w:rPr>
+          <w:rFonts w:ascii="Calibri" w:hAnsi="Calibri" w:cs="Calibri"/>
+        </w:rPr>
+        <w:t>──</w:t>
+      </w:r>
+      <w:r>
+        <w:t xml:space="preserve"> Static variables</w:t>
+      </w:r>
+      <w:r>
+        <w:br/>
+        <w:t>│ └── String Pool (before Java 7)</w:t>
+      </w:r>
+      <w:r>
+        <w:br/>
+        <w:t>│</w:t>
+      </w:r>
+      <w:r>
+        <w:br/>
+      </w:r>
+      <w:r>
+        <w:rPr>
+          <w:rFonts w:ascii="Arial" w:hAnsi="Arial" w:cs="Arial"/>
+        </w:rPr>
+        <w:t>├</w:t>
+      </w:r>
+      <w:r>
+        <w:rPr>
+          <w:rFonts w:ascii="Calibri" w:hAnsi="Calibri" w:cs="Calibri"/>
+        </w:rPr>
+        <w:t>──</w:t>
+      </w:r>
+      <w:r>
+        <w:t xml:space="preserve"> Stack Memory</w:t>
+      </w:r>
+      <w:r>
+        <w:br/>
+        <w:t xml:space="preserve">│ </w:t>
+      </w:r>
+      <w:r>
+        <w:rPr>
+          <w:rFonts w:ascii="Arial" w:hAnsi="Arial" w:cs="Arial"/>
+        </w:rPr>
+        <w:t>├</w:t>
+      </w:r>
+      <w:r>
+        <w:rPr>
+          <w:rFonts w:ascii="Calibri" w:hAnsi="Calibri" w:cs="Calibri"/>
+        </w:rPr>
+        <w:t>──</w:t>
+      </w:r>
+      <w:r>
+        <w:t xml:space="preserve"> Method calls (Stack Frames)</w:t>
+      </w:r>
+      <w:r>
+        <w:br/>
+        <w:t xml:space="preserve">│ </w:t>
+      </w:r>
+      <w:r>
+        <w:rPr>
+          <w:rFonts w:ascii="Arial" w:hAnsi="Arial" w:cs="Arial"/>
+        </w:rPr>
+        <w:t>├</w:t>
+      </w:r>
+      <w:r>
+        <w:rPr>
+          <w:rFonts w:ascii="Calibri" w:hAnsi="Calibri" w:cs="Calibri"/>
+        </w:rPr>
+        <w:t>──</w:t>
+      </w:r>
+      <w:r>
+        <w:t xml:space="preserve"> Local variables</w:t>
+      </w:r>
+      <w:r>
+        <w:br/>
+        <w:t xml:space="preserve">│ </w:t>
+      </w:r>
+      <w:r>
+        <w:rPr>
+          <w:rFonts w:ascii="Arial" w:hAnsi="Arial" w:cs="Arial"/>
+        </w:rPr>
+        <w:t>├</w:t>
+      </w:r>
+      <w:r>
+        <w:rPr>
+          <w:rFonts w:ascii="Calibri" w:hAnsi="Calibri" w:cs="Calibri"/>
+        </w:rPr>
+        <w:t>──</w:t>
+      </w:r>
+      <w:r>
+        <w:t xml:space="preserve"> Method parameters</w:t>
+      </w:r>
+      <w:r>
+        <w:br/>
+        <w:t xml:space="preserve">│ </w:t>
+      </w:r>
+      <w:r>
+        <w:rPr>
+          <w:rFonts w:ascii="Arial" w:hAnsi="Arial" w:cs="Arial"/>
+        </w:rPr>
+        <w:t>├</w:t>
+      </w:r>
+      <w:r>
+        <w:rPr>
+          <w:rFonts w:ascii="Calibri" w:hAnsi="Calibri" w:cs="Calibri"/>
+        </w:rPr>
+        <w:t>──</w:t>
+      </w:r>
+      <w:r>
+        <w:t xml:space="preserve"> Return values</w:t>
+      </w:r>
+      <w:r>
+        <w:br/>
+        <w:t>│ └── Partial execution results</w:t>
+      </w:r>
+      <w:r>
+        <w:br/>
+        <w:t>│</w:t>
+      </w:r>
+      <w:r>
+        <w:br/>
+      </w:r>
+      <w:r>
+        <w:rPr>
+          <w:rFonts w:ascii="Arial" w:hAnsi="Arial" w:cs="Arial"/>
+        </w:rPr>
+        <w:t>├</w:t>
+      </w:r>
+      <w:r>
+        <w:rPr>
+          <w:rFonts w:ascii="Calibri" w:hAnsi="Calibri" w:cs="Calibri"/>
+        </w:rPr>
+        <w:t>──</w:t>
+      </w:r>
+      <w:r>
+        <w:t xml:space="preserve"> PC (Program Counter) Register</w:t>
+      </w:r>
+      <w:r>
+        <w:br/>
+        <w:t>│ └── Address of the current JVM instruction</w:t>
+      </w:r>
+      <w:r>
+        <w:br/>
+        <w:t>│</w:t>
+      </w:r>
+      <w:r>
+        <w:br/>
+        <w:t>└── Native Method Stack</w:t>
+      </w:r>
+      <w:r>
+        <w:br/>
+        <w:t>└── Execution of native (C/C++) methods</w:t>
+      </w:r>
+    </w:p>
+    <w:p>
+      <w:pPr>
+        <w:pStyle w:val="NormalWeb"/>
+        <w:shd w:val="clear" w:color="auto" w:fill="C4BC96" w:themeFill="background2" w:themeFillShade="BF"/>
+      </w:pPr>
+    </w:p>
+    <w:p>
+      <w:pPr>
+        <w:pStyle w:val="NormalWeb"/>
       </w:pPr>
       <w:r>
         <w:t xml:space="preserve">If two string literals have the same value, Java stores only </w:t>
@@ -4696,6 +5419,7 @@
         <w:rPr>
           <w:rStyle w:val="HTMLCode"/>
         </w:rPr>
+        <w:lastRenderedPageBreak/>
         <w:t>String Pool</w:t>
       </w:r>
     </w:p>
@@ -4890,7 +5614,6 @@
         <w:pStyle w:val="NormalWeb"/>
       </w:pPr>
       <w:r>
-        <w:lastRenderedPageBreak/>
         <w:t>Java creates:</w:t>
       </w:r>
     </w:p>
@@ -5149,6 +5872,7 @@
         <w:pStyle w:val="Heading1"/>
       </w:pPr>
       <w:r>
+        <w:lastRenderedPageBreak/>
         <w:t xml:space="preserve">3. What is </w:t>
       </w:r>
       <w:r>
@@ -5267,7 +5991,6 @@
         <w:pStyle w:val="NormalWeb"/>
       </w:pPr>
       <w:r>
-        <w:lastRenderedPageBreak/>
         <w:t>Output:</w:t>
       </w:r>
     </w:p>
@@ -5429,6 +6152,7 @@
         <w:pStyle w:val="NormalWeb"/>
       </w:pPr>
       <w:r>
+        <w:lastRenderedPageBreak/>
         <w:t>Both now point to the same pooled object.</w:t>
       </w:r>
     </w:p>
@@ -5689,6 +6413,7 @@
     </w:p>
     <w:p>
       <w:r>
+        <w:lastRenderedPageBreak/>
         <w:pict>
           <v:rect id="_x0000_i1050" style="width:0;height:1.5pt" o:hralign="center" o:hrstd="t" o:hr="t" fillcolor="#a0a0a0" stroked="f"/>
         </w:pict>
@@ -5801,7 +6526,6 @@
         <w:pStyle w:val="NormalWeb"/>
       </w:pPr>
       <w:r>
-        <w:lastRenderedPageBreak/>
         <w:t xml:space="preserve">The text </w:t>
       </w:r>
       <w:r>
@@ -5997,6 +6721,7 @@
         <w:pStyle w:val="Heading1"/>
       </w:pPr>
       <w:r>
+        <w:lastRenderedPageBreak/>
         <w:t>Interview Memory Trick</w:t>
       </w:r>
     </w:p>
@@ -6117,7 +6842,6 @@
         <w:pStyle w:val="Heading1"/>
       </w:pPr>
       <w:r>
-        <w:lastRenderedPageBreak/>
         <w:t>Common Follow-up Questions</w:t>
       </w:r>
     </w:p>
@@ -6296,6 +7020,7 @@
         <w:pStyle w:val="Heading1"/>
       </w:pPr>
       <w:r>
+        <w:lastRenderedPageBreak/>
         <w:t>Interview Answer</w:t>
       </w:r>
     </w:p>
@@ -6704,6 +7429,7 @@
         <w:rPr>
           <w:rStyle w:val="HTMLCode"/>
         </w:rPr>
+        <w:lastRenderedPageBreak/>
         <w:t>Employee emp = new Employee();</w:t>
       </w:r>
     </w:p>
@@ -6885,7 +7611,6 @@
         <w:rPr>
           <w:rStyle w:val="HTMLCode"/>
         </w:rPr>
-        <w:lastRenderedPageBreak/>
         <w:t>public void setSalary(double salary) {</w:t>
       </w:r>
     </w:p>
@@ -6951,6 +7676,30 @@
       </w:pPr>
       <w:r>
         <w:t>Only valid values are accepted.</w:t>
+      </w:r>
+    </w:p>
+    <w:p>
+      <w:pPr>
+        <w:pStyle w:val="pdq2pgselectionanchorcontainer"/>
+      </w:pPr>
+      <w:r>
+        <w:rPr>
+          <w:highlight w:val="yellow"/>
+        </w:rPr>
+        <w:t xml:space="preserve">We achieve </w:t>
+      </w:r>
+      <w:r>
+        <w:rPr>
+          <w:rStyle w:val="Strong"/>
+          <w:highlight w:val="yellow"/>
+        </w:rPr>
+        <w:t>controlled access and safe modification of data</w:t>
+      </w:r>
+      <w:r>
+        <w:rPr>
+          <w:highlight w:val="yellow"/>
+        </w:rPr>
+        <w:t xml:space="preserve"> using a setter method in encapsulation.</w:t>
       </w:r>
     </w:p>
     <w:p>
@@ -7001,6 +7750,7 @@
         </w:numPr>
       </w:pPr>
       <w:r>
+        <w:lastRenderedPageBreak/>
         <w:t>Allows validation before updating data</w:t>
       </w:r>
     </w:p>
@@ -7041,6 +7791,511 @@
       </w:r>
     </w:p>
     <w:p>
+      <w:pPr>
+        <w:pStyle w:val="Heading3"/>
+      </w:pPr>
+      <w:r>
+        <w:t>Internal state</w:t>
+      </w:r>
+    </w:p>
+    <w:p>
+      <w:pPr>
+        <w:pStyle w:val="NormalWeb"/>
+      </w:pPr>
+      <w:r>
+        <w:rPr>
+          <w:rStyle w:val="Strong"/>
+        </w:rPr>
+        <w:t>Internal state</w:t>
+      </w:r>
+      <w:r>
+        <w:t xml:space="preserve"> means the </w:t>
+      </w:r>
+      <w:r>
+        <w:rPr>
+          <w:rStyle w:val="Strong"/>
+        </w:rPr>
+        <w:t>data stored inside an object that represents its current condition</w:t>
+      </w:r>
+      <w:r>
+        <w:t>.</w:t>
+      </w:r>
+    </w:p>
+    <w:p>
+      <w:pPr>
+        <w:pStyle w:val="NormalWeb"/>
+      </w:pPr>
+      <w:r>
+        <w:t>Example:</w:t>
+      </w:r>
+    </w:p>
+    <w:p>
+      <w:pPr>
+        <w:pStyle w:val="HTMLPreformatted"/>
+        <w:rPr>
+          <w:rStyle w:val="HTMLCode"/>
+        </w:rPr>
+      </w:pPr>
+      <w:r>
+        <w:rPr>
+          <w:rStyle w:val="HTMLCode"/>
+        </w:rPr>
+        <w:t>class BankAccount {</w:t>
+      </w:r>
+    </w:p>
+    <w:p>
+      <w:pPr>
+        <w:pStyle w:val="HTMLPreformatted"/>
+        <w:rPr>
+          <w:rStyle w:val="HTMLCode"/>
+        </w:rPr>
+      </w:pPr>
+      <w:r>
+        <w:rPr>
+          <w:rStyle w:val="HTMLCode"/>
+        </w:rPr>
+        <w:t xml:space="preserve">    private double balance;  // internal state</w:t>
+      </w:r>
+    </w:p>
+    <w:p>
+      <w:pPr>
+        <w:pStyle w:val="HTMLPreformatted"/>
+        <w:rPr>
+          <w:rStyle w:val="HTMLCode"/>
+        </w:rPr>
+      </w:pPr>
+    </w:p>
+    <w:p>
+      <w:pPr>
+        <w:pStyle w:val="HTMLPreformatted"/>
+        <w:rPr>
+          <w:rStyle w:val="HTMLCode"/>
+        </w:rPr>
+      </w:pPr>
+      <w:r>
+        <w:rPr>
+          <w:rStyle w:val="HTMLCode"/>
+        </w:rPr>
+        <w:t xml:space="preserve">    public void setBalance(double amount) {</w:t>
+      </w:r>
+    </w:p>
+    <w:p>
+      <w:pPr>
+        <w:pStyle w:val="HTMLPreformatted"/>
+        <w:rPr>
+          <w:rStyle w:val="HTMLCode"/>
+        </w:rPr>
+      </w:pPr>
+      <w:r>
+        <w:rPr>
+          <w:rStyle w:val="HTMLCode"/>
+        </w:rPr>
+        <w:t xml:space="preserve">        if (amount &gt;= 0) {</w:t>
+      </w:r>
+    </w:p>
+    <w:p>
+      <w:pPr>
+        <w:pStyle w:val="HTMLPreformatted"/>
+        <w:rPr>
+          <w:rStyle w:val="HTMLCode"/>
+        </w:rPr>
+      </w:pPr>
+      <w:r>
+        <w:rPr>
+          <w:rStyle w:val="HTMLCode"/>
+        </w:rPr>
+        <w:t xml:space="preserve">            balance = amount;</w:t>
+      </w:r>
+    </w:p>
+    <w:p>
+      <w:pPr>
+        <w:pStyle w:val="HTMLPreformatted"/>
+        <w:rPr>
+          <w:rStyle w:val="HTMLCode"/>
+        </w:rPr>
+      </w:pPr>
+      <w:r>
+        <w:rPr>
+          <w:rStyle w:val="HTMLCode"/>
+        </w:rPr>
+        <w:t xml:space="preserve">        }</w:t>
+      </w:r>
+    </w:p>
+    <w:p>
+      <w:pPr>
+        <w:pStyle w:val="HTMLPreformatted"/>
+        <w:rPr>
+          <w:rStyle w:val="HTMLCode"/>
+        </w:rPr>
+      </w:pPr>
+      <w:r>
+        <w:rPr>
+          <w:rStyle w:val="HTMLCode"/>
+        </w:rPr>
+        <w:t xml:space="preserve">    }</w:t>
+      </w:r>
+    </w:p>
+    <w:p>
+      <w:pPr>
+        <w:pStyle w:val="HTMLPreformatted"/>
+        <w:rPr>
+          <w:rStyle w:val="HTMLCode"/>
+        </w:rPr>
+      </w:pPr>
+    </w:p>
+    <w:p>
+      <w:pPr>
+        <w:pStyle w:val="HTMLPreformatted"/>
+        <w:rPr>
+          <w:rStyle w:val="HTMLCode"/>
+        </w:rPr>
+      </w:pPr>
+      <w:r>
+        <w:rPr>
+          <w:rStyle w:val="HTMLCode"/>
+        </w:rPr>
+        <w:t xml:space="preserve">    public double getBalance() {</w:t>
+      </w:r>
+    </w:p>
+    <w:p>
+      <w:pPr>
+        <w:pStyle w:val="HTMLPreformatted"/>
+        <w:rPr>
+          <w:rStyle w:val="HTMLCode"/>
+        </w:rPr>
+      </w:pPr>
+      <w:r>
+        <w:rPr>
+          <w:rStyle w:val="HTMLCode"/>
+        </w:rPr>
+        <w:t xml:space="preserve">        return balance;</w:t>
+      </w:r>
+    </w:p>
+    <w:p>
+      <w:pPr>
+        <w:pStyle w:val="HTMLPreformatted"/>
+        <w:rPr>
+          <w:rStyle w:val="HTMLCode"/>
+        </w:rPr>
+      </w:pPr>
+      <w:r>
+        <w:rPr>
+          <w:rStyle w:val="HTMLCode"/>
+        </w:rPr>
+        <w:t xml:space="preserve">    }</w:t>
+      </w:r>
+    </w:p>
+    <w:p>
+      <w:pPr>
+        <w:pStyle w:val="HTMLPreformatted"/>
+        <w:rPr>
+          <w:rStyle w:val="HTMLCode"/>
+        </w:rPr>
+      </w:pPr>
+      <w:r>
+        <w:rPr>
+          <w:rStyle w:val="HTMLCode"/>
+        </w:rPr>
+        <w:t>}</w:t>
+      </w:r>
+    </w:p>
+    <w:p>
+      <w:pPr>
+        <w:pStyle w:val="NormalWeb"/>
+      </w:pPr>
+      <w:r>
+        <w:t xml:space="preserve">Here, </w:t>
+      </w:r>
+      <w:r>
+        <w:rPr>
+          <w:rStyle w:val="HTMLCode"/>
+        </w:rPr>
+        <w:t>balance</w:t>
+      </w:r>
+      <w:r>
+        <w:t xml:space="preserve"> is the </w:t>
+      </w:r>
+      <w:r>
+        <w:rPr>
+          <w:rStyle w:val="Strong"/>
+        </w:rPr>
+        <w:t>internal state</w:t>
+      </w:r>
+      <w:r>
+        <w:t xml:space="preserve"> of the </w:t>
+      </w:r>
+      <w:r>
+        <w:rPr>
+          <w:rStyle w:val="HTMLCode"/>
+        </w:rPr>
+        <w:t>BankAccount</w:t>
+      </w:r>
+      <w:r>
+        <w:t xml:space="preserve"> object. Encapsulation protects it by making it </w:t>
+      </w:r>
+      <w:r>
+        <w:rPr>
+          <w:rStyle w:val="HTMLCode"/>
+        </w:rPr>
+        <w:t>private</w:t>
+      </w:r>
+      <w:r>
+        <w:t xml:space="preserve"> and allowing changes only through methods.</w:t>
+      </w:r>
+    </w:p>
+    <w:p>
+      <w:pPr>
+        <w:pStyle w:val="Heading3"/>
+      </w:pPr>
+      <w:r>
+        <w:t>Advantages with examples:</w:t>
+      </w:r>
+    </w:p>
+    <w:p>
+      <w:pPr>
+        <w:pStyle w:val="NormalWeb"/>
+        <w:numPr>
+          <w:ilvl w:val="0"/>
+          <w:numId w:val="63"/>
+        </w:numPr>
+      </w:pPr>
+      <w:r>
+        <w:rPr>
+          <w:rStyle w:val="Strong"/>
+        </w:rPr>
+        <w:t>Data hiding:</w:t>
+      </w:r>
+      <w:r>
+        <w:br/>
+        <w:t>Hide internal data from direct access.</w:t>
+      </w:r>
+    </w:p>
+    <w:p>
+      <w:pPr>
+        <w:pStyle w:val="HTMLPreformatted"/>
+        <w:numPr>
+          <w:ilvl w:val="0"/>
+          <w:numId w:val="63"/>
+        </w:numPr>
+        <w:tabs>
+          <w:tab w:val="clear" w:pos="720"/>
+        </w:tabs>
+        <w:rPr>
+          <w:rStyle w:val="HTMLCode"/>
+        </w:rPr>
+      </w:pPr>
+      <w:r>
+        <w:rPr>
+          <w:rStyle w:val="HTMLCode"/>
+        </w:rPr>
+        <w:t>private double balance;</w:t>
+      </w:r>
+    </w:p>
+    <w:p>
+      <w:pPr>
+        <w:pStyle w:val="NormalWeb"/>
+        <w:ind w:left="720"/>
+      </w:pPr>
+      <w:r>
+        <w:t>Users cannot directly do:</w:t>
+      </w:r>
+    </w:p>
+    <w:p>
+      <w:pPr>
+        <w:pStyle w:val="HTMLPreformatted"/>
+        <w:ind w:left="720"/>
+        <w:rPr>
+          <w:rStyle w:val="HTMLCode"/>
+        </w:rPr>
+      </w:pPr>
+      <w:r>
+        <w:rPr>
+          <w:rStyle w:val="HTMLCode"/>
+        </w:rPr>
+        <w:t>account.balance = -500; // not allowed</w:t>
+      </w:r>
+    </w:p>
+    <w:p>
+      <w:pPr>
+        <w:pStyle w:val="NormalWeb"/>
+        <w:numPr>
+          <w:ilvl w:val="0"/>
+          <w:numId w:val="63"/>
+        </w:numPr>
+      </w:pPr>
+      <w:r>
+        <w:rPr>
+          <w:rStyle w:val="Strong"/>
+        </w:rPr>
+        <w:lastRenderedPageBreak/>
+        <w:t>Protects object state:</w:t>
+      </w:r>
+      <w:r>
+        <w:br/>
+        <w:t>Prevents invalid changes to an object's data.</w:t>
+      </w:r>
+    </w:p>
+    <w:p>
+      <w:pPr>
+        <w:pStyle w:val="HTMLPreformatted"/>
+        <w:numPr>
+          <w:ilvl w:val="0"/>
+          <w:numId w:val="63"/>
+        </w:numPr>
+        <w:tabs>
+          <w:tab w:val="clear" w:pos="720"/>
+        </w:tabs>
+        <w:rPr>
+          <w:rStyle w:val="HTMLCode"/>
+        </w:rPr>
+      </w:pPr>
+      <w:r>
+        <w:rPr>
+          <w:rStyle w:val="HTMLCode"/>
+        </w:rPr>
+        <w:t>setBalance(-100); // rejected because balance cannot be negative</w:t>
+      </w:r>
+    </w:p>
+    <w:p>
+      <w:pPr>
+        <w:pStyle w:val="NormalWeb"/>
+        <w:numPr>
+          <w:ilvl w:val="0"/>
+          <w:numId w:val="63"/>
+        </w:numPr>
+      </w:pPr>
+      <w:r>
+        <w:rPr>
+          <w:rStyle w:val="Strong"/>
+        </w:rPr>
+        <w:t>Validation before updating data:</w:t>
+      </w:r>
+      <w:r>
+        <w:br/>
+        <w:t>Checks data before storing it.</w:t>
+      </w:r>
+    </w:p>
+    <w:p>
+      <w:pPr>
+        <w:pStyle w:val="HTMLPreformatted"/>
+        <w:numPr>
+          <w:ilvl w:val="0"/>
+          <w:numId w:val="63"/>
+        </w:numPr>
+        <w:tabs>
+          <w:tab w:val="clear" w:pos="720"/>
+        </w:tabs>
+        <w:rPr>
+          <w:rStyle w:val="HTMLCode"/>
+        </w:rPr>
+      </w:pPr>
+      <w:r>
+        <w:rPr>
+          <w:rStyle w:val="HTMLCode"/>
+        </w:rPr>
+        <w:t>if (salary &gt; 0) {</w:t>
+      </w:r>
+    </w:p>
+    <w:p>
+      <w:pPr>
+        <w:pStyle w:val="HTMLPreformatted"/>
+        <w:numPr>
+          <w:ilvl w:val="0"/>
+          <w:numId w:val="63"/>
+        </w:numPr>
+        <w:tabs>
+          <w:tab w:val="clear" w:pos="720"/>
+        </w:tabs>
+        <w:rPr>
+          <w:rStyle w:val="HTMLCode"/>
+        </w:rPr>
+      </w:pPr>
+      <w:r>
+        <w:rPr>
+          <w:rStyle w:val="HTMLCode"/>
+        </w:rPr>
+        <w:t xml:space="preserve">    this.salary = salary;</w:t>
+      </w:r>
+    </w:p>
+    <w:p>
+      <w:pPr>
+        <w:pStyle w:val="HTMLPreformatted"/>
+        <w:numPr>
+          <w:ilvl w:val="0"/>
+          <w:numId w:val="63"/>
+        </w:numPr>
+        <w:tabs>
+          <w:tab w:val="clear" w:pos="720"/>
+        </w:tabs>
+        <w:rPr>
+          <w:rStyle w:val="HTMLCode"/>
+        </w:rPr>
+      </w:pPr>
+      <w:r>
+        <w:rPr>
+          <w:rStyle w:val="HTMLCode"/>
+        </w:rPr>
+        <w:t>}</w:t>
+      </w:r>
+    </w:p>
+    <w:p>
+      <w:pPr>
+        <w:pStyle w:val="NormalWeb"/>
+        <w:numPr>
+          <w:ilvl w:val="0"/>
+          <w:numId w:val="63"/>
+        </w:numPr>
+      </w:pPr>
+      <w:r>
+        <w:rPr>
+          <w:rStyle w:val="Strong"/>
+        </w:rPr>
+        <w:t>Improves security:</w:t>
+      </w:r>
+      <w:r>
+        <w:br/>
+        <w:t>Prevents unauthorized direct modification of important data.</w:t>
+      </w:r>
+    </w:p>
+    <w:p>
+      <w:pPr>
+        <w:pStyle w:val="NormalWeb"/>
+        <w:numPr>
+          <w:ilvl w:val="0"/>
+          <w:numId w:val="63"/>
+        </w:numPr>
+      </w:pPr>
+      <w:r>
+        <w:rPr>
+          <w:rStyle w:val="Strong"/>
+        </w:rPr>
+        <w:t>Easier maintenance:</w:t>
+      </w:r>
+      <w:r>
+        <w:br/>
+        <w:t>You can change the internal implementation without affecting other code.</w:t>
+      </w:r>
+    </w:p>
+    <w:p>
+      <w:pPr>
+        <w:pStyle w:val="NormalWeb"/>
+        <w:numPr>
+          <w:ilvl w:val="0"/>
+          <w:numId w:val="63"/>
+        </w:numPr>
+      </w:pPr>
+      <w:r>
+        <w:rPr>
+          <w:rStyle w:val="Strong"/>
+        </w:rPr>
+        <w:t>Better modularity:</w:t>
+      </w:r>
+      <w:r>
+        <w:br/>
+        <w:t>Each class manages its own data and behavior independently.</w:t>
+      </w:r>
+    </w:p>
+    <w:p>
       <w:r>
         <w:pict>
           <v:rect id="_x0000_i1058" style="width:0;height:1.5pt" o:hralign="center" o:hrstd="t" o:hr="t" fillcolor="#a0a0a0" stroked="f"/>
@@ -7161,16 +8416,19 @@
         <w:pStyle w:val="Heading1"/>
       </w:pPr>
       <w:r>
+        <w:t>Interview One-Liner</w:t>
+      </w:r>
+    </w:p>
+    <w:p>
+      <w:pPr>
+        <w:pStyle w:val="NormalWeb"/>
+      </w:pPr>
+      <w:r>
+        <w:t xml:space="preserve">Encapsulation is the OOP principle of bundling data and the methods that operate on it into a single class while hiding the internal data using </w:t>
+      </w:r>
+      <w:r>
         <w:lastRenderedPageBreak/>
-        <w:t>Interview One-Liner</w:t>
-      </w:r>
-    </w:p>
-    <w:p>
-      <w:pPr>
-        <w:pStyle w:val="NormalWeb"/>
-      </w:pPr>
-      <w:r>
-        <w:t>Encapsulation is the OOP principle of bundling data and the methods that operate on it into a single class while hiding the internal data using private fields and providing controlled access through getters and setters.</w:t>
+        <w:t>private fields and providing controlled access through getters and setters.</w:t>
       </w:r>
     </w:p>
     <w:p>
@@ -7417,15 +8675,15 @@
         <w:pStyle w:val="NormalWeb"/>
       </w:pPr>
       <w:r>
+        <w:t>This is a frequently asked Java interview question.</w:t>
+      </w:r>
+    </w:p>
+    <w:p>
+      <w:pPr>
+        <w:pStyle w:val="Heading1"/>
+      </w:pPr>
+      <w:r>
         <w:lastRenderedPageBreak/>
-        <w:t>This is a frequently asked Java interview question.</w:t>
-      </w:r>
-    </w:p>
-    <w:p>
-      <w:pPr>
-        <w:pStyle w:val="Heading1"/>
-      </w:pPr>
-      <w:r>
         <w:t>Interview Answer</w:t>
       </w:r>
     </w:p>
@@ -7694,63 +8952,63 @@
         <w:rPr>
           <w:rStyle w:val="HTMLCode"/>
         </w:rPr>
+        <w:t xml:space="preserve">     │</w:t>
+      </w:r>
+    </w:p>
+    <w:p>
+      <w:pPr>
+        <w:pStyle w:val="HTMLPreformatted"/>
+        <w:rPr>
+          <w:rStyle w:val="HTMLCode"/>
+        </w:rPr>
+      </w:pPr>
+      <w:r>
+        <w:rPr>
+          <w:rStyle w:val="HTMLCode"/>
+        </w:rPr>
+        <w:t>File / Network / Database</w:t>
+      </w:r>
+    </w:p>
+    <w:p>
+      <w:pPr>
+        <w:pStyle w:val="HTMLPreformatted"/>
+        <w:rPr>
+          <w:rStyle w:val="HTMLCode"/>
+        </w:rPr>
+      </w:pPr>
+      <w:r>
+        <w:rPr>
+          <w:rStyle w:val="HTMLCode"/>
+        </w:rPr>
+        <w:t xml:space="preserve">     │</w:t>
+      </w:r>
+    </w:p>
+    <w:p>
+      <w:pPr>
+        <w:pStyle w:val="HTMLPreformatted"/>
+        <w:rPr>
+          <w:rStyle w:val="HTMLCode"/>
+        </w:rPr>
+      </w:pPr>
+      <w:r>
+        <w:rPr>
+          <w:rStyle w:val="HTMLCode"/>
+        </w:rPr>
+        <w:t>Deserialization</w:t>
+      </w:r>
+    </w:p>
+    <w:p>
+      <w:pPr>
+        <w:pStyle w:val="HTMLPreformatted"/>
+        <w:rPr>
+          <w:rStyle w:val="HTMLCode"/>
+        </w:rPr>
+      </w:pPr>
+      <w:r>
+        <w:rPr>
+          <w:rStyle w:val="HTMLCode"/>
+        </w:rPr>
         <w:lastRenderedPageBreak/>
-        <w:t xml:space="preserve">     │</w:t>
-      </w:r>
-    </w:p>
-    <w:p>
-      <w:pPr>
-        <w:pStyle w:val="HTMLPreformatted"/>
-        <w:rPr>
-          <w:rStyle w:val="HTMLCode"/>
-        </w:rPr>
-      </w:pPr>
-      <w:r>
-        <w:rPr>
-          <w:rStyle w:val="HTMLCode"/>
-        </w:rPr>
-        <w:t>File / Network / Database</w:t>
-      </w:r>
-    </w:p>
-    <w:p>
-      <w:pPr>
-        <w:pStyle w:val="HTMLPreformatted"/>
-        <w:rPr>
-          <w:rStyle w:val="HTMLCode"/>
-        </w:rPr>
-      </w:pPr>
-      <w:r>
-        <w:rPr>
-          <w:rStyle w:val="HTMLCode"/>
-        </w:rPr>
-        <w:t xml:space="preserve">     │</w:t>
-      </w:r>
-    </w:p>
-    <w:p>
-      <w:pPr>
-        <w:pStyle w:val="HTMLPreformatted"/>
-        <w:rPr>
-          <w:rStyle w:val="HTMLCode"/>
-        </w:rPr>
-      </w:pPr>
-      <w:r>
-        <w:rPr>
-          <w:rStyle w:val="HTMLCode"/>
-        </w:rPr>
-        <w:t>Deserialization</w:t>
-      </w:r>
-    </w:p>
-    <w:p>
-      <w:pPr>
-        <w:pStyle w:val="HTMLPreformatted"/>
-        <w:rPr>
-          <w:rStyle w:val="HTMLCode"/>
-        </w:rPr>
-      </w:pPr>
-      <w:r>
-        <w:rPr>
-          <w:rStyle w:val="HTMLCode"/>
-        </w:rPr>
         <w:t xml:space="preserve">     │</w:t>
       </w:r>
     </w:p>
@@ -8112,7 +9370,6 @@
     </w:p>
     <w:p>
       <w:r>
-        <w:lastRenderedPageBreak/>
         <w:pict>
           <v:rect id="_x0000_i1065" style="width:0;height:1.5pt" o:hralign="center" o:hrstd="t" o:hr="t" fillcolor="#a0a0a0" stroked="f"/>
         </w:pict>
@@ -8123,6 +9380,7 @@
         <w:pStyle w:val="Heading1"/>
       </w:pPr>
       <w:r>
+        <w:lastRenderedPageBreak/>
         <w:t>Important Interview Points</w:t>
       </w:r>
     </w:p>
@@ -8352,7 +9610,6 @@
         </w:numPr>
       </w:pPr>
       <w:r>
-        <w:lastRenderedPageBreak/>
         <w:t>Session tokens</w:t>
       </w:r>
     </w:p>
@@ -8368,6 +9625,7 @@
         <w:pStyle w:val="Heading1"/>
       </w:pPr>
       <w:r>
+        <w:lastRenderedPageBreak/>
         <w:t>Real-Life Uses</w:t>
       </w:r>
     </w:p>
@@ -8620,15 +9878,15 @@
         <w:pStyle w:val="NormalWeb"/>
       </w:pPr>
       <w:r>
+        <w:t>This is a favorite Java interview question.</w:t>
+      </w:r>
+    </w:p>
+    <w:p>
+      <w:pPr>
+        <w:pStyle w:val="Heading1"/>
+      </w:pPr>
+      <w:r>
         <w:lastRenderedPageBreak/>
-        <w:t>This is a favorite Java interview question.</w:t>
-      </w:r>
-    </w:p>
-    <w:p>
-      <w:pPr>
-        <w:pStyle w:val="Heading1"/>
-      </w:pPr>
-      <w:r>
         <w:t>Interview Answer</w:t>
       </w:r>
     </w:p>
@@ -9138,24 +10396,24 @@
         <w:pStyle w:val="NormalWeb"/>
       </w:pPr>
       <w:r>
+        <w:t xml:space="preserve">This is called a </w:t>
+      </w:r>
+      <w:r>
+        <w:rPr>
+          <w:rStyle w:val="Strong"/>
+        </w:rPr>
+        <w:t>static nested class</w:t>
+      </w:r>
+      <w:r>
+        <w:t>.</w:t>
+      </w:r>
+    </w:p>
+    <w:p>
+      <w:pPr>
+        <w:pStyle w:val="NormalWeb"/>
+      </w:pPr>
+      <w:r>
         <w:lastRenderedPageBreak/>
-        <w:t xml:space="preserve">This is called a </w:t>
-      </w:r>
-      <w:r>
-        <w:rPr>
-          <w:rStyle w:val="Strong"/>
-        </w:rPr>
-        <w:t>static nested class</w:t>
-      </w:r>
-      <w:r>
-        <w:t>.</w:t>
-      </w:r>
-    </w:p>
-    <w:p>
-      <w:pPr>
-        <w:pStyle w:val="NormalWeb"/>
-      </w:pPr>
-      <w:r>
         <w:t>It can be created without creating an object of the outer class.</w:t>
       </w:r>
     </w:p>
@@ -10389,124 +11647,1138 @@
     </w:p>
     <w:p>
       <w:pPr>
-        <w:pStyle w:val="NormalWeb"/>
+        <w:spacing w:before="100" w:beforeAutospacing="1" w:after="100" w:afterAutospacing="1" w:line="240" w:lineRule="auto"/>
+        <w:outlineLvl w:val="2"/>
+        <w:rPr>
+          <w:rFonts w:ascii="Times New Roman" w:eastAsia="Times New Roman" w:hAnsi="Times New Roman" w:cs="Times New Roman"/>
+          <w:b/>
+          <w:bCs/>
+          <w:sz w:val="27"/>
+          <w:szCs w:val="27"/>
+          <w:lang w:eastAsia="en-IN"/>
+        </w:rPr>
+      </w:pPr>
+      <w:r>
+        <w:rPr>
+          <w:rFonts w:ascii="Times New Roman" w:eastAsia="Times New Roman" w:hAnsi="Times New Roman" w:cs="Times New Roman"/>
+          <w:b/>
+          <w:bCs/>
+          <w:sz w:val="27"/>
+          <w:szCs w:val="27"/>
+          <w:lang w:eastAsia="en-IN"/>
+        </w:rPr>
+        <w:t>3. Can a final class contain abstract methods?</w:t>
+      </w:r>
+    </w:p>
+    <w:p>
+      <w:pPr>
+        <w:spacing w:before="100" w:beforeAutospacing="1" w:after="100" w:afterAutospacing="1" w:line="240" w:lineRule="auto"/>
+        <w:rPr>
+          <w:rFonts w:ascii="Times New Roman" w:eastAsia="Times New Roman" w:hAnsi="Times New Roman" w:cs="Times New Roman"/>
+          <w:sz w:val="24"/>
+          <w:szCs w:val="24"/>
+          <w:lang w:eastAsia="en-IN"/>
+        </w:rPr>
+      </w:pPr>
+      <w:r>
+        <w:rPr>
+          <w:rFonts w:ascii="Times New Roman" w:eastAsia="Times New Roman" w:hAnsi="Times New Roman" w:cs="Times New Roman"/>
+          <w:b/>
+          <w:bCs/>
+          <w:sz w:val="24"/>
+          <w:szCs w:val="24"/>
+          <w:lang w:eastAsia="en-IN"/>
+        </w:rPr>
+        <w:t>No.</w:t>
+      </w:r>
+    </w:p>
+    <w:p>
+      <w:pPr>
+        <w:spacing w:before="100" w:beforeAutospacing="1" w:after="100" w:afterAutospacing="1" w:line="240" w:lineRule="auto"/>
+        <w:rPr>
+          <w:rFonts w:ascii="Times New Roman" w:eastAsia="Times New Roman" w:hAnsi="Times New Roman" w:cs="Times New Roman"/>
+          <w:sz w:val="24"/>
+          <w:szCs w:val="24"/>
+          <w:lang w:eastAsia="en-IN"/>
+        </w:rPr>
+      </w:pPr>
+      <w:r>
+        <w:rPr>
+          <w:rFonts w:ascii="Times New Roman" w:eastAsia="Times New Roman" w:hAnsi="Times New Roman" w:cs="Times New Roman"/>
+          <w:sz w:val="24"/>
+          <w:szCs w:val="24"/>
+          <w:lang w:eastAsia="en-IN"/>
+        </w:rPr>
+        <w:lastRenderedPageBreak/>
+        <w:t xml:space="preserve">A </w:t>
+      </w:r>
+      <w:r>
+        <w:rPr>
+          <w:rFonts w:ascii="Courier New" w:eastAsia="Times New Roman" w:hAnsi="Courier New" w:cs="Courier New"/>
+          <w:sz w:val="20"/>
+          <w:szCs w:val="20"/>
+          <w:lang w:eastAsia="en-IN"/>
+        </w:rPr>
+        <w:t>final</w:t>
+      </w:r>
+      <w:r>
+        <w:rPr>
+          <w:rFonts w:ascii="Times New Roman" w:eastAsia="Times New Roman" w:hAnsi="Times New Roman" w:cs="Times New Roman"/>
+          <w:sz w:val="24"/>
+          <w:szCs w:val="24"/>
+          <w:lang w:eastAsia="en-IN"/>
+        </w:rPr>
+        <w:t xml:space="preserve"> class cannot be inherited, but an </w:t>
+      </w:r>
+      <w:r>
+        <w:rPr>
+          <w:rFonts w:ascii="Courier New" w:eastAsia="Times New Roman" w:hAnsi="Courier New" w:cs="Courier New"/>
+          <w:sz w:val="20"/>
+          <w:szCs w:val="20"/>
+          <w:lang w:eastAsia="en-IN"/>
+        </w:rPr>
+        <w:t>abstract</w:t>
+      </w:r>
+      <w:r>
+        <w:rPr>
+          <w:rFonts w:ascii="Times New Roman" w:eastAsia="Times New Roman" w:hAnsi="Times New Roman" w:cs="Times New Roman"/>
+          <w:sz w:val="24"/>
+          <w:szCs w:val="24"/>
+          <w:lang w:eastAsia="en-IN"/>
+        </w:rPr>
+        <w:t xml:space="preserve"> method needs a child class to implement it.</w:t>
+      </w:r>
+    </w:p>
+    <w:p>
+      <w:pPr>
+        <w:spacing w:before="100" w:beforeAutospacing="1" w:after="100" w:afterAutospacing="1" w:line="240" w:lineRule="auto"/>
+        <w:rPr>
+          <w:rFonts w:ascii="Times New Roman" w:eastAsia="Times New Roman" w:hAnsi="Times New Roman" w:cs="Times New Roman"/>
+          <w:sz w:val="24"/>
+          <w:szCs w:val="24"/>
+          <w:lang w:eastAsia="en-IN"/>
+        </w:rPr>
+      </w:pPr>
+      <w:r>
+        <w:rPr>
+          <w:rFonts w:ascii="Times New Roman" w:eastAsia="Times New Roman" w:hAnsi="Times New Roman" w:cs="Times New Roman"/>
+          <w:sz w:val="24"/>
+          <w:szCs w:val="24"/>
+          <w:lang w:eastAsia="en-IN"/>
+        </w:rPr>
+        <w:t>❌ Example (not allowed):</w:t>
+      </w:r>
+    </w:p>
+    <w:p>
+      <w:pPr>
+        <w:tabs>
+          <w:tab w:val="left" w:pos="916"/>
+          <w:tab w:val="left" w:pos="1832"/>
+          <w:tab w:val="left" w:pos="2748"/>
+          <w:tab w:val="left" w:pos="3664"/>
+          <w:tab w:val="left" w:pos="4580"/>
+          <w:tab w:val="left" w:pos="5496"/>
+          <w:tab w:val="left" w:pos="6412"/>
+          <w:tab w:val="left" w:pos="7328"/>
+          <w:tab w:val="left" w:pos="8244"/>
+          <w:tab w:val="left" w:pos="9160"/>
+          <w:tab w:val="left" w:pos="10076"/>
+          <w:tab w:val="left" w:pos="10992"/>
+          <w:tab w:val="left" w:pos="11908"/>
+          <w:tab w:val="left" w:pos="12824"/>
+          <w:tab w:val="left" w:pos="13740"/>
+          <w:tab w:val="left" w:pos="14656"/>
+        </w:tabs>
+        <w:spacing w:after="0" w:line="240" w:lineRule="auto"/>
+        <w:rPr>
+          <w:rFonts w:ascii="Courier New" w:eastAsia="Times New Roman" w:hAnsi="Courier New" w:cs="Courier New"/>
+          <w:sz w:val="20"/>
+          <w:szCs w:val="20"/>
+          <w:lang w:eastAsia="en-IN"/>
+        </w:rPr>
+      </w:pPr>
+      <w:r>
+        <w:rPr>
+          <w:rFonts w:ascii="Courier New" w:eastAsia="Times New Roman" w:hAnsi="Courier New" w:cs="Courier New"/>
+          <w:sz w:val="20"/>
+          <w:szCs w:val="20"/>
+          <w:lang w:eastAsia="en-IN"/>
+        </w:rPr>
+        <w:t>final class Animal {</w:t>
+      </w:r>
+      <w:r>
+        <w:rPr>
+          <w:rFonts w:ascii="Courier New" w:eastAsia="Times New Roman" w:hAnsi="Courier New" w:cs="Courier New"/>
+          <w:sz w:val="20"/>
+          <w:szCs w:val="20"/>
+          <w:lang w:eastAsia="en-IN"/>
+        </w:rPr>
+        <w:br/>
+        <w:t xml:space="preserve">    abstract void sound(); // Error</w:t>
+      </w:r>
+      <w:r>
+        <w:rPr>
+          <w:rFonts w:ascii="Courier New" w:eastAsia="Times New Roman" w:hAnsi="Courier New" w:cs="Courier New"/>
+          <w:sz w:val="20"/>
+          <w:szCs w:val="20"/>
+          <w:lang w:eastAsia="en-IN"/>
+        </w:rPr>
+        <w:br/>
+        <w:t>}</w:t>
+      </w:r>
+    </w:p>
+    <w:p>
+      <w:pPr>
+        <w:spacing w:before="100" w:beforeAutospacing="1" w:after="100" w:afterAutospacing="1" w:line="240" w:lineRule="auto"/>
+        <w:rPr>
+          <w:rFonts w:ascii="Times New Roman" w:eastAsia="Times New Roman" w:hAnsi="Times New Roman" w:cs="Times New Roman"/>
+          <w:sz w:val="24"/>
+          <w:szCs w:val="24"/>
+          <w:lang w:eastAsia="en-IN"/>
+        </w:rPr>
+      </w:pPr>
+      <w:r>
+        <w:rPr>
+          <w:rFonts w:ascii="Times New Roman" w:eastAsia="Times New Roman" w:hAnsi="Times New Roman" w:cs="Times New Roman"/>
+          <w:sz w:val="24"/>
+          <w:szCs w:val="24"/>
+          <w:lang w:eastAsia="en-IN"/>
+        </w:rPr>
+        <w:t>Why error?</w:t>
+      </w:r>
+    </w:p>
+    <w:p>
+      <w:pPr>
         <w:numPr>
           <w:ilvl w:val="0"/>
-          <w:numId w:val="28"/>
+          <w:numId w:val="64"/>
         </w:numPr>
-      </w:pPr>
-      <w:r>
-        <w:rPr>
-          <w:rStyle w:val="Strong"/>
-        </w:rPr>
-        <w:t xml:space="preserve">Can a </w:t>
-      </w:r>
-      <w:r>
-        <w:rPr>
-          <w:rStyle w:val="HTMLCode"/>
+        <w:spacing w:before="100" w:beforeAutospacing="1" w:after="100" w:afterAutospacing="1" w:line="240" w:lineRule="auto"/>
+        <w:rPr>
+          <w:rFonts w:ascii="Times New Roman" w:eastAsia="Times New Roman" w:hAnsi="Times New Roman" w:cs="Times New Roman"/>
+          <w:sz w:val="24"/>
+          <w:szCs w:val="24"/>
+          <w:lang w:eastAsia="en-IN"/>
+        </w:rPr>
+      </w:pPr>
+      <w:r>
+        <w:rPr>
+          <w:rFonts w:ascii="Courier New" w:eastAsia="Times New Roman" w:hAnsi="Courier New" w:cs="Courier New"/>
+          <w:sz w:val="20"/>
+          <w:szCs w:val="20"/>
+          <w:lang w:eastAsia="en-IN"/>
+        </w:rPr>
+        <w:t>final class Animal</w:t>
+      </w:r>
+      <w:r>
+        <w:rPr>
+          <w:rFonts w:ascii="Times New Roman" w:eastAsia="Times New Roman" w:hAnsi="Times New Roman" w:cs="Times New Roman"/>
+          <w:sz w:val="24"/>
+          <w:szCs w:val="24"/>
+          <w:lang w:eastAsia="en-IN"/>
+        </w:rPr>
+        <w:t xml:space="preserve"> → cannot be extended. </w:t>
+      </w:r>
+    </w:p>
+    <w:p>
+      <w:pPr>
+        <w:numPr>
+          <w:ilvl w:val="0"/>
+          <w:numId w:val="64"/>
+        </w:numPr>
+        <w:spacing w:before="100" w:beforeAutospacing="1" w:after="100" w:afterAutospacing="1" w:line="240" w:lineRule="auto"/>
+        <w:rPr>
+          <w:rFonts w:ascii="Times New Roman" w:eastAsia="Times New Roman" w:hAnsi="Times New Roman" w:cs="Times New Roman"/>
+          <w:sz w:val="24"/>
+          <w:szCs w:val="24"/>
+          <w:lang w:eastAsia="en-IN"/>
+        </w:rPr>
+      </w:pPr>
+      <w:r>
+        <w:rPr>
+          <w:rFonts w:ascii="Courier New" w:eastAsia="Times New Roman" w:hAnsi="Courier New" w:cs="Courier New"/>
+          <w:sz w:val="20"/>
+          <w:szCs w:val="20"/>
+          <w:lang w:eastAsia="en-IN"/>
+        </w:rPr>
+        <w:t>abstract void sound()</w:t>
+      </w:r>
+      <w:r>
+        <w:rPr>
+          <w:rFonts w:ascii="Times New Roman" w:eastAsia="Times New Roman" w:hAnsi="Times New Roman" w:cs="Times New Roman"/>
+          <w:sz w:val="24"/>
+          <w:szCs w:val="24"/>
+          <w:lang w:eastAsia="en-IN"/>
+        </w:rPr>
+        <w:t xml:space="preserve"> → must be implemented by a subclass. </w:t>
+      </w:r>
+    </w:p>
+    <w:p>
+      <w:pPr>
+        <w:numPr>
+          <w:ilvl w:val="0"/>
+          <w:numId w:val="64"/>
+        </w:numPr>
+        <w:spacing w:before="100" w:beforeAutospacing="1" w:after="100" w:afterAutospacing="1" w:line="240" w:lineRule="auto"/>
+        <w:rPr>
+          <w:rFonts w:ascii="Times New Roman" w:eastAsia="Times New Roman" w:hAnsi="Times New Roman" w:cs="Times New Roman"/>
+          <w:sz w:val="24"/>
+          <w:szCs w:val="24"/>
+          <w:lang w:eastAsia="en-IN"/>
+        </w:rPr>
+      </w:pPr>
+      <w:r>
+        <w:rPr>
+          <w:rFonts w:ascii="Times New Roman" w:eastAsia="Times New Roman" w:hAnsi="Times New Roman" w:cs="Times New Roman"/>
+          <w:sz w:val="24"/>
+          <w:szCs w:val="24"/>
+          <w:lang w:eastAsia="en-IN"/>
+        </w:rPr>
+        <w:t xml:space="preserve">No subclass can exist, so it is impossible. </w:t>
+      </w:r>
+    </w:p>
+    <w:p>
+      <w:pPr>
+        <w:spacing w:after="0" w:line="240" w:lineRule="auto"/>
+        <w:rPr>
+          <w:rFonts w:ascii="Times New Roman" w:eastAsia="Times New Roman" w:hAnsi="Times New Roman" w:cs="Times New Roman"/>
+          <w:sz w:val="24"/>
+          <w:szCs w:val="24"/>
+          <w:lang w:eastAsia="en-IN"/>
+        </w:rPr>
+      </w:pPr>
+      <w:r>
+        <w:rPr>
+          <w:rFonts w:ascii="Times New Roman" w:eastAsia="Times New Roman" w:hAnsi="Times New Roman" w:cs="Times New Roman"/>
+          <w:sz w:val="24"/>
+          <w:szCs w:val="24"/>
+          <w:lang w:eastAsia="en-IN"/>
+        </w:rPr>
+        <w:pict>
+          <v:rect id="_x0000_i1193" style="width:0;height:1.5pt" o:hralign="center" o:hrstd="t" o:hr="t" fillcolor="#a0a0a0" stroked="f"/>
+        </w:pict>
+      </w:r>
+    </w:p>
+    <w:p>
+      <w:pPr>
+        <w:spacing w:before="100" w:beforeAutospacing="1" w:after="100" w:afterAutospacing="1" w:line="240" w:lineRule="auto"/>
+        <w:outlineLvl w:val="2"/>
+        <w:rPr>
+          <w:rFonts w:ascii="Times New Roman" w:eastAsia="Times New Roman" w:hAnsi="Times New Roman" w:cs="Times New Roman"/>
           <w:b/>
           <w:bCs/>
+          <w:sz w:val="27"/>
+          <w:szCs w:val="27"/>
+          <w:lang w:eastAsia="en-IN"/>
+        </w:rPr>
+      </w:pPr>
+      <w:r>
+        <w:rPr>
+          <w:rFonts w:ascii="Times New Roman" w:eastAsia="Times New Roman" w:hAnsi="Times New Roman" w:cs="Times New Roman"/>
+          <w:b/>
+          <w:bCs/>
+          <w:sz w:val="27"/>
+          <w:szCs w:val="27"/>
+          <w:lang w:eastAsia="en-IN"/>
+        </w:rPr>
+        <w:t>4. Can an abstract class be final?</w:t>
+      </w:r>
+    </w:p>
+    <w:p>
+      <w:pPr>
+        <w:spacing w:before="100" w:beforeAutospacing="1" w:after="100" w:afterAutospacing="1" w:line="240" w:lineRule="auto"/>
+        <w:rPr>
+          <w:rFonts w:ascii="Times New Roman" w:eastAsia="Times New Roman" w:hAnsi="Times New Roman" w:cs="Times New Roman"/>
+          <w:sz w:val="24"/>
+          <w:szCs w:val="24"/>
+          <w:lang w:eastAsia="en-IN"/>
+        </w:rPr>
+      </w:pPr>
+      <w:r>
+        <w:rPr>
+          <w:rFonts w:ascii="Times New Roman" w:eastAsia="Times New Roman" w:hAnsi="Times New Roman" w:cs="Times New Roman"/>
+          <w:b/>
+          <w:bCs/>
+          <w:sz w:val="24"/>
+          <w:szCs w:val="24"/>
+          <w:lang w:eastAsia="en-IN"/>
+        </w:rPr>
+        <w:t>No.</w:t>
+      </w:r>
+    </w:p>
+    <w:p>
+      <w:pPr>
+        <w:spacing w:before="100" w:beforeAutospacing="1" w:after="100" w:afterAutospacing="1" w:line="240" w:lineRule="auto"/>
+        <w:rPr>
+          <w:rFonts w:ascii="Times New Roman" w:eastAsia="Times New Roman" w:hAnsi="Times New Roman" w:cs="Times New Roman"/>
+          <w:sz w:val="24"/>
+          <w:szCs w:val="24"/>
+          <w:lang w:eastAsia="en-IN"/>
+        </w:rPr>
+      </w:pPr>
+      <w:r>
+        <w:rPr>
+          <w:rFonts w:ascii="Times New Roman" w:eastAsia="Times New Roman" w:hAnsi="Times New Roman" w:cs="Times New Roman"/>
+          <w:sz w:val="24"/>
+          <w:szCs w:val="24"/>
+          <w:lang w:eastAsia="en-IN"/>
+        </w:rPr>
+        <w:t xml:space="preserve">An </w:t>
+      </w:r>
+      <w:r>
+        <w:rPr>
+          <w:rFonts w:ascii="Courier New" w:eastAsia="Times New Roman" w:hAnsi="Courier New" w:cs="Courier New"/>
+          <w:sz w:val="20"/>
+          <w:szCs w:val="20"/>
+          <w:lang w:eastAsia="en-IN"/>
+        </w:rPr>
+        <w:t>abstract</w:t>
+      </w:r>
+      <w:r>
+        <w:rPr>
+          <w:rFonts w:ascii="Times New Roman" w:eastAsia="Times New Roman" w:hAnsi="Times New Roman" w:cs="Times New Roman"/>
+          <w:sz w:val="24"/>
+          <w:szCs w:val="24"/>
+          <w:lang w:eastAsia="en-IN"/>
+        </w:rPr>
+        <w:t xml:space="preserve"> class is meant to be extended, but a </w:t>
+      </w:r>
+      <w:r>
+        <w:rPr>
+          <w:rFonts w:ascii="Courier New" w:eastAsia="Times New Roman" w:hAnsi="Courier New" w:cs="Courier New"/>
+          <w:sz w:val="20"/>
+          <w:szCs w:val="20"/>
+          <w:lang w:eastAsia="en-IN"/>
         </w:rPr>
         <w:t>final</w:t>
       </w:r>
       <w:r>
         <w:rPr>
-          <w:rStyle w:val="Strong"/>
-        </w:rPr>
-        <w:t xml:space="preserve"> class contain abstract methods?</w:t>
-      </w:r>
-    </w:p>
-    <w:p>
-      <w:pPr>
-        <w:pStyle w:val="NormalWeb"/>
-        <w:numPr>
-          <w:ilvl w:val="1"/>
-          <w:numId w:val="28"/>
-        </w:numPr>
-      </w:pPr>
-      <w:r>
-        <w:rPr>
-          <w:rStyle w:val="Strong"/>
-        </w:rPr>
-        <w:t>No.</w:t>
-      </w:r>
-      <w:r>
-        <w:t xml:space="preserve"> A </w:t>
-      </w:r>
-      <w:r>
-        <w:rPr>
-          <w:rStyle w:val="HTMLCode"/>
-        </w:rPr>
-        <w:t>final</w:t>
-      </w:r>
-      <w:r>
-        <w:t xml:space="preserve"> class cannot be subclassed, while an abstract method requires a subclass to implement it.</w:t>
-      </w:r>
-    </w:p>
-    <w:p>
-      <w:pPr>
-        <w:pStyle w:val="NormalWeb"/>
+          <w:rFonts w:ascii="Times New Roman" w:eastAsia="Times New Roman" w:hAnsi="Times New Roman" w:cs="Times New Roman"/>
+          <w:sz w:val="24"/>
+          <w:szCs w:val="24"/>
+          <w:lang w:eastAsia="en-IN"/>
+        </w:rPr>
+        <w:t xml:space="preserve"> class cannot be extended.</w:t>
+      </w:r>
+    </w:p>
+    <w:p>
+      <w:pPr>
+        <w:spacing w:before="100" w:beforeAutospacing="1" w:after="100" w:afterAutospacing="1" w:line="240" w:lineRule="auto"/>
+        <w:rPr>
+          <w:rFonts w:ascii="Times New Roman" w:eastAsia="Times New Roman" w:hAnsi="Times New Roman" w:cs="Times New Roman"/>
+          <w:sz w:val="24"/>
+          <w:szCs w:val="24"/>
+          <w:lang w:eastAsia="en-IN"/>
+        </w:rPr>
+      </w:pPr>
+      <w:r>
+        <w:rPr>
+          <w:rFonts w:ascii="Times New Roman" w:eastAsia="Times New Roman" w:hAnsi="Times New Roman" w:cs="Times New Roman"/>
+          <w:sz w:val="24"/>
+          <w:szCs w:val="24"/>
+          <w:lang w:eastAsia="en-IN"/>
+        </w:rPr>
+        <w:t>❌ Example (not allowed):</w:t>
+      </w:r>
+    </w:p>
+    <w:p>
+      <w:pPr>
+        <w:tabs>
+          <w:tab w:val="left" w:pos="916"/>
+          <w:tab w:val="left" w:pos="1832"/>
+          <w:tab w:val="left" w:pos="2748"/>
+          <w:tab w:val="left" w:pos="3664"/>
+          <w:tab w:val="left" w:pos="4580"/>
+          <w:tab w:val="left" w:pos="5496"/>
+          <w:tab w:val="left" w:pos="6412"/>
+          <w:tab w:val="left" w:pos="7328"/>
+          <w:tab w:val="left" w:pos="8244"/>
+          <w:tab w:val="left" w:pos="9160"/>
+          <w:tab w:val="left" w:pos="10076"/>
+          <w:tab w:val="left" w:pos="10992"/>
+          <w:tab w:val="left" w:pos="11908"/>
+          <w:tab w:val="left" w:pos="12824"/>
+          <w:tab w:val="left" w:pos="13740"/>
+          <w:tab w:val="left" w:pos="14656"/>
+        </w:tabs>
+        <w:spacing w:after="0" w:line="240" w:lineRule="auto"/>
+        <w:rPr>
+          <w:rFonts w:ascii="Courier New" w:eastAsia="Times New Roman" w:hAnsi="Courier New" w:cs="Courier New"/>
+          <w:sz w:val="20"/>
+          <w:szCs w:val="20"/>
+          <w:lang w:eastAsia="en-IN"/>
+        </w:rPr>
+      </w:pPr>
+      <w:r>
+        <w:rPr>
+          <w:rFonts w:ascii="Courier New" w:eastAsia="Times New Roman" w:hAnsi="Courier New" w:cs="Courier New"/>
+          <w:sz w:val="20"/>
+          <w:szCs w:val="20"/>
+          <w:lang w:eastAsia="en-IN"/>
+        </w:rPr>
+        <w:t>final abstract class Vehicle {</w:t>
+      </w:r>
+      <w:r>
+        <w:rPr>
+          <w:rFonts w:ascii="Courier New" w:eastAsia="Times New Roman" w:hAnsi="Courier New" w:cs="Courier New"/>
+          <w:sz w:val="20"/>
+          <w:szCs w:val="20"/>
+          <w:lang w:eastAsia="en-IN"/>
+        </w:rPr>
+        <w:br/>
+        <w:t xml:space="preserve">    abstract void start();</w:t>
+      </w:r>
+      <w:r>
+        <w:rPr>
+          <w:rFonts w:ascii="Courier New" w:eastAsia="Times New Roman" w:hAnsi="Courier New" w:cs="Courier New"/>
+          <w:sz w:val="20"/>
+          <w:szCs w:val="20"/>
+          <w:lang w:eastAsia="en-IN"/>
+        </w:rPr>
+        <w:br/>
+        <w:t>}</w:t>
+      </w:r>
+    </w:p>
+    <w:p>
+      <w:pPr>
+        <w:spacing w:before="100" w:beforeAutospacing="1" w:after="100" w:afterAutospacing="1" w:line="240" w:lineRule="auto"/>
+        <w:rPr>
+          <w:rFonts w:ascii="Times New Roman" w:eastAsia="Times New Roman" w:hAnsi="Times New Roman" w:cs="Times New Roman"/>
+          <w:sz w:val="24"/>
+          <w:szCs w:val="24"/>
+          <w:lang w:eastAsia="en-IN"/>
+        </w:rPr>
+      </w:pPr>
+      <w:r>
+        <w:rPr>
+          <w:rFonts w:ascii="Times New Roman" w:eastAsia="Times New Roman" w:hAnsi="Times New Roman" w:cs="Times New Roman"/>
+          <w:sz w:val="24"/>
+          <w:szCs w:val="24"/>
+          <w:lang w:eastAsia="en-IN"/>
+        </w:rPr>
+        <w:t>Why error?</w:t>
+      </w:r>
+    </w:p>
+    <w:p>
+      <w:pPr>
         <w:numPr>
           <w:ilvl w:val="0"/>
-          <w:numId w:val="28"/>
+          <w:numId w:val="65"/>
         </w:numPr>
-      </w:pPr>
-      <w:r>
-        <w:rPr>
-          <w:rStyle w:val="Strong"/>
-        </w:rPr>
-        <w:t xml:space="preserve">Can an abstract class be </w:t>
-      </w:r>
-      <w:r>
-        <w:rPr>
-          <w:rStyle w:val="HTMLCode"/>
+        <w:spacing w:before="100" w:beforeAutospacing="1" w:after="100" w:afterAutospacing="1" w:line="240" w:lineRule="auto"/>
+        <w:rPr>
+          <w:rFonts w:ascii="Times New Roman" w:eastAsia="Times New Roman" w:hAnsi="Times New Roman" w:cs="Times New Roman"/>
+          <w:sz w:val="24"/>
+          <w:szCs w:val="24"/>
+          <w:lang w:eastAsia="en-IN"/>
+        </w:rPr>
+      </w:pPr>
+      <w:r>
+        <w:rPr>
+          <w:rFonts w:ascii="Courier New" w:eastAsia="Times New Roman" w:hAnsi="Courier New" w:cs="Courier New"/>
+          <w:sz w:val="20"/>
+          <w:szCs w:val="20"/>
+          <w:lang w:eastAsia="en-IN"/>
+        </w:rPr>
+        <w:t>abstract class Vehicle</w:t>
+      </w:r>
+      <w:r>
+        <w:rPr>
+          <w:rFonts w:ascii="Times New Roman" w:eastAsia="Times New Roman" w:hAnsi="Times New Roman" w:cs="Times New Roman"/>
+          <w:sz w:val="24"/>
+          <w:szCs w:val="24"/>
+          <w:lang w:eastAsia="en-IN"/>
+        </w:rPr>
+        <w:t xml:space="preserve"> → expects child classes. </w:t>
+      </w:r>
+    </w:p>
+    <w:p>
+      <w:pPr>
+        <w:numPr>
+          <w:ilvl w:val="0"/>
+          <w:numId w:val="65"/>
+        </w:numPr>
+        <w:spacing w:before="100" w:beforeAutospacing="1" w:after="100" w:afterAutospacing="1" w:line="240" w:lineRule="auto"/>
+        <w:rPr>
+          <w:rFonts w:ascii="Times New Roman" w:eastAsia="Times New Roman" w:hAnsi="Times New Roman" w:cs="Times New Roman"/>
+          <w:sz w:val="24"/>
+          <w:szCs w:val="24"/>
+          <w:lang w:eastAsia="en-IN"/>
+        </w:rPr>
+      </w:pPr>
+      <w:r>
+        <w:rPr>
+          <w:rFonts w:ascii="Courier New" w:eastAsia="Times New Roman" w:hAnsi="Courier New" w:cs="Courier New"/>
+          <w:sz w:val="20"/>
+          <w:szCs w:val="20"/>
+          <w:lang w:eastAsia="en-IN"/>
+        </w:rPr>
+        <w:t>final class Vehicle</w:t>
+      </w:r>
+      <w:r>
+        <w:rPr>
+          <w:rFonts w:ascii="Times New Roman" w:eastAsia="Times New Roman" w:hAnsi="Times New Roman" w:cs="Times New Roman"/>
+          <w:sz w:val="24"/>
+          <w:szCs w:val="24"/>
+          <w:lang w:eastAsia="en-IN"/>
+        </w:rPr>
+        <w:t xml:space="preserve"> → prevents child classes. </w:t>
+      </w:r>
+    </w:p>
+    <w:p>
+      <w:pPr>
+        <w:numPr>
+          <w:ilvl w:val="0"/>
+          <w:numId w:val="65"/>
+        </w:numPr>
+        <w:spacing w:before="100" w:beforeAutospacing="1" w:after="100" w:afterAutospacing="1" w:line="240" w:lineRule="auto"/>
+        <w:rPr>
+          <w:rFonts w:ascii="Times New Roman" w:eastAsia="Times New Roman" w:hAnsi="Times New Roman" w:cs="Times New Roman"/>
+          <w:sz w:val="24"/>
+          <w:szCs w:val="24"/>
+          <w:lang w:eastAsia="en-IN"/>
+        </w:rPr>
+      </w:pPr>
+      <w:r>
+        <w:rPr>
+          <w:rFonts w:ascii="Times New Roman" w:eastAsia="Times New Roman" w:hAnsi="Times New Roman" w:cs="Times New Roman"/>
+          <w:sz w:val="24"/>
+          <w:szCs w:val="24"/>
+          <w:lang w:eastAsia="en-IN"/>
+        </w:rPr>
+        <w:t xml:space="preserve">Both rules conflict. </w:t>
+      </w:r>
+    </w:p>
+    <w:p>
+      <w:pPr>
+        <w:spacing w:after="0" w:line="240" w:lineRule="auto"/>
+        <w:rPr>
+          <w:rFonts w:ascii="Times New Roman" w:eastAsia="Times New Roman" w:hAnsi="Times New Roman" w:cs="Times New Roman"/>
+          <w:sz w:val="24"/>
+          <w:szCs w:val="24"/>
+          <w:lang w:eastAsia="en-IN"/>
+        </w:rPr>
+      </w:pPr>
+      <w:r>
+        <w:rPr>
+          <w:rFonts w:ascii="Times New Roman" w:eastAsia="Times New Roman" w:hAnsi="Times New Roman" w:cs="Times New Roman"/>
+          <w:sz w:val="24"/>
+          <w:szCs w:val="24"/>
+          <w:lang w:eastAsia="en-IN"/>
+        </w:rPr>
+        <w:pict>
+          <v:rect id="_x0000_i1194" style="width:0;height:1.5pt" o:hralign="center" o:hrstd="t" o:hr="t" fillcolor="#a0a0a0" stroked="f"/>
+        </w:pict>
+      </w:r>
+    </w:p>
+    <w:p>
+      <w:pPr>
+        <w:spacing w:before="100" w:beforeAutospacing="1" w:after="100" w:afterAutospacing="1" w:line="240" w:lineRule="auto"/>
+        <w:outlineLvl w:val="2"/>
+        <w:rPr>
+          <w:rFonts w:ascii="Times New Roman" w:eastAsia="Times New Roman" w:hAnsi="Times New Roman" w:cs="Times New Roman"/>
           <w:b/>
           <w:bCs/>
+          <w:sz w:val="27"/>
+          <w:szCs w:val="27"/>
+          <w:lang w:eastAsia="en-IN"/>
+        </w:rPr>
+      </w:pPr>
+      <w:r>
+        <w:rPr>
+          <w:rFonts w:ascii="Times New Roman" w:eastAsia="Times New Roman" w:hAnsi="Times New Roman" w:cs="Times New Roman"/>
+          <w:b/>
+          <w:bCs/>
+          <w:sz w:val="27"/>
+          <w:szCs w:val="27"/>
+          <w:lang w:eastAsia="en-IN"/>
+        </w:rPr>
+        <w:lastRenderedPageBreak/>
+        <w:t>Correct examples:</w:t>
+      </w:r>
+    </w:p>
+    <w:p>
+      <w:pPr>
+        <w:spacing w:before="100" w:beforeAutospacing="1" w:after="100" w:afterAutospacing="1" w:line="240" w:lineRule="auto"/>
+        <w:rPr>
+          <w:rFonts w:ascii="Times New Roman" w:eastAsia="Times New Roman" w:hAnsi="Times New Roman" w:cs="Times New Roman"/>
+          <w:sz w:val="24"/>
+          <w:szCs w:val="24"/>
+          <w:lang w:eastAsia="en-IN"/>
+        </w:rPr>
+      </w:pPr>
+      <w:r>
+        <w:rPr>
+          <w:rFonts w:ascii="Times New Roman" w:eastAsia="Times New Roman" w:hAnsi="Times New Roman" w:cs="Times New Roman"/>
+          <w:sz w:val="24"/>
+          <w:szCs w:val="24"/>
+          <w:lang w:eastAsia="en-IN"/>
+        </w:rPr>
+        <w:t>✅ Abstract class:</w:t>
+      </w:r>
+    </w:p>
+    <w:p>
+      <w:pPr>
+        <w:tabs>
+          <w:tab w:val="left" w:pos="916"/>
+          <w:tab w:val="left" w:pos="1832"/>
+          <w:tab w:val="left" w:pos="2748"/>
+          <w:tab w:val="left" w:pos="3664"/>
+          <w:tab w:val="left" w:pos="4580"/>
+          <w:tab w:val="left" w:pos="5496"/>
+          <w:tab w:val="left" w:pos="6412"/>
+          <w:tab w:val="left" w:pos="7328"/>
+          <w:tab w:val="left" w:pos="8244"/>
+          <w:tab w:val="left" w:pos="9160"/>
+          <w:tab w:val="left" w:pos="10076"/>
+          <w:tab w:val="left" w:pos="10992"/>
+          <w:tab w:val="left" w:pos="11908"/>
+          <w:tab w:val="left" w:pos="12824"/>
+          <w:tab w:val="left" w:pos="13740"/>
+          <w:tab w:val="left" w:pos="14656"/>
+        </w:tabs>
+        <w:spacing w:after="0" w:line="240" w:lineRule="auto"/>
+        <w:rPr>
+          <w:rFonts w:ascii="Courier New" w:eastAsia="Times New Roman" w:hAnsi="Courier New" w:cs="Courier New"/>
+          <w:sz w:val="20"/>
+          <w:szCs w:val="20"/>
+          <w:lang w:eastAsia="en-IN"/>
+        </w:rPr>
+      </w:pPr>
+      <w:r>
+        <w:rPr>
+          <w:rFonts w:ascii="Courier New" w:eastAsia="Times New Roman" w:hAnsi="Courier New" w:cs="Courier New"/>
+          <w:sz w:val="20"/>
+          <w:szCs w:val="20"/>
+          <w:lang w:eastAsia="en-IN"/>
+        </w:rPr>
+        <w:t>abstract class Animal {</w:t>
+      </w:r>
+      <w:r>
+        <w:rPr>
+          <w:rFonts w:ascii="Courier New" w:eastAsia="Times New Roman" w:hAnsi="Courier New" w:cs="Courier New"/>
+          <w:sz w:val="20"/>
+          <w:szCs w:val="20"/>
+          <w:lang w:eastAsia="en-IN"/>
+        </w:rPr>
+        <w:br/>
+        <w:t xml:space="preserve">    abstract void sound();</w:t>
+      </w:r>
+      <w:r>
+        <w:rPr>
+          <w:rFonts w:ascii="Courier New" w:eastAsia="Times New Roman" w:hAnsi="Courier New" w:cs="Courier New"/>
+          <w:sz w:val="20"/>
+          <w:szCs w:val="20"/>
+          <w:lang w:eastAsia="en-IN"/>
+        </w:rPr>
+        <w:br/>
+        <w:t>}</w:t>
+      </w:r>
+      <w:r>
+        <w:rPr>
+          <w:rFonts w:ascii="Courier New" w:eastAsia="Times New Roman" w:hAnsi="Courier New" w:cs="Courier New"/>
+          <w:sz w:val="20"/>
+          <w:szCs w:val="20"/>
+          <w:lang w:eastAsia="en-IN"/>
+        </w:rPr>
+        <w:br/>
+      </w:r>
+      <w:r>
+        <w:rPr>
+          <w:rFonts w:ascii="Courier New" w:eastAsia="Times New Roman" w:hAnsi="Courier New" w:cs="Courier New"/>
+          <w:sz w:val="20"/>
+          <w:szCs w:val="20"/>
+          <w:lang w:eastAsia="en-IN"/>
+        </w:rPr>
+        <w:br/>
+        <w:t>class Dog extends Animal {</w:t>
+      </w:r>
+      <w:r>
+        <w:rPr>
+          <w:rFonts w:ascii="Courier New" w:eastAsia="Times New Roman" w:hAnsi="Courier New" w:cs="Courier New"/>
+          <w:sz w:val="20"/>
+          <w:szCs w:val="20"/>
+          <w:lang w:eastAsia="en-IN"/>
+        </w:rPr>
+        <w:br/>
+        <w:t xml:space="preserve">    void sound() {</w:t>
+      </w:r>
+      <w:r>
+        <w:rPr>
+          <w:rFonts w:ascii="Courier New" w:eastAsia="Times New Roman" w:hAnsi="Courier New" w:cs="Courier New"/>
+          <w:sz w:val="20"/>
+          <w:szCs w:val="20"/>
+          <w:lang w:eastAsia="en-IN"/>
+        </w:rPr>
+        <w:br/>
+        <w:t xml:space="preserve">        System.out.println("Bark");</w:t>
+      </w:r>
+      <w:r>
+        <w:rPr>
+          <w:rFonts w:ascii="Courier New" w:eastAsia="Times New Roman" w:hAnsi="Courier New" w:cs="Courier New"/>
+          <w:sz w:val="20"/>
+          <w:szCs w:val="20"/>
+          <w:lang w:eastAsia="en-IN"/>
+        </w:rPr>
+        <w:br/>
+        <w:t xml:space="preserve">    }</w:t>
+      </w:r>
+      <w:r>
+        <w:rPr>
+          <w:rFonts w:ascii="Courier New" w:eastAsia="Times New Roman" w:hAnsi="Courier New" w:cs="Courier New"/>
+          <w:sz w:val="20"/>
+          <w:szCs w:val="20"/>
+          <w:lang w:eastAsia="en-IN"/>
+        </w:rPr>
+        <w:br/>
+        <w:t>}</w:t>
+      </w:r>
+    </w:p>
+    <w:p>
+      <w:pPr>
+        <w:spacing w:before="100" w:beforeAutospacing="1" w:after="100" w:afterAutospacing="1" w:line="240" w:lineRule="auto"/>
+        <w:rPr>
+          <w:rFonts w:ascii="Times New Roman" w:eastAsia="Times New Roman" w:hAnsi="Times New Roman" w:cs="Times New Roman"/>
+          <w:sz w:val="24"/>
+          <w:szCs w:val="24"/>
+          <w:lang w:eastAsia="en-IN"/>
+        </w:rPr>
+      </w:pPr>
+      <w:r>
+        <w:rPr>
+          <w:rFonts w:ascii="Times New Roman" w:eastAsia="Times New Roman" w:hAnsi="Times New Roman" w:cs="Times New Roman"/>
+          <w:sz w:val="24"/>
+          <w:szCs w:val="24"/>
+          <w:lang w:eastAsia="en-IN"/>
+        </w:rPr>
+        <w:t xml:space="preserve">Here, </w:t>
+      </w:r>
+      <w:r>
+        <w:rPr>
+          <w:rFonts w:ascii="Courier New" w:eastAsia="Times New Roman" w:hAnsi="Courier New" w:cs="Courier New"/>
+          <w:sz w:val="20"/>
+          <w:szCs w:val="20"/>
+          <w:lang w:eastAsia="en-IN"/>
+        </w:rPr>
+        <w:t>Dog</w:t>
+      </w:r>
+      <w:r>
+        <w:rPr>
+          <w:rFonts w:ascii="Times New Roman" w:eastAsia="Times New Roman" w:hAnsi="Times New Roman" w:cs="Times New Roman"/>
+          <w:sz w:val="24"/>
+          <w:szCs w:val="24"/>
+          <w:lang w:eastAsia="en-IN"/>
+        </w:rPr>
+        <w:t xml:space="preserve"> provides the implementation of </w:t>
+      </w:r>
+      <w:r>
+        <w:rPr>
+          <w:rFonts w:ascii="Courier New" w:eastAsia="Times New Roman" w:hAnsi="Courier New" w:cs="Courier New"/>
+          <w:sz w:val="20"/>
+          <w:szCs w:val="20"/>
+          <w:lang w:eastAsia="en-IN"/>
+        </w:rPr>
+        <w:t>sound()</w:t>
+      </w:r>
+      <w:r>
+        <w:rPr>
+          <w:rFonts w:ascii="Times New Roman" w:eastAsia="Times New Roman" w:hAnsi="Times New Roman" w:cs="Times New Roman"/>
+          <w:sz w:val="24"/>
+          <w:szCs w:val="24"/>
+          <w:lang w:eastAsia="en-IN"/>
+        </w:rPr>
+        <w:t>.</w:t>
+      </w:r>
+    </w:p>
+    <w:p>
+      <w:pPr>
+        <w:spacing w:after="0" w:line="240" w:lineRule="auto"/>
+        <w:rPr>
+          <w:rFonts w:ascii="Times New Roman" w:eastAsia="Times New Roman" w:hAnsi="Times New Roman" w:cs="Times New Roman"/>
+          <w:sz w:val="24"/>
+          <w:szCs w:val="24"/>
+          <w:lang w:eastAsia="en-IN"/>
+        </w:rPr>
+      </w:pPr>
+      <w:r>
+        <w:rPr>
+          <w:rFonts w:ascii="Times New Roman" w:eastAsia="Times New Roman" w:hAnsi="Times New Roman" w:cs="Times New Roman"/>
+          <w:sz w:val="24"/>
+          <w:szCs w:val="24"/>
+          <w:lang w:eastAsia="en-IN"/>
+        </w:rPr>
+        <w:pict>
+          <v:rect id="_x0000_i1195" style="width:0;height:1.5pt" o:hralign="center" o:hrstd="t" o:hr="t" fillcolor="#a0a0a0" stroked="f"/>
+        </w:pict>
+      </w:r>
+    </w:p>
+    <w:p>
+      <w:pPr>
+        <w:spacing w:before="100" w:beforeAutospacing="1" w:after="100" w:afterAutospacing="1" w:line="240" w:lineRule="auto"/>
+        <w:rPr>
+          <w:rFonts w:ascii="Times New Roman" w:eastAsia="Times New Roman" w:hAnsi="Times New Roman" w:cs="Times New Roman"/>
+          <w:sz w:val="24"/>
+          <w:szCs w:val="24"/>
+          <w:lang w:eastAsia="en-IN"/>
+        </w:rPr>
+      </w:pPr>
+      <w:r>
+        <w:rPr>
+          <w:rFonts w:ascii="Times New Roman" w:eastAsia="Times New Roman" w:hAnsi="Times New Roman" w:cs="Times New Roman"/>
+          <w:sz w:val="24"/>
+          <w:szCs w:val="24"/>
+          <w:lang w:eastAsia="en-IN"/>
+        </w:rPr>
+        <w:t>✅ Final class:</w:t>
+      </w:r>
+    </w:p>
+    <w:p>
+      <w:pPr>
+        <w:tabs>
+          <w:tab w:val="left" w:pos="916"/>
+          <w:tab w:val="left" w:pos="1832"/>
+          <w:tab w:val="left" w:pos="2748"/>
+          <w:tab w:val="left" w:pos="3664"/>
+          <w:tab w:val="left" w:pos="4580"/>
+          <w:tab w:val="left" w:pos="5496"/>
+          <w:tab w:val="left" w:pos="6412"/>
+          <w:tab w:val="left" w:pos="7328"/>
+          <w:tab w:val="left" w:pos="8244"/>
+          <w:tab w:val="left" w:pos="9160"/>
+          <w:tab w:val="left" w:pos="10076"/>
+          <w:tab w:val="left" w:pos="10992"/>
+          <w:tab w:val="left" w:pos="11908"/>
+          <w:tab w:val="left" w:pos="12824"/>
+          <w:tab w:val="left" w:pos="13740"/>
+          <w:tab w:val="left" w:pos="14656"/>
+        </w:tabs>
+        <w:spacing w:after="0" w:line="240" w:lineRule="auto"/>
+        <w:rPr>
+          <w:rFonts w:ascii="Courier New" w:eastAsia="Times New Roman" w:hAnsi="Courier New" w:cs="Courier New"/>
+          <w:sz w:val="20"/>
+          <w:szCs w:val="20"/>
+          <w:lang w:eastAsia="en-IN"/>
+        </w:rPr>
+      </w:pPr>
+      <w:r>
+        <w:rPr>
+          <w:rFonts w:ascii="Courier New" w:eastAsia="Times New Roman" w:hAnsi="Courier New" w:cs="Courier New"/>
+          <w:sz w:val="20"/>
+          <w:szCs w:val="20"/>
+          <w:lang w:eastAsia="en-IN"/>
+        </w:rPr>
+        <w:t>final class MathUtils {</w:t>
+      </w:r>
+      <w:r>
+        <w:rPr>
+          <w:rFonts w:ascii="Courier New" w:eastAsia="Times New Roman" w:hAnsi="Courier New" w:cs="Courier New"/>
+          <w:sz w:val="20"/>
+          <w:szCs w:val="20"/>
+          <w:lang w:eastAsia="en-IN"/>
+        </w:rPr>
+        <w:br/>
+        <w:t xml:space="preserve">    void calculate() {</w:t>
+      </w:r>
+      <w:r>
+        <w:rPr>
+          <w:rFonts w:ascii="Courier New" w:eastAsia="Times New Roman" w:hAnsi="Courier New" w:cs="Courier New"/>
+          <w:sz w:val="20"/>
+          <w:szCs w:val="20"/>
+          <w:lang w:eastAsia="en-IN"/>
+        </w:rPr>
+        <w:br/>
+        <w:t xml:space="preserve">        System.out.println("Calculation");</w:t>
+      </w:r>
+      <w:r>
+        <w:rPr>
+          <w:rFonts w:ascii="Courier New" w:eastAsia="Times New Roman" w:hAnsi="Courier New" w:cs="Courier New"/>
+          <w:sz w:val="20"/>
+          <w:szCs w:val="20"/>
+          <w:lang w:eastAsia="en-IN"/>
+        </w:rPr>
+        <w:br/>
+        <w:t xml:space="preserve">    }</w:t>
+      </w:r>
+      <w:r>
+        <w:rPr>
+          <w:rFonts w:ascii="Courier New" w:eastAsia="Times New Roman" w:hAnsi="Courier New" w:cs="Courier New"/>
+          <w:sz w:val="20"/>
+          <w:szCs w:val="20"/>
+          <w:lang w:eastAsia="en-IN"/>
+        </w:rPr>
+        <w:br/>
+        <w:t>}</w:t>
+      </w:r>
+    </w:p>
+    <w:p>
+      <w:pPr>
+        <w:spacing w:before="100" w:beforeAutospacing="1" w:after="100" w:afterAutospacing="1" w:line="240" w:lineRule="auto"/>
+        <w:rPr>
+          <w:rFonts w:ascii="Times New Roman" w:eastAsia="Times New Roman" w:hAnsi="Times New Roman" w:cs="Times New Roman"/>
+          <w:sz w:val="24"/>
+          <w:szCs w:val="24"/>
+          <w:lang w:eastAsia="en-IN"/>
+        </w:rPr>
+      </w:pPr>
+      <w:r>
+        <w:rPr>
+          <w:rFonts w:ascii="Times New Roman" w:eastAsia="Times New Roman" w:hAnsi="Times New Roman" w:cs="Times New Roman"/>
+          <w:sz w:val="24"/>
+          <w:szCs w:val="24"/>
+          <w:lang w:eastAsia="en-IN"/>
+        </w:rPr>
+        <w:t>This class cannot be inherited:</w:t>
+      </w:r>
+    </w:p>
+    <w:p>
+      <w:pPr>
+        <w:tabs>
+          <w:tab w:val="left" w:pos="916"/>
+          <w:tab w:val="left" w:pos="1832"/>
+          <w:tab w:val="left" w:pos="2748"/>
+          <w:tab w:val="left" w:pos="3664"/>
+          <w:tab w:val="left" w:pos="4580"/>
+          <w:tab w:val="left" w:pos="5496"/>
+          <w:tab w:val="left" w:pos="6412"/>
+          <w:tab w:val="left" w:pos="7328"/>
+          <w:tab w:val="left" w:pos="8244"/>
+          <w:tab w:val="left" w:pos="9160"/>
+          <w:tab w:val="left" w:pos="10076"/>
+          <w:tab w:val="left" w:pos="10992"/>
+          <w:tab w:val="left" w:pos="11908"/>
+          <w:tab w:val="left" w:pos="12824"/>
+          <w:tab w:val="left" w:pos="13740"/>
+          <w:tab w:val="left" w:pos="14656"/>
+        </w:tabs>
+        <w:spacing w:after="0" w:line="240" w:lineRule="auto"/>
+        <w:rPr>
+          <w:rFonts w:ascii="Courier New" w:eastAsia="Times New Roman" w:hAnsi="Courier New" w:cs="Courier New"/>
+          <w:sz w:val="20"/>
+          <w:szCs w:val="20"/>
+          <w:lang w:eastAsia="en-IN"/>
+        </w:rPr>
+      </w:pPr>
+      <w:r>
+        <w:rPr>
+          <w:rFonts w:ascii="Courier New" w:eastAsia="Times New Roman" w:hAnsi="Courier New" w:cs="Courier New"/>
+          <w:sz w:val="20"/>
+          <w:szCs w:val="20"/>
+          <w:lang w:eastAsia="en-IN"/>
+        </w:rPr>
+        <w:t>class Test extends MathUtils { } // Error</w:t>
+      </w:r>
+    </w:p>
+    <w:p>
+      <w:pPr>
+        <w:spacing w:before="100" w:beforeAutospacing="1" w:after="100" w:afterAutospacing="1" w:line="240" w:lineRule="auto"/>
+        <w:rPr>
+          <w:rFonts w:ascii="Times New Roman" w:eastAsia="Times New Roman" w:hAnsi="Times New Roman" w:cs="Times New Roman"/>
+          <w:sz w:val="24"/>
+          <w:szCs w:val="24"/>
+          <w:lang w:eastAsia="en-IN"/>
+        </w:rPr>
+      </w:pPr>
+      <w:r>
+        <w:rPr>
+          <w:rFonts w:ascii="Times New Roman" w:eastAsia="Times New Roman" w:hAnsi="Times New Roman" w:cs="Times New Roman"/>
+          <w:b/>
+          <w:bCs/>
+          <w:sz w:val="24"/>
+          <w:szCs w:val="24"/>
+          <w:lang w:eastAsia="en-IN"/>
+        </w:rPr>
+        <w:t>In short:</w:t>
+      </w:r>
+    </w:p>
+    <w:p>
+      <w:pPr>
+        <w:numPr>
+          <w:ilvl w:val="0"/>
+          <w:numId w:val="66"/>
+        </w:numPr>
+        <w:spacing w:before="100" w:beforeAutospacing="1" w:after="100" w:afterAutospacing="1" w:line="240" w:lineRule="auto"/>
+        <w:rPr>
+          <w:rFonts w:ascii="Times New Roman" w:eastAsia="Times New Roman" w:hAnsi="Times New Roman" w:cs="Times New Roman"/>
+          <w:sz w:val="24"/>
+          <w:szCs w:val="24"/>
+          <w:lang w:eastAsia="en-IN"/>
+        </w:rPr>
+      </w:pPr>
+      <w:r>
+        <w:rPr>
+          <w:rFonts w:ascii="Courier New" w:eastAsia="Times New Roman" w:hAnsi="Courier New" w:cs="Courier New"/>
+          <w:sz w:val="20"/>
+          <w:szCs w:val="20"/>
+          <w:lang w:eastAsia="en-IN"/>
+        </w:rPr>
+        <w:t>abstract</w:t>
+      </w:r>
+      <w:r>
+        <w:rPr>
+          <w:rFonts w:ascii="Times New Roman" w:eastAsia="Times New Roman" w:hAnsi="Times New Roman" w:cs="Times New Roman"/>
+          <w:sz w:val="24"/>
+          <w:szCs w:val="24"/>
+          <w:lang w:eastAsia="en-IN"/>
+        </w:rPr>
+        <w:t xml:space="preserve"> → "must be inherited" </w:t>
+      </w:r>
+    </w:p>
+    <w:p>
+      <w:pPr>
+        <w:numPr>
+          <w:ilvl w:val="0"/>
+          <w:numId w:val="66"/>
+        </w:numPr>
+        <w:spacing w:before="100" w:beforeAutospacing="1" w:after="100" w:afterAutospacing="1" w:line="240" w:lineRule="auto"/>
+        <w:rPr>
+          <w:rFonts w:ascii="Times New Roman" w:eastAsia="Times New Roman" w:hAnsi="Times New Roman" w:cs="Times New Roman"/>
+          <w:sz w:val="24"/>
+          <w:szCs w:val="24"/>
+          <w:lang w:eastAsia="en-IN"/>
+        </w:rPr>
+      </w:pPr>
+      <w:r>
+        <w:rPr>
+          <w:rFonts w:ascii="Courier New" w:eastAsia="Times New Roman" w:hAnsi="Courier New" w:cs="Courier New"/>
+          <w:sz w:val="20"/>
+          <w:szCs w:val="20"/>
+          <w:lang w:eastAsia="en-IN"/>
         </w:rPr>
         <w:t>final</w:t>
       </w:r>
       <w:r>
         <w:rPr>
-          <w:rStyle w:val="Strong"/>
-        </w:rPr>
-        <w:t>?</w:t>
-      </w:r>
-    </w:p>
-    <w:p>
-      <w:pPr>
-        <w:pStyle w:val="NormalWeb"/>
+          <w:rFonts w:ascii="Times New Roman" w:eastAsia="Times New Roman" w:hAnsi="Times New Roman" w:cs="Times New Roman"/>
+          <w:sz w:val="24"/>
+          <w:szCs w:val="24"/>
+          <w:lang w:eastAsia="en-IN"/>
+        </w:rPr>
+        <w:t xml:space="preserve"> → "cannot be inherited" </w:t>
+      </w:r>
+    </w:p>
+    <w:p>
+      <w:pPr>
         <w:numPr>
-          <w:ilvl w:val="1"/>
-          <w:numId w:val="28"/>
+          <w:ilvl w:val="0"/>
+          <w:numId w:val="66"/>
         </w:numPr>
-      </w:pPr>
-      <w:r>
-        <w:rPr>
-          <w:rStyle w:val="Strong"/>
-        </w:rPr>
-        <w:lastRenderedPageBreak/>
-        <w:t>No.</w:t>
-      </w:r>
-      <w:r>
-        <w:t xml:space="preserve"> </w:t>
-      </w:r>
-      <w:r>
-        <w:rPr>
-          <w:rStyle w:val="HTMLCode"/>
-        </w:rPr>
-        <w:t>abstract</w:t>
-      </w:r>
-      <w:r>
-        <w:t xml:space="preserve"> requires inheritance, whereas </w:t>
-      </w:r>
-      <w:r>
-        <w:rPr>
-          <w:rStyle w:val="HTMLCode"/>
-        </w:rPr>
-        <w:t>final</w:t>
-      </w:r>
-      <w:r>
-        <w:t xml:space="preserve"> prohibits it, so they are mutually exclusive.</w:t>
+        <w:spacing w:before="100" w:beforeAutospacing="1" w:after="100" w:afterAutospacing="1" w:line="240" w:lineRule="auto"/>
+        <w:rPr>
+          <w:rFonts w:ascii="Times New Roman" w:eastAsia="Times New Roman" w:hAnsi="Times New Roman" w:cs="Times New Roman"/>
+          <w:sz w:val="24"/>
+          <w:szCs w:val="24"/>
+          <w:lang w:eastAsia="en-IN"/>
+        </w:rPr>
+      </w:pPr>
+      <w:r>
+        <w:rPr>
+          <w:rFonts w:ascii="Times New Roman" w:eastAsia="Times New Roman" w:hAnsi="Times New Roman" w:cs="Times New Roman"/>
+          <w:sz w:val="24"/>
+          <w:szCs w:val="24"/>
+          <w:lang w:eastAsia="en-IN"/>
+        </w:rPr>
+        <w:t>Therefore, they cannot be used together.</w:t>
       </w:r>
     </w:p>
     <w:p>
@@ -10518,6 +12790,8 @@
           <w:shd w:val="clear" w:color="auto" w:fill="FFFFFF"/>
         </w:rPr>
       </w:pPr>
+      <w:bookmarkStart w:id="0" w:name="_GoBack"/>
+      <w:bookmarkEnd w:id="0"/>
       <w:r>
         <w:rPr>
           <w:rFonts w:ascii="Segoe UI" w:hAnsi="Segoe UI" w:cs="Segoe UI"/>
@@ -10553,6 +12827,7 @@
         <w:pStyle w:val="NormalWeb"/>
       </w:pPr>
       <w:r>
+        <w:lastRenderedPageBreak/>
         <w:t>This is a common conceptual interview question.</w:t>
       </w:r>
     </w:p>
@@ -10800,7 +13075,6 @@
               </w:rPr>
             </w:pPr>
             <w:r>
-              <w:lastRenderedPageBreak/>
               <w:t>Usually compiled to bytecode or machine code</w:t>
             </w:r>
           </w:p>
@@ -10883,7 +13157,11 @@
               </w:rPr>
             </w:pPr>
             <w:r>
-              <w:t>Strong emphasis on code organization and reusability</w:t>
+              <w:t xml:space="preserve">Strong emphasis on code </w:t>
+            </w:r>
+            <w:r>
+              <w:lastRenderedPageBreak/>
+              <w:t>organization and reusability</w:t>
             </w:r>
           </w:p>
         </w:tc>
@@ -10901,7 +13179,12 @@
               </w:rPr>
             </w:pPr>
             <w:r>
-              <w:t>Faster to write and execute for small tasks</w:t>
+              <w:lastRenderedPageBreak/>
+              <w:t xml:space="preserve">Faster to write and execute for small </w:t>
+            </w:r>
+            <w:r>
+              <w:lastRenderedPageBreak/>
+              <w:t>tasks</w:t>
             </w:r>
           </w:p>
         </w:tc>
@@ -10909,6 +13192,7 @@
     </w:tbl>
     <w:p>
       <w:r>
+        <w:lastRenderedPageBreak/>
         <w:pict>
           <v:rect id="_x0000_i1080" style="width:0;height:1.5pt" o:hralign="center" o:hrstd="t" o:hr="t" fillcolor="#a0a0a0" stroked="f"/>
         </w:pict>
@@ -11088,72 +13372,72 @@
         <w:pStyle w:val="NormalWeb"/>
       </w:pPr>
       <w:r>
+        <w:t xml:space="preserve">Imagine a </w:t>
+      </w:r>
+      <w:r>
+        <w:rPr>
+          <w:rStyle w:val="Strong"/>
+        </w:rPr>
+        <w:t>car factory</w:t>
+      </w:r>
+      <w:r>
+        <w:t>.</w:t>
+      </w:r>
+    </w:p>
+    <w:p>
+      <w:pPr>
+        <w:pStyle w:val="Heading3"/>
+      </w:pPr>
+      <w:r>
+        <w:t>OOP</w:t>
+      </w:r>
+    </w:p>
+    <w:p>
+      <w:pPr>
+        <w:pStyle w:val="NormalWeb"/>
+      </w:pPr>
+      <w:r>
+        <w:t xml:space="preserve">You first design a </w:t>
+      </w:r>
+      <w:r>
+        <w:rPr>
+          <w:rStyle w:val="Strong"/>
+        </w:rPr>
+        <w:t>blueprint (class)</w:t>
+      </w:r>
+      <w:r>
+        <w:t>.</w:t>
+      </w:r>
+    </w:p>
+    <w:p>
+      <w:pPr>
+        <w:pStyle w:val="NormalWeb"/>
+      </w:pPr>
+      <w:r>
+        <w:t xml:space="preserve">Then you manufacture many </w:t>
+      </w:r>
+      <w:r>
+        <w:rPr>
+          <w:rStyle w:val="Strong"/>
+        </w:rPr>
+        <w:t>cars (objects)</w:t>
+      </w:r>
+      <w:r>
+        <w:t>.</w:t>
+      </w:r>
+    </w:p>
+    <w:p>
+      <w:pPr>
+        <w:pStyle w:val="HTMLPreformatted"/>
+        <w:rPr>
+          <w:rStyle w:val="HTMLCode"/>
+        </w:rPr>
+      </w:pPr>
+      <w:r>
+        <w:rPr>
+          <w:rStyle w:val="HTMLCode"/>
+        </w:rPr>
         <w:lastRenderedPageBreak/>
-        <w:t xml:space="preserve">Imagine a </w:t>
-      </w:r>
-      <w:r>
-        <w:rPr>
-          <w:rStyle w:val="Strong"/>
-        </w:rPr>
-        <w:t>car factory</w:t>
-      </w:r>
-      <w:r>
-        <w:t>.</w:t>
-      </w:r>
-    </w:p>
-    <w:p>
-      <w:pPr>
-        <w:pStyle w:val="Heading3"/>
-      </w:pPr>
-      <w:r>
-        <w:t>OOP</w:t>
-      </w:r>
-    </w:p>
-    <w:p>
-      <w:pPr>
-        <w:pStyle w:val="NormalWeb"/>
-      </w:pPr>
-      <w:r>
-        <w:t xml:space="preserve">You first design a </w:t>
-      </w:r>
-      <w:r>
-        <w:rPr>
-          <w:rStyle w:val="Strong"/>
-        </w:rPr>
-        <w:t>blueprint (class)</w:t>
-      </w:r>
-      <w:r>
-        <w:t>.</w:t>
-      </w:r>
-    </w:p>
-    <w:p>
-      <w:pPr>
-        <w:pStyle w:val="NormalWeb"/>
-      </w:pPr>
-      <w:r>
-        <w:t xml:space="preserve">Then you manufacture many </w:t>
-      </w:r>
-      <w:r>
-        <w:rPr>
-          <w:rStyle w:val="Strong"/>
-        </w:rPr>
-        <w:t>cars (objects)</w:t>
-      </w:r>
-      <w:r>
-        <w:t>.</w:t>
-      </w:r>
-    </w:p>
-    <w:p>
-      <w:pPr>
-        <w:pStyle w:val="HTMLPreformatted"/>
-        <w:rPr>
-          <w:rStyle w:val="HTMLCode"/>
-        </w:rPr>
-      </w:pPr>
-      <w:r>
-        <w:rPr>
-          <w:rStyle w:val="HTMLCode"/>
-        </w:rPr>
         <w:t>Class → Object</w:t>
       </w:r>
     </w:p>
@@ -11333,11 +13617,7 @@
         <w:pStyle w:val="NormalWeb"/>
       </w:pPr>
       <w:r>
-        <w:t xml:space="preserve">OOP is a programming paradigm that organizes code using classes and objects to improve modularity and reusability. A scripting language is </w:t>
-      </w:r>
-      <w:r>
-        <w:lastRenderedPageBreak/>
-        <w:t>generally designed for automation and rapid development, often being interpreted. Many modern scripting languages, like Python and JavaScript, also support OOP.</w:t>
+        <w:t>OOP is a programming paradigm that organizes code using classes and objects to improve modularity and reusability. A scripting language is generally designed for automation and rapid development, often being interpreted. Many modern scripting languages, like Python and JavaScript, also support OOP.</w:t>
       </w:r>
     </w:p>
     <w:p>
@@ -11364,6 +13644,7 @@
         </w:numPr>
       </w:pPr>
       <w:r>
+        <w:lastRenderedPageBreak/>
         <w:t>Is Java a scripting language?</w:t>
       </w:r>
     </w:p>
@@ -11616,119 +13897,119 @@
         <w:pStyle w:val="Heading3"/>
       </w:pPr>
       <w:r>
+        <w:t>Java Exception Hierarchy</w:t>
+      </w:r>
+    </w:p>
+    <w:p>
+      <w:pPr>
+        <w:pStyle w:val="HTMLPreformatted"/>
+        <w:rPr>
+          <w:rStyle w:val="HTMLCode"/>
+        </w:rPr>
+      </w:pPr>
+      <w:r>
+        <w:rPr>
+          <w:rStyle w:val="HTMLCode"/>
+        </w:rPr>
+        <w:t xml:space="preserve">                Object</w:t>
+      </w:r>
+    </w:p>
+    <w:p>
+      <w:pPr>
+        <w:pStyle w:val="HTMLPreformatted"/>
+        <w:rPr>
+          <w:rStyle w:val="HTMLCode"/>
+        </w:rPr>
+      </w:pPr>
+      <w:r>
+        <w:rPr>
+          <w:rStyle w:val="HTMLCode"/>
+        </w:rPr>
+        <w:t xml:space="preserve">                   │</w:t>
+      </w:r>
+    </w:p>
+    <w:p>
+      <w:pPr>
+        <w:pStyle w:val="HTMLPreformatted"/>
+        <w:rPr>
+          <w:rStyle w:val="HTMLCode"/>
+        </w:rPr>
+      </w:pPr>
+      <w:r>
+        <w:rPr>
+          <w:rStyle w:val="HTMLCode"/>
+        </w:rPr>
+        <w:t xml:space="preserve">              Throwable</w:t>
+      </w:r>
+    </w:p>
+    <w:p>
+      <w:pPr>
+        <w:pStyle w:val="HTMLPreformatted"/>
+        <w:rPr>
+          <w:rStyle w:val="HTMLCode"/>
+        </w:rPr>
+      </w:pPr>
+      <w:r>
+        <w:rPr>
+          <w:rStyle w:val="HTMLCode"/>
+        </w:rPr>
+        <w:t xml:space="preserve">              /        \</w:t>
+      </w:r>
+    </w:p>
+    <w:p>
+      <w:pPr>
+        <w:pStyle w:val="HTMLPreformatted"/>
+        <w:rPr>
+          <w:rStyle w:val="HTMLCode"/>
+        </w:rPr>
+      </w:pPr>
+      <w:r>
+        <w:rPr>
+          <w:rStyle w:val="HTMLCode"/>
+        </w:rPr>
+        <w:t xml:space="preserve">         Exception     Error</w:t>
+      </w:r>
+    </w:p>
+    <w:p>
+      <w:pPr>
+        <w:pStyle w:val="HTMLPreformatted"/>
+        <w:rPr>
+          <w:rStyle w:val="HTMLCode"/>
+        </w:rPr>
+      </w:pPr>
+      <w:r>
+        <w:rPr>
+          <w:rStyle w:val="HTMLCode"/>
+        </w:rPr>
+        <w:t xml:space="preserve">             │</w:t>
+      </w:r>
+    </w:p>
+    <w:p>
+      <w:pPr>
+        <w:pStyle w:val="HTMLPreformatted"/>
+        <w:rPr>
+          <w:rStyle w:val="HTMLCode"/>
+        </w:rPr>
+      </w:pPr>
+      <w:r>
+        <w:rPr>
+          <w:rStyle w:val="HTMLCode"/>
+        </w:rPr>
+        <w:t xml:space="preserve">     RuntimeException</w:t>
+      </w:r>
+    </w:p>
+    <w:p>
+      <w:pPr>
+        <w:pStyle w:val="HTMLPreformatted"/>
+        <w:rPr>
+          <w:rStyle w:val="HTMLCode"/>
+        </w:rPr>
+      </w:pPr>
+      <w:r>
+        <w:rPr>
+          <w:rStyle w:val="HTMLCode"/>
+        </w:rPr>
         <w:lastRenderedPageBreak/>
-        <w:t>Java Exception Hierarchy</w:t>
-      </w:r>
-    </w:p>
-    <w:p>
-      <w:pPr>
-        <w:pStyle w:val="HTMLPreformatted"/>
-        <w:rPr>
-          <w:rStyle w:val="HTMLCode"/>
-        </w:rPr>
-      </w:pPr>
-      <w:r>
-        <w:rPr>
-          <w:rStyle w:val="HTMLCode"/>
-        </w:rPr>
-        <w:t xml:space="preserve">                Object</w:t>
-      </w:r>
-    </w:p>
-    <w:p>
-      <w:pPr>
-        <w:pStyle w:val="HTMLPreformatted"/>
-        <w:rPr>
-          <w:rStyle w:val="HTMLCode"/>
-        </w:rPr>
-      </w:pPr>
-      <w:r>
-        <w:rPr>
-          <w:rStyle w:val="HTMLCode"/>
-        </w:rPr>
-        <w:t xml:space="preserve">                   │</w:t>
-      </w:r>
-    </w:p>
-    <w:p>
-      <w:pPr>
-        <w:pStyle w:val="HTMLPreformatted"/>
-        <w:rPr>
-          <w:rStyle w:val="HTMLCode"/>
-        </w:rPr>
-      </w:pPr>
-      <w:r>
-        <w:rPr>
-          <w:rStyle w:val="HTMLCode"/>
-        </w:rPr>
-        <w:t xml:space="preserve">              Throwable</w:t>
-      </w:r>
-    </w:p>
-    <w:p>
-      <w:pPr>
-        <w:pStyle w:val="HTMLPreformatted"/>
-        <w:rPr>
-          <w:rStyle w:val="HTMLCode"/>
-        </w:rPr>
-      </w:pPr>
-      <w:r>
-        <w:rPr>
-          <w:rStyle w:val="HTMLCode"/>
-        </w:rPr>
-        <w:t xml:space="preserve">              /        \</w:t>
-      </w:r>
-    </w:p>
-    <w:p>
-      <w:pPr>
-        <w:pStyle w:val="HTMLPreformatted"/>
-        <w:rPr>
-          <w:rStyle w:val="HTMLCode"/>
-        </w:rPr>
-      </w:pPr>
-      <w:r>
-        <w:rPr>
-          <w:rStyle w:val="HTMLCode"/>
-        </w:rPr>
-        <w:t xml:space="preserve">         Exception     Error</w:t>
-      </w:r>
-    </w:p>
-    <w:p>
-      <w:pPr>
-        <w:pStyle w:val="HTMLPreformatted"/>
-        <w:rPr>
-          <w:rStyle w:val="HTMLCode"/>
-        </w:rPr>
-      </w:pPr>
-      <w:r>
-        <w:rPr>
-          <w:rStyle w:val="HTMLCode"/>
-        </w:rPr>
-        <w:t xml:space="preserve">             │</w:t>
-      </w:r>
-    </w:p>
-    <w:p>
-      <w:pPr>
-        <w:pStyle w:val="HTMLPreformatted"/>
-        <w:rPr>
-          <w:rStyle w:val="HTMLCode"/>
-        </w:rPr>
-      </w:pPr>
-      <w:r>
-        <w:rPr>
-          <w:rStyle w:val="HTMLCode"/>
-        </w:rPr>
-        <w:t xml:space="preserve">     RuntimeException</w:t>
-      </w:r>
-    </w:p>
-    <w:p>
-      <w:pPr>
-        <w:pStyle w:val="HTMLPreformatted"/>
-        <w:rPr>
-          <w:rStyle w:val="HTMLCode"/>
-        </w:rPr>
-      </w:pPr>
-      <w:r>
-        <w:rPr>
-          <w:rStyle w:val="HTMLCode"/>
-        </w:rPr>
         <w:t xml:space="preserve">             │</w:t>
       </w:r>
     </w:p>
@@ -12091,7 +14372,6 @@
               </w:rPr>
             </w:pPr>
             <w:r>
-              <w:lastRenderedPageBreak/>
               <w:t>Recoverable</w:t>
             </w:r>
           </w:p>
@@ -12234,6 +14514,7 @@
     </w:tbl>
     <w:p>
       <w:r>
+        <w:lastRenderedPageBreak/>
         <w:pict>
           <v:rect id="_x0000_i1089" style="width:0;height:1.5pt" o:hralign="center" o:hrstd="t" o:hr="t" fillcolor="#a0a0a0" stroked="f"/>
         </w:pict>
@@ -12476,7 +14757,6 @@
         <w:pStyle w:val="Heading1"/>
       </w:pPr>
       <w:r>
-        <w:lastRenderedPageBreak/>
         <w:t>Interview Answer</w:t>
       </w:r>
     </w:p>
@@ -12553,6 +14833,7 @@
     </w:p>
     <w:p>
       <w:r>
+        <w:lastRenderedPageBreak/>
         <w:pict>
           <v:rect id="_x0000_i1091" style="width:0;height:1.5pt" o:hralign="center" o:hrstd="t" o:hr="t" fillcolor="#a0a0a0" stroked="f"/>
         </w:pict>
@@ -12957,7 +15238,6 @@
                 <w:rStyle w:val="HTMLCode"/>
                 <w:rFonts w:eastAsiaTheme="minorHAnsi"/>
               </w:rPr>
-              <w:lastRenderedPageBreak/>
               <w:t>SQLException</w:t>
             </w:r>
             <w:r>
@@ -12986,7 +15266,6 @@
               </w:rPr>
             </w:pPr>
             <w:r>
-              <w:lastRenderedPageBreak/>
               <w:t xml:space="preserve">Examples: </w:t>
             </w:r>
             <w:r>
@@ -13004,7 +15283,6 @@
                 <w:rStyle w:val="HTMLCode"/>
                 <w:rFonts w:eastAsiaTheme="minorHAnsi"/>
               </w:rPr>
-              <w:lastRenderedPageBreak/>
               <w:t>StackOverflowError</w:t>
             </w:r>
           </w:p>
@@ -13013,7 +15291,6 @@
     </w:tbl>
     <w:p>
       <w:r>
-        <w:lastRenderedPageBreak/>
         <w:pict>
           <v:rect id="_x0000_i1093" style="width:0;height:1.5pt" o:hralign="center" o:hrstd="t" o:hr="t" fillcolor="#a0a0a0" stroked="f"/>
         </w:pict>
@@ -13102,6 +15379,7 @@
         <w:pStyle w:val="NormalWeb"/>
       </w:pPr>
       <w:r>
+        <w:lastRenderedPageBreak/>
         <w:t>Output:</w:t>
       </w:r>
     </w:p>
@@ -13262,7 +15540,6 @@
         <w:pStyle w:val="Heading1"/>
       </w:pPr>
       <w:r>
-        <w:lastRenderedPageBreak/>
         <w:t>Common Errors</w:t>
       </w:r>
     </w:p>
@@ -13330,6 +15607,7 @@
         <w:rPr>
           <w:rStyle w:val="HTMLCode"/>
         </w:rPr>
+        <w:lastRenderedPageBreak/>
         <w:t>java.lang.StackOverflowError</w:t>
       </w:r>
     </w:p>
@@ -13473,7 +15751,6 @@
         <w:pStyle w:val="Heading1"/>
       </w:pPr>
       <w:r>
-        <w:lastRenderedPageBreak/>
         <w:t xml:space="preserve">Should We Catch </w:t>
       </w:r>
       <w:r>
@@ -13606,6 +15883,7 @@
         <w:pStyle w:val="Heading1"/>
       </w:pPr>
       <w:r>
+        <w:lastRenderedPageBreak/>
         <w:t>Memory Trick</w:t>
       </w:r>
     </w:p>
@@ -13689,7 +15967,6 @@
         <w:pStyle w:val="Heading1"/>
       </w:pPr>
       <w:r>
-        <w:lastRenderedPageBreak/>
         <w:t>Common Follow-up Questions</w:t>
       </w:r>
     </w:p>
@@ -14033,6 +16310,7 @@
         <w:pStyle w:val="NormalWeb"/>
       </w:pPr>
       <w:r>
+        <w:lastRenderedPageBreak/>
         <w:t>This is one of the most frequently asked Java interview questions.</w:t>
       </w:r>
     </w:p>
@@ -14150,7 +16428,6 @@
         <w:rPr>
           <w:rStyle w:val="HTMLCode"/>
         </w:rPr>
-        <w:lastRenderedPageBreak/>
         <w:t xml:space="preserve">                Throwable</w:t>
       </w:r>
     </w:p>
@@ -14455,6 +16732,7 @@
               </w:rPr>
             </w:pPr>
             <w:r>
+              <w:lastRenderedPageBreak/>
               <w:t xml:space="preserve">Must be handled or declared with </w:t>
             </w:r>
             <w:r>
@@ -14898,6 +17176,7 @@
         <w:pStyle w:val="Heading1"/>
       </w:pPr>
       <w:r>
+        <w:lastRenderedPageBreak/>
         <w:t>Unchecked Exception Example</w:t>
       </w:r>
     </w:p>
@@ -15072,7 +17351,6 @@
         <w:rPr>
           <w:rStyle w:val="HTMLCode"/>
         </w:rPr>
-        <w:lastRenderedPageBreak/>
         <w:t>FileNotFoundException</w:t>
       </w:r>
     </w:p>
@@ -15208,6 +17486,7 @@
         <w:pStyle w:val="Heading1"/>
       </w:pPr>
       <w:r>
+        <w:lastRenderedPageBreak/>
         <w:t>Why did Java introduce Checked Exceptions?</w:t>
       </w:r>
     </w:p>
@@ -15331,7 +17610,6 @@
         <w:pStyle w:val="NormalWeb"/>
       </w:pPr>
       <w:r>
-        <w:lastRenderedPageBreak/>
         <w:t>Output:</w:t>
       </w:r>
     </w:p>
@@ -15413,6 +17691,7 @@
     </w:p>
     <w:p>
       <w:r>
+        <w:lastRenderedPageBreak/>
         <w:pict>
           <v:rect id="_x0000_i1112" style="width:0;height:1.5pt" o:hralign="center" o:hrstd="t" o:hr="t" fillcolor="#a0a0a0" stroked="f"/>
         </w:pict>
@@ -15549,148 +17828,148 @@
         <w:rPr>
           <w:rStyle w:val="HTMLCode"/>
         </w:rPr>
+        <w:t>throw new IOException("File not found");</w:t>
+      </w:r>
+    </w:p>
+    <w:p>
+      <w:pPr>
+        <w:pStyle w:val="NormalWeb"/>
+      </w:pPr>
+      <w:r>
+        <w:t xml:space="preserve">The calling method must then handle it or declare it with </w:t>
+      </w:r>
+      <w:r>
+        <w:rPr>
+          <w:rStyle w:val="HTMLCode"/>
+        </w:rPr>
+        <w:t>throws</w:t>
+      </w:r>
+      <w:r>
+        <w:t>.</w:t>
+      </w:r>
+    </w:p>
+    <w:p>
+      <w:pPr>
+        <w:pStyle w:val="Heading3"/>
+      </w:pPr>
+      <w:r>
+        <w:t>5. Can we create our own checked exception?</w:t>
+      </w:r>
+    </w:p>
+    <w:p>
+      <w:pPr>
+        <w:pStyle w:val="NormalWeb"/>
+      </w:pPr>
+      <w:r>
+        <w:t>Yes.</w:t>
+      </w:r>
+    </w:p>
+    <w:p>
+      <w:pPr>
+        <w:pStyle w:val="HTMLPreformatted"/>
+        <w:rPr>
+          <w:rStyle w:val="HTMLCode"/>
+        </w:rPr>
+      </w:pPr>
+      <w:r>
+        <w:rPr>
+          <w:rStyle w:val="HTMLCode"/>
+        </w:rPr>
+        <w:t>class InvalidAgeException extends Exception {</w:t>
+      </w:r>
+    </w:p>
+    <w:p>
+      <w:pPr>
+        <w:pStyle w:val="HTMLPreformatted"/>
+        <w:rPr>
+          <w:rStyle w:val="HTMLCode"/>
+        </w:rPr>
+      </w:pPr>
+    </w:p>
+    <w:p>
+      <w:pPr>
+        <w:pStyle w:val="HTMLPreformatted"/>
+        <w:rPr>
+          <w:rStyle w:val="HTMLCode"/>
+        </w:rPr>
+      </w:pPr>
+      <w:r>
+        <w:rPr>
+          <w:rStyle w:val="HTMLCode"/>
+        </w:rPr>
+        <w:t xml:space="preserve">    public InvalidAgeException(String message) {</w:t>
+      </w:r>
+    </w:p>
+    <w:p>
+      <w:pPr>
+        <w:pStyle w:val="HTMLPreformatted"/>
+        <w:rPr>
+          <w:rStyle w:val="HTMLCode"/>
+        </w:rPr>
+      </w:pPr>
+      <w:r>
+        <w:rPr>
+          <w:rStyle w:val="HTMLCode"/>
+        </w:rPr>
+        <w:t xml:space="preserve">        super(message);</w:t>
+      </w:r>
+    </w:p>
+    <w:p>
+      <w:pPr>
+        <w:pStyle w:val="HTMLPreformatted"/>
+        <w:rPr>
+          <w:rStyle w:val="HTMLCode"/>
+        </w:rPr>
+      </w:pPr>
+      <w:r>
+        <w:rPr>
+          <w:rStyle w:val="HTMLCode"/>
+        </w:rPr>
+        <w:t xml:space="preserve">    }</w:t>
+      </w:r>
+    </w:p>
+    <w:p>
+      <w:pPr>
+        <w:pStyle w:val="HTMLPreformatted"/>
+        <w:rPr>
+          <w:rStyle w:val="HTMLCode"/>
+        </w:rPr>
+      </w:pPr>
+      <w:r>
+        <w:rPr>
+          <w:rStyle w:val="HTMLCode"/>
+        </w:rPr>
+        <w:t>}</w:t>
+      </w:r>
+    </w:p>
+    <w:p>
+      <w:pPr>
+        <w:pStyle w:val="Heading3"/>
+      </w:pPr>
+      <w:r>
+        <w:t>6. Can we create our own unchecked exception?</w:t>
+      </w:r>
+    </w:p>
+    <w:p>
+      <w:pPr>
+        <w:pStyle w:val="NormalWeb"/>
+      </w:pPr>
+      <w:r>
+        <w:t>Yes.</w:t>
+      </w:r>
+    </w:p>
+    <w:p>
+      <w:pPr>
+        <w:pStyle w:val="HTMLPreformatted"/>
+        <w:rPr>
+          <w:rStyle w:val="HTMLCode"/>
+        </w:rPr>
+      </w:pPr>
+      <w:r>
+        <w:rPr>
+          <w:rStyle w:val="HTMLCode"/>
+        </w:rPr>
         <w:lastRenderedPageBreak/>
-        <w:t>throw new IOException("File not found");</w:t>
-      </w:r>
-    </w:p>
-    <w:p>
-      <w:pPr>
-        <w:pStyle w:val="NormalWeb"/>
-      </w:pPr>
-      <w:r>
-        <w:t xml:space="preserve">The calling method must then handle it or declare it with </w:t>
-      </w:r>
-      <w:r>
-        <w:rPr>
-          <w:rStyle w:val="HTMLCode"/>
-        </w:rPr>
-        <w:t>throws</w:t>
-      </w:r>
-      <w:r>
-        <w:t>.</w:t>
-      </w:r>
-    </w:p>
-    <w:p>
-      <w:pPr>
-        <w:pStyle w:val="Heading3"/>
-      </w:pPr>
-      <w:r>
-        <w:t>5. Can we create our own checked exception?</w:t>
-      </w:r>
-    </w:p>
-    <w:p>
-      <w:pPr>
-        <w:pStyle w:val="NormalWeb"/>
-      </w:pPr>
-      <w:r>
-        <w:t>Yes.</w:t>
-      </w:r>
-    </w:p>
-    <w:p>
-      <w:pPr>
-        <w:pStyle w:val="HTMLPreformatted"/>
-        <w:rPr>
-          <w:rStyle w:val="HTMLCode"/>
-        </w:rPr>
-      </w:pPr>
-      <w:r>
-        <w:rPr>
-          <w:rStyle w:val="HTMLCode"/>
-        </w:rPr>
-        <w:t>class InvalidAgeException extends Exception {</w:t>
-      </w:r>
-    </w:p>
-    <w:p>
-      <w:pPr>
-        <w:pStyle w:val="HTMLPreformatted"/>
-        <w:rPr>
-          <w:rStyle w:val="HTMLCode"/>
-        </w:rPr>
-      </w:pPr>
-    </w:p>
-    <w:p>
-      <w:pPr>
-        <w:pStyle w:val="HTMLPreformatted"/>
-        <w:rPr>
-          <w:rStyle w:val="HTMLCode"/>
-        </w:rPr>
-      </w:pPr>
-      <w:r>
-        <w:rPr>
-          <w:rStyle w:val="HTMLCode"/>
-        </w:rPr>
-        <w:t xml:space="preserve">    public InvalidAgeException(String message) {</w:t>
-      </w:r>
-    </w:p>
-    <w:p>
-      <w:pPr>
-        <w:pStyle w:val="HTMLPreformatted"/>
-        <w:rPr>
-          <w:rStyle w:val="HTMLCode"/>
-        </w:rPr>
-      </w:pPr>
-      <w:r>
-        <w:rPr>
-          <w:rStyle w:val="HTMLCode"/>
-        </w:rPr>
-        <w:t xml:space="preserve">        super(message);</w:t>
-      </w:r>
-    </w:p>
-    <w:p>
-      <w:pPr>
-        <w:pStyle w:val="HTMLPreformatted"/>
-        <w:rPr>
-          <w:rStyle w:val="HTMLCode"/>
-        </w:rPr>
-      </w:pPr>
-      <w:r>
-        <w:rPr>
-          <w:rStyle w:val="HTMLCode"/>
-        </w:rPr>
-        <w:t xml:space="preserve">    }</w:t>
-      </w:r>
-    </w:p>
-    <w:p>
-      <w:pPr>
-        <w:pStyle w:val="HTMLPreformatted"/>
-        <w:rPr>
-          <w:rStyle w:val="HTMLCode"/>
-        </w:rPr>
-      </w:pPr>
-      <w:r>
-        <w:rPr>
-          <w:rStyle w:val="HTMLCode"/>
-        </w:rPr>
-        <w:t>}</w:t>
-      </w:r>
-    </w:p>
-    <w:p>
-      <w:pPr>
-        <w:pStyle w:val="Heading3"/>
-      </w:pPr>
-      <w:r>
-        <w:t>6. Can we create our own unchecked exception?</w:t>
-      </w:r>
-    </w:p>
-    <w:p>
-      <w:pPr>
-        <w:pStyle w:val="NormalWeb"/>
-      </w:pPr>
-      <w:r>
-        <w:t>Yes.</w:t>
-      </w:r>
-    </w:p>
-    <w:p>
-      <w:pPr>
-        <w:pStyle w:val="HTMLPreformatted"/>
-        <w:rPr>
-          <w:rStyle w:val="HTMLCode"/>
-        </w:rPr>
-      </w:pPr>
-      <w:r>
-        <w:rPr>
-          <w:rStyle w:val="HTMLCode"/>
-        </w:rPr>
         <w:t>class InvalidAgeException extends RuntimeException {</w:t>
       </w:r>
     </w:p>
@@ -15881,7 +18160,6 @@
         <w:pStyle w:val="Heading1"/>
       </w:pPr>
       <w:r>
-        <w:lastRenderedPageBreak/>
         <w:t>Throw vs Throws</w:t>
       </w:r>
     </w:p>
@@ -16138,6 +18416,7 @@
         <w:pStyle w:val="Heading1"/>
       </w:pPr>
       <w:r>
+        <w:lastRenderedPageBreak/>
         <w:t xml:space="preserve">1. </w:t>
       </w:r>
       <w:r>
@@ -16342,7 +18621,6 @@
     </w:p>
     <w:p>
       <w:r>
-        <w:lastRenderedPageBreak/>
         <w:pict>
           <v:rect id="_x0000_i1115" style="width:0;height:1.5pt" o:hralign="center" o:hrstd="t" o:hr="t" fillcolor="#a0a0a0" stroked="f"/>
         </w:pict>
@@ -16501,6 +18779,7 @@
         <w:rPr>
           <w:rStyle w:val="HTMLCode"/>
         </w:rPr>
+        <w:lastRenderedPageBreak/>
         <w:t>java.lang.ArithmeticException: Divide by zero</w:t>
       </w:r>
     </w:p>
@@ -16705,7 +18984,6 @@
         <w:rPr>
           <w:rStyle w:val="HTMLCode"/>
         </w:rPr>
-        <w:lastRenderedPageBreak/>
         <w:t xml:space="preserve">    }</w:t>
       </w:r>
     </w:p>
@@ -17011,7 +19289,6 @@
         <w:pStyle w:val="NormalWeb"/>
       </w:pPr>
       <w:r>
-        <w:lastRenderedPageBreak/>
         <w:t xml:space="preserve">No </w:t>
       </w:r>
       <w:r>
@@ -17082,6 +19359,7 @@
         <w:pStyle w:val="NormalWeb"/>
       </w:pPr>
       <w:r>
+        <w:lastRenderedPageBreak/>
         <w:t>"Either catch it or declare it."</w:t>
       </w:r>
     </w:p>
@@ -17205,7 +19483,6 @@
         <w:rPr>
           <w:rStyle w:val="HTMLCode"/>
         </w:rPr>
-        <w:lastRenderedPageBreak/>
         <w:t>throws</w:t>
       </w:r>
     </w:p>
@@ -17340,6 +19617,7 @@
         <w:rPr>
           <w:rStyle w:val="HTMLCode"/>
         </w:rPr>
+        <w:lastRenderedPageBreak/>
         <w:t xml:space="preserve">    }</w:t>
       </w:r>
     </w:p>
@@ -17560,14 +19838,7 @@
         <w:rPr>
           <w:rStyle w:val="Strong"/>
         </w:rPr>
-        <w:t xml:space="preserve"> is used in the method signature to declare that the method may throw one or more exceptions. For checked </w:t>
-      </w:r>
-      <w:r>
-        <w:rPr>
-          <w:rStyle w:val="Strong"/>
-        </w:rPr>
-        <w:lastRenderedPageBreak/>
-        <w:t xml:space="preserve">exceptions, </w:t>
+        <w:t xml:space="preserve"> is used in the method signature to declare that the method may throw one or more exceptions. For checked exceptions, </w:t>
       </w:r>
       <w:r>
         <w:rPr>
@@ -17683,6 +19954,7 @@
         <w:rPr>
           <w:rStyle w:val="Strong"/>
         </w:rPr>
+        <w:lastRenderedPageBreak/>
         <w:t>Unchecked Exception:</w:t>
       </w:r>
       <w:r>
@@ -17865,7 +20137,6 @@
         <w:pStyle w:val="NormalWeb"/>
       </w:pPr>
       <w:r>
-        <w:lastRenderedPageBreak/>
         <w:t>Yes.</w:t>
       </w:r>
     </w:p>
@@ -18188,7 +20459,6 @@
         <w:rPr>
           <w:rStyle w:val="HTMLCode"/>
         </w:rPr>
-        <w:lastRenderedPageBreak/>
         <w:t xml:space="preserve">    if (fis != null) {</w:t>
       </w:r>
     </w:p>
@@ -26898,8 +29168,6 @@
           <w:shd w:val="clear" w:color="auto" w:fill="FFFFFF"/>
         </w:rPr>
       </w:pPr>
-      <w:bookmarkStart w:id="0" w:name="_GoBack"/>
-      <w:bookmarkEnd w:id="0"/>
     </w:p>
     <w:p>
       <w:r>
@@ -33392,6 +35660,453 @@
     </w:lvl>
   </w:abstractNum>
   <w:abstractNum w:abstractNumId="30">
+    <w:nsid w:val="3C6E0661"/>
+    <w:multiLevelType w:val="multilevel"/>
+    <w:tmpl w:val="E4369FE4"/>
+    <w:lvl w:ilvl="0">
+      <w:start w:val="1"/>
+      <w:numFmt w:val="bullet"/>
+      <w:lvlText w:val=""/>
+      <w:lvlJc w:val="left"/>
+      <w:pPr>
+        <w:tabs>
+          <w:tab w:val="num" w:pos="720"/>
+        </w:tabs>
+        <w:ind w:left="720" w:hanging="360"/>
+      </w:pPr>
+      <w:rPr>
+        <w:rFonts w:ascii="Symbol" w:hAnsi="Symbol" w:hint="default"/>
+        <w:sz w:val="20"/>
+      </w:rPr>
+    </w:lvl>
+    <w:lvl w:ilvl="1" w:tentative="1">
+      <w:start w:val="1"/>
+      <w:numFmt w:val="bullet"/>
+      <w:lvlText w:val="o"/>
+      <w:lvlJc w:val="left"/>
+      <w:pPr>
+        <w:tabs>
+          <w:tab w:val="num" w:pos="1440"/>
+        </w:tabs>
+        <w:ind w:left="1440" w:hanging="360"/>
+      </w:pPr>
+      <w:rPr>
+        <w:rFonts w:ascii="Courier New" w:hAnsi="Courier New" w:hint="default"/>
+        <w:sz w:val="20"/>
+      </w:rPr>
+    </w:lvl>
+    <w:lvl w:ilvl="2" w:tentative="1">
+      <w:start w:val="1"/>
+      <w:numFmt w:val="bullet"/>
+      <w:lvlText w:val=""/>
+      <w:lvlJc w:val="left"/>
+      <w:pPr>
+        <w:tabs>
+          <w:tab w:val="num" w:pos="2160"/>
+        </w:tabs>
+        <w:ind w:left="2160" w:hanging="360"/>
+      </w:pPr>
+      <w:rPr>
+        <w:rFonts w:ascii="Wingdings" w:hAnsi="Wingdings" w:hint="default"/>
+        <w:sz w:val="20"/>
+      </w:rPr>
+    </w:lvl>
+    <w:lvl w:ilvl="3" w:tentative="1">
+      <w:start w:val="1"/>
+      <w:numFmt w:val="bullet"/>
+      <w:lvlText w:val=""/>
+      <w:lvlJc w:val="left"/>
+      <w:pPr>
+        <w:tabs>
+          <w:tab w:val="num" w:pos="2880"/>
+        </w:tabs>
+        <w:ind w:left="2880" w:hanging="360"/>
+      </w:pPr>
+      <w:rPr>
+        <w:rFonts w:ascii="Wingdings" w:hAnsi="Wingdings" w:hint="default"/>
+        <w:sz w:val="20"/>
+      </w:rPr>
+    </w:lvl>
+    <w:lvl w:ilvl="4" w:tentative="1">
+      <w:start w:val="1"/>
+      <w:numFmt w:val="bullet"/>
+      <w:lvlText w:val=""/>
+      <w:lvlJc w:val="left"/>
+      <w:pPr>
+        <w:tabs>
+          <w:tab w:val="num" w:pos="3600"/>
+        </w:tabs>
+        <w:ind w:left="3600" w:hanging="360"/>
+      </w:pPr>
+      <w:rPr>
+        <w:rFonts w:ascii="Wingdings" w:hAnsi="Wingdings" w:hint="default"/>
+        <w:sz w:val="20"/>
+      </w:rPr>
+    </w:lvl>
+    <w:lvl w:ilvl="5" w:tentative="1">
+      <w:start w:val="1"/>
+      <w:numFmt w:val="bullet"/>
+      <w:lvlText w:val=""/>
+      <w:lvlJc w:val="left"/>
+      <w:pPr>
+        <w:tabs>
+          <w:tab w:val="num" w:pos="4320"/>
+        </w:tabs>
+        <w:ind w:left="4320" w:hanging="360"/>
+      </w:pPr>
+      <w:rPr>
+        <w:rFonts w:ascii="Wingdings" w:hAnsi="Wingdings" w:hint="default"/>
+        <w:sz w:val="20"/>
+      </w:rPr>
+    </w:lvl>
+    <w:lvl w:ilvl="6" w:tentative="1">
+      <w:start w:val="1"/>
+      <w:numFmt w:val="bullet"/>
+      <w:lvlText w:val=""/>
+      <w:lvlJc w:val="left"/>
+      <w:pPr>
+        <w:tabs>
+          <w:tab w:val="num" w:pos="5040"/>
+        </w:tabs>
+        <w:ind w:left="5040" w:hanging="360"/>
+      </w:pPr>
+      <w:rPr>
+        <w:rFonts w:ascii="Wingdings" w:hAnsi="Wingdings" w:hint="default"/>
+        <w:sz w:val="20"/>
+      </w:rPr>
+    </w:lvl>
+    <w:lvl w:ilvl="7" w:tentative="1">
+      <w:start w:val="1"/>
+      <w:numFmt w:val="bullet"/>
+      <w:lvlText w:val=""/>
+      <w:lvlJc w:val="left"/>
+      <w:pPr>
+        <w:tabs>
+          <w:tab w:val="num" w:pos="5760"/>
+        </w:tabs>
+        <w:ind w:left="5760" w:hanging="360"/>
+      </w:pPr>
+      <w:rPr>
+        <w:rFonts w:ascii="Wingdings" w:hAnsi="Wingdings" w:hint="default"/>
+        <w:sz w:val="20"/>
+      </w:rPr>
+    </w:lvl>
+    <w:lvl w:ilvl="8" w:tentative="1">
+      <w:start w:val="1"/>
+      <w:numFmt w:val="bullet"/>
+      <w:lvlText w:val=""/>
+      <w:lvlJc w:val="left"/>
+      <w:pPr>
+        <w:tabs>
+          <w:tab w:val="num" w:pos="6480"/>
+        </w:tabs>
+        <w:ind w:left="6480" w:hanging="360"/>
+      </w:pPr>
+      <w:rPr>
+        <w:rFonts w:ascii="Wingdings" w:hAnsi="Wingdings" w:hint="default"/>
+        <w:sz w:val="20"/>
+      </w:rPr>
+    </w:lvl>
+  </w:abstractNum>
+  <w:abstractNum w:abstractNumId="31">
+    <w:nsid w:val="3D2F78C2"/>
+    <w:multiLevelType w:val="multilevel"/>
+    <w:tmpl w:val="E14E0E08"/>
+    <w:lvl w:ilvl="0">
+      <w:start w:val="1"/>
+      <w:numFmt w:val="bullet"/>
+      <w:lvlText w:val=""/>
+      <w:lvlJc w:val="left"/>
+      <w:pPr>
+        <w:tabs>
+          <w:tab w:val="num" w:pos="720"/>
+        </w:tabs>
+        <w:ind w:left="720" w:hanging="360"/>
+      </w:pPr>
+      <w:rPr>
+        <w:rFonts w:ascii="Symbol" w:hAnsi="Symbol" w:hint="default"/>
+        <w:sz w:val="20"/>
+      </w:rPr>
+    </w:lvl>
+    <w:lvl w:ilvl="1" w:tentative="1">
+      <w:start w:val="1"/>
+      <w:numFmt w:val="bullet"/>
+      <w:lvlText w:val="o"/>
+      <w:lvlJc w:val="left"/>
+      <w:pPr>
+        <w:tabs>
+          <w:tab w:val="num" w:pos="1440"/>
+        </w:tabs>
+        <w:ind w:left="1440" w:hanging="360"/>
+      </w:pPr>
+      <w:rPr>
+        <w:rFonts w:ascii="Courier New" w:hAnsi="Courier New" w:hint="default"/>
+        <w:sz w:val="20"/>
+      </w:rPr>
+    </w:lvl>
+    <w:lvl w:ilvl="2" w:tentative="1">
+      <w:start w:val="1"/>
+      <w:numFmt w:val="bullet"/>
+      <w:lvlText w:val=""/>
+      <w:lvlJc w:val="left"/>
+      <w:pPr>
+        <w:tabs>
+          <w:tab w:val="num" w:pos="2160"/>
+        </w:tabs>
+        <w:ind w:left="2160" w:hanging="360"/>
+      </w:pPr>
+      <w:rPr>
+        <w:rFonts w:ascii="Wingdings" w:hAnsi="Wingdings" w:hint="default"/>
+        <w:sz w:val="20"/>
+      </w:rPr>
+    </w:lvl>
+    <w:lvl w:ilvl="3" w:tentative="1">
+      <w:start w:val="1"/>
+      <w:numFmt w:val="bullet"/>
+      <w:lvlText w:val=""/>
+      <w:lvlJc w:val="left"/>
+      <w:pPr>
+        <w:tabs>
+          <w:tab w:val="num" w:pos="2880"/>
+        </w:tabs>
+        <w:ind w:left="2880" w:hanging="360"/>
+      </w:pPr>
+      <w:rPr>
+        <w:rFonts w:ascii="Wingdings" w:hAnsi="Wingdings" w:hint="default"/>
+        <w:sz w:val="20"/>
+      </w:rPr>
+    </w:lvl>
+    <w:lvl w:ilvl="4" w:tentative="1">
+      <w:start w:val="1"/>
+      <w:numFmt w:val="bullet"/>
+      <w:lvlText w:val=""/>
+      <w:lvlJc w:val="left"/>
+      <w:pPr>
+        <w:tabs>
+          <w:tab w:val="num" w:pos="3600"/>
+        </w:tabs>
+        <w:ind w:left="3600" w:hanging="360"/>
+      </w:pPr>
+      <w:rPr>
+        <w:rFonts w:ascii="Wingdings" w:hAnsi="Wingdings" w:hint="default"/>
+        <w:sz w:val="20"/>
+      </w:rPr>
+    </w:lvl>
+    <w:lvl w:ilvl="5" w:tentative="1">
+      <w:start w:val="1"/>
+      <w:numFmt w:val="bullet"/>
+      <w:lvlText w:val=""/>
+      <w:lvlJc w:val="left"/>
+      <w:pPr>
+        <w:tabs>
+          <w:tab w:val="num" w:pos="4320"/>
+        </w:tabs>
+        <w:ind w:left="4320" w:hanging="360"/>
+      </w:pPr>
+      <w:rPr>
+        <w:rFonts w:ascii="Wingdings" w:hAnsi="Wingdings" w:hint="default"/>
+        <w:sz w:val="20"/>
+      </w:rPr>
+    </w:lvl>
+    <w:lvl w:ilvl="6" w:tentative="1">
+      <w:start w:val="1"/>
+      <w:numFmt w:val="bullet"/>
+      <w:lvlText w:val=""/>
+      <w:lvlJc w:val="left"/>
+      <w:pPr>
+        <w:tabs>
+          <w:tab w:val="num" w:pos="5040"/>
+        </w:tabs>
+        <w:ind w:left="5040" w:hanging="360"/>
+      </w:pPr>
+      <w:rPr>
+        <w:rFonts w:ascii="Wingdings" w:hAnsi="Wingdings" w:hint="default"/>
+        <w:sz w:val="20"/>
+      </w:rPr>
+    </w:lvl>
+    <w:lvl w:ilvl="7" w:tentative="1">
+      <w:start w:val="1"/>
+      <w:numFmt w:val="bullet"/>
+      <w:lvlText w:val=""/>
+      <w:lvlJc w:val="left"/>
+      <w:pPr>
+        <w:tabs>
+          <w:tab w:val="num" w:pos="5760"/>
+        </w:tabs>
+        <w:ind w:left="5760" w:hanging="360"/>
+      </w:pPr>
+      <w:rPr>
+        <w:rFonts w:ascii="Wingdings" w:hAnsi="Wingdings" w:hint="default"/>
+        <w:sz w:val="20"/>
+      </w:rPr>
+    </w:lvl>
+    <w:lvl w:ilvl="8" w:tentative="1">
+      <w:start w:val="1"/>
+      <w:numFmt w:val="bullet"/>
+      <w:lvlText w:val=""/>
+      <w:lvlJc w:val="left"/>
+      <w:pPr>
+        <w:tabs>
+          <w:tab w:val="num" w:pos="6480"/>
+        </w:tabs>
+        <w:ind w:left="6480" w:hanging="360"/>
+      </w:pPr>
+      <w:rPr>
+        <w:rFonts w:ascii="Wingdings" w:hAnsi="Wingdings" w:hint="default"/>
+        <w:sz w:val="20"/>
+      </w:rPr>
+    </w:lvl>
+  </w:abstractNum>
+  <w:abstractNum w:abstractNumId="32">
+    <w:nsid w:val="3D907441"/>
+    <w:multiLevelType w:val="multilevel"/>
+    <w:tmpl w:val="5DC60116"/>
+    <w:lvl w:ilvl="0">
+      <w:start w:val="1"/>
+      <w:numFmt w:val="bullet"/>
+      <w:lvlText w:val=""/>
+      <w:lvlJc w:val="left"/>
+      <w:pPr>
+        <w:tabs>
+          <w:tab w:val="num" w:pos="720"/>
+        </w:tabs>
+        <w:ind w:left="720" w:hanging="360"/>
+      </w:pPr>
+      <w:rPr>
+        <w:rFonts w:ascii="Symbol" w:hAnsi="Symbol" w:hint="default"/>
+        <w:sz w:val="20"/>
+      </w:rPr>
+    </w:lvl>
+    <w:lvl w:ilvl="1" w:tentative="1">
+      <w:start w:val="1"/>
+      <w:numFmt w:val="bullet"/>
+      <w:lvlText w:val="o"/>
+      <w:lvlJc w:val="left"/>
+      <w:pPr>
+        <w:tabs>
+          <w:tab w:val="num" w:pos="1440"/>
+        </w:tabs>
+        <w:ind w:left="1440" w:hanging="360"/>
+      </w:pPr>
+      <w:rPr>
+        <w:rFonts w:ascii="Courier New" w:hAnsi="Courier New" w:hint="default"/>
+        <w:sz w:val="20"/>
+      </w:rPr>
+    </w:lvl>
+    <w:lvl w:ilvl="2" w:tentative="1">
+      <w:start w:val="1"/>
+      <w:numFmt w:val="bullet"/>
+      <w:lvlText w:val=""/>
+      <w:lvlJc w:val="left"/>
+      <w:pPr>
+        <w:tabs>
+          <w:tab w:val="num" w:pos="2160"/>
+        </w:tabs>
+        <w:ind w:left="2160" w:hanging="360"/>
+      </w:pPr>
+      <w:rPr>
+        <w:rFonts w:ascii="Wingdings" w:hAnsi="Wingdings" w:hint="default"/>
+        <w:sz w:val="20"/>
+      </w:rPr>
+    </w:lvl>
+    <w:lvl w:ilvl="3" w:tentative="1">
+      <w:start w:val="1"/>
+      <w:numFmt w:val="bullet"/>
+      <w:lvlText w:val=""/>
+      <w:lvlJc w:val="left"/>
+      <w:pPr>
+        <w:tabs>
+          <w:tab w:val="num" w:pos="2880"/>
+        </w:tabs>
+        <w:ind w:left="2880" w:hanging="360"/>
+      </w:pPr>
+      <w:rPr>
+        <w:rFonts w:ascii="Wingdings" w:hAnsi="Wingdings" w:hint="default"/>
+        <w:sz w:val="20"/>
+      </w:rPr>
+    </w:lvl>
+    <w:lvl w:ilvl="4" w:tentative="1">
+      <w:start w:val="1"/>
+      <w:numFmt w:val="bullet"/>
+      <w:lvlText w:val=""/>
+      <w:lvlJc w:val="left"/>
+      <w:pPr>
+        <w:tabs>
+          <w:tab w:val="num" w:pos="3600"/>
+        </w:tabs>
+        <w:ind w:left="3600" w:hanging="360"/>
+      </w:pPr>
+      <w:rPr>
+        <w:rFonts w:ascii="Wingdings" w:hAnsi="Wingdings" w:hint="default"/>
+        <w:sz w:val="20"/>
+      </w:rPr>
+    </w:lvl>
+    <w:lvl w:ilvl="5" w:tentative="1">
+      <w:start w:val="1"/>
+      <w:numFmt w:val="bullet"/>
+      <w:lvlText w:val=""/>
+      <w:lvlJc w:val="left"/>
+      <w:pPr>
+        <w:tabs>
+          <w:tab w:val="num" w:pos="4320"/>
+        </w:tabs>
+        <w:ind w:left="4320" w:hanging="360"/>
+      </w:pPr>
+      <w:rPr>
+        <w:rFonts w:ascii="Wingdings" w:hAnsi="Wingdings" w:hint="default"/>
+        <w:sz w:val="20"/>
+      </w:rPr>
+    </w:lvl>
+    <w:lvl w:ilvl="6" w:tentative="1">
+      <w:start w:val="1"/>
+      <w:numFmt w:val="bullet"/>
+      <w:lvlText w:val=""/>
+      <w:lvlJc w:val="left"/>
+      <w:pPr>
+        <w:tabs>
+          <w:tab w:val="num" w:pos="5040"/>
+        </w:tabs>
+        <w:ind w:left="5040" w:hanging="360"/>
+      </w:pPr>
+      <w:rPr>
+        <w:rFonts w:ascii="Wingdings" w:hAnsi="Wingdings" w:hint="default"/>
+        <w:sz w:val="20"/>
+      </w:rPr>
+    </w:lvl>
+    <w:lvl w:ilvl="7" w:tentative="1">
+      <w:start w:val="1"/>
+      <w:numFmt w:val="bullet"/>
+      <w:lvlText w:val=""/>
+      <w:lvlJc w:val="left"/>
+      <w:pPr>
+        <w:tabs>
+          <w:tab w:val="num" w:pos="5760"/>
+        </w:tabs>
+        <w:ind w:left="5760" w:hanging="360"/>
+      </w:pPr>
+      <w:rPr>
+        <w:rFonts w:ascii="Wingdings" w:hAnsi="Wingdings" w:hint="default"/>
+        <w:sz w:val="20"/>
+      </w:rPr>
+    </w:lvl>
+    <w:lvl w:ilvl="8" w:tentative="1">
+      <w:start w:val="1"/>
+      <w:numFmt w:val="bullet"/>
+      <w:lvlText w:val=""/>
+      <w:lvlJc w:val="left"/>
+      <w:pPr>
+        <w:tabs>
+          <w:tab w:val="num" w:pos="6480"/>
+        </w:tabs>
+        <w:ind w:left="6480" w:hanging="360"/>
+      </w:pPr>
+      <w:rPr>
+        <w:rFonts w:ascii="Wingdings" w:hAnsi="Wingdings" w:hint="default"/>
+        <w:sz w:val="20"/>
+      </w:rPr>
+    </w:lvl>
+  </w:abstractNum>
+  <w:abstractNum w:abstractNumId="33">
     <w:nsid w:val="3E0804EF"/>
     <w:multiLevelType w:val="multilevel"/>
     <w:tmpl w:val="FF144E0A"/>
@@ -33540,7 +36255,7 @@
       </w:rPr>
     </w:lvl>
   </w:abstractNum>
-  <w:abstractNum w:abstractNumId="31">
+  <w:abstractNum w:abstractNumId="34">
     <w:nsid w:val="40CD340C"/>
     <w:multiLevelType w:val="multilevel"/>
     <w:tmpl w:val="DADCBBB6"/>
@@ -33689,7 +36404,7 @@
       </w:rPr>
     </w:lvl>
   </w:abstractNum>
-  <w:abstractNum w:abstractNumId="32">
+  <w:abstractNum w:abstractNumId="35">
     <w:nsid w:val="41330BC2"/>
     <w:multiLevelType w:val="multilevel"/>
     <w:tmpl w:val="A9CC64D4"/>
@@ -33838,7 +36553,7 @@
       </w:rPr>
     </w:lvl>
   </w:abstractNum>
-  <w:abstractNum w:abstractNumId="33">
+  <w:abstractNum w:abstractNumId="36">
     <w:nsid w:val="42207996"/>
     <w:multiLevelType w:val="multilevel"/>
     <w:tmpl w:val="97BCB098"/>
@@ -33987,7 +36702,7 @@
       </w:rPr>
     </w:lvl>
   </w:abstractNum>
-  <w:abstractNum w:abstractNumId="34">
+  <w:abstractNum w:abstractNumId="37">
     <w:nsid w:val="44716BE7"/>
     <w:multiLevelType w:val="multilevel"/>
     <w:tmpl w:val="A4689EFE"/>
@@ -34136,7 +36851,7 @@
       </w:rPr>
     </w:lvl>
   </w:abstractNum>
-  <w:abstractNum w:abstractNumId="35">
+  <w:abstractNum w:abstractNumId="38">
     <w:nsid w:val="45F1745E"/>
     <w:multiLevelType w:val="multilevel"/>
     <w:tmpl w:val="05028D94"/>
@@ -34285,7 +37000,156 @@
       </w:rPr>
     </w:lvl>
   </w:abstractNum>
-  <w:abstractNum w:abstractNumId="36">
+  <w:abstractNum w:abstractNumId="39">
+    <w:nsid w:val="47472CA5"/>
+    <w:multiLevelType w:val="multilevel"/>
+    <w:tmpl w:val="C7CC6920"/>
+    <w:lvl w:ilvl="0">
+      <w:start w:val="1"/>
+      <w:numFmt w:val="bullet"/>
+      <w:lvlText w:val=""/>
+      <w:lvlJc w:val="left"/>
+      <w:pPr>
+        <w:tabs>
+          <w:tab w:val="num" w:pos="720"/>
+        </w:tabs>
+        <w:ind w:left="720" w:hanging="360"/>
+      </w:pPr>
+      <w:rPr>
+        <w:rFonts w:ascii="Symbol" w:hAnsi="Symbol" w:hint="default"/>
+        <w:sz w:val="20"/>
+      </w:rPr>
+    </w:lvl>
+    <w:lvl w:ilvl="1" w:tentative="1">
+      <w:start w:val="1"/>
+      <w:numFmt w:val="bullet"/>
+      <w:lvlText w:val="o"/>
+      <w:lvlJc w:val="left"/>
+      <w:pPr>
+        <w:tabs>
+          <w:tab w:val="num" w:pos="1440"/>
+        </w:tabs>
+        <w:ind w:left="1440" w:hanging="360"/>
+      </w:pPr>
+      <w:rPr>
+        <w:rFonts w:ascii="Courier New" w:hAnsi="Courier New" w:hint="default"/>
+        <w:sz w:val="20"/>
+      </w:rPr>
+    </w:lvl>
+    <w:lvl w:ilvl="2" w:tentative="1">
+      <w:start w:val="1"/>
+      <w:numFmt w:val="bullet"/>
+      <w:lvlText w:val=""/>
+      <w:lvlJc w:val="left"/>
+      <w:pPr>
+        <w:tabs>
+          <w:tab w:val="num" w:pos="2160"/>
+        </w:tabs>
+        <w:ind w:left="2160" w:hanging="360"/>
+      </w:pPr>
+      <w:rPr>
+        <w:rFonts w:ascii="Wingdings" w:hAnsi="Wingdings" w:hint="default"/>
+        <w:sz w:val="20"/>
+      </w:rPr>
+    </w:lvl>
+    <w:lvl w:ilvl="3" w:tentative="1">
+      <w:start w:val="1"/>
+      <w:numFmt w:val="bullet"/>
+      <w:lvlText w:val=""/>
+      <w:lvlJc w:val="left"/>
+      <w:pPr>
+        <w:tabs>
+          <w:tab w:val="num" w:pos="2880"/>
+        </w:tabs>
+        <w:ind w:left="2880" w:hanging="360"/>
+      </w:pPr>
+      <w:rPr>
+        <w:rFonts w:ascii="Wingdings" w:hAnsi="Wingdings" w:hint="default"/>
+        <w:sz w:val="20"/>
+      </w:rPr>
+    </w:lvl>
+    <w:lvl w:ilvl="4" w:tentative="1">
+      <w:start w:val="1"/>
+      <w:numFmt w:val="bullet"/>
+      <w:lvlText w:val=""/>
+      <w:lvlJc w:val="left"/>
+      <w:pPr>
+        <w:tabs>
+          <w:tab w:val="num" w:pos="3600"/>
+        </w:tabs>
+        <w:ind w:left="3600" w:hanging="360"/>
+      </w:pPr>
+      <w:rPr>
+        <w:rFonts w:ascii="Wingdings" w:hAnsi="Wingdings" w:hint="default"/>
+        <w:sz w:val="20"/>
+      </w:rPr>
+    </w:lvl>
+    <w:lvl w:ilvl="5" w:tentative="1">
+      <w:start w:val="1"/>
+      <w:numFmt w:val="bullet"/>
+      <w:lvlText w:val=""/>
+      <w:lvlJc w:val="left"/>
+      <w:pPr>
+        <w:tabs>
+          <w:tab w:val="num" w:pos="4320"/>
+        </w:tabs>
+        <w:ind w:left="4320" w:hanging="360"/>
+      </w:pPr>
+      <w:rPr>
+        <w:rFonts w:ascii="Wingdings" w:hAnsi="Wingdings" w:hint="default"/>
+        <w:sz w:val="20"/>
+      </w:rPr>
+    </w:lvl>
+    <w:lvl w:ilvl="6" w:tentative="1">
+      <w:start w:val="1"/>
+      <w:numFmt w:val="bullet"/>
+      <w:lvlText w:val=""/>
+      <w:lvlJc w:val="left"/>
+      <w:pPr>
+        <w:tabs>
+          <w:tab w:val="num" w:pos="5040"/>
+        </w:tabs>
+        <w:ind w:left="5040" w:hanging="360"/>
+      </w:pPr>
+      <w:rPr>
+        <w:rFonts w:ascii="Wingdings" w:hAnsi="Wingdings" w:hint="default"/>
+        <w:sz w:val="20"/>
+      </w:rPr>
+    </w:lvl>
+    <w:lvl w:ilvl="7" w:tentative="1">
+      <w:start w:val="1"/>
+      <w:numFmt w:val="bullet"/>
+      <w:lvlText w:val=""/>
+      <w:lvlJc w:val="left"/>
+      <w:pPr>
+        <w:tabs>
+          <w:tab w:val="num" w:pos="5760"/>
+        </w:tabs>
+        <w:ind w:left="5760" w:hanging="360"/>
+      </w:pPr>
+      <w:rPr>
+        <w:rFonts w:ascii="Wingdings" w:hAnsi="Wingdings" w:hint="default"/>
+        <w:sz w:val="20"/>
+      </w:rPr>
+    </w:lvl>
+    <w:lvl w:ilvl="8" w:tentative="1">
+      <w:start w:val="1"/>
+      <w:numFmt w:val="bullet"/>
+      <w:lvlText w:val=""/>
+      <w:lvlJc w:val="left"/>
+      <w:pPr>
+        <w:tabs>
+          <w:tab w:val="num" w:pos="6480"/>
+        </w:tabs>
+        <w:ind w:left="6480" w:hanging="360"/>
+      </w:pPr>
+      <w:rPr>
+        <w:rFonts w:ascii="Wingdings" w:hAnsi="Wingdings" w:hint="default"/>
+        <w:sz w:val="20"/>
+      </w:rPr>
+    </w:lvl>
+  </w:abstractNum>
+  <w:abstractNum w:abstractNumId="40">
     <w:nsid w:val="486E5739"/>
     <w:multiLevelType w:val="multilevel"/>
     <w:tmpl w:val="CA76B0AC"/>
@@ -34434,7 +37298,7 @@
       </w:rPr>
     </w:lvl>
   </w:abstractNum>
-  <w:abstractNum w:abstractNumId="37">
+  <w:abstractNum w:abstractNumId="41">
     <w:nsid w:val="4ACE1218"/>
     <w:multiLevelType w:val="multilevel"/>
     <w:tmpl w:val="981CFCF2"/>
@@ -34583,7 +37447,7 @@
       </w:rPr>
     </w:lvl>
   </w:abstractNum>
-  <w:abstractNum w:abstractNumId="38">
+  <w:abstractNum w:abstractNumId="42">
     <w:nsid w:val="4E2B7B71"/>
     <w:multiLevelType w:val="multilevel"/>
     <w:tmpl w:val="D4CC3E06"/>
@@ -34732,7 +37596,7 @@
       </w:rPr>
     </w:lvl>
   </w:abstractNum>
-  <w:abstractNum w:abstractNumId="39">
+  <w:abstractNum w:abstractNumId="43">
     <w:nsid w:val="4EF96C47"/>
     <w:multiLevelType w:val="multilevel"/>
     <w:tmpl w:val="4DF2C5D6"/>
@@ -34881,7 +37745,7 @@
       </w:rPr>
     </w:lvl>
   </w:abstractNum>
-  <w:abstractNum w:abstractNumId="40">
+  <w:abstractNum w:abstractNumId="44">
     <w:nsid w:val="53867010"/>
     <w:multiLevelType w:val="multilevel"/>
     <w:tmpl w:val="D38ADF74"/>
@@ -34998,7 +37862,7 @@
       </w:pPr>
     </w:lvl>
   </w:abstractNum>
-  <w:abstractNum w:abstractNumId="41">
+  <w:abstractNum w:abstractNumId="45">
     <w:nsid w:val="54E46B4B"/>
     <w:multiLevelType w:val="multilevel"/>
     <w:tmpl w:val="C12428B8"/>
@@ -35147,7 +38011,7 @@
       </w:rPr>
     </w:lvl>
   </w:abstractNum>
-  <w:abstractNum w:abstractNumId="42">
+  <w:abstractNum w:abstractNumId="46">
     <w:nsid w:val="56B351A0"/>
     <w:multiLevelType w:val="multilevel"/>
     <w:tmpl w:val="7AF6D2FC"/>
@@ -35296,7 +38160,7 @@
       </w:rPr>
     </w:lvl>
   </w:abstractNum>
-  <w:abstractNum w:abstractNumId="43">
+  <w:abstractNum w:abstractNumId="47">
     <w:nsid w:val="59A72A87"/>
     <w:multiLevelType w:val="multilevel"/>
     <w:tmpl w:val="71EABE3A"/>
@@ -35445,7 +38309,7 @@
       </w:rPr>
     </w:lvl>
   </w:abstractNum>
-  <w:abstractNum w:abstractNumId="44">
+  <w:abstractNum w:abstractNumId="48">
     <w:nsid w:val="59BA6C76"/>
     <w:multiLevelType w:val="multilevel"/>
     <w:tmpl w:val="4CE08058"/>
@@ -35594,7 +38458,7 @@
       </w:rPr>
     </w:lvl>
   </w:abstractNum>
-  <w:abstractNum w:abstractNumId="45">
+  <w:abstractNum w:abstractNumId="49">
     <w:nsid w:val="59C77150"/>
     <w:multiLevelType w:val="multilevel"/>
     <w:tmpl w:val="CE9A8ADA"/>
@@ -35743,7 +38607,7 @@
       </w:rPr>
     </w:lvl>
   </w:abstractNum>
-  <w:abstractNum w:abstractNumId="46">
+  <w:abstractNum w:abstractNumId="50">
     <w:nsid w:val="5AE1369F"/>
     <w:multiLevelType w:val="multilevel"/>
     <w:tmpl w:val="415278C2"/>
@@ -35892,7 +38756,7 @@
       </w:rPr>
     </w:lvl>
   </w:abstractNum>
-  <w:abstractNum w:abstractNumId="47">
+  <w:abstractNum w:abstractNumId="51">
     <w:nsid w:val="5CE62C75"/>
     <w:multiLevelType w:val="multilevel"/>
     <w:tmpl w:val="88140F8C"/>
@@ -36041,7 +38905,7 @@
       </w:rPr>
     </w:lvl>
   </w:abstractNum>
-  <w:abstractNum w:abstractNumId="48">
+  <w:abstractNum w:abstractNumId="52">
     <w:nsid w:val="5D217D28"/>
     <w:multiLevelType w:val="multilevel"/>
     <w:tmpl w:val="6B5AED9E"/>
@@ -36190,7 +39054,7 @@
       </w:rPr>
     </w:lvl>
   </w:abstractNum>
-  <w:abstractNum w:abstractNumId="49">
+  <w:abstractNum w:abstractNumId="53">
     <w:nsid w:val="666A34C3"/>
     <w:multiLevelType w:val="multilevel"/>
     <w:tmpl w:val="B82E3A96"/>
@@ -36339,7 +39203,7 @@
       </w:rPr>
     </w:lvl>
   </w:abstractNum>
-  <w:abstractNum w:abstractNumId="50">
+  <w:abstractNum w:abstractNumId="54">
     <w:nsid w:val="6D05154B"/>
     <w:multiLevelType w:val="multilevel"/>
     <w:tmpl w:val="12C8E2BA"/>
@@ -36488,7 +39352,7 @@
       </w:rPr>
     </w:lvl>
   </w:abstractNum>
-  <w:abstractNum w:abstractNumId="51">
+  <w:abstractNum w:abstractNumId="55">
     <w:nsid w:val="6D9952D5"/>
     <w:multiLevelType w:val="multilevel"/>
     <w:tmpl w:val="0C240D56"/>
@@ -36637,7 +39501,7 @@
       </w:rPr>
     </w:lvl>
   </w:abstractNum>
-  <w:abstractNum w:abstractNumId="52">
+  <w:abstractNum w:abstractNumId="56">
     <w:nsid w:val="6EC963C0"/>
     <w:multiLevelType w:val="multilevel"/>
     <w:tmpl w:val="1EBC9A76"/>
@@ -36754,7 +39618,7 @@
       </w:pPr>
     </w:lvl>
   </w:abstractNum>
-  <w:abstractNum w:abstractNumId="53">
+  <w:abstractNum w:abstractNumId="57">
     <w:nsid w:val="6FAE3449"/>
     <w:multiLevelType w:val="multilevel"/>
     <w:tmpl w:val="2F82F2B0"/>
@@ -36867,7 +39731,7 @@
       </w:pPr>
     </w:lvl>
   </w:abstractNum>
-  <w:abstractNum w:abstractNumId="54">
+  <w:abstractNum w:abstractNumId="58">
     <w:nsid w:val="72A20133"/>
     <w:multiLevelType w:val="multilevel"/>
     <w:tmpl w:val="41281122"/>
@@ -37016,7 +39880,7 @@
       </w:rPr>
     </w:lvl>
   </w:abstractNum>
-  <w:abstractNum w:abstractNumId="55">
+  <w:abstractNum w:abstractNumId="59">
     <w:nsid w:val="757A26FC"/>
     <w:multiLevelType w:val="multilevel"/>
     <w:tmpl w:val="7E2CEB02"/>
@@ -37165,7 +40029,7 @@
       </w:rPr>
     </w:lvl>
   </w:abstractNum>
-  <w:abstractNum w:abstractNumId="56">
+  <w:abstractNum w:abstractNumId="60">
     <w:nsid w:val="766E231F"/>
     <w:multiLevelType w:val="multilevel"/>
     <w:tmpl w:val="143ED74C"/>
@@ -37314,7 +40178,7 @@
       </w:rPr>
     </w:lvl>
   </w:abstractNum>
-  <w:abstractNum w:abstractNumId="57">
+  <w:abstractNum w:abstractNumId="61">
     <w:nsid w:val="766F3F41"/>
     <w:multiLevelType w:val="multilevel"/>
     <w:tmpl w:val="C5CC98F4"/>
@@ -37463,7 +40327,7 @@
       </w:rPr>
     </w:lvl>
   </w:abstractNum>
-  <w:abstractNum w:abstractNumId="58">
+  <w:abstractNum w:abstractNumId="62">
     <w:nsid w:val="77566F14"/>
     <w:multiLevelType w:val="multilevel"/>
     <w:tmpl w:val="3AB6B272"/>
@@ -37612,7 +40476,7 @@
       </w:rPr>
     </w:lvl>
   </w:abstractNum>
-  <w:abstractNum w:abstractNumId="59">
+  <w:abstractNum w:abstractNumId="63">
     <w:nsid w:val="7E8D3BDE"/>
     <w:multiLevelType w:val="multilevel"/>
     <w:tmpl w:val="C97AD3B4"/>
@@ -37761,7 +40625,7 @@
       </w:rPr>
     </w:lvl>
   </w:abstractNum>
-  <w:abstractNum w:abstractNumId="60">
+  <w:abstractNum w:abstractNumId="64">
     <w:nsid w:val="7EF96579"/>
     <w:multiLevelType w:val="multilevel"/>
     <w:tmpl w:val="1B1419C2"/>
@@ -37910,7 +40774,7 @@
       </w:rPr>
     </w:lvl>
   </w:abstractNum>
-  <w:abstractNum w:abstractNumId="61">
+  <w:abstractNum w:abstractNumId="65">
     <w:nsid w:val="7F8903B0"/>
     <w:multiLevelType w:val="multilevel"/>
     <w:tmpl w:val="655A99C0"/>
@@ -38030,7 +40894,7 @@
     <w:abstractNumId w:val="27"/>
   </w:num>
   <w:num w:numId="3">
-    <w:abstractNumId w:val="44"/>
+    <w:abstractNumId w:val="48"/>
   </w:num>
   <w:num w:numId="4">
     <w:abstractNumId w:val="11"/>
@@ -38042,13 +40906,13 @@
     <w:abstractNumId w:val="16"/>
   </w:num>
   <w:num w:numId="7">
-    <w:abstractNumId w:val="59"/>
+    <w:abstractNumId w:val="63"/>
   </w:num>
   <w:num w:numId="8">
     <w:abstractNumId w:val="22"/>
   </w:num>
   <w:num w:numId="9">
-    <w:abstractNumId w:val="41"/>
+    <w:abstractNumId w:val="45"/>
   </w:num>
   <w:num w:numId="10">
     <w:abstractNumId w:val="26"/>
@@ -38063,13 +40927,13 @@
     <w:abstractNumId w:val="5"/>
   </w:num>
   <w:num w:numId="14">
-    <w:abstractNumId w:val="38"/>
+    <w:abstractNumId w:val="42"/>
   </w:num>
   <w:num w:numId="15">
-    <w:abstractNumId w:val="51"/>
+    <w:abstractNumId w:val="55"/>
   </w:num>
   <w:num w:numId="16">
-    <w:abstractNumId w:val="54"/>
+    <w:abstractNumId w:val="58"/>
   </w:num>
   <w:num w:numId="17">
     <w:abstractNumId w:val="13"/>
@@ -38078,7 +40942,7 @@
     <w:abstractNumId w:val="15"/>
   </w:num>
   <w:num w:numId="19">
-    <w:abstractNumId w:val="33"/>
+    <w:abstractNumId w:val="36"/>
   </w:num>
   <w:num w:numId="20">
     <w:abstractNumId w:val="20"/>
@@ -38087,7 +40951,7 @@
     <w:abstractNumId w:val="4"/>
   </w:num>
   <w:num w:numId="22">
-    <w:abstractNumId w:val="36"/>
+    <w:abstractNumId w:val="40"/>
   </w:num>
   <w:num w:numId="23">
     <w:abstractNumId w:val="12"/>
@@ -38096,25 +40960,25 @@
     <w:abstractNumId w:val="3"/>
   </w:num>
   <w:num w:numId="25">
-    <w:abstractNumId w:val="32"/>
+    <w:abstractNumId w:val="35"/>
   </w:num>
   <w:num w:numId="26">
-    <w:abstractNumId w:val="53"/>
+    <w:abstractNumId w:val="57"/>
   </w:num>
   <w:num w:numId="27">
     <w:abstractNumId w:val="29"/>
   </w:num>
   <w:num w:numId="28">
-    <w:abstractNumId w:val="52"/>
+    <w:abstractNumId w:val="56"/>
   </w:num>
   <w:num w:numId="29">
-    <w:abstractNumId w:val="40"/>
+    <w:abstractNumId w:val="44"/>
   </w:num>
   <w:num w:numId="30">
-    <w:abstractNumId w:val="35"/>
+    <w:abstractNumId w:val="38"/>
   </w:num>
   <w:num w:numId="31">
-    <w:abstractNumId w:val="61"/>
+    <w:abstractNumId w:val="65"/>
   </w:num>
   <w:num w:numId="32">
     <w:abstractNumId w:val="25"/>
@@ -38132,10 +40996,10 @@
     <w:abstractNumId w:val="21"/>
   </w:num>
   <w:num w:numId="37">
-    <w:abstractNumId w:val="48"/>
+    <w:abstractNumId w:val="52"/>
   </w:num>
   <w:num w:numId="38">
-    <w:abstractNumId w:val="57"/>
+    <w:abstractNumId w:val="61"/>
   </w:num>
   <w:num w:numId="39">
     <w:abstractNumId w:val="18"/>
@@ -38144,70 +41008,82 @@
     <w:abstractNumId w:val="6"/>
   </w:num>
   <w:num w:numId="41">
-    <w:abstractNumId w:val="46"/>
+    <w:abstractNumId w:val="50"/>
   </w:num>
   <w:num w:numId="42">
     <w:abstractNumId w:val="17"/>
   </w:num>
   <w:num w:numId="43">
-    <w:abstractNumId w:val="55"/>
+    <w:abstractNumId w:val="59"/>
   </w:num>
   <w:num w:numId="44">
-    <w:abstractNumId w:val="47"/>
+    <w:abstractNumId w:val="51"/>
   </w:num>
   <w:num w:numId="45">
-    <w:abstractNumId w:val="42"/>
+    <w:abstractNumId w:val="46"/>
   </w:num>
   <w:num w:numId="46">
-    <w:abstractNumId w:val="43"/>
+    <w:abstractNumId w:val="47"/>
   </w:num>
   <w:num w:numId="47">
     <w:abstractNumId w:val="28"/>
   </w:num>
   <w:num w:numId="48">
-    <w:abstractNumId w:val="56"/>
+    <w:abstractNumId w:val="60"/>
   </w:num>
   <w:num w:numId="49">
     <w:abstractNumId w:val="9"/>
   </w:num>
   <w:num w:numId="50">
-    <w:abstractNumId w:val="37"/>
+    <w:abstractNumId w:val="41"/>
   </w:num>
   <w:num w:numId="51">
-    <w:abstractNumId w:val="34"/>
+    <w:abstractNumId w:val="37"/>
   </w:num>
   <w:num w:numId="52">
     <w:abstractNumId w:val="2"/>
   </w:num>
   <w:num w:numId="53">
-    <w:abstractNumId w:val="49"/>
+    <w:abstractNumId w:val="53"/>
   </w:num>
   <w:num w:numId="54">
-    <w:abstractNumId w:val="58"/>
+    <w:abstractNumId w:val="62"/>
   </w:num>
   <w:num w:numId="55">
-    <w:abstractNumId w:val="50"/>
+    <w:abstractNumId w:val="54"/>
   </w:num>
   <w:num w:numId="56">
-    <w:abstractNumId w:val="31"/>
+    <w:abstractNumId w:val="34"/>
   </w:num>
   <w:num w:numId="57">
-    <w:abstractNumId w:val="39"/>
+    <w:abstractNumId w:val="43"/>
   </w:num>
   <w:num w:numId="58">
     <w:abstractNumId w:val="8"/>
   </w:num>
   <w:num w:numId="59">
-    <w:abstractNumId w:val="60"/>
+    <w:abstractNumId w:val="64"/>
   </w:num>
   <w:num w:numId="60">
-    <w:abstractNumId w:val="30"/>
+    <w:abstractNumId w:val="33"/>
   </w:num>
   <w:num w:numId="61">
     <w:abstractNumId w:val="23"/>
   </w:num>
   <w:num w:numId="62">
-    <w:abstractNumId w:val="45"/>
+    <w:abstractNumId w:val="49"/>
+  </w:num>
+  <w:num w:numId="63">
+    <w:abstractNumId w:val="32"/>
+  </w:num>
+  <w:num w:numId="64">
+    <w:abstractNumId w:val="31"/>
+  </w:num>
+  <w:num w:numId="65">
+    <w:abstractNumId w:val="39"/>
+  </w:num>
+  <w:num w:numId="66">
+    <w:abstractNumId w:val="30"/>
   </w:num>
   <w:numIdMacAtCleanup w:val="62"/>
 </w:numbering>
@@ -38616,6 +41492,40 @@
       <w:szCs w:val="28"/>
     </w:rPr>
   </w:style>
+  <w:style w:type="paragraph" w:customStyle="1" w:styleId="pdq2pgselectionanchorcontainer">
+    <w:name w:val="pdq2pg_selectionanchorcontainer"/>
+    <w:basedOn w:val="Normal"/>
+    <w:rsid w:val="008B5AFD"/>
+    <w:pPr>
+      <w:spacing w:before="100" w:beforeAutospacing="1" w:after="100" w:afterAutospacing="1" w:line="240" w:lineRule="auto"/>
+    </w:pPr>
+    <w:rPr>
+      <w:rFonts w:ascii="Times New Roman" w:eastAsia="Times New Roman" w:hAnsi="Times New Roman" w:cs="Times New Roman"/>
+      <w:sz w:val="24"/>
+      <w:szCs w:val="24"/>
+      <w:lang w:eastAsia="en-IN"/>
+    </w:rPr>
+  </w:style>
+  <w:style w:type="character" w:customStyle="1" w:styleId="g">
+    <w:name w:val="ͼg"/>
+    <w:basedOn w:val="DefaultParagraphFont"/>
+    <w:rsid w:val="005923BF"/>
+  </w:style>
+  <w:style w:type="character" w:customStyle="1" w:styleId="m">
+    <w:name w:val="ͼm"/>
+    <w:basedOn w:val="DefaultParagraphFont"/>
+    <w:rsid w:val="005923BF"/>
+  </w:style>
+  <w:style w:type="character" w:customStyle="1" w:styleId="e">
+    <w:name w:val="ͼe"/>
+    <w:basedOn w:val="DefaultParagraphFont"/>
+    <w:rsid w:val="005923BF"/>
+  </w:style>
+  <w:style w:type="character" w:customStyle="1" w:styleId="k">
+    <w:name w:val="ͼk"/>
+    <w:basedOn w:val="DefaultParagraphFont"/>
+    <w:rsid w:val="005923BF"/>
+  </w:style>
 </w:styles>
 </file>
 
@@ -39022,6 +41932,40 @@
       <w:szCs w:val="28"/>
     </w:rPr>
   </w:style>
+  <w:style w:type="paragraph" w:customStyle="1" w:styleId="pdq2pgselectionanchorcontainer">
+    <w:name w:val="pdq2pg_selectionanchorcontainer"/>
+    <w:basedOn w:val="Normal"/>
+    <w:rsid w:val="008B5AFD"/>
+    <w:pPr>
+      <w:spacing w:before="100" w:beforeAutospacing="1" w:after="100" w:afterAutospacing="1" w:line="240" w:lineRule="auto"/>
+    </w:pPr>
+    <w:rPr>
+      <w:rFonts w:ascii="Times New Roman" w:eastAsia="Times New Roman" w:hAnsi="Times New Roman" w:cs="Times New Roman"/>
+      <w:sz w:val="24"/>
+      <w:szCs w:val="24"/>
+      <w:lang w:eastAsia="en-IN"/>
+    </w:rPr>
+  </w:style>
+  <w:style w:type="character" w:customStyle="1" w:styleId="g">
+    <w:name w:val="ͼg"/>
+    <w:basedOn w:val="DefaultParagraphFont"/>
+    <w:rsid w:val="005923BF"/>
+  </w:style>
+  <w:style w:type="character" w:customStyle="1" w:styleId="m">
+    <w:name w:val="ͼm"/>
+    <w:basedOn w:val="DefaultParagraphFont"/>
+    <w:rsid w:val="005923BF"/>
+  </w:style>
+  <w:style w:type="character" w:customStyle="1" w:styleId="e">
+    <w:name w:val="ͼe"/>
+    <w:basedOn w:val="DefaultParagraphFont"/>
+    <w:rsid w:val="005923BF"/>
+  </w:style>
+  <w:style w:type="character" w:customStyle="1" w:styleId="k">
+    <w:name w:val="ͼk"/>
+    <w:basedOn w:val="DefaultParagraphFont"/>
+    <w:rsid w:val="005923BF"/>
+  </w:style>
 </w:styles>
 </file>
 
